--- a/Wichtigsten Programmiertipps und Hinweise für meine PhD.docx
+++ b/Wichtigsten Programmiertipps und Hinweise für meine PhD.docx
@@ -1656,6 +1656,1158 @@
         <w:t xml:space="preserve"> und fftshift(x)</w:t>
       </w:r>
     </w:p>
+    <w:p/>
+    <w:p/>
+    <w:p/>
+    <w:p/>
+    <w:p/>
+    <w:p/>
+    <w:p/>
+    <w:p/>
+    <w:p/>
+    <w:p/>
+    <w:p/>
+    <w:p/>
+    <w:p/>
+    <w:p/>
+    <w:p/>
+    <w:p/>
+    <w:p/>
+    <w:p/>
+    <w:p/>
+    <w:p>
+      <w:r>
+        <w:rPr>
+          <w:b/>
+          <w:bCs/>
+        </w:rPr>
+        <w:lastRenderedPageBreak/>
+        <w:t xml:space="preserve">GitHub: </w:t>
+      </w:r>
+      <w:proofErr w:type="spellStart"/>
+      <w:r>
+        <w:t>git</w:t>
+      </w:r>
+      <w:proofErr w:type="spellEnd"/>
+      <w:r>
+        <w:t xml:space="preserve"> –</w:t>
+      </w:r>
+      <w:proofErr w:type="spellStart"/>
+      <w:r>
+        <w:t>version</w:t>
+      </w:r>
+      <w:proofErr w:type="spellEnd"/>
+      <w:r>
+        <w:t xml:space="preserve">: check </w:t>
+      </w:r>
+      <w:proofErr w:type="spellStart"/>
+      <w:r>
+        <w:t>whether</w:t>
+      </w:r>
+      <w:proofErr w:type="spellEnd"/>
+      <w:r>
+        <w:t xml:space="preserve"> </w:t>
+      </w:r>
+      <w:proofErr w:type="spellStart"/>
+      <w:r>
+        <w:t>git</w:t>
+      </w:r>
+      <w:proofErr w:type="spellEnd"/>
+      <w:r>
+        <w:t xml:space="preserve"> </w:t>
+      </w:r>
+      <w:proofErr w:type="spellStart"/>
+      <w:r>
+        <w:t>is</w:t>
+      </w:r>
+      <w:proofErr w:type="spellEnd"/>
+      <w:r>
+        <w:t xml:space="preserve"> </w:t>
+      </w:r>
+      <w:proofErr w:type="spellStart"/>
+      <w:r>
+        <w:t>installed</w:t>
+      </w:r>
+      <w:proofErr w:type="spellEnd"/>
+      <w:r>
+        <w:t xml:space="preserve"> at </w:t>
+      </w:r>
+      <w:proofErr w:type="spellStart"/>
+      <w:r>
+        <w:t>your</w:t>
+      </w:r>
+      <w:proofErr w:type="spellEnd"/>
+      <w:r>
+        <w:t xml:space="preserve"> </w:t>
+      </w:r>
+      <w:proofErr w:type="spellStart"/>
+      <w:r>
+        <w:t>compute</w:t>
+      </w:r>
+      <w:r>
+        <w:t>r</w:t>
+      </w:r>
+      <w:proofErr w:type="spellEnd"/>
+      <w:r>
+        <w:t xml:space="preserve">; </w:t>
+      </w:r>
+      <w:proofErr w:type="spellStart"/>
+      <w:r>
+        <w:t>git</w:t>
+      </w:r>
+      <w:proofErr w:type="spellEnd"/>
+      <w:r>
+        <w:t xml:space="preserve"> </w:t>
+      </w:r>
+      <w:proofErr w:type="spellStart"/>
+      <w:r>
+        <w:t>config</w:t>
+      </w:r>
+      <w:proofErr w:type="spellEnd"/>
+      <w:r>
+        <w:t xml:space="preserve"> –global user.name: </w:t>
+      </w:r>
+      <w:proofErr w:type="spellStart"/>
+      <w:r>
+        <w:t>shows</w:t>
+      </w:r>
+      <w:proofErr w:type="spellEnd"/>
+      <w:r>
+        <w:t xml:space="preserve"> the </w:t>
+      </w:r>
+      <w:proofErr w:type="spellStart"/>
+      <w:r>
+        <w:t>username</w:t>
+      </w:r>
+      <w:proofErr w:type="spellEnd"/>
+      <w:r>
+        <w:t xml:space="preserve"> of </w:t>
+      </w:r>
+      <w:proofErr w:type="spellStart"/>
+      <w:r>
+        <w:t>this</w:t>
+      </w:r>
+      <w:proofErr w:type="spellEnd"/>
+      <w:r>
+        <w:t xml:space="preserve"> </w:t>
+      </w:r>
+      <w:proofErr w:type="spellStart"/>
+      <w:r>
+        <w:t>git-repository</w:t>
+      </w:r>
+      <w:proofErr w:type="spellEnd"/>
+      <w:r>
+        <w:t xml:space="preserve"> </w:t>
+      </w:r>
+      <w:proofErr w:type="spellStart"/>
+      <w:r>
+        <w:t>you’re</w:t>
+      </w:r>
+      <w:proofErr w:type="spellEnd"/>
+      <w:r>
+        <w:t xml:space="preserve"> </w:t>
+      </w:r>
+      <w:proofErr w:type="spellStart"/>
+      <w:r>
+        <w:t>using</w:t>
+      </w:r>
+      <w:proofErr w:type="spellEnd"/>
+      <w:r>
+        <w:t xml:space="preserve">. </w:t>
+      </w:r>
+      <w:proofErr w:type="spellStart"/>
+      <w:r>
+        <w:t>git</w:t>
+      </w:r>
+      <w:proofErr w:type="spellEnd"/>
+      <w:r>
+        <w:t xml:space="preserve"> </w:t>
+      </w:r>
+      <w:proofErr w:type="spellStart"/>
+      <w:r>
+        <w:t>config</w:t>
+      </w:r>
+      <w:proofErr w:type="spellEnd"/>
+      <w:r>
+        <w:t xml:space="preserve"> –-global </w:t>
+      </w:r>
+      <w:proofErr w:type="spellStart"/>
+      <w:proofErr w:type="gramStart"/>
+      <w:r>
+        <w:t>user.email</w:t>
+      </w:r>
+      <w:proofErr w:type="spellEnd"/>
+      <w:proofErr w:type="gramEnd"/>
+      <w:r>
+        <w:t xml:space="preserve">: </w:t>
+      </w:r>
+      <w:proofErr w:type="spellStart"/>
+      <w:r>
+        <w:t>shows</w:t>
+      </w:r>
+      <w:proofErr w:type="spellEnd"/>
+      <w:r>
+        <w:t xml:space="preserve"> the </w:t>
+      </w:r>
+      <w:proofErr w:type="spellStart"/>
+      <w:r>
+        <w:t>current</w:t>
+      </w:r>
+      <w:proofErr w:type="spellEnd"/>
+      <w:r>
+        <w:t xml:space="preserve"> </w:t>
+      </w:r>
+      <w:proofErr w:type="spellStart"/>
+      <w:r>
+        <w:t>e-mail</w:t>
+      </w:r>
+      <w:proofErr w:type="spellEnd"/>
+      <w:r>
+        <w:t xml:space="preserve"> </w:t>
+      </w:r>
+      <w:proofErr w:type="spellStart"/>
+      <w:r>
+        <w:t>connected</w:t>
+      </w:r>
+      <w:proofErr w:type="spellEnd"/>
+      <w:r>
+        <w:t xml:space="preserve"> to the </w:t>
+      </w:r>
+      <w:proofErr w:type="spellStart"/>
+      <w:r>
+        <w:t>git</w:t>
+      </w:r>
+      <w:proofErr w:type="spellEnd"/>
+      <w:r>
+        <w:t xml:space="preserve"> </w:t>
+      </w:r>
+      <w:proofErr w:type="spellStart"/>
+      <w:r>
+        <w:t>account</w:t>
+      </w:r>
+      <w:proofErr w:type="spellEnd"/>
+      <w:r>
+        <w:t xml:space="preserve">.  </w:t>
+      </w:r>
+    </w:p>
+    <w:p>
+      <w:r>
+        <w:t xml:space="preserve">Set </w:t>
+      </w:r>
+      <w:proofErr w:type="spellStart"/>
+      <w:r>
+        <w:t>up</w:t>
+      </w:r>
+      <w:proofErr w:type="spellEnd"/>
+      <w:r>
+        <w:t xml:space="preserve"> a </w:t>
+      </w:r>
+      <w:proofErr w:type="spellStart"/>
+      <w:r>
+        <w:t>new</w:t>
+      </w:r>
+      <w:proofErr w:type="spellEnd"/>
+      <w:r>
+        <w:t xml:space="preserve"> </w:t>
+      </w:r>
+      <w:proofErr w:type="spellStart"/>
+      <w:r>
+        <w:t>username</w:t>
+      </w:r>
+      <w:proofErr w:type="spellEnd"/>
+      <w:r>
+        <w:t xml:space="preserve">: </w:t>
+      </w:r>
+      <w:proofErr w:type="spellStart"/>
+      <w:r>
+        <w:t>git</w:t>
+      </w:r>
+      <w:proofErr w:type="spellEnd"/>
+      <w:r>
+        <w:t xml:space="preserve"> </w:t>
+      </w:r>
+      <w:proofErr w:type="spellStart"/>
+      <w:r>
+        <w:t>config</w:t>
+      </w:r>
+      <w:proofErr w:type="spellEnd"/>
+      <w:r>
+        <w:t xml:space="preserve"> –-global user.name „</w:t>
+      </w:r>
+      <w:proofErr w:type="spellStart"/>
+      <w:r>
+        <w:t>newusername</w:t>
+      </w:r>
+      <w:proofErr w:type="spellEnd"/>
+      <w:r>
+        <w:t xml:space="preserve">“; Set </w:t>
+      </w:r>
+      <w:proofErr w:type="spellStart"/>
+      <w:r>
+        <w:t>up</w:t>
+      </w:r>
+      <w:proofErr w:type="spellEnd"/>
+      <w:r>
+        <w:t xml:space="preserve"> a </w:t>
+      </w:r>
+      <w:proofErr w:type="spellStart"/>
+      <w:r>
+        <w:t>new</w:t>
+      </w:r>
+      <w:proofErr w:type="spellEnd"/>
+      <w:r>
+        <w:t xml:space="preserve"> </w:t>
+      </w:r>
+      <w:proofErr w:type="spellStart"/>
+      <w:r>
+        <w:t>mailadress</w:t>
+      </w:r>
+      <w:proofErr w:type="spellEnd"/>
+      <w:r>
+        <w:t xml:space="preserve"> by </w:t>
+      </w:r>
+      <w:proofErr w:type="spellStart"/>
+      <w:r>
+        <w:t>git</w:t>
+      </w:r>
+      <w:proofErr w:type="spellEnd"/>
+      <w:r>
+        <w:t xml:space="preserve"> </w:t>
+      </w:r>
+      <w:proofErr w:type="spellStart"/>
+      <w:r>
+        <w:t>config</w:t>
+      </w:r>
+      <w:proofErr w:type="spellEnd"/>
+      <w:r>
+        <w:t xml:space="preserve"> –-global </w:t>
+      </w:r>
+      <w:proofErr w:type="spellStart"/>
+      <w:proofErr w:type="gramStart"/>
+      <w:r>
+        <w:t>user.email</w:t>
+      </w:r>
+      <w:proofErr w:type="spellEnd"/>
+      <w:proofErr w:type="gramEnd"/>
+      <w:r>
+        <w:t xml:space="preserve"> </w:t>
+      </w:r>
+      <w:r>
+        <w:t>„</w:t>
+      </w:r>
+      <w:hyperlink r:id="rId4" w:history="1">
+        <w:r>
+          <w:rPr>
+            <w:rStyle w:val="Hyperlink"/>
+          </w:rPr>
+          <w:t>newmaiadress@ghhj.com</w:t>
+        </w:r>
+      </w:hyperlink>
+      <w:r>
+        <w:t>“</w:t>
+      </w:r>
+    </w:p>
+    <w:p>
+      <w:r>
+        <w:t xml:space="preserve">The </w:t>
+      </w:r>
+      <w:proofErr w:type="spellStart"/>
+      <w:r>
+        <w:t>most</w:t>
+      </w:r>
+      <w:proofErr w:type="spellEnd"/>
+      <w:r>
+        <w:t xml:space="preserve"> important </w:t>
+      </w:r>
+      <w:proofErr w:type="spellStart"/>
+      <w:r>
+        <w:t>git</w:t>
+      </w:r>
+      <w:proofErr w:type="spellEnd"/>
+      <w:r>
+        <w:t xml:space="preserve"> </w:t>
+      </w:r>
+      <w:proofErr w:type="spellStart"/>
+      <w:r>
+        <w:t>instructions</w:t>
+      </w:r>
+      <w:proofErr w:type="spellEnd"/>
+      <w:r>
+        <w:t xml:space="preserve">: </w:t>
+      </w:r>
+    </w:p>
+    <w:p>
+      <w:proofErr w:type="spellStart"/>
+      <w:r>
+        <w:t>git</w:t>
+      </w:r>
+      <w:proofErr w:type="spellEnd"/>
+      <w:r>
+        <w:t xml:space="preserve"> </w:t>
+      </w:r>
+      <w:proofErr w:type="spellStart"/>
+      <w:r>
+        <w:t>init</w:t>
+      </w:r>
+      <w:proofErr w:type="spellEnd"/>
+      <w:r>
+        <w:t xml:space="preserve">: </w:t>
+      </w:r>
+      <w:proofErr w:type="spellStart"/>
+      <w:r>
+        <w:t>start</w:t>
+      </w:r>
+      <w:proofErr w:type="spellEnd"/>
+      <w:r>
+        <w:t xml:space="preserve"> a </w:t>
+      </w:r>
+      <w:proofErr w:type="spellStart"/>
+      <w:r>
+        <w:t>new</w:t>
+      </w:r>
+      <w:proofErr w:type="spellEnd"/>
+      <w:r>
+        <w:t xml:space="preserve"> </w:t>
+      </w:r>
+      <w:proofErr w:type="spellStart"/>
+      <w:r>
+        <w:t>git</w:t>
+      </w:r>
+      <w:proofErr w:type="spellEnd"/>
+      <w:r>
+        <w:t xml:space="preserve"> </w:t>
+      </w:r>
+      <w:proofErr w:type="spellStart"/>
+      <w:r>
+        <w:t>repository</w:t>
+      </w:r>
+      <w:proofErr w:type="spellEnd"/>
+      <w:r>
+        <w:t xml:space="preserve"> of the </w:t>
+      </w:r>
+      <w:proofErr w:type="spellStart"/>
+      <w:r>
+        <w:t>folder</w:t>
+      </w:r>
+      <w:proofErr w:type="spellEnd"/>
+      <w:r>
+        <w:t xml:space="preserve"> </w:t>
+      </w:r>
+      <w:proofErr w:type="spellStart"/>
+      <w:r>
+        <w:t>you’re</w:t>
+      </w:r>
+      <w:proofErr w:type="spellEnd"/>
+      <w:r>
+        <w:t xml:space="preserve"> </w:t>
+      </w:r>
+      <w:proofErr w:type="spellStart"/>
+      <w:r>
+        <w:t>currently</w:t>
+      </w:r>
+      <w:proofErr w:type="spellEnd"/>
+      <w:r>
+        <w:t xml:space="preserve"> </w:t>
+      </w:r>
+      <w:proofErr w:type="spellStart"/>
+      <w:r>
+        <w:t>into</w:t>
+      </w:r>
+      <w:proofErr w:type="spellEnd"/>
+      <w:r>
+        <w:t xml:space="preserve">; </w:t>
+      </w:r>
+    </w:p>
+    <w:p>
+      <w:proofErr w:type="spellStart"/>
+      <w:r>
+        <w:t>git</w:t>
+      </w:r>
+      <w:proofErr w:type="spellEnd"/>
+      <w:r>
+        <w:t xml:space="preserve"> </w:t>
+      </w:r>
+      <w:proofErr w:type="spellStart"/>
+      <w:r>
+        <w:t>add</w:t>
+      </w:r>
+      <w:proofErr w:type="spellEnd"/>
+      <w:r>
+        <w:t xml:space="preserve"> oder </w:t>
+      </w:r>
+      <w:proofErr w:type="spellStart"/>
+      <w:r>
+        <w:t>git</w:t>
+      </w:r>
+      <w:proofErr w:type="spellEnd"/>
+      <w:r>
+        <w:t xml:space="preserve"> </w:t>
+      </w:r>
+      <w:proofErr w:type="spellStart"/>
+      <w:r>
+        <w:t>add</w:t>
+      </w:r>
+      <w:proofErr w:type="spellEnd"/>
+      <w:r>
+        <w:t xml:space="preserve"> –-all </w:t>
+      </w:r>
+      <w:proofErr w:type="spellStart"/>
+      <w:r>
+        <w:t>or</w:t>
+      </w:r>
+      <w:proofErr w:type="spellEnd"/>
+      <w:r>
+        <w:t xml:space="preserve"> </w:t>
+      </w:r>
+      <w:proofErr w:type="spellStart"/>
+      <w:r>
+        <w:t>git</w:t>
+      </w:r>
+      <w:proofErr w:type="spellEnd"/>
+      <w:r>
+        <w:t xml:space="preserve"> </w:t>
+      </w:r>
+      <w:proofErr w:type="spellStart"/>
+      <w:proofErr w:type="gramStart"/>
+      <w:r>
+        <w:t>add</w:t>
+      </w:r>
+      <w:proofErr w:type="spellEnd"/>
+      <w:r>
+        <w:t xml:space="preserve"> .</w:t>
+      </w:r>
+      <w:proofErr w:type="gramEnd"/>
+      <w:r>
+        <w:t xml:space="preserve">: </w:t>
+      </w:r>
+      <w:proofErr w:type="spellStart"/>
+      <w:r>
+        <w:t>add</w:t>
+      </w:r>
+      <w:proofErr w:type="spellEnd"/>
+      <w:r>
+        <w:t xml:space="preserve"> </w:t>
+      </w:r>
+      <w:proofErr w:type="spellStart"/>
+      <w:r>
+        <w:t>some</w:t>
+      </w:r>
+      <w:proofErr w:type="spellEnd"/>
+      <w:r>
+        <w:t xml:space="preserve"> </w:t>
+      </w:r>
+      <w:proofErr w:type="spellStart"/>
+      <w:r>
+        <w:t>or</w:t>
+      </w:r>
+      <w:proofErr w:type="spellEnd"/>
+      <w:r>
+        <w:t xml:space="preserve"> all </w:t>
+      </w:r>
+      <w:proofErr w:type="spellStart"/>
+      <w:r>
+        <w:t>files</w:t>
+      </w:r>
+      <w:proofErr w:type="spellEnd"/>
+      <w:r>
+        <w:t xml:space="preserve"> in the </w:t>
+      </w:r>
+      <w:proofErr w:type="spellStart"/>
+      <w:r>
+        <w:t>current</w:t>
+      </w:r>
+      <w:proofErr w:type="spellEnd"/>
+      <w:r>
+        <w:t xml:space="preserve"> </w:t>
+      </w:r>
+      <w:proofErr w:type="spellStart"/>
+      <w:r>
+        <w:t>folder</w:t>
+      </w:r>
+      <w:proofErr w:type="spellEnd"/>
+      <w:r>
+        <w:t xml:space="preserve"> to </w:t>
+      </w:r>
+      <w:proofErr w:type="spellStart"/>
+      <w:r>
+        <w:t>your</w:t>
+      </w:r>
+      <w:proofErr w:type="spellEnd"/>
+      <w:r>
+        <w:t xml:space="preserve"> </w:t>
+      </w:r>
+      <w:proofErr w:type="spellStart"/>
+      <w:r>
+        <w:t>stored</w:t>
+      </w:r>
+      <w:proofErr w:type="spellEnd"/>
+      <w:r>
+        <w:t xml:space="preserve"> </w:t>
+      </w:r>
+      <w:proofErr w:type="spellStart"/>
+      <w:r>
+        <w:t>git</w:t>
+      </w:r>
+      <w:proofErr w:type="spellEnd"/>
+      <w:r>
+        <w:t xml:space="preserve"> </w:t>
+      </w:r>
+      <w:proofErr w:type="spellStart"/>
+      <w:r>
+        <w:t>repository</w:t>
+      </w:r>
+      <w:proofErr w:type="spellEnd"/>
+      <w:r>
+        <w:t xml:space="preserve"> and </w:t>
+      </w:r>
+      <w:proofErr w:type="spellStart"/>
+      <w:r>
+        <w:t>storage</w:t>
+      </w:r>
+      <w:proofErr w:type="spellEnd"/>
+      <w:r>
+        <w:t xml:space="preserve">; </w:t>
+      </w:r>
+    </w:p>
+    <w:p>
+      <w:proofErr w:type="spellStart"/>
+      <w:r>
+        <w:t>git</w:t>
+      </w:r>
+      <w:proofErr w:type="spellEnd"/>
+      <w:r>
+        <w:t xml:space="preserve"> </w:t>
+      </w:r>
+      <w:proofErr w:type="spellStart"/>
+      <w:r>
+        <w:t>commit</w:t>
+      </w:r>
+      <w:proofErr w:type="spellEnd"/>
+      <w:r>
+        <w:t xml:space="preserve"> -m „</w:t>
+      </w:r>
+      <w:proofErr w:type="spellStart"/>
+      <w:r>
+        <w:t>comment</w:t>
+      </w:r>
+      <w:proofErr w:type="spellEnd"/>
+      <w:r>
+        <w:t xml:space="preserve"> </w:t>
+      </w:r>
+      <w:proofErr w:type="spellStart"/>
+      <w:r>
+        <w:t>what</w:t>
+      </w:r>
+      <w:proofErr w:type="spellEnd"/>
+      <w:r>
+        <w:t xml:space="preserve"> </w:t>
+      </w:r>
+      <w:proofErr w:type="spellStart"/>
+      <w:r>
+        <w:t>changed</w:t>
+      </w:r>
+      <w:proofErr w:type="spellEnd"/>
+      <w:r>
+        <w:t xml:space="preserve">“: </w:t>
+      </w:r>
+      <w:proofErr w:type="spellStart"/>
+      <w:r>
+        <w:t>Git</w:t>
+      </w:r>
+      <w:proofErr w:type="spellEnd"/>
+      <w:r>
+        <w:t xml:space="preserve"> </w:t>
+      </w:r>
+      <w:proofErr w:type="spellStart"/>
+      <w:r>
+        <w:t>makes</w:t>
+      </w:r>
+      <w:proofErr w:type="spellEnd"/>
+      <w:r>
+        <w:t xml:space="preserve"> and </w:t>
+      </w:r>
+      <w:proofErr w:type="spellStart"/>
+      <w:r>
+        <w:t>stores</w:t>
+      </w:r>
+      <w:proofErr w:type="spellEnd"/>
+      <w:r>
+        <w:t xml:space="preserve"> a permanent </w:t>
+      </w:r>
+      <w:proofErr w:type="spellStart"/>
+      <w:r>
+        <w:t>snapshot</w:t>
+      </w:r>
+      <w:proofErr w:type="spellEnd"/>
+      <w:r>
+        <w:t xml:space="preserve"> of the </w:t>
+      </w:r>
+      <w:proofErr w:type="spellStart"/>
+      <w:r>
+        <w:t>current</w:t>
+      </w:r>
+      <w:proofErr w:type="spellEnd"/>
+      <w:r>
+        <w:t xml:space="preserve"> </w:t>
+      </w:r>
+      <w:proofErr w:type="spellStart"/>
+      <w:r>
+        <w:t>version</w:t>
+      </w:r>
+      <w:proofErr w:type="spellEnd"/>
+      <w:r>
+        <w:t xml:space="preserve"> of alle </w:t>
+      </w:r>
+      <w:proofErr w:type="spellStart"/>
+      <w:r>
+        <w:t>your</w:t>
+      </w:r>
+      <w:proofErr w:type="spellEnd"/>
+      <w:r>
+        <w:t xml:space="preserve"> </w:t>
+      </w:r>
+      <w:proofErr w:type="spellStart"/>
+      <w:r>
+        <w:t>added</w:t>
+      </w:r>
+      <w:proofErr w:type="spellEnd"/>
+      <w:r>
+        <w:t xml:space="preserve"> </w:t>
+      </w:r>
+      <w:proofErr w:type="spellStart"/>
+      <w:r>
+        <w:t>files</w:t>
+      </w:r>
+      <w:proofErr w:type="spellEnd"/>
+      <w:r>
+        <w:t xml:space="preserve"> of </w:t>
+      </w:r>
+      <w:proofErr w:type="spellStart"/>
+      <w:r>
+        <w:t>this</w:t>
+      </w:r>
+      <w:proofErr w:type="spellEnd"/>
+      <w:r>
+        <w:t xml:space="preserve"> </w:t>
+      </w:r>
+      <w:proofErr w:type="spellStart"/>
+      <w:r>
+        <w:t>folder</w:t>
+      </w:r>
+      <w:proofErr w:type="spellEnd"/>
+    </w:p>
+    <w:p>
+      <w:proofErr w:type="spellStart"/>
+      <w:r>
+        <w:t>git</w:t>
+      </w:r>
+      <w:proofErr w:type="spellEnd"/>
+      <w:r>
+        <w:t xml:space="preserve"> </w:t>
+      </w:r>
+      <w:proofErr w:type="spellStart"/>
+      <w:r>
+        <w:t>status</w:t>
+      </w:r>
+      <w:proofErr w:type="spellEnd"/>
+      <w:r>
+        <w:t xml:space="preserve">: </w:t>
+      </w:r>
+      <w:proofErr w:type="spellStart"/>
+      <w:r>
+        <w:t>see</w:t>
+      </w:r>
+      <w:proofErr w:type="spellEnd"/>
+      <w:r>
+        <w:t xml:space="preserve"> </w:t>
+      </w:r>
+      <w:proofErr w:type="spellStart"/>
+      <w:r>
+        <w:t>whether</w:t>
+      </w:r>
+      <w:proofErr w:type="spellEnd"/>
+      <w:r>
+        <w:t xml:space="preserve"> </w:t>
+      </w:r>
+      <w:proofErr w:type="spellStart"/>
+      <w:r>
+        <w:t>there</w:t>
+      </w:r>
+      <w:proofErr w:type="spellEnd"/>
+      <w:r>
+        <w:t xml:space="preserve"> </w:t>
+      </w:r>
+      <w:proofErr w:type="spellStart"/>
+      <w:r>
+        <w:t>any</w:t>
+      </w:r>
+      <w:proofErr w:type="spellEnd"/>
+      <w:r>
+        <w:t xml:space="preserve"> </w:t>
+      </w:r>
+      <w:proofErr w:type="spellStart"/>
+      <w:r>
+        <w:t>added</w:t>
+      </w:r>
+      <w:proofErr w:type="spellEnd"/>
+      <w:r>
+        <w:t xml:space="preserve"> </w:t>
+      </w:r>
+      <w:proofErr w:type="spellStart"/>
+      <w:r>
+        <w:t>files</w:t>
+      </w:r>
+      <w:proofErr w:type="spellEnd"/>
+      <w:r>
+        <w:t xml:space="preserve"> </w:t>
+      </w:r>
+      <w:proofErr w:type="spellStart"/>
+      <w:r>
+        <w:t>which</w:t>
+      </w:r>
+      <w:proofErr w:type="spellEnd"/>
+      <w:r>
+        <w:t xml:space="preserve"> </w:t>
+      </w:r>
+      <w:proofErr w:type="spellStart"/>
+      <w:r>
+        <w:t>have</w:t>
+      </w:r>
+      <w:proofErr w:type="spellEnd"/>
+      <w:r>
+        <w:t xml:space="preserve"> not </w:t>
+      </w:r>
+      <w:proofErr w:type="spellStart"/>
+      <w:r>
+        <w:t>been</w:t>
+      </w:r>
+      <w:proofErr w:type="spellEnd"/>
+      <w:r>
+        <w:t xml:space="preserve"> </w:t>
+      </w:r>
+      <w:proofErr w:type="spellStart"/>
+      <w:r>
+        <w:t>committed</w:t>
+      </w:r>
+      <w:proofErr w:type="spellEnd"/>
+      <w:r>
+        <w:t xml:space="preserve"> so </w:t>
+      </w:r>
+      <w:proofErr w:type="spellStart"/>
+      <w:r>
+        <w:t>far</w:t>
+      </w:r>
+      <w:proofErr w:type="spellEnd"/>
+      <w:r>
+        <w:t>;</w:t>
+      </w:r>
+    </w:p>
+    <w:p>
+      <w:proofErr w:type="spellStart"/>
+      <w:r>
+        <w:t>git</w:t>
+      </w:r>
+      <w:proofErr w:type="spellEnd"/>
+      <w:r>
+        <w:t xml:space="preserve"> log: </w:t>
+      </w:r>
+      <w:proofErr w:type="spellStart"/>
+      <w:r>
+        <w:t>shows</w:t>
+      </w:r>
+      <w:proofErr w:type="spellEnd"/>
+      <w:r>
+        <w:t xml:space="preserve"> the </w:t>
+      </w:r>
+      <w:proofErr w:type="spellStart"/>
+      <w:r>
+        <w:t>history</w:t>
+      </w:r>
+      <w:proofErr w:type="spellEnd"/>
+      <w:r>
+        <w:t xml:space="preserve"> of all </w:t>
+      </w:r>
+      <w:proofErr w:type="spellStart"/>
+      <w:r>
+        <w:t>your</w:t>
+      </w:r>
+      <w:proofErr w:type="spellEnd"/>
+      <w:r>
+        <w:t xml:space="preserve"> </w:t>
+      </w:r>
+      <w:proofErr w:type="spellStart"/>
+      <w:r>
+        <w:t>git</w:t>
+      </w:r>
+      <w:proofErr w:type="spellEnd"/>
+      <w:r>
+        <w:t xml:space="preserve"> </w:t>
+      </w:r>
+      <w:proofErr w:type="spellStart"/>
+      <w:r>
+        <w:t>instructions</w:t>
+      </w:r>
+      <w:proofErr w:type="spellEnd"/>
+      <w:r>
+        <w:t xml:space="preserve"> </w:t>
+      </w:r>
+      <w:proofErr w:type="spellStart"/>
+      <w:r>
+        <w:t>you’ve</w:t>
+      </w:r>
+      <w:proofErr w:type="spellEnd"/>
+      <w:r>
+        <w:t xml:space="preserve"> </w:t>
+      </w:r>
+      <w:proofErr w:type="spellStart"/>
+      <w:r>
+        <w:t>done</w:t>
+      </w:r>
+      <w:proofErr w:type="spellEnd"/>
+      <w:r>
+        <w:t xml:space="preserve"> in the terminal; </w:t>
+      </w:r>
+    </w:p>
+    <w:p>
+      <w:proofErr w:type="spellStart"/>
+      <w:r>
+        <w:t>git</w:t>
+      </w:r>
+      <w:proofErr w:type="spellEnd"/>
+      <w:r>
+        <w:t xml:space="preserve"> push: push </w:t>
+      </w:r>
+      <w:proofErr w:type="spellStart"/>
+      <w:r>
+        <w:t>your</w:t>
+      </w:r>
+      <w:proofErr w:type="spellEnd"/>
+      <w:r>
+        <w:t xml:space="preserve"> </w:t>
+      </w:r>
+      <w:proofErr w:type="spellStart"/>
+      <w:r>
+        <w:t>currently</w:t>
+      </w:r>
+      <w:proofErr w:type="spellEnd"/>
+      <w:r>
+        <w:t xml:space="preserve"> </w:t>
+      </w:r>
+      <w:proofErr w:type="spellStart"/>
+      <w:r>
+        <w:t>stored</w:t>
+      </w:r>
+      <w:proofErr w:type="spellEnd"/>
+      <w:r>
+        <w:t xml:space="preserve"> </w:t>
+      </w:r>
+      <w:proofErr w:type="spellStart"/>
+      <w:r>
+        <w:t>version</w:t>
+      </w:r>
+      <w:proofErr w:type="spellEnd"/>
+      <w:r>
+        <w:t xml:space="preserve"> of the </w:t>
+      </w:r>
+      <w:proofErr w:type="spellStart"/>
+      <w:r>
+        <w:t>repository</w:t>
+      </w:r>
+      <w:proofErr w:type="spellEnd"/>
+      <w:r>
+        <w:t xml:space="preserve"> to </w:t>
+      </w:r>
+      <w:proofErr w:type="spellStart"/>
+      <w:r>
+        <w:t>your</w:t>
+      </w:r>
+      <w:proofErr w:type="spellEnd"/>
+      <w:r>
+        <w:t xml:space="preserve"> </w:t>
+      </w:r>
+      <w:proofErr w:type="spellStart"/>
+      <w:r>
+        <w:t>connected</w:t>
+      </w:r>
+      <w:proofErr w:type="spellEnd"/>
+      <w:r>
+        <w:t xml:space="preserve"> </w:t>
+      </w:r>
+      <w:proofErr w:type="spellStart"/>
+      <w:r>
+        <w:t>gitHub</w:t>
+      </w:r>
+      <w:proofErr w:type="spellEnd"/>
+      <w:r>
+        <w:t xml:space="preserve"> </w:t>
+      </w:r>
+      <w:proofErr w:type="spellStart"/>
+      <w:r>
+        <w:t>account</w:t>
+      </w:r>
+      <w:proofErr w:type="spellEnd"/>
+      <w:r>
+        <w:t>;</w:t>
+      </w:r>
+    </w:p>
+    <w:p>
+      <w:proofErr w:type="spellStart"/>
+      <w:r>
+        <w:t>git</w:t>
+      </w:r>
+      <w:proofErr w:type="spellEnd"/>
+      <w:r>
+        <w:t xml:space="preserve"> pull: pull the change of </w:t>
+      </w:r>
+      <w:proofErr w:type="spellStart"/>
+      <w:r>
+        <w:t>your</w:t>
+      </w:r>
+      <w:proofErr w:type="spellEnd"/>
+      <w:r>
+        <w:t xml:space="preserve"> </w:t>
+      </w:r>
+      <w:proofErr w:type="spellStart"/>
+      <w:r>
+        <w:t>connected</w:t>
+      </w:r>
+      <w:proofErr w:type="spellEnd"/>
+      <w:r>
+        <w:t xml:space="preserve"> </w:t>
+      </w:r>
+      <w:proofErr w:type="spellStart"/>
+      <w:r>
+        <w:t>gitHub</w:t>
+      </w:r>
+      <w:proofErr w:type="spellEnd"/>
+      <w:r>
+        <w:t xml:space="preserve"> </w:t>
+      </w:r>
+      <w:proofErr w:type="spellStart"/>
+      <w:r>
+        <w:t>repositiory</w:t>
+      </w:r>
+      <w:proofErr w:type="spellEnd"/>
+      <w:r>
+        <w:t xml:space="preserve"> to </w:t>
+      </w:r>
+      <w:proofErr w:type="spellStart"/>
+      <w:r>
+        <w:t>your</w:t>
+      </w:r>
+      <w:proofErr w:type="spellEnd"/>
+      <w:r>
+        <w:t xml:space="preserve"> </w:t>
+      </w:r>
+      <w:proofErr w:type="spellStart"/>
+      <w:r>
+        <w:t>local</w:t>
+      </w:r>
+      <w:proofErr w:type="spellEnd"/>
+      <w:r>
+        <w:t xml:space="preserve"> </w:t>
+      </w:r>
+      <w:proofErr w:type="spellStart"/>
+      <w:r>
+        <w:t>git</w:t>
+      </w:r>
+      <w:proofErr w:type="spellEnd"/>
+      <w:r>
+        <w:t xml:space="preserve"> </w:t>
+      </w:r>
+      <w:proofErr w:type="spellStart"/>
+      <w:r>
+        <w:t>repository</w:t>
+      </w:r>
+      <w:proofErr w:type="spellEnd"/>
+      <w:r>
+        <w:t xml:space="preserve">; </w:t>
+      </w:r>
+    </w:p>
+    <w:p>
+      <w:proofErr w:type="spellStart"/>
+      <w:r>
+        <w:t>Undo</w:t>
+      </w:r>
+      <w:proofErr w:type="spellEnd"/>
+      <w:r>
+        <w:t xml:space="preserve"> </w:t>
+      </w:r>
+      <w:proofErr w:type="spellStart"/>
+      <w:r>
+        <w:t>changes</w:t>
+      </w:r>
+      <w:proofErr w:type="spellEnd"/>
+      <w:r>
+        <w:t xml:space="preserve">: </w:t>
+      </w:r>
+      <w:proofErr w:type="spellStart"/>
+      <w:r>
+        <w:t>git</w:t>
+      </w:r>
+      <w:proofErr w:type="spellEnd"/>
+      <w:r>
+        <w:t xml:space="preserve"> </w:t>
+      </w:r>
+      <w:proofErr w:type="gramStart"/>
+      <w:r>
+        <w:t>restore .</w:t>
+      </w:r>
+      <w:proofErr w:type="gramEnd"/>
+      <w:r>
+        <w:t xml:space="preserve"> : </w:t>
+      </w:r>
+      <w:proofErr w:type="spellStart"/>
+      <w:r>
+        <w:t>undos</w:t>
+      </w:r>
+      <w:proofErr w:type="spellEnd"/>
+      <w:r>
+        <w:t xml:space="preserve"> all </w:t>
+      </w:r>
+      <w:proofErr w:type="spellStart"/>
+      <w:r>
+        <w:t>changes</w:t>
+      </w:r>
+      <w:proofErr w:type="spellEnd"/>
+      <w:r>
+        <w:t xml:space="preserve"> </w:t>
+      </w:r>
+      <w:proofErr w:type="spellStart"/>
+      <w:r>
+        <w:t>done</w:t>
+      </w:r>
+      <w:proofErr w:type="spellEnd"/>
+      <w:r>
+        <w:t xml:space="preserve"> at the </w:t>
+      </w:r>
+      <w:proofErr w:type="spellStart"/>
+      <w:r>
+        <w:t>repositiory</w:t>
+      </w:r>
+      <w:proofErr w:type="spellEnd"/>
+      <w:r>
+        <w:t xml:space="preserve"> </w:t>
+      </w:r>
+      <w:proofErr w:type="spellStart"/>
+      <w:r>
+        <w:t>since</w:t>
+      </w:r>
+      <w:proofErr w:type="spellEnd"/>
+      <w:r>
+        <w:t xml:space="preserve"> the last </w:t>
+      </w:r>
+      <w:proofErr w:type="spellStart"/>
+      <w:r>
+        <w:t>commit</w:t>
+      </w:r>
+      <w:proofErr w:type="spellEnd"/>
+      <w:r>
+        <w:t xml:space="preserve">; </w:t>
+      </w:r>
+    </w:p>
+    <w:p/>
+    <w:p/>
     <w:sectPr>
       <w:pgSz w:w="11906" w:h="16838"/>
       <w:pgMar w:top="1417" w:right="1417" w:bottom="1134" w:left="1417" w:header="708" w:footer="708" w:gutter="0"/>
@@ -2583,6 +3735,29 @@
       <w:spacing w:val="5"/>
     </w:rPr>
   </w:style>
+  <w:style w:type="character" w:styleId="Hyperlink">
+    <w:name w:val="Hyperlink"/>
+    <w:basedOn w:val="Absatz-Standardschriftart"/>
+    <w:uiPriority w:val="99"/>
+    <w:unhideWhenUsed/>
+    <w:rsid w:val="00CF7A57"/>
+    <w:rPr>
+      <w:color w:val="467886" w:themeColor="hyperlink"/>
+      <w:u w:val="single"/>
+    </w:rPr>
+  </w:style>
+  <w:style w:type="character" w:styleId="NichtaufgelsteErwhnung">
+    <w:name w:val="Unresolved Mention"/>
+    <w:basedOn w:val="Absatz-Standardschriftart"/>
+    <w:uiPriority w:val="99"/>
+    <w:semiHidden/>
+    <w:unhideWhenUsed/>
+    <w:rsid w:val="00CF7A57"/>
+    <w:rPr>
+      <w:color w:val="605E5C"/>
+      <w:shd w:val="clear" w:color="auto" w:fill="E1DFDD"/>
+    </w:rPr>
+  </w:style>
 </w:styles>
 </file>
 

--- a/Wichtigsten Programmiertipps und Hinweise für meine PhD.docx
+++ b/Wichtigsten Programmiertipps und Hinweise für meine PhD.docx
@@ -130,7 +130,13 @@
       </w:r>
       <w:proofErr w:type="spellEnd"/>
       <w:r>
-        <w:t xml:space="preserve"> und dann prgrammname.exe starten</w:t>
+        <w:t xml:space="preserve"> und dann pr</w:t>
+      </w:r>
+      <w:r>
+        <w:t>og</w:t>
+      </w:r>
+      <w:r>
+        <w:t>rammname.exe starten</w:t>
       </w:r>
       <w:r>
         <w:t xml:space="preserve">. Auch im </w:t>
@@ -144,7 +150,1753 @@
         <w:t xml:space="preserve">-code Terminal lassen sich so Fortran Skripte starten. </w:t>
       </w:r>
     </w:p>
+    <w:p>
+      <w:r>
+        <w:t xml:space="preserve">Store all Fortran </w:t>
+      </w:r>
+      <w:proofErr w:type="spellStart"/>
+      <w:r>
+        <w:t>files</w:t>
+      </w:r>
+      <w:proofErr w:type="spellEnd"/>
+      <w:r>
+        <w:t xml:space="preserve"> as </w:t>
+      </w:r>
+      <w:proofErr w:type="spellStart"/>
+      <w:r>
+        <w:t>general</w:t>
+      </w:r>
+      <w:proofErr w:type="spellEnd"/>
+      <w:r>
+        <w:t xml:space="preserve"> </w:t>
+      </w:r>
+      <w:proofErr w:type="spellStart"/>
+      <w:r>
+        <w:t>file</w:t>
+      </w:r>
+      <w:proofErr w:type="spellEnd"/>
+      <w:r>
+        <w:t xml:space="preserve"> (not </w:t>
+      </w:r>
+      <w:proofErr w:type="spellStart"/>
+      <w:r>
+        <w:t>textfile</w:t>
+      </w:r>
+      <w:proofErr w:type="spellEnd"/>
+      <w:r>
+        <w:t xml:space="preserve">) </w:t>
+      </w:r>
+      <w:proofErr w:type="spellStart"/>
+      <w:r>
+        <w:t>with</w:t>
+      </w:r>
+      <w:proofErr w:type="spellEnd"/>
+      <w:r>
+        <w:t xml:space="preserve"> the </w:t>
+      </w:r>
+      <w:proofErr w:type="spellStart"/>
+      <w:proofErr w:type="gramStart"/>
+      <w:r>
+        <w:t>ending</w:t>
+      </w:r>
+      <w:proofErr w:type="spellEnd"/>
+      <w:r>
+        <w:t xml:space="preserve"> .f</w:t>
+      </w:r>
+      <w:proofErr w:type="gramEnd"/>
+      <w:r>
+        <w:t xml:space="preserve">95. Then </w:t>
+      </w:r>
+      <w:proofErr w:type="spellStart"/>
+      <w:r>
+        <w:t>you</w:t>
+      </w:r>
+      <w:proofErr w:type="spellEnd"/>
+      <w:r>
+        <w:t xml:space="preserve"> </w:t>
+      </w:r>
+      <w:proofErr w:type="spellStart"/>
+      <w:r>
+        <w:t>can</w:t>
+      </w:r>
+      <w:proofErr w:type="spellEnd"/>
+      <w:r>
+        <w:t xml:space="preserve"> </w:t>
+      </w:r>
+      <w:proofErr w:type="spellStart"/>
+      <w:r>
+        <w:t>comp</w:t>
+      </w:r>
+      <w:r>
+        <w:t>ile</w:t>
+      </w:r>
+      <w:proofErr w:type="spellEnd"/>
+      <w:r>
+        <w:t xml:space="preserve"> it to an </w:t>
+      </w:r>
+      <w:proofErr w:type="spellStart"/>
+      <w:r>
+        <w:t>executing</w:t>
+      </w:r>
+      <w:proofErr w:type="spellEnd"/>
+      <w:r>
+        <w:t xml:space="preserve"> </w:t>
+      </w:r>
+      <w:proofErr w:type="spellStart"/>
+      <w:r>
+        <w:t>file</w:t>
+      </w:r>
+      <w:proofErr w:type="spellEnd"/>
+      <w:r>
+        <w:t xml:space="preserve"> </w:t>
+      </w:r>
+      <w:proofErr w:type="spellStart"/>
+      <w:r>
+        <w:t>with</w:t>
+      </w:r>
+      <w:proofErr w:type="spellEnd"/>
+      <w:r>
+        <w:t xml:space="preserve"> the </w:t>
+      </w:r>
+      <w:proofErr w:type="spellStart"/>
+      <w:r>
+        <w:t>gfortran</w:t>
+      </w:r>
+      <w:proofErr w:type="spellEnd"/>
+      <w:r>
+        <w:t xml:space="preserve"> </w:t>
+      </w:r>
+      <w:proofErr w:type="spellStart"/>
+      <w:r>
+        <w:t>compiler</w:t>
+      </w:r>
+      <w:proofErr w:type="spellEnd"/>
+      <w:r>
+        <w:t xml:space="preserve">. </w:t>
+      </w:r>
+    </w:p>
+    <w:p>
+      <w:r>
+        <w:t xml:space="preserve">Comments </w:t>
+      </w:r>
+      <w:proofErr w:type="spellStart"/>
+      <w:r>
+        <w:t>written</w:t>
+      </w:r>
+      <w:proofErr w:type="spellEnd"/>
+      <w:r>
+        <w:t xml:space="preserve"> </w:t>
+      </w:r>
+      <w:proofErr w:type="gramStart"/>
+      <w:r>
+        <w:t>after !</w:t>
+      </w:r>
+      <w:proofErr w:type="gramEnd"/>
+      <w:r>
+        <w:t xml:space="preserve"> at </w:t>
+      </w:r>
+      <w:proofErr w:type="spellStart"/>
+      <w:r>
+        <w:t>begin</w:t>
+      </w:r>
+      <w:proofErr w:type="spellEnd"/>
+      <w:r>
+        <w:t xml:space="preserve"> of </w:t>
+      </w:r>
+      <w:proofErr w:type="spellStart"/>
+      <w:r>
+        <w:t>comment</w:t>
+      </w:r>
+      <w:proofErr w:type="spellEnd"/>
+    </w:p>
+    <w:p>
+      <w:r>
+        <w:t xml:space="preserve">Every </w:t>
+      </w:r>
+      <w:proofErr w:type="spellStart"/>
+      <w:r>
+        <w:t>fortran</w:t>
+      </w:r>
+      <w:proofErr w:type="spellEnd"/>
+      <w:r>
+        <w:t xml:space="preserve"> </w:t>
+      </w:r>
+      <w:proofErr w:type="spellStart"/>
+      <w:r>
+        <w:t>program</w:t>
+      </w:r>
+      <w:proofErr w:type="spellEnd"/>
+      <w:r>
+        <w:t xml:space="preserve"> </w:t>
+      </w:r>
+      <w:proofErr w:type="spellStart"/>
+      <w:r>
+        <w:t>has</w:t>
+      </w:r>
+      <w:proofErr w:type="spellEnd"/>
+      <w:r>
+        <w:t xml:space="preserve"> the form: </w:t>
+      </w:r>
+      <w:proofErr w:type="spellStart"/>
+      <w:r>
+        <w:t>program</w:t>
+      </w:r>
+      <w:proofErr w:type="spellEnd"/>
+      <w:r>
+        <w:t xml:space="preserve"> </w:t>
+      </w:r>
+      <w:proofErr w:type="spellStart"/>
+      <w:r>
+        <w:t>programnam</w:t>
+      </w:r>
+      <w:proofErr w:type="spellEnd"/>
+      <w:r>
+        <w:tab/>
+      </w:r>
+      <w:r>
+        <w:tab/>
+      </w:r>
+      <w:r>
+        <w:tab/>
+      </w:r>
+      <w:r>
+        <w:tab/>
+      </w:r>
+      <w:r>
+        <w:tab/>
+      </w:r>
+      <w:r>
+        <w:tab/>
+      </w:r>
+      <w:r>
+        <w:tab/>
+      </w:r>
+      <w:r>
+        <w:tab/>
+      </w:r>
+      <w:r>
+        <w:tab/>
+      </w:r>
+      <w:r>
+        <w:tab/>
+        <w:t>(</w:t>
+      </w:r>
+      <w:proofErr w:type="spellStart"/>
+      <w:r>
+        <w:t>declaring</w:t>
+      </w:r>
+      <w:proofErr w:type="spellEnd"/>
+      <w:r>
+        <w:t xml:space="preserve"> and </w:t>
+      </w:r>
+      <w:proofErr w:type="spellStart"/>
+      <w:r>
+        <w:t>then</w:t>
+      </w:r>
+      <w:proofErr w:type="spellEnd"/>
+      <w:r>
+        <w:t xml:space="preserve"> </w:t>
+      </w:r>
+      <w:proofErr w:type="spellStart"/>
+      <w:r>
+        <w:t>initializing</w:t>
+      </w:r>
+      <w:proofErr w:type="spellEnd"/>
+      <w:r>
+        <w:t xml:space="preserve"> all variables)</w:t>
+      </w:r>
+      <w:r>
+        <w:tab/>
+      </w:r>
+      <w:r>
+        <w:tab/>
+      </w:r>
+      <w:r>
+        <w:tab/>
+      </w:r>
+      <w:r>
+        <w:tab/>
+      </w:r>
+      <w:r>
+        <w:tab/>
+      </w:r>
+      <w:r>
+        <w:tab/>
+        <w:t>(</w:t>
+      </w:r>
+      <w:proofErr w:type="spellStart"/>
+      <w:r>
+        <w:t>input</w:t>
+      </w:r>
+      <w:proofErr w:type="spellEnd"/>
+      <w:r>
+        <w:t xml:space="preserve"> </w:t>
+      </w:r>
+      <w:proofErr w:type="spellStart"/>
+      <w:r>
+        <w:t>instructions</w:t>
+      </w:r>
+      <w:proofErr w:type="spellEnd"/>
+      <w:r>
+        <w:t xml:space="preserve"> </w:t>
+      </w:r>
+      <w:proofErr w:type="spellStart"/>
+      <w:r>
+        <w:t>from</w:t>
+      </w:r>
+      <w:proofErr w:type="spellEnd"/>
+      <w:r>
+        <w:t xml:space="preserve"> terminal)</w:t>
+      </w:r>
+      <w:r>
+        <w:tab/>
+      </w:r>
+      <w:r>
+        <w:tab/>
+      </w:r>
+      <w:r>
+        <w:tab/>
+      </w:r>
+      <w:r>
+        <w:tab/>
+      </w:r>
+      <w:r>
+        <w:tab/>
+      </w:r>
+      <w:r>
+        <w:tab/>
+      </w:r>
+      <w:r>
+        <w:tab/>
+      </w:r>
+      <w:r>
+        <w:tab/>
+        <w:t>(</w:t>
+      </w:r>
+      <w:proofErr w:type="spellStart"/>
+      <w:r>
+        <w:t>calculating</w:t>
+      </w:r>
+      <w:proofErr w:type="spellEnd"/>
+      <w:r>
+        <w:t xml:space="preserve"> and </w:t>
+      </w:r>
+      <w:proofErr w:type="spellStart"/>
+      <w:r>
+        <w:t>computing</w:t>
+      </w:r>
+      <w:proofErr w:type="spellEnd"/>
+      <w:r>
+        <w:t xml:space="preserve"> the real code</w:t>
+      </w:r>
+      <w:r>
+        <w:tab/>
+      </w:r>
+      <w:r>
+        <w:tab/>
+      </w:r>
+      <w:r>
+        <w:tab/>
+      </w:r>
+      <w:r>
+        <w:tab/>
+      </w:r>
+      <w:r>
+        <w:tab/>
+      </w:r>
+      <w:r>
+        <w:tab/>
+      </w:r>
+      <w:r>
+        <w:tab/>
+        <w:t>(Output to terminal)</w:t>
+      </w:r>
+    </w:p>
+    <w:p>
+      <w:r>
+        <w:tab/>
+      </w:r>
+      <w:r>
+        <w:tab/>
+      </w:r>
+      <w:r>
+        <w:tab/>
+      </w:r>
+      <w:r>
+        <w:tab/>
+      </w:r>
+      <w:r>
+        <w:tab/>
+        <w:t xml:space="preserve">end </w:t>
+      </w:r>
+      <w:proofErr w:type="spellStart"/>
+      <w:r>
+        <w:t>program</w:t>
+      </w:r>
+      <w:proofErr w:type="spellEnd"/>
+      <w:r>
+        <w:t xml:space="preserve"> </w:t>
+      </w:r>
+      <w:proofErr w:type="spellStart"/>
+      <w:r>
+        <w:t>programname</w:t>
+      </w:r>
+      <w:proofErr w:type="spellEnd"/>
+    </w:p>
+    <w:p>
+      <w:r>
+        <w:t xml:space="preserve">In Fortran all variables </w:t>
+      </w:r>
+      <w:proofErr w:type="spellStart"/>
+      <w:r>
+        <w:t>need</w:t>
+      </w:r>
+      <w:proofErr w:type="spellEnd"/>
+      <w:r>
+        <w:t xml:space="preserve"> to </w:t>
+      </w:r>
+      <w:proofErr w:type="spellStart"/>
+      <w:r>
+        <w:t>be</w:t>
+      </w:r>
+      <w:proofErr w:type="spellEnd"/>
+      <w:r>
+        <w:t xml:space="preserve"> </w:t>
+      </w:r>
+      <w:proofErr w:type="spellStart"/>
+      <w:r>
+        <w:t>declared</w:t>
+      </w:r>
+      <w:proofErr w:type="spellEnd"/>
+      <w:r>
+        <w:t xml:space="preserve"> (</w:t>
+      </w:r>
+      <w:proofErr w:type="spellStart"/>
+      <w:proofErr w:type="gramStart"/>
+      <w:r>
+        <w:t>datatype</w:t>
+      </w:r>
+      <w:proofErr w:type="spellEnd"/>
+      <w:r>
+        <w:t xml:space="preserve"> </w:t>
+      </w:r>
+      <w:r>
+        <w:rPr>
+          <w:b/>
+          <w:bCs/>
+        </w:rPr>
+        <w:t>:</w:t>
+      </w:r>
+      <w:proofErr w:type="gramEnd"/>
+      <w:r>
+        <w:rPr>
+          <w:b/>
+          <w:bCs/>
+        </w:rPr>
+        <w:t>:</w:t>
+      </w:r>
+      <w:r>
+        <w:t xml:space="preserve"> </w:t>
+      </w:r>
+      <w:proofErr w:type="spellStart"/>
+      <w:r>
+        <w:t>variablename</w:t>
+      </w:r>
+      <w:proofErr w:type="spellEnd"/>
+      <w:r>
+        <w:t>)</w:t>
+      </w:r>
+      <w:r>
+        <w:t xml:space="preserve"> and </w:t>
+      </w:r>
+      <w:proofErr w:type="spellStart"/>
+      <w:r>
+        <w:t>initialized</w:t>
+      </w:r>
+      <w:proofErr w:type="spellEnd"/>
+      <w:r>
+        <w:t xml:space="preserve">; Always </w:t>
+      </w:r>
+      <w:proofErr w:type="spellStart"/>
+      <w:r>
+        <w:t>use</w:t>
+      </w:r>
+      <w:proofErr w:type="spellEnd"/>
+      <w:r>
+        <w:t xml:space="preserve"> </w:t>
+      </w:r>
+      <w:r>
+        <w:t>„</w:t>
+      </w:r>
+      <w:proofErr w:type="spellStart"/>
+      <w:r>
+        <w:t>implicit</w:t>
+      </w:r>
+      <w:proofErr w:type="spellEnd"/>
+      <w:r>
+        <w:t xml:space="preserve"> </w:t>
+      </w:r>
+      <w:proofErr w:type="spellStart"/>
+      <w:r>
+        <w:t>none</w:t>
+      </w:r>
+      <w:proofErr w:type="spellEnd"/>
+      <w:r>
+        <w:t>“</w:t>
+      </w:r>
+      <w:r>
+        <w:t xml:space="preserve"> for clean variable </w:t>
+      </w:r>
+      <w:proofErr w:type="spellStart"/>
+      <w:r>
+        <w:t>declaration</w:t>
+      </w:r>
+      <w:proofErr w:type="spellEnd"/>
+      <w:r>
+        <w:t xml:space="preserve"> in the second </w:t>
+      </w:r>
+      <w:proofErr w:type="spellStart"/>
+      <w:r>
+        <w:t>line</w:t>
+      </w:r>
+      <w:proofErr w:type="spellEnd"/>
+      <w:r>
+        <w:t xml:space="preserve"> of </w:t>
+      </w:r>
+      <w:proofErr w:type="spellStart"/>
+      <w:r>
+        <w:t>program</w:t>
+      </w:r>
+      <w:proofErr w:type="spellEnd"/>
+      <w:r>
+        <w:t xml:space="preserve">. </w:t>
+      </w:r>
+      <w:proofErr w:type="spellStart"/>
+      <w:r>
+        <w:t>If</w:t>
+      </w:r>
+      <w:proofErr w:type="spellEnd"/>
+      <w:r>
+        <w:t xml:space="preserve"> </w:t>
+      </w:r>
+      <w:proofErr w:type="spellStart"/>
+      <w:r>
+        <w:t>you</w:t>
+      </w:r>
+      <w:proofErr w:type="spellEnd"/>
+      <w:r>
+        <w:t xml:space="preserve"> </w:t>
+      </w:r>
+      <w:proofErr w:type="spellStart"/>
+      <w:r>
+        <w:t>iterate</w:t>
+      </w:r>
+      <w:proofErr w:type="spellEnd"/>
+      <w:r>
+        <w:t xml:space="preserve">/loop </w:t>
+      </w:r>
+      <w:proofErr w:type="spellStart"/>
+      <w:r>
+        <w:t>over</w:t>
+      </w:r>
+      <w:proofErr w:type="spellEnd"/>
+      <w:r>
+        <w:t xml:space="preserve"> </w:t>
+      </w:r>
+      <w:proofErr w:type="spellStart"/>
+      <w:r>
+        <w:t>varibales</w:t>
+      </w:r>
+      <w:proofErr w:type="spellEnd"/>
+      <w:r>
+        <w:t xml:space="preserve"> in a loop, </w:t>
+      </w:r>
+      <w:proofErr w:type="spellStart"/>
+      <w:r>
+        <w:t>they</w:t>
+      </w:r>
+      <w:proofErr w:type="spellEnd"/>
+      <w:r>
+        <w:t xml:space="preserve"> </w:t>
+      </w:r>
+      <w:proofErr w:type="spellStart"/>
+      <w:r>
+        <w:t>always</w:t>
+      </w:r>
+      <w:proofErr w:type="spellEnd"/>
+      <w:r>
+        <w:t xml:space="preserve"> </w:t>
+      </w:r>
+      <w:proofErr w:type="spellStart"/>
+      <w:r>
+        <w:t>must</w:t>
+      </w:r>
+      <w:proofErr w:type="spellEnd"/>
+      <w:r>
+        <w:t xml:space="preserve"> </w:t>
+      </w:r>
+      <w:proofErr w:type="spellStart"/>
+      <w:r>
+        <w:t>be</w:t>
+      </w:r>
+      <w:proofErr w:type="spellEnd"/>
+      <w:r>
+        <w:t xml:space="preserve"> </w:t>
+      </w:r>
+      <w:proofErr w:type="spellStart"/>
+      <w:r>
+        <w:t>declared</w:t>
+      </w:r>
+      <w:proofErr w:type="spellEnd"/>
+      <w:r>
+        <w:t xml:space="preserve"> as </w:t>
+      </w:r>
+      <w:proofErr w:type="gramStart"/>
+      <w:r>
+        <w:t>Integer</w:t>
+      </w:r>
+      <w:proofErr w:type="gramEnd"/>
+      <w:r>
+        <w:t xml:space="preserve">: </w:t>
+      </w:r>
+      <w:proofErr w:type="gramStart"/>
+      <w:r>
+        <w:t>Integer :</w:t>
+      </w:r>
+      <w:proofErr w:type="gramEnd"/>
+      <w:r>
+        <w:t xml:space="preserve">: variable. </w:t>
+      </w:r>
+      <w:r>
+        <w:t xml:space="preserve">The </w:t>
+      </w:r>
+      <w:proofErr w:type="spellStart"/>
+      <w:r>
+        <w:t>available</w:t>
+      </w:r>
+      <w:proofErr w:type="spellEnd"/>
+      <w:r>
+        <w:t xml:space="preserve"> </w:t>
+      </w:r>
+      <w:proofErr w:type="spellStart"/>
+      <w:r>
+        <w:t>data</w:t>
+      </w:r>
+      <w:proofErr w:type="spellEnd"/>
+      <w:r>
+        <w:t xml:space="preserve"> </w:t>
+      </w:r>
+      <w:proofErr w:type="spellStart"/>
+      <w:r>
+        <w:t>types</w:t>
+      </w:r>
+      <w:proofErr w:type="spellEnd"/>
+      <w:r>
+        <w:t xml:space="preserve"> in Fortran </w:t>
+      </w:r>
+      <w:proofErr w:type="spellStart"/>
+      <w:r>
+        <w:t>are</w:t>
+      </w:r>
+      <w:proofErr w:type="spellEnd"/>
+      <w:r>
+        <w:t xml:space="preserve"> Real, Integer, </w:t>
+      </w:r>
+      <w:proofErr w:type="spellStart"/>
+      <w:r>
+        <w:t>Complex</w:t>
+      </w:r>
+      <w:proofErr w:type="spellEnd"/>
+      <w:r>
+        <w:t xml:space="preserve">, </w:t>
+      </w:r>
+      <w:proofErr w:type="spellStart"/>
+      <w:r>
+        <w:t>Logic</w:t>
+      </w:r>
+      <w:proofErr w:type="spellEnd"/>
+      <w:r>
+        <w:t xml:space="preserve"> and Char. Fortran </w:t>
+      </w:r>
+      <w:proofErr w:type="spellStart"/>
+      <w:r>
+        <w:t>is</w:t>
+      </w:r>
+      <w:proofErr w:type="spellEnd"/>
+      <w:r>
+        <w:t xml:space="preserve"> </w:t>
+      </w:r>
+      <w:proofErr w:type="spellStart"/>
+      <w:r>
+        <w:t>letter</w:t>
+      </w:r>
+      <w:proofErr w:type="spellEnd"/>
+      <w:r>
+        <w:t xml:space="preserve"> </w:t>
+      </w:r>
+      <w:proofErr w:type="spellStart"/>
+      <w:r>
+        <w:t>capitalisation</w:t>
+      </w:r>
+      <w:proofErr w:type="spellEnd"/>
+      <w:r>
+        <w:t xml:space="preserve"> </w:t>
+      </w:r>
+      <w:proofErr w:type="spellStart"/>
+      <w:r>
+        <w:t>insensitive</w:t>
+      </w:r>
+      <w:proofErr w:type="spellEnd"/>
+      <w:r>
+        <w:t xml:space="preserve"> so </w:t>
+      </w:r>
+      <w:proofErr w:type="spellStart"/>
+      <w:r>
+        <w:t>does</w:t>
+      </w:r>
+      <w:proofErr w:type="spellEnd"/>
+      <w:r>
+        <w:t xml:space="preserve"> not care </w:t>
+      </w:r>
+      <w:proofErr w:type="spellStart"/>
+      <w:r>
+        <w:t>about</w:t>
+      </w:r>
+      <w:proofErr w:type="spellEnd"/>
+      <w:r>
+        <w:t xml:space="preserve"> e.g. b </w:t>
+      </w:r>
+      <w:proofErr w:type="spellStart"/>
+      <w:r>
+        <w:t>or</w:t>
+      </w:r>
+      <w:proofErr w:type="spellEnd"/>
+      <w:r>
+        <w:t xml:space="preserve"> B. </w:t>
+      </w:r>
+    </w:p>
+    <w:p>
+      <w:r>
+        <w:t>Print *, „</w:t>
+      </w:r>
+      <w:proofErr w:type="spellStart"/>
+      <w:r>
+        <w:t>text</w:t>
+      </w:r>
+      <w:proofErr w:type="spellEnd"/>
+      <w:r>
+        <w:t xml:space="preserve"> to </w:t>
+      </w:r>
+      <w:proofErr w:type="spellStart"/>
+      <w:r>
+        <w:t>print</w:t>
+      </w:r>
+      <w:proofErr w:type="spellEnd"/>
+      <w:r>
+        <w:t xml:space="preserve">“ </w:t>
+      </w:r>
+    </w:p>
+    <w:p>
+      <w:r>
+        <w:t>Input</w:t>
+      </w:r>
+      <w:r>
+        <w:t xml:space="preserve"> </w:t>
+      </w:r>
+      <w:proofErr w:type="spellStart"/>
+      <w:r>
+        <w:t>from</w:t>
+      </w:r>
+      <w:proofErr w:type="spellEnd"/>
+      <w:r>
+        <w:t xml:space="preserve"> terminal </w:t>
+      </w:r>
+      <w:r>
+        <w:t xml:space="preserve"> </w:t>
+      </w:r>
+      <w:proofErr w:type="spellStart"/>
+      <w:r>
+        <w:t>with</w:t>
+      </w:r>
+      <w:proofErr w:type="spellEnd"/>
+      <w:r>
+        <w:t xml:space="preserve"> Read(*,*)</w:t>
+      </w:r>
+      <w:r>
+        <w:t xml:space="preserve"> </w:t>
+      </w:r>
+      <w:proofErr w:type="spellStart"/>
+      <w:r>
+        <w:t>variablename</w:t>
+      </w:r>
+      <w:proofErr w:type="spellEnd"/>
+    </w:p>
+    <w:p>
+      <w:r>
+        <w:t xml:space="preserve">Loops: do i = </w:t>
+      </w:r>
+      <w:proofErr w:type="spellStart"/>
+      <w:r>
+        <w:t>start</w:t>
+      </w:r>
+      <w:proofErr w:type="spellEnd"/>
+      <w:r>
+        <w:t xml:space="preserve">, </w:t>
+      </w:r>
+      <w:proofErr w:type="gramStart"/>
+      <w:r>
+        <w:t>end,</w:t>
+      </w:r>
+      <w:r>
+        <w:t>(</w:t>
+      </w:r>
+      <w:proofErr w:type="spellStart"/>
+      <w:proofErr w:type="gramEnd"/>
+      <w:r>
+        <w:t>you</w:t>
+      </w:r>
+      <w:proofErr w:type="spellEnd"/>
+      <w:r>
+        <w:t xml:space="preserve"> </w:t>
+      </w:r>
+      <w:proofErr w:type="spellStart"/>
+      <w:r>
+        <w:t>don’t</w:t>
+      </w:r>
+      <w:proofErr w:type="spellEnd"/>
+      <w:r>
+        <w:t xml:space="preserve"> </w:t>
+      </w:r>
+      <w:proofErr w:type="spellStart"/>
+      <w:r>
+        <w:t>need</w:t>
+      </w:r>
+      <w:proofErr w:type="spellEnd"/>
+      <w:r>
+        <w:t xml:space="preserve"> </w:t>
+      </w:r>
+      <w:proofErr w:type="spellStart"/>
+      <w:proofErr w:type="gramStart"/>
+      <w:r>
+        <w:t>any</w:t>
+      </w:r>
+      <w:proofErr w:type="spellEnd"/>
+      <w:r>
+        <w:t xml:space="preserve"> :</w:t>
+      </w:r>
+      <w:proofErr w:type="gramEnd"/>
+      <w:r>
+        <w:t xml:space="preserve"> as in </w:t>
+      </w:r>
+      <w:proofErr w:type="spellStart"/>
+      <w:r>
+        <w:t>python</w:t>
+      </w:r>
+      <w:proofErr w:type="spellEnd"/>
+      <w:r>
+        <w:t xml:space="preserve"> at </w:t>
+      </w:r>
+      <w:proofErr w:type="spellStart"/>
+      <w:r>
+        <w:t>start</w:t>
+      </w:r>
+      <w:proofErr w:type="spellEnd"/>
+      <w:r>
+        <w:t xml:space="preserve"> of loop)</w:t>
+      </w:r>
+      <w:r>
+        <w:tab/>
+      </w:r>
+      <w:r>
+        <w:tab/>
+      </w:r>
+      <w:r>
+        <w:tab/>
+      </w:r>
+      <w:r>
+        <w:tab/>
+      </w:r>
+      <w:r>
+        <w:tab/>
+      </w:r>
+      <w:r>
+        <w:t>(code in loop)</w:t>
+      </w:r>
+      <w:r>
+        <w:tab/>
+      </w:r>
+      <w:r>
+        <w:tab/>
+      </w:r>
+      <w:r>
+        <w:tab/>
+      </w:r>
+      <w:r>
+        <w:tab/>
+      </w:r>
+      <w:r>
+        <w:tab/>
+      </w:r>
+      <w:r>
+        <w:tab/>
+      </w:r>
+      <w:r>
+        <w:tab/>
+      </w:r>
+      <w:r>
+        <w:tab/>
+      </w:r>
+      <w:r>
+        <w:tab/>
+      </w:r>
+      <w:r>
+        <w:tab/>
+        <w:t>end do</w:t>
+      </w:r>
+    </w:p>
+    <w:p>
+      <w:pPr>
+        <w:rPr>
+          <w:b/>
+          <w:bCs/>
+        </w:rPr>
+      </w:pPr>
+      <w:proofErr w:type="spellStart"/>
+      <w:r>
+        <w:t>If</w:t>
+      </w:r>
+      <w:proofErr w:type="spellEnd"/>
+      <w:r>
+        <w:t>/</w:t>
+      </w:r>
+      <w:proofErr w:type="spellStart"/>
+      <w:r>
+        <w:t>else</w:t>
+      </w:r>
+      <w:proofErr w:type="spellEnd"/>
+      <w:r>
+        <w:t xml:space="preserve"> </w:t>
+      </w:r>
+      <w:proofErr w:type="spellStart"/>
+      <w:r>
+        <w:t>control</w:t>
+      </w:r>
+      <w:proofErr w:type="spellEnd"/>
+      <w:r>
+        <w:t xml:space="preserve"> </w:t>
+      </w:r>
+      <w:proofErr w:type="spellStart"/>
+      <w:r>
+        <w:t>structure</w:t>
+      </w:r>
+      <w:proofErr w:type="spellEnd"/>
+      <w:r>
+        <w:rPr>
+          <w:b/>
+          <w:bCs/>
+        </w:rPr>
+        <w:t xml:space="preserve">: </w:t>
+      </w:r>
+      <w:proofErr w:type="spellStart"/>
+      <w:r>
+        <w:rPr>
+          <w:b/>
+          <w:bCs/>
+        </w:rPr>
+        <w:t>if</w:t>
+      </w:r>
+      <w:proofErr w:type="spellEnd"/>
+      <w:r>
+        <w:rPr>
+          <w:b/>
+          <w:bCs/>
+        </w:rPr>
+        <w:t xml:space="preserve"> (</w:t>
+      </w:r>
+      <w:r>
+        <w:t>condition1</w:t>
+      </w:r>
+      <w:r>
+        <w:rPr>
+          <w:b/>
+          <w:bCs/>
+        </w:rPr>
+        <w:t>)</w:t>
+      </w:r>
+      <w:r>
+        <w:t xml:space="preserve"> </w:t>
+      </w:r>
+      <w:proofErr w:type="spellStart"/>
+      <w:proofErr w:type="gramStart"/>
+      <w:r>
+        <w:rPr>
+          <w:b/>
+          <w:bCs/>
+        </w:rPr>
+        <w:t>then</w:t>
+      </w:r>
+      <w:proofErr w:type="spellEnd"/>
+      <w:r>
+        <w:t xml:space="preserve"> </w:t>
+      </w:r>
+      <w:r>
+        <w:t>,</w:t>
+      </w:r>
+      <w:proofErr w:type="gramEnd"/>
+      <w:r>
+        <w:t>(</w:t>
+      </w:r>
+      <w:proofErr w:type="spellStart"/>
+      <w:r>
+        <w:t>you</w:t>
+      </w:r>
+      <w:proofErr w:type="spellEnd"/>
+      <w:r>
+        <w:t xml:space="preserve"> </w:t>
+      </w:r>
+      <w:proofErr w:type="spellStart"/>
+      <w:r>
+        <w:t>don’t</w:t>
+      </w:r>
+      <w:proofErr w:type="spellEnd"/>
+      <w:r>
+        <w:t xml:space="preserve"> </w:t>
+      </w:r>
+      <w:proofErr w:type="spellStart"/>
+      <w:r>
+        <w:t>need</w:t>
+      </w:r>
+      <w:proofErr w:type="spellEnd"/>
+      <w:r>
+        <w:t xml:space="preserve"> </w:t>
+      </w:r>
+      <w:proofErr w:type="spellStart"/>
+      <w:proofErr w:type="gramStart"/>
+      <w:r>
+        <w:t>any</w:t>
+      </w:r>
+      <w:proofErr w:type="spellEnd"/>
+      <w:r>
+        <w:t xml:space="preserve"> :</w:t>
+      </w:r>
+      <w:proofErr w:type="gramEnd"/>
+      <w:r>
+        <w:t xml:space="preserve"> as in </w:t>
+      </w:r>
+      <w:proofErr w:type="spellStart"/>
+      <w:r>
+        <w:t>python</w:t>
+      </w:r>
+      <w:proofErr w:type="spellEnd"/>
+      <w:r>
+        <w:t xml:space="preserve"> </w:t>
+      </w:r>
+      <w:proofErr w:type="spellStart"/>
+      <w:r>
+        <w:t>here</w:t>
+      </w:r>
+      <w:proofErr w:type="spellEnd"/>
+      <w:r>
+        <w:t>)</w:t>
+      </w:r>
+      <w:r>
+        <w:tab/>
+      </w:r>
+      <w:r>
+        <w:tab/>
+      </w:r>
+      <w:r>
+        <w:tab/>
+      </w:r>
+      <w:r>
+        <w:tab/>
+        <w:t xml:space="preserve">(code for </w:t>
+      </w:r>
+      <w:proofErr w:type="spellStart"/>
+      <w:r>
+        <w:t>this</w:t>
+      </w:r>
+      <w:proofErr w:type="spellEnd"/>
+      <w:r>
+        <w:t xml:space="preserve"> </w:t>
+      </w:r>
+      <w:proofErr w:type="spellStart"/>
+      <w:r>
+        <w:t>condition</w:t>
+      </w:r>
+      <w:proofErr w:type="spellEnd"/>
+      <w:r>
+        <w:t>)</w:t>
+      </w:r>
+      <w:r>
+        <w:tab/>
+      </w:r>
+      <w:r>
+        <w:tab/>
+      </w:r>
+      <w:r>
+        <w:tab/>
+      </w:r>
+      <w:r>
+        <w:tab/>
+      </w:r>
+      <w:r>
+        <w:tab/>
+      </w:r>
+      <w:r>
+        <w:tab/>
+      </w:r>
+      <w:r>
+        <w:tab/>
+      </w:r>
+      <w:r>
+        <w:tab/>
+      </w:r>
+      <w:r>
+        <w:rPr>
+          <w:b/>
+          <w:bCs/>
+        </w:rPr>
+        <w:t xml:space="preserve">        </w:t>
+      </w:r>
+      <w:proofErr w:type="spellStart"/>
+      <w:r>
+        <w:rPr>
+          <w:b/>
+          <w:bCs/>
+        </w:rPr>
+        <w:t>else</w:t>
+      </w:r>
+      <w:proofErr w:type="spellEnd"/>
+      <w:r>
+        <w:rPr>
+          <w:b/>
+          <w:bCs/>
+        </w:rPr>
+        <w:t xml:space="preserve"> </w:t>
+      </w:r>
+      <w:proofErr w:type="spellStart"/>
+      <w:r>
+        <w:rPr>
+          <w:b/>
+          <w:bCs/>
+        </w:rPr>
+        <w:t>if</w:t>
+      </w:r>
+      <w:proofErr w:type="spellEnd"/>
+      <w:r>
+        <w:rPr>
+          <w:b/>
+          <w:bCs/>
+        </w:rPr>
+        <w:t xml:space="preserve"> (</w:t>
+      </w:r>
+      <w:proofErr w:type="spellStart"/>
+      <w:r>
+        <w:t>condition</w:t>
+      </w:r>
+      <w:proofErr w:type="spellEnd"/>
+      <w:r>
+        <w:t xml:space="preserve"> 2</w:t>
+      </w:r>
+      <w:r>
+        <w:rPr>
+          <w:b/>
+          <w:bCs/>
+        </w:rPr>
+        <w:t>)</w:t>
+      </w:r>
+      <w:r>
+        <w:rPr>
+          <w:b/>
+          <w:bCs/>
+        </w:rPr>
+        <w:t xml:space="preserve"> </w:t>
+      </w:r>
+      <w:proofErr w:type="spellStart"/>
+      <w:r>
+        <w:rPr>
+          <w:b/>
+          <w:bCs/>
+        </w:rPr>
+        <w:t>then</w:t>
+      </w:r>
+      <w:proofErr w:type="spellEnd"/>
+      <w:r>
+        <w:tab/>
+      </w:r>
+      <w:r>
+        <w:tab/>
+      </w:r>
+      <w:r>
+        <w:tab/>
+      </w:r>
+      <w:r>
+        <w:tab/>
+      </w:r>
+      <w:r>
+        <w:tab/>
+      </w:r>
+      <w:r>
+        <w:tab/>
+      </w:r>
+      <w:r>
+        <w:tab/>
+      </w:r>
+      <w:r>
+        <w:tab/>
+      </w:r>
+      <w:r>
+        <w:t xml:space="preserve">        …</w:t>
+      </w:r>
+      <w:r>
+        <w:tab/>
+      </w:r>
+      <w:r>
+        <w:tab/>
+      </w:r>
+      <w:r>
+        <w:tab/>
+      </w:r>
+      <w:r>
+        <w:tab/>
+      </w:r>
+      <w:r>
+        <w:tab/>
+      </w:r>
+      <w:r>
+        <w:tab/>
+      </w:r>
+      <w:r>
+        <w:tab/>
+      </w:r>
+      <w:r>
+        <w:tab/>
+      </w:r>
+      <w:r>
+        <w:tab/>
+      </w:r>
+      <w:r>
+        <w:tab/>
+      </w:r>
+      <w:r>
+        <w:tab/>
+      </w:r>
+      <w:r>
+        <w:tab/>
+      </w:r>
+      <w:r>
+        <w:rPr>
+          <w:b/>
+          <w:bCs/>
+        </w:rPr>
+        <w:t xml:space="preserve">       end </w:t>
+      </w:r>
+      <w:proofErr w:type="spellStart"/>
+      <w:r>
+        <w:rPr>
+          <w:b/>
+          <w:bCs/>
+        </w:rPr>
+        <w:t>if</w:t>
+      </w:r>
+      <w:proofErr w:type="spellEnd"/>
+      <w:r>
+        <w:rPr>
+          <w:b/>
+          <w:bCs/>
+        </w:rPr>
+        <w:t xml:space="preserve"> </w:t>
+      </w:r>
+    </w:p>
+    <w:p>
+      <w:r>
+        <w:t xml:space="preserve">Internal </w:t>
+      </w:r>
+      <w:proofErr w:type="spellStart"/>
+      <w:r>
+        <w:t>Functions</w:t>
+      </w:r>
+      <w:proofErr w:type="spellEnd"/>
+      <w:r>
+        <w:t>:</w:t>
+      </w:r>
+      <w:r>
+        <w:rPr>
+          <w:b/>
+          <w:bCs/>
+        </w:rPr>
+        <w:t xml:space="preserve">  </w:t>
+      </w:r>
+      <w:proofErr w:type="spellStart"/>
+      <w:r>
+        <w:t>Within</w:t>
+      </w:r>
+      <w:proofErr w:type="spellEnd"/>
+      <w:r>
+        <w:t xml:space="preserve"> the Fortran </w:t>
+      </w:r>
+      <w:proofErr w:type="spellStart"/>
+      <w:r>
+        <w:t>program</w:t>
+      </w:r>
+      <w:proofErr w:type="spellEnd"/>
+      <w:r>
+        <w:t xml:space="preserve"> internal </w:t>
+      </w:r>
+      <w:proofErr w:type="spellStart"/>
+      <w:r>
+        <w:t>functions</w:t>
+      </w:r>
+      <w:proofErr w:type="spellEnd"/>
+      <w:r>
+        <w:t xml:space="preserve"> </w:t>
+      </w:r>
+      <w:proofErr w:type="spellStart"/>
+      <w:r>
+        <w:t>can</w:t>
+      </w:r>
+      <w:proofErr w:type="spellEnd"/>
+      <w:r>
+        <w:t xml:space="preserve"> </w:t>
+      </w:r>
+      <w:proofErr w:type="spellStart"/>
+      <w:r>
+        <w:t>be</w:t>
+      </w:r>
+      <w:proofErr w:type="spellEnd"/>
+      <w:r>
+        <w:t xml:space="preserve"> </w:t>
+      </w:r>
+      <w:proofErr w:type="spellStart"/>
+      <w:r>
+        <w:t>defined</w:t>
+      </w:r>
+      <w:proofErr w:type="spellEnd"/>
+      <w:r>
+        <w:t xml:space="preserve">. </w:t>
+      </w:r>
+      <w:proofErr w:type="spellStart"/>
+      <w:r>
+        <w:t>Varibales</w:t>
+      </w:r>
+      <w:proofErr w:type="spellEnd"/>
+      <w:r>
+        <w:t xml:space="preserve"> </w:t>
+      </w:r>
+      <w:proofErr w:type="spellStart"/>
+      <w:r>
+        <w:t>only</w:t>
+      </w:r>
+      <w:proofErr w:type="spellEnd"/>
+      <w:r>
+        <w:t xml:space="preserve"> </w:t>
+      </w:r>
+      <w:proofErr w:type="spellStart"/>
+      <w:r>
+        <w:t>used</w:t>
+      </w:r>
+      <w:proofErr w:type="spellEnd"/>
+      <w:r>
+        <w:t xml:space="preserve"> </w:t>
+      </w:r>
+      <w:proofErr w:type="spellStart"/>
+      <w:r>
+        <w:t>within</w:t>
+      </w:r>
+      <w:proofErr w:type="spellEnd"/>
+      <w:r>
+        <w:t xml:space="preserve"> the </w:t>
+      </w:r>
+      <w:proofErr w:type="spellStart"/>
+      <w:r>
+        <w:t>function</w:t>
+      </w:r>
+      <w:proofErr w:type="spellEnd"/>
+      <w:r>
+        <w:t xml:space="preserve"> and </w:t>
+      </w:r>
+      <w:proofErr w:type="spellStart"/>
+      <w:r>
+        <w:t>input</w:t>
+      </w:r>
+      <w:proofErr w:type="spellEnd"/>
+      <w:r>
+        <w:t xml:space="preserve"> and </w:t>
+      </w:r>
+      <w:proofErr w:type="spellStart"/>
+      <w:r>
+        <w:t>output</w:t>
+      </w:r>
+      <w:proofErr w:type="spellEnd"/>
+      <w:r>
+        <w:t xml:space="preserve"> variable of </w:t>
+      </w:r>
+      <w:proofErr w:type="spellStart"/>
+      <w:r>
+        <w:t>this</w:t>
+      </w:r>
+      <w:proofErr w:type="spellEnd"/>
+      <w:r>
+        <w:t xml:space="preserve"> </w:t>
+      </w:r>
+      <w:proofErr w:type="spellStart"/>
+      <w:r>
+        <w:t>function</w:t>
+      </w:r>
+      <w:proofErr w:type="spellEnd"/>
+      <w:r>
+        <w:t xml:space="preserve"> </w:t>
+      </w:r>
+      <w:proofErr w:type="spellStart"/>
+      <w:r>
+        <w:t>must</w:t>
+      </w:r>
+      <w:proofErr w:type="spellEnd"/>
+      <w:r>
+        <w:t xml:space="preserve"> </w:t>
+      </w:r>
+      <w:proofErr w:type="spellStart"/>
+      <w:r>
+        <w:t>be</w:t>
+      </w:r>
+      <w:proofErr w:type="spellEnd"/>
+      <w:r>
+        <w:t xml:space="preserve"> </w:t>
+      </w:r>
+      <w:proofErr w:type="spellStart"/>
+      <w:r>
+        <w:t>declared</w:t>
+      </w:r>
+      <w:proofErr w:type="spellEnd"/>
+      <w:r>
+        <w:t xml:space="preserve"> </w:t>
+      </w:r>
+      <w:proofErr w:type="spellStart"/>
+      <w:r>
+        <w:t>inside</w:t>
+      </w:r>
+      <w:proofErr w:type="spellEnd"/>
+      <w:r>
+        <w:t xml:space="preserve"> of the </w:t>
+      </w:r>
+      <w:proofErr w:type="spellStart"/>
+      <w:r>
+        <w:t>function</w:t>
+      </w:r>
+      <w:proofErr w:type="spellEnd"/>
+      <w:r>
+        <w:t xml:space="preserve">. With </w:t>
+      </w:r>
+      <w:proofErr w:type="spellStart"/>
+      <w:r>
+        <w:t>keyword</w:t>
+      </w:r>
+      <w:proofErr w:type="spellEnd"/>
+      <w:r>
+        <w:t xml:space="preserve"> </w:t>
+      </w:r>
+      <w:proofErr w:type="spellStart"/>
+      <w:r>
+        <w:t>intent</w:t>
+      </w:r>
+      <w:proofErr w:type="spellEnd"/>
+      <w:r>
+        <w:t xml:space="preserve">(in) in a </w:t>
+      </w:r>
+      <w:proofErr w:type="spellStart"/>
+      <w:r>
+        <w:t>varable</w:t>
+      </w:r>
+      <w:proofErr w:type="spellEnd"/>
+      <w:r>
+        <w:t xml:space="preserve"> </w:t>
+      </w:r>
+      <w:proofErr w:type="spellStart"/>
+      <w:r>
+        <w:t>declaration</w:t>
+      </w:r>
+      <w:proofErr w:type="spellEnd"/>
+      <w:r>
+        <w:t xml:space="preserve">, </w:t>
+      </w:r>
+      <w:proofErr w:type="spellStart"/>
+      <w:r>
+        <w:t>you</w:t>
+      </w:r>
+      <w:proofErr w:type="spellEnd"/>
+      <w:r>
+        <w:t xml:space="preserve"> </w:t>
+      </w:r>
+      <w:proofErr w:type="spellStart"/>
+      <w:r>
+        <w:t>say</w:t>
+      </w:r>
+      <w:proofErr w:type="spellEnd"/>
+      <w:r>
+        <w:t xml:space="preserve"> </w:t>
+      </w:r>
+      <w:proofErr w:type="spellStart"/>
+      <w:r>
+        <w:t>that</w:t>
+      </w:r>
+      <w:proofErr w:type="spellEnd"/>
+      <w:r>
+        <w:t xml:space="preserve"> </w:t>
+      </w:r>
+      <w:proofErr w:type="spellStart"/>
+      <w:r>
+        <w:t>this</w:t>
+      </w:r>
+      <w:proofErr w:type="spellEnd"/>
+      <w:r>
+        <w:t xml:space="preserve"> variable </w:t>
+      </w:r>
+      <w:proofErr w:type="spellStart"/>
+      <w:r>
+        <w:t>is</w:t>
+      </w:r>
+      <w:proofErr w:type="spellEnd"/>
+      <w:r>
+        <w:t xml:space="preserve"> not </w:t>
+      </w:r>
+      <w:proofErr w:type="spellStart"/>
+      <w:r>
+        <w:t>changed</w:t>
+      </w:r>
+      <w:proofErr w:type="spellEnd"/>
+      <w:r>
+        <w:t xml:space="preserve"> </w:t>
+      </w:r>
+      <w:proofErr w:type="spellStart"/>
+      <w:r>
+        <w:t>inside</w:t>
+      </w:r>
+      <w:proofErr w:type="spellEnd"/>
+      <w:r>
+        <w:t xml:space="preserve"> of the internal </w:t>
+      </w:r>
+      <w:proofErr w:type="spellStart"/>
+      <w:r>
+        <w:t>function</w:t>
+      </w:r>
+      <w:proofErr w:type="spellEnd"/>
+      <w:r>
+        <w:t xml:space="preserve">.                                               E.g. Real, </w:t>
+      </w:r>
+      <w:proofErr w:type="spellStart"/>
+      <w:r>
+        <w:t>intent</w:t>
+      </w:r>
+      <w:proofErr w:type="spellEnd"/>
+      <w:r>
+        <w:t>(in</w:t>
+      </w:r>
+      <w:proofErr w:type="gramStart"/>
+      <w:r>
+        <w:t>) :</w:t>
+      </w:r>
+      <w:proofErr w:type="gramEnd"/>
+      <w:r>
+        <w:t>: a</w:t>
+      </w:r>
+      <w:r>
+        <w:t xml:space="preserve"> </w:t>
+      </w:r>
+      <w:r>
+        <w:tab/>
+      </w:r>
+      <w:r>
+        <w:tab/>
+      </w:r>
+      <w:r>
+        <w:tab/>
+      </w:r>
+      <w:r>
+        <w:tab/>
+      </w:r>
+      <w:r>
+        <w:tab/>
+      </w:r>
+      <w:r>
+        <w:tab/>
+      </w:r>
+      <w:r>
+        <w:tab/>
+      </w:r>
+      <w:r>
+        <w:tab/>
+        <w:t xml:space="preserve">                       </w:t>
+      </w:r>
+      <w:proofErr w:type="spellStart"/>
+      <w:r>
+        <w:rPr>
+          <w:b/>
+          <w:bCs/>
+        </w:rPr>
+        <w:lastRenderedPageBreak/>
+        <w:t>function</w:t>
+      </w:r>
+      <w:proofErr w:type="spellEnd"/>
+      <w:r>
+        <w:t xml:space="preserve"> </w:t>
+      </w:r>
+      <w:proofErr w:type="spellStart"/>
+      <w:r>
+        <w:t>functionname</w:t>
+      </w:r>
+      <w:proofErr w:type="spellEnd"/>
+      <w:r>
+        <w:rPr>
+          <w:b/>
+          <w:bCs/>
+        </w:rPr>
+        <w:t>(</w:t>
+      </w:r>
+      <w:r>
+        <w:t>inputvariable</w:t>
+      </w:r>
+      <w:r>
+        <w:rPr>
+          <w:b/>
+          <w:bCs/>
+        </w:rPr>
+        <w:t xml:space="preserve">) </w:t>
+      </w:r>
+      <w:proofErr w:type="spellStart"/>
+      <w:r>
+        <w:rPr>
+          <w:b/>
+          <w:bCs/>
+        </w:rPr>
+        <w:t>result</w:t>
+      </w:r>
+      <w:proofErr w:type="spellEnd"/>
+      <w:r>
+        <w:rPr>
+          <w:b/>
+          <w:bCs/>
+        </w:rPr>
+        <w:t>(</w:t>
+      </w:r>
+      <w:proofErr w:type="spellStart"/>
+      <w:r>
+        <w:t>resultvaribale</w:t>
+      </w:r>
+      <w:proofErr w:type="spellEnd"/>
+      <w:r>
+        <w:rPr>
+          <w:b/>
+          <w:bCs/>
+        </w:rPr>
+        <w:t>)</w:t>
+      </w:r>
+      <w:r>
+        <w:rPr>
+          <w:b/>
+          <w:bCs/>
+        </w:rPr>
+        <w:tab/>
+      </w:r>
+      <w:r>
+        <w:rPr>
+          <w:b/>
+          <w:bCs/>
+        </w:rPr>
+        <w:tab/>
+      </w:r>
+      <w:r>
+        <w:rPr>
+          <w:b/>
+          <w:bCs/>
+        </w:rPr>
+        <w:tab/>
+      </w:r>
+      <w:r>
+        <w:rPr>
+          <w:b/>
+          <w:bCs/>
+        </w:rPr>
+        <w:tab/>
+      </w:r>
+      <w:r>
+        <w:rPr>
+          <w:b/>
+          <w:bCs/>
+        </w:rPr>
+        <w:tab/>
+      </w:r>
+      <w:r>
+        <w:t>(</w:t>
+      </w:r>
+      <w:proofErr w:type="spellStart"/>
+      <w:r>
+        <w:t>define</w:t>
+      </w:r>
+      <w:proofErr w:type="spellEnd"/>
+      <w:r>
+        <w:t xml:space="preserve"> </w:t>
+      </w:r>
+      <w:proofErr w:type="spellStart"/>
+      <w:r>
+        <w:t>function</w:t>
+      </w:r>
+      <w:proofErr w:type="spellEnd"/>
+      <w:r>
+        <w:t xml:space="preserve"> code)</w:t>
+      </w:r>
+      <w:r>
+        <w:tab/>
+      </w:r>
+      <w:r>
+        <w:tab/>
+      </w:r>
+      <w:r>
+        <w:tab/>
+      </w:r>
+      <w:r>
+        <w:tab/>
+      </w:r>
+      <w:r>
+        <w:tab/>
+      </w:r>
+      <w:r>
+        <w:tab/>
+      </w:r>
+      <w:r>
+        <w:tab/>
+      </w:r>
+      <w:r>
+        <w:tab/>
+        <w:t xml:space="preserve">                                       </w:t>
+      </w:r>
+      <w:r>
+        <w:rPr>
+          <w:b/>
+          <w:bCs/>
+        </w:rPr>
+        <w:t xml:space="preserve">end </w:t>
+      </w:r>
+      <w:proofErr w:type="spellStart"/>
+      <w:r>
+        <w:rPr>
+          <w:b/>
+          <w:bCs/>
+        </w:rPr>
+        <w:t>function</w:t>
+      </w:r>
+      <w:proofErr w:type="spellEnd"/>
+      <w:r>
+        <w:t xml:space="preserve"> </w:t>
+      </w:r>
+      <w:proofErr w:type="spellStart"/>
+      <w:r>
+        <w:t>functionname</w:t>
+      </w:r>
+      <w:proofErr w:type="spellEnd"/>
+    </w:p>
     <w:p/>
+    <w:p/>
     <w:p>
       <w:r>
         <w:t xml:space="preserve"> </w:t>
@@ -349,6 +2101,13 @@
           <w:bCs/>
         </w:rPr>
       </w:pPr>
+      <w:r>
+        <w:rPr>
+          <w:b/>
+          <w:bCs/>
+        </w:rPr>
+        <w:t xml:space="preserve">Python: </w:t>
+      </w:r>
     </w:p>
     <w:p>
       <w:pPr>
@@ -373,13 +2132,6 @@
           <w:bCs/>
         </w:rPr>
       </w:pPr>
-      <w:r>
-        <w:rPr>
-          <w:b/>
-          <w:bCs/>
-        </w:rPr>
-        <w:t xml:space="preserve">Python: </w:t>
-      </w:r>
     </w:p>
     <w:p>
       <w:pPr>
@@ -566,11 +2318,20 @@
       </w:pPr>
     </w:p>
     <w:p>
-      <w:r>
-        <w:rPr>
-          <w:b/>
-          <w:bCs/>
-        </w:rPr>
+      <w:pPr>
+        <w:rPr>
+          <w:b/>
+          <w:bCs/>
+        </w:rPr>
+      </w:pPr>
+    </w:p>
+    <w:p>
+      <w:r>
+        <w:rPr>
+          <w:b/>
+          <w:bCs/>
+        </w:rPr>
+        <w:lastRenderedPageBreak/>
         <w:t>Bash:</w:t>
       </w:r>
       <w:r>
@@ -633,6 +2394,22 @@
     <w:p/>
     <w:p/>
     <w:p>
+      <w:pPr>
+        <w:rPr>
+          <w:b/>
+          <w:bCs/>
+        </w:rPr>
+      </w:pPr>
+    </w:p>
+    <w:p>
+      <w:pPr>
+        <w:rPr>
+          <w:b/>
+          <w:bCs/>
+        </w:rPr>
+      </w:pPr>
+    </w:p>
+    <w:p>
       <w:r>
         <w:rPr>
           <w:b/>
@@ -845,6 +2622,65 @@
       <w:r>
         <w:t xml:space="preserve"> + c abbrechen. </w:t>
       </w:r>
+      <w:r>
+        <w:t xml:space="preserve">Tippe </w:t>
+      </w:r>
+      <w:proofErr w:type="spellStart"/>
+      <w:r>
+        <w:t>ver</w:t>
+      </w:r>
+      <w:proofErr w:type="spellEnd"/>
+      <w:r>
+        <w:t xml:space="preserve"> in das </w:t>
+      </w:r>
+      <w:proofErr w:type="spellStart"/>
+      <w:r>
+        <w:t>matlab</w:t>
+      </w:r>
+      <w:proofErr w:type="spellEnd"/>
+      <w:r>
+        <w:t xml:space="preserve"> </w:t>
+      </w:r>
+      <w:proofErr w:type="spellStart"/>
+      <w:r>
+        <w:t>command</w:t>
+      </w:r>
+      <w:proofErr w:type="spellEnd"/>
+      <w:r>
+        <w:t xml:space="preserve"> </w:t>
+      </w:r>
+      <w:proofErr w:type="spellStart"/>
+      <w:r>
+        <w:t>window</w:t>
+      </w:r>
+      <w:proofErr w:type="spellEnd"/>
+      <w:r>
+        <w:t xml:space="preserve"> und </w:t>
+      </w:r>
+      <w:proofErr w:type="gramStart"/>
+      <w:r>
+        <w:t>sehe</w:t>
+      </w:r>
+      <w:proofErr w:type="gramEnd"/>
+      <w:r>
+        <w:t xml:space="preserve"> welche </w:t>
+      </w:r>
+      <w:proofErr w:type="spellStart"/>
+      <w:r>
+        <w:t>matlab</w:t>
+      </w:r>
+      <w:proofErr w:type="spellEnd"/>
+      <w:r>
+        <w:t xml:space="preserve"> </w:t>
+      </w:r>
+      <w:proofErr w:type="spellStart"/>
+      <w:r>
+        <w:t>libraries</w:t>
+      </w:r>
+      <w:proofErr w:type="spellEnd"/>
+      <w:r>
+        <w:t xml:space="preserve"> du installiert hast. </w:t>
+      </w:r>
     </w:p>
     <w:p>
       <w:proofErr w:type="spellStart"/>
@@ -982,7 +2818,15 @@
       </w:r>
       <w:proofErr w:type="spellEnd"/>
       <w:r>
-        <w:t xml:space="preserve">. Schreibe Matrizen mit Abtrennung der Zeilen durch </w:t>
+        <w:t xml:space="preserve">. </w:t>
+      </w:r>
+      <w:r>
+        <w:t xml:space="preserve">Vektor transponieren mit v.‘ </w:t>
+      </w:r>
+    </w:p>
+    <w:p>
+      <w:r>
+        <w:t xml:space="preserve">Schreibe Matrizen mit Abtrennung der Zeilen durch </w:t>
       </w:r>
       <w:proofErr w:type="spellStart"/>
       <w:r>
@@ -1031,6 +2875,59 @@
       </w:r>
     </w:p>
     <w:p>
+      <w:r>
+        <w:t xml:space="preserve"> [</w:t>
+      </w:r>
+      <w:proofErr w:type="spellStart"/>
+      <w:r>
+        <w:t>eig_vec</w:t>
+      </w:r>
+      <w:proofErr w:type="spellEnd"/>
+      <w:r>
+        <w:t xml:space="preserve">, </w:t>
+      </w:r>
+      <w:proofErr w:type="spellStart"/>
+      <w:r>
+        <w:t>eig_val</w:t>
+      </w:r>
+      <w:proofErr w:type="spellEnd"/>
+      <w:r>
+        <w:t xml:space="preserve">] = </w:t>
+      </w:r>
+      <w:proofErr w:type="spellStart"/>
+      <w:r>
+        <w:t>eig</w:t>
+      </w:r>
+      <w:proofErr w:type="spellEnd"/>
+      <w:r>
+        <w:t xml:space="preserve">(A) berechnet die Eigenvektoren und Eigenvalues der Matrix A, </w:t>
+      </w:r>
+      <w:proofErr w:type="spellStart"/>
+      <w:r>
+        <w:t>det</w:t>
+      </w:r>
+      <w:proofErr w:type="spellEnd"/>
+      <w:r>
+        <w:t>(A) ist Determinante von A; A</w:t>
+      </w:r>
+      <w:proofErr w:type="gramStart"/>
+      <w:r>
+        <w:t>^(</w:t>
+      </w:r>
+      <w:proofErr w:type="gramEnd"/>
+      <w:r>
+        <w:t xml:space="preserve">-1) ist die inverse </w:t>
+      </w:r>
+      <w:proofErr w:type="spellStart"/>
+      <w:r>
+        <w:t>Matric</w:t>
+      </w:r>
+      <w:proofErr w:type="spellEnd"/>
+      <w:r>
+        <w:t xml:space="preserve"> von A; </w:t>
+      </w:r>
+    </w:p>
+    <w:p>
       <w:proofErr w:type="spellStart"/>
       <w:r>
         <w:t>plot</w:t>
@@ -1065,7 +2962,13 @@
       <w:proofErr w:type="spellEnd"/>
       <w:proofErr w:type="gramEnd"/>
       <w:r>
-        <w:t>, ‘*‘)</w:t>
+        <w:t>, ‘</w:t>
+      </w:r>
+      <w:r>
+        <w:t>b</w:t>
+      </w:r>
+      <w:r>
+        <w:t>*‘)</w:t>
       </w:r>
       <w:r>
         <w:t xml:space="preserve">, oder allgemeiner </w:t>
@@ -1239,7 +3142,32 @@
     </w:p>
     <w:p>
       <w:r>
-        <w:t xml:space="preserve">(anonyme) Funktionen definieren mit @(x) vor der </w:t>
+        <w:t xml:space="preserve">(anonyme) Funktionen definieren mit </w:t>
+      </w:r>
+      <w:r>
+        <w:t xml:space="preserve">f = </w:t>
+      </w:r>
+      <w:r>
+        <w:t>@(x)</w:t>
+      </w:r>
+      <w:r>
+        <w:t xml:space="preserve"> </w:t>
+      </w:r>
+      <w:proofErr w:type="spellStart"/>
+      <w:r>
+        <w:t>function</w:t>
+      </w:r>
+      <w:proofErr w:type="spellEnd"/>
+      <w:r>
+        <w:t xml:space="preserve"> </w:t>
+      </w:r>
+      <w:proofErr w:type="spellStart"/>
+      <w:r>
+        <w:t>formula</w:t>
+      </w:r>
+      <w:proofErr w:type="spellEnd"/>
+      <w:r>
+        <w:t xml:space="preserve"> vor der </w:t>
       </w:r>
       <w:proofErr w:type="gramStart"/>
       <w:r>
@@ -1353,6 +3281,180 @@
     </w:p>
     <w:p>
       <w:r>
+        <w:t xml:space="preserve">Funktionen differenzieren: </w:t>
+      </w:r>
+      <w:proofErr w:type="spellStart"/>
+      <w:r>
+        <w:t>syms</w:t>
+      </w:r>
+      <w:proofErr w:type="spellEnd"/>
+      <w:r>
+        <w:t xml:space="preserve"> x. So definiert man zuerst die Funktionsvariable. Dann Funktion definieren f = x*5 etc. Differenzieren über </w:t>
+      </w:r>
+      <w:proofErr w:type="spellStart"/>
+      <w:proofErr w:type="gramStart"/>
+      <w:r>
+        <w:t>diff</w:t>
+      </w:r>
+      <w:proofErr w:type="spellEnd"/>
+      <w:r>
+        <w:t>(</w:t>
+      </w:r>
+      <w:proofErr w:type="gramEnd"/>
+      <w:r>
+        <w:t xml:space="preserve">f, n-te Ableitung) z.B. </w:t>
+      </w:r>
+      <w:proofErr w:type="spellStart"/>
+      <w:r>
+        <w:t>diff</w:t>
+      </w:r>
+      <w:proofErr w:type="spellEnd"/>
+      <w:r>
+        <w:t xml:space="preserve">(f,2).  </w:t>
+      </w:r>
+    </w:p>
+    <w:p>
+      <w:r>
+        <w:lastRenderedPageBreak/>
+        <w:t xml:space="preserve">Bestimmte Integrale berechnen: </w:t>
+      </w:r>
+      <w:proofErr w:type="gramStart"/>
+      <w:r>
+        <w:t>integral(</w:t>
+      </w:r>
+      <w:proofErr w:type="spellStart"/>
+      <w:proofErr w:type="gramEnd"/>
+      <w:r>
+        <w:t>function</w:t>
+      </w:r>
+      <w:proofErr w:type="spellEnd"/>
+      <w:r>
+        <w:t xml:space="preserve">, </w:t>
+      </w:r>
+      <w:proofErr w:type="spellStart"/>
+      <w:r>
+        <w:t>x_min</w:t>
+      </w:r>
+      <w:proofErr w:type="spellEnd"/>
+      <w:r>
+        <w:t xml:space="preserve">, </w:t>
+      </w:r>
+      <w:proofErr w:type="spellStart"/>
+      <w:r>
+        <w:t>x_max</w:t>
+      </w:r>
+      <w:proofErr w:type="spellEnd"/>
+      <w:r>
+        <w:t xml:space="preserve">). </w:t>
+      </w:r>
+    </w:p>
+    <w:p>
+      <w:r>
+        <w:t xml:space="preserve">Gleichungen definieren: Starte mit dem Definieren der unabhängigen </w:t>
+      </w:r>
+      <w:proofErr w:type="spellStart"/>
+      <w:r>
+        <w:t>Varibalen</w:t>
+      </w:r>
+      <w:proofErr w:type="spellEnd"/>
+      <w:r>
+        <w:t xml:space="preserve">: </w:t>
+      </w:r>
+      <w:proofErr w:type="spellStart"/>
+      <w:r>
+        <w:t>syms</w:t>
+      </w:r>
+      <w:proofErr w:type="spellEnd"/>
+      <w:r>
+        <w:t xml:space="preserve"> x Dann schreibe die linke und rechte Seite der Gleichung auf und speichere jede Seite in einer Variablen. Mit </w:t>
+      </w:r>
+      <w:proofErr w:type="spellStart"/>
+      <w:r>
+        <w:t>equation</w:t>
+      </w:r>
+      <w:proofErr w:type="spellEnd"/>
+      <w:r>
+        <w:t xml:space="preserve"> = </w:t>
+      </w:r>
+      <w:proofErr w:type="spellStart"/>
+      <w:proofErr w:type="gramStart"/>
+      <w:r>
+        <w:t>eq</w:t>
+      </w:r>
+      <w:proofErr w:type="spellEnd"/>
+      <w:r>
+        <w:t>(</w:t>
+      </w:r>
+      <w:proofErr w:type="gramEnd"/>
+      <w:r>
+        <w:t xml:space="preserve">links, rechts) wird daraus eine gespeicherte Gleichung. </w:t>
+      </w:r>
+    </w:p>
+    <w:p>
+      <w:r>
+        <w:t xml:space="preserve">Einfache Gleichungen lösen: </w:t>
+      </w:r>
+      <w:proofErr w:type="spellStart"/>
+      <w:proofErr w:type="gramStart"/>
+      <w:r>
+        <w:t>solve</w:t>
+      </w:r>
+      <w:proofErr w:type="spellEnd"/>
+      <w:r>
+        <w:t>(</w:t>
+      </w:r>
+      <w:proofErr w:type="spellStart"/>
+      <w:proofErr w:type="gramEnd"/>
+      <w:r>
+        <w:t>equation</w:t>
+      </w:r>
+      <w:proofErr w:type="spellEnd"/>
+      <w:r>
+        <w:t>, variable)</w:t>
+      </w:r>
+    </w:p>
+    <w:p>
+      <w:r>
+        <w:t xml:space="preserve">Lineare Gleichungen der Form A*x = b lösen: </w:t>
+      </w:r>
+      <w:proofErr w:type="spellStart"/>
+      <w:r>
+        <w:t>linsolve</w:t>
+      </w:r>
+      <w:proofErr w:type="spellEnd"/>
+      <w:r>
+        <w:t>(</w:t>
+      </w:r>
+      <w:proofErr w:type="spellStart"/>
+      <w:proofErr w:type="gramStart"/>
+      <w:r>
+        <w:t>A,b</w:t>
+      </w:r>
+      <w:proofErr w:type="spellEnd"/>
+      <w:proofErr w:type="gramEnd"/>
+      <w:r>
+        <w:t xml:space="preserve">) oder </w:t>
+      </w:r>
+      <w:proofErr w:type="gramStart"/>
+      <w:r>
+        <w:t xml:space="preserve">A </w:t>
+      </w:r>
+      <w:r>
+        <w:t xml:space="preserve"> </w:t>
+      </w:r>
+      <w:r>
+        <w:t>\</w:t>
+      </w:r>
+      <w:proofErr w:type="gramEnd"/>
+      <w:r>
+        <w:t xml:space="preserve"> </w:t>
+      </w:r>
+      <w:r>
+        <w:t xml:space="preserve"> b </w:t>
+      </w:r>
+    </w:p>
+    <w:p>
+      <w:r>
         <w:t xml:space="preserve">Logische Operationen können auch mit </w:t>
       </w:r>
       <w:proofErr w:type="spellStart"/>
@@ -1424,6 +3526,19 @@
       </w:r>
     </w:p>
     <w:p>
+      <w:r>
+        <w:t xml:space="preserve">Mit der </w:t>
+      </w:r>
+      <w:proofErr w:type="gramStart"/>
+      <w:r>
+        <w:t>find(</w:t>
+      </w:r>
+      <w:proofErr w:type="gramEnd"/>
+      <w:r>
+        <w:t xml:space="preserve">v &lt; 8) Funktion werden die Indizes aller Stellen in dem Array ausgegeben, wo die logische Bedingung erfüllt ist. </w:t>
+      </w:r>
+    </w:p>
+    <w:p>
       <w:proofErr w:type="spellStart"/>
       <w:r>
         <w:t>If</w:t>
@@ -1459,7 +3574,6 @@
     </w:p>
     <w:p>
       <w:r>
-        <w:lastRenderedPageBreak/>
         <w:t xml:space="preserve">For und </w:t>
       </w:r>
       <w:proofErr w:type="spellStart"/>
@@ -1654,6 +3768,35 @@
       </w:r>
       <w:r>
         <w:t xml:space="preserve"> und fftshift(x)</w:t>
+      </w:r>
+    </w:p>
+    <w:p/>
+    <w:p>
+      <w:r>
+        <w:t>Es gibt viele hilfreiche Matlab Toolboxen z.B.</w:t>
+      </w:r>
+    </w:p>
+    <w:p>
+      <w:r>
+        <w:t xml:space="preserve">Parallel </w:t>
+      </w:r>
+      <w:proofErr w:type="spellStart"/>
+      <w:r>
+        <w:t>computing</w:t>
+      </w:r>
+      <w:proofErr w:type="spellEnd"/>
+      <w:r>
+        <w:t xml:space="preserve"> </w:t>
+      </w:r>
+      <w:proofErr w:type="spellStart"/>
+      <w:r>
+        <w:t>toolbox</w:t>
+      </w:r>
+      <w:proofErr w:type="spellEnd"/>
+    </w:p>
+    <w:p>
+      <w:r>
+        <w:t>Matlab Simulink</w:t>
       </w:r>
     </w:p>
     <w:p/>
@@ -1666,22 +3809,12 @@
     <w:p/>
     <w:p/>
     <w:p/>
-    <w:p/>
-    <w:p/>
-    <w:p/>
-    <w:p/>
-    <w:p/>
-    <w:p/>
-    <w:p/>
-    <w:p/>
-    <w:p/>
-    <w:p>
-      <w:r>
-        <w:rPr>
-          <w:b/>
-          <w:bCs/>
-        </w:rPr>
-        <w:lastRenderedPageBreak/>
+    <w:p>
+      <w:r>
+        <w:rPr>
+          <w:b/>
+          <w:bCs/>
+        </w:rPr>
         <w:t xml:space="preserve">GitHub: </w:t>
       </w:r>
       <w:proofErr w:type="spellStart"/>
@@ -2566,6 +4699,80 @@
       <w:proofErr w:type="spellEnd"/>
       <w:r>
         <w:t xml:space="preserve"> in the terminal; </w:t>
+      </w:r>
+    </w:p>
+    <w:p>
+      <w:proofErr w:type="spellStart"/>
+      <w:r>
+        <w:t>git</w:t>
+      </w:r>
+      <w:proofErr w:type="spellEnd"/>
+      <w:r>
+        <w:t xml:space="preserve"> remote </w:t>
+      </w:r>
+      <w:proofErr w:type="spellStart"/>
+      <w:r>
+        <w:t>add</w:t>
+      </w:r>
+      <w:proofErr w:type="spellEnd"/>
+      <w:r>
+        <w:t xml:space="preserve"> </w:t>
+      </w:r>
+      <w:proofErr w:type="spellStart"/>
+      <w:r>
+        <w:t>orgine</w:t>
+      </w:r>
+      <w:proofErr w:type="spellEnd"/>
+      <w:r>
+        <w:t xml:space="preserve">: </w:t>
+      </w:r>
+      <w:proofErr w:type="spellStart"/>
+      <w:r>
+        <w:t>must</w:t>
+      </w:r>
+      <w:proofErr w:type="spellEnd"/>
+      <w:r>
+        <w:t xml:space="preserve"> </w:t>
+      </w:r>
+      <w:proofErr w:type="spellStart"/>
+      <w:r>
+        <w:t>be</w:t>
+      </w:r>
+      <w:proofErr w:type="spellEnd"/>
+      <w:r>
+        <w:t xml:space="preserve"> </w:t>
+      </w:r>
+      <w:proofErr w:type="spellStart"/>
+      <w:r>
+        <w:t>entered</w:t>
+      </w:r>
+      <w:proofErr w:type="spellEnd"/>
+      <w:r>
+        <w:t xml:space="preserve"> to connect to a </w:t>
+      </w:r>
+      <w:proofErr w:type="spellStart"/>
+      <w:r>
+        <w:t>new</w:t>
+      </w:r>
+      <w:proofErr w:type="spellEnd"/>
+      <w:r>
+        <w:t xml:space="preserve"> created </w:t>
+      </w:r>
+      <w:proofErr w:type="spellStart"/>
+      <w:r>
+        <w:t>gitHub</w:t>
+      </w:r>
+      <w:proofErr w:type="spellEnd"/>
+      <w:r>
+        <w:t xml:space="preserve"> </w:t>
+      </w:r>
+      <w:proofErr w:type="spellStart"/>
+      <w:r>
+        <w:t>repository</w:t>
+      </w:r>
+      <w:proofErr w:type="spellEnd"/>
+      <w:r>
+        <w:t xml:space="preserve">; </w:t>
       </w:r>
     </w:p>
     <w:p>

--- a/Wichtigsten Programmiertipps und Hinweise für meine PhD.docx
+++ b/Wichtigsten Programmiertipps und Hinweise für meine PhD.docx
@@ -1137,10 +1137,7 @@
       </w:r>
       <w:proofErr w:type="spellEnd"/>
       <w:r>
-        <w:t xml:space="preserve"> </w:t>
-      </w:r>
-      <w:r>
-        <w:t>,</w:t>
+        <w:t xml:space="preserve"> ,</w:t>
       </w:r>
       <w:proofErr w:type="gramEnd"/>
       <w:r>
@@ -1887,13 +1884,8 @@
       </w:r>
       <w:proofErr w:type="spellEnd"/>
       <w:r>
-        <w:t xml:space="preserve"> </w:t>
-      </w:r>
-      <w:proofErr w:type="spellStart"/>
-      <w:r>
-        <w:t>functionname</w:t>
-      </w:r>
-      <w:proofErr w:type="spellEnd"/>
+        <w:t xml:space="preserve"> functionname</w:t>
+      </w:r>
     </w:p>
     <w:p/>
     <w:p/>
@@ -2091,8 +2083,3731 @@
         <w:rPr>
           <w:b/>
           <w:bCs/>
+          <w:sz w:val="28"/>
+          <w:szCs w:val="28"/>
         </w:rPr>
       </w:pPr>
+      <w:r>
+        <w:rPr>
+          <w:b/>
+          <w:bCs/>
+          <w:sz w:val="28"/>
+          <w:szCs w:val="28"/>
+        </w:rPr>
+        <w:lastRenderedPageBreak/>
+        <w:t xml:space="preserve">Python: </w:t>
+      </w:r>
+    </w:p>
+    <w:p>
+      <w:r>
+        <w:t xml:space="preserve">Most important </w:t>
+      </w:r>
+      <w:proofErr w:type="spellStart"/>
+      <w:r>
+        <w:t>python</w:t>
+      </w:r>
+      <w:proofErr w:type="spellEnd"/>
+      <w:r>
+        <w:t xml:space="preserve"> </w:t>
+      </w:r>
+      <w:proofErr w:type="spellStart"/>
+      <w:r>
+        <w:t>libraries</w:t>
+      </w:r>
+      <w:proofErr w:type="spellEnd"/>
+      <w:r>
+        <w:t xml:space="preserve"> </w:t>
+      </w:r>
+      <w:proofErr w:type="spellStart"/>
+      <w:r>
+        <w:t>are</w:t>
+      </w:r>
+      <w:proofErr w:type="spellEnd"/>
+      <w:r>
+        <w:t xml:space="preserve"> </w:t>
+      </w:r>
+      <w:proofErr w:type="spellStart"/>
+      <w:r>
+        <w:t>numpy</w:t>
+      </w:r>
+      <w:proofErr w:type="spellEnd"/>
+      <w:r>
+        <w:t xml:space="preserve">, </w:t>
+      </w:r>
+      <w:proofErr w:type="spellStart"/>
+      <w:r>
+        <w:t>matplotlib</w:t>
+      </w:r>
+      <w:proofErr w:type="spellEnd"/>
+      <w:r>
+        <w:t xml:space="preserve">, </w:t>
+      </w:r>
+      <w:proofErr w:type="spellStart"/>
+      <w:r>
+        <w:t>pandas</w:t>
+      </w:r>
+      <w:proofErr w:type="spellEnd"/>
+      <w:r>
+        <w:t xml:space="preserve">, </w:t>
+      </w:r>
+      <w:proofErr w:type="spellStart"/>
+      <w:r>
+        <w:t>scipy</w:t>
+      </w:r>
+      <w:proofErr w:type="spellEnd"/>
+      <w:r>
+        <w:t xml:space="preserve">, </w:t>
+      </w:r>
+      <w:proofErr w:type="spellStart"/>
+      <w:r>
+        <w:t>sympy</w:t>
+      </w:r>
+      <w:proofErr w:type="spellEnd"/>
+      <w:r>
+        <w:t xml:space="preserve">, </w:t>
+      </w:r>
+      <w:proofErr w:type="spellStart"/>
+      <w:r>
+        <w:t>seaborn</w:t>
+      </w:r>
+      <w:proofErr w:type="spellEnd"/>
+      <w:r>
+        <w:t xml:space="preserve"> and </w:t>
+      </w:r>
+      <w:proofErr w:type="spellStart"/>
+      <w:r>
+        <w:t>sk-learn</w:t>
+      </w:r>
+      <w:proofErr w:type="spellEnd"/>
+      <w:r>
+        <w:t xml:space="preserve">. </w:t>
+      </w:r>
+    </w:p>
+    <w:p>
+      <w:proofErr w:type="spellStart"/>
+      <w:r>
+        <w:rPr>
+          <w:b/>
+          <w:bCs/>
+        </w:rPr>
+        <w:t>Numpy</w:t>
+      </w:r>
+      <w:proofErr w:type="spellEnd"/>
+      <w:r>
+        <w:rPr>
+          <w:b/>
+          <w:bCs/>
+        </w:rPr>
+        <w:t xml:space="preserve">: </w:t>
+      </w:r>
+      <w:proofErr w:type="spellStart"/>
+      <w:r>
+        <w:t>with</w:t>
+      </w:r>
+      <w:proofErr w:type="spellEnd"/>
+      <w:r>
+        <w:t xml:space="preserve"> </w:t>
+      </w:r>
+      <w:proofErr w:type="spellStart"/>
+      <w:r>
+        <w:t>numpy</w:t>
+      </w:r>
+      <w:proofErr w:type="spellEnd"/>
+      <w:r>
+        <w:t xml:space="preserve"> </w:t>
+      </w:r>
+      <w:proofErr w:type="spellStart"/>
+      <w:r>
+        <w:t>arrays</w:t>
+      </w:r>
+      <w:proofErr w:type="spellEnd"/>
+      <w:r>
+        <w:t xml:space="preserve"> </w:t>
+      </w:r>
+      <w:proofErr w:type="spellStart"/>
+      <w:r>
+        <w:t>you</w:t>
+      </w:r>
+      <w:proofErr w:type="spellEnd"/>
+      <w:r>
+        <w:t xml:space="preserve"> </w:t>
+      </w:r>
+      <w:proofErr w:type="spellStart"/>
+      <w:r>
+        <w:t>can</w:t>
+      </w:r>
+      <w:proofErr w:type="spellEnd"/>
+      <w:r>
+        <w:t xml:space="preserve"> </w:t>
+      </w:r>
+      <w:proofErr w:type="spellStart"/>
+      <w:r>
+        <w:t>easyly</w:t>
+      </w:r>
+      <w:proofErr w:type="spellEnd"/>
+      <w:r>
+        <w:t xml:space="preserve"> perform </w:t>
+      </w:r>
+      <w:proofErr w:type="spellStart"/>
+      <w:r>
+        <w:t>operations</w:t>
+      </w:r>
+      <w:proofErr w:type="spellEnd"/>
+      <w:r>
+        <w:t xml:space="preserve"> </w:t>
+      </w:r>
+      <w:proofErr w:type="spellStart"/>
+      <w:r>
+        <w:t>with</w:t>
+      </w:r>
+      <w:proofErr w:type="spellEnd"/>
+      <w:r>
+        <w:t xml:space="preserve"> all </w:t>
+      </w:r>
+      <w:proofErr w:type="spellStart"/>
+      <w:r>
+        <w:t>elements</w:t>
+      </w:r>
+      <w:proofErr w:type="spellEnd"/>
+      <w:r>
+        <w:t xml:space="preserve"> of a </w:t>
+      </w:r>
+      <w:proofErr w:type="spellStart"/>
+      <w:r>
+        <w:t>vector</w:t>
+      </w:r>
+      <w:proofErr w:type="spellEnd"/>
+      <w:r>
+        <w:t xml:space="preserve"> </w:t>
+      </w:r>
+      <w:proofErr w:type="spellStart"/>
+      <w:r>
+        <w:t>or</w:t>
+      </w:r>
+      <w:proofErr w:type="spellEnd"/>
+      <w:r>
+        <w:t xml:space="preserve"> a </w:t>
+      </w:r>
+      <w:proofErr w:type="spellStart"/>
+      <w:r>
+        <w:t>matrix</w:t>
+      </w:r>
+      <w:proofErr w:type="spellEnd"/>
+      <w:r>
+        <w:t xml:space="preserve">. </w:t>
+      </w:r>
+      <w:proofErr w:type="spellStart"/>
+      <w:proofErr w:type="gramStart"/>
+      <w:r>
+        <w:t>Np.array</w:t>
+      </w:r>
+      <w:proofErr w:type="spellEnd"/>
+      <w:proofErr w:type="gramEnd"/>
+      <w:r>
+        <w:t xml:space="preserve">(x) </w:t>
+      </w:r>
+      <w:proofErr w:type="spellStart"/>
+      <w:r>
+        <w:t>transforms</w:t>
+      </w:r>
+      <w:proofErr w:type="spellEnd"/>
+      <w:r>
+        <w:t xml:space="preserve"> a simple </w:t>
+      </w:r>
+      <w:proofErr w:type="spellStart"/>
+      <w:r>
+        <w:t>list</w:t>
+      </w:r>
+      <w:proofErr w:type="spellEnd"/>
+      <w:r>
+        <w:t xml:space="preserve"> to a </w:t>
+      </w:r>
+      <w:proofErr w:type="spellStart"/>
+      <w:r>
+        <w:t>numpy</w:t>
+      </w:r>
+      <w:proofErr w:type="spellEnd"/>
+      <w:r>
+        <w:t xml:space="preserve"> </w:t>
+      </w:r>
+      <w:proofErr w:type="spellStart"/>
+      <w:r>
+        <w:t>array</w:t>
+      </w:r>
+      <w:proofErr w:type="spellEnd"/>
+      <w:r>
+        <w:t xml:space="preserve">. </w:t>
+      </w:r>
+      <w:proofErr w:type="spellStart"/>
+      <w:r>
+        <w:t>You</w:t>
+      </w:r>
+      <w:proofErr w:type="spellEnd"/>
+      <w:r>
+        <w:t xml:space="preserve"> </w:t>
+      </w:r>
+      <w:proofErr w:type="spellStart"/>
+      <w:r>
+        <w:t>can</w:t>
+      </w:r>
+      <w:proofErr w:type="spellEnd"/>
+      <w:r>
+        <w:t xml:space="preserve"> </w:t>
+      </w:r>
+      <w:proofErr w:type="spellStart"/>
+      <w:r>
+        <w:t>get</w:t>
+      </w:r>
+      <w:proofErr w:type="spellEnd"/>
+      <w:r>
+        <w:t xml:space="preserve"> the </w:t>
+      </w:r>
+      <w:proofErr w:type="spellStart"/>
+      <w:r>
+        <w:t>mean</w:t>
+      </w:r>
+      <w:proofErr w:type="spellEnd"/>
+      <w:r>
+        <w:t xml:space="preserve"> (</w:t>
+      </w:r>
+      <w:proofErr w:type="spellStart"/>
+      <w:proofErr w:type="gramStart"/>
+      <w:r>
+        <w:t>np.mean</w:t>
+      </w:r>
+      <w:proofErr w:type="spellEnd"/>
+      <w:proofErr w:type="gramEnd"/>
+      <w:r>
+        <w:t xml:space="preserve">), the </w:t>
+      </w:r>
+      <w:proofErr w:type="spellStart"/>
+      <w:r>
+        <w:t>standard</w:t>
+      </w:r>
+      <w:proofErr w:type="spellEnd"/>
+      <w:r>
+        <w:t xml:space="preserve"> </w:t>
+      </w:r>
+      <w:proofErr w:type="spellStart"/>
+      <w:r>
+        <w:t>deviation</w:t>
+      </w:r>
+      <w:proofErr w:type="spellEnd"/>
+      <w:r>
+        <w:t xml:space="preserve"> (</w:t>
+      </w:r>
+      <w:proofErr w:type="spellStart"/>
+      <w:r>
+        <w:t>np.std</w:t>
+      </w:r>
+      <w:proofErr w:type="spellEnd"/>
+      <w:r>
+        <w:t xml:space="preserve">), maximum </w:t>
+      </w:r>
+      <w:proofErr w:type="spellStart"/>
+      <w:r>
+        <w:t>or</w:t>
+      </w:r>
+      <w:proofErr w:type="spellEnd"/>
+      <w:r>
+        <w:t xml:space="preserve"> </w:t>
+      </w:r>
+      <w:proofErr w:type="spellStart"/>
+      <w:r>
+        <w:t>minimum</w:t>
+      </w:r>
+      <w:proofErr w:type="spellEnd"/>
+      <w:r>
+        <w:t xml:space="preserve"> (</w:t>
+      </w:r>
+      <w:proofErr w:type="spellStart"/>
+      <w:r>
+        <w:t>np.max</w:t>
+      </w:r>
+      <w:proofErr w:type="spellEnd"/>
+      <w:r>
+        <w:t xml:space="preserve"> and </w:t>
+      </w:r>
+      <w:proofErr w:type="spellStart"/>
+      <w:r>
+        <w:t>np.min</w:t>
+      </w:r>
+      <w:proofErr w:type="spellEnd"/>
+      <w:r>
+        <w:t xml:space="preserve">). </w:t>
+      </w:r>
+      <w:proofErr w:type="spellStart"/>
+      <w:r>
+        <w:t>Get</w:t>
+      </w:r>
+      <w:proofErr w:type="spellEnd"/>
+      <w:r>
+        <w:t xml:space="preserve"> the </w:t>
+      </w:r>
+      <w:proofErr w:type="spellStart"/>
+      <w:r>
+        <w:t>shape</w:t>
+      </w:r>
+      <w:proofErr w:type="spellEnd"/>
+      <w:r>
+        <w:t xml:space="preserve"> of an </w:t>
+      </w:r>
+      <w:proofErr w:type="spellStart"/>
+      <w:r>
+        <w:t>array</w:t>
+      </w:r>
+      <w:proofErr w:type="spellEnd"/>
+      <w:r>
+        <w:t xml:space="preserve"> </w:t>
+      </w:r>
+      <w:proofErr w:type="spellStart"/>
+      <w:r>
+        <w:t>with</w:t>
+      </w:r>
+      <w:proofErr w:type="spellEnd"/>
+      <w:r>
+        <w:t xml:space="preserve"> </w:t>
+      </w:r>
+      <w:proofErr w:type="spellStart"/>
+      <w:proofErr w:type="gramStart"/>
+      <w:r>
+        <w:t>np.shape</w:t>
+      </w:r>
+      <w:proofErr w:type="spellEnd"/>
+      <w:proofErr w:type="gramEnd"/>
+      <w:r>
+        <w:t xml:space="preserve">(A). Flatten </w:t>
+      </w:r>
+      <w:proofErr w:type="spellStart"/>
+      <w:r>
+        <w:t>arrays</w:t>
+      </w:r>
+      <w:proofErr w:type="spellEnd"/>
+      <w:r>
+        <w:t xml:space="preserve"> </w:t>
+      </w:r>
+      <w:proofErr w:type="spellStart"/>
+      <w:r>
+        <w:t>with</w:t>
+      </w:r>
+      <w:proofErr w:type="spellEnd"/>
+      <w:r>
+        <w:t xml:space="preserve"> </w:t>
+      </w:r>
+      <w:proofErr w:type="spellStart"/>
+      <w:proofErr w:type="gramStart"/>
+      <w:r>
+        <w:t>np.flatten</w:t>
+      </w:r>
+      <w:proofErr w:type="spellEnd"/>
+      <w:proofErr w:type="gramEnd"/>
+      <w:r>
+        <w:t xml:space="preserve"> </w:t>
+      </w:r>
+      <w:proofErr w:type="spellStart"/>
+      <w:r>
+        <w:t>or</w:t>
+      </w:r>
+      <w:proofErr w:type="spellEnd"/>
+      <w:r>
+        <w:t xml:space="preserve"> </w:t>
+      </w:r>
+      <w:proofErr w:type="spellStart"/>
+      <w:proofErr w:type="gramStart"/>
+      <w:r>
+        <w:t>np.ravel</w:t>
+      </w:r>
+      <w:proofErr w:type="spellEnd"/>
+      <w:proofErr w:type="gramEnd"/>
+      <w:r>
+        <w:t xml:space="preserve"> (</w:t>
+      </w:r>
+      <w:proofErr w:type="spellStart"/>
+      <w:r>
+        <w:t>ravel</w:t>
+      </w:r>
+      <w:proofErr w:type="spellEnd"/>
+      <w:r>
+        <w:t xml:space="preserve"> </w:t>
+      </w:r>
+      <w:proofErr w:type="spellStart"/>
+      <w:r>
+        <w:t>is</w:t>
+      </w:r>
+      <w:proofErr w:type="spellEnd"/>
+      <w:r>
+        <w:t xml:space="preserve"> </w:t>
+      </w:r>
+      <w:proofErr w:type="spellStart"/>
+      <w:r>
+        <w:t>faster</w:t>
+      </w:r>
+      <w:proofErr w:type="spellEnd"/>
+      <w:r>
+        <w:t xml:space="preserve"> but </w:t>
+      </w:r>
+      <w:proofErr w:type="spellStart"/>
+      <w:r>
+        <w:t>flatten</w:t>
+      </w:r>
+      <w:proofErr w:type="spellEnd"/>
+      <w:r>
+        <w:t xml:space="preserve"> </w:t>
+      </w:r>
+      <w:proofErr w:type="spellStart"/>
+      <w:r>
+        <w:t>saver</w:t>
+      </w:r>
+      <w:proofErr w:type="spellEnd"/>
+      <w:r>
+        <w:t xml:space="preserve"> as </w:t>
+      </w:r>
+      <w:proofErr w:type="spellStart"/>
+      <w:r>
+        <w:t>maipulation</w:t>
+      </w:r>
+      <w:proofErr w:type="spellEnd"/>
+      <w:r>
+        <w:t xml:space="preserve"> of the </w:t>
+      </w:r>
+      <w:proofErr w:type="spellStart"/>
+      <w:r>
+        <w:t>flattend</w:t>
+      </w:r>
+      <w:proofErr w:type="spellEnd"/>
+      <w:r>
+        <w:t xml:space="preserve"> </w:t>
+      </w:r>
+      <w:proofErr w:type="spellStart"/>
+      <w:r>
+        <w:t>array</w:t>
+      </w:r>
+      <w:proofErr w:type="spellEnd"/>
+      <w:r>
+        <w:t xml:space="preserve"> </w:t>
+      </w:r>
+      <w:proofErr w:type="spellStart"/>
+      <w:r>
+        <w:t>could</w:t>
+      </w:r>
+      <w:proofErr w:type="spellEnd"/>
+      <w:r>
+        <w:t xml:space="preserve"> </w:t>
+      </w:r>
+      <w:proofErr w:type="spellStart"/>
+      <w:r>
+        <w:t>otherwise</w:t>
+      </w:r>
+      <w:proofErr w:type="spellEnd"/>
+      <w:r>
+        <w:t xml:space="preserve"> </w:t>
+      </w:r>
+      <w:proofErr w:type="spellStart"/>
+      <w:r>
+        <w:t>affect</w:t>
+      </w:r>
+      <w:proofErr w:type="spellEnd"/>
+      <w:r>
+        <w:t xml:space="preserve"> the original </w:t>
+      </w:r>
+      <w:proofErr w:type="spellStart"/>
+      <w:r>
+        <w:t>array</w:t>
+      </w:r>
+      <w:proofErr w:type="spellEnd"/>
+      <w:r>
+        <w:t xml:space="preserve">). </w:t>
+      </w:r>
+      <w:proofErr w:type="spellStart"/>
+      <w:proofErr w:type="gramStart"/>
+      <w:r>
+        <w:t>np.concatenate</w:t>
+      </w:r>
+      <w:proofErr w:type="spellEnd"/>
+      <w:proofErr w:type="gramEnd"/>
+      <w:r>
+        <w:t>(</w:t>
+      </w:r>
+      <w:proofErr w:type="spellStart"/>
+      <w:proofErr w:type="gramStart"/>
+      <w:r>
+        <w:t>a,b</w:t>
+      </w:r>
+      <w:proofErr w:type="spellEnd"/>
+      <w:proofErr w:type="gramEnd"/>
+      <w:r>
+        <w:t xml:space="preserve">) mergest wo </w:t>
+      </w:r>
+      <w:proofErr w:type="spellStart"/>
+      <w:r>
+        <w:t>arrays</w:t>
+      </w:r>
+      <w:proofErr w:type="spellEnd"/>
+      <w:r>
+        <w:t xml:space="preserve"> </w:t>
+      </w:r>
+      <w:proofErr w:type="spellStart"/>
+      <w:r>
+        <w:t>together</w:t>
+      </w:r>
+      <w:proofErr w:type="spellEnd"/>
+      <w:r>
+        <w:t xml:space="preserve"> to </w:t>
+      </w:r>
+      <w:proofErr w:type="spellStart"/>
+      <w:r>
+        <w:t>one</w:t>
+      </w:r>
+      <w:proofErr w:type="spellEnd"/>
+      <w:r>
+        <w:t xml:space="preserve"> </w:t>
+      </w:r>
+      <w:proofErr w:type="spellStart"/>
+      <w:r>
+        <w:t>array</w:t>
+      </w:r>
+      <w:proofErr w:type="spellEnd"/>
+      <w:r>
+        <w:t xml:space="preserve">. </w:t>
+      </w:r>
+      <w:proofErr w:type="spellStart"/>
+      <w:proofErr w:type="gramStart"/>
+      <w:r>
+        <w:t>no.hstack</w:t>
+      </w:r>
+      <w:proofErr w:type="spellEnd"/>
+      <w:proofErr w:type="gramEnd"/>
+      <w:r>
+        <w:t xml:space="preserve"> and </w:t>
+      </w:r>
+      <w:proofErr w:type="spellStart"/>
+      <w:proofErr w:type="gramStart"/>
+      <w:r>
+        <w:t>np.vstack</w:t>
+      </w:r>
+      <w:proofErr w:type="spellEnd"/>
+      <w:proofErr w:type="gramEnd"/>
+      <w:r>
+        <w:t xml:space="preserve"> </w:t>
+      </w:r>
+      <w:proofErr w:type="spellStart"/>
+      <w:r>
+        <w:t>allows</w:t>
+      </w:r>
+      <w:proofErr w:type="spellEnd"/>
+      <w:r>
+        <w:t xml:space="preserve"> to </w:t>
+      </w:r>
+      <w:proofErr w:type="spellStart"/>
+      <w:r>
+        <w:t>vertically</w:t>
+      </w:r>
+      <w:proofErr w:type="spellEnd"/>
+      <w:r>
+        <w:t xml:space="preserve"> </w:t>
+      </w:r>
+      <w:proofErr w:type="spellStart"/>
+      <w:r>
+        <w:t>or</w:t>
+      </w:r>
+      <w:proofErr w:type="spellEnd"/>
+      <w:r>
+        <w:t xml:space="preserve"> </w:t>
+      </w:r>
+      <w:proofErr w:type="spellStart"/>
+      <w:r>
+        <w:t>horizontally</w:t>
+      </w:r>
+      <w:proofErr w:type="spellEnd"/>
+      <w:r>
+        <w:t xml:space="preserve"> </w:t>
+      </w:r>
+      <w:proofErr w:type="spellStart"/>
+      <w:r>
+        <w:t>stack</w:t>
+      </w:r>
+      <w:proofErr w:type="spellEnd"/>
+      <w:r>
+        <w:t xml:space="preserve"> </w:t>
+      </w:r>
+      <w:proofErr w:type="spellStart"/>
+      <w:r>
+        <w:t>numpy</w:t>
+      </w:r>
+      <w:proofErr w:type="spellEnd"/>
+      <w:r>
+        <w:t xml:space="preserve"> </w:t>
+      </w:r>
+      <w:proofErr w:type="spellStart"/>
+      <w:r>
+        <w:t>arrrays</w:t>
+      </w:r>
+      <w:proofErr w:type="spellEnd"/>
+      <w:r>
+        <w:t xml:space="preserve"> in a </w:t>
+      </w:r>
+      <w:proofErr w:type="spellStart"/>
+      <w:r>
+        <w:t>new</w:t>
+      </w:r>
+      <w:proofErr w:type="spellEnd"/>
+      <w:r>
+        <w:t xml:space="preserve"> </w:t>
+      </w:r>
+      <w:proofErr w:type="spellStart"/>
+      <w:r>
+        <w:t>array</w:t>
+      </w:r>
+      <w:proofErr w:type="spellEnd"/>
+      <w:r>
+        <w:t xml:space="preserve">. </w:t>
+      </w:r>
+    </w:p>
+    <w:p>
+      <w:r>
+        <w:t xml:space="preserve">Important </w:t>
+      </w:r>
+      <w:proofErr w:type="spellStart"/>
+      <w:r>
+        <w:t>packages</w:t>
+      </w:r>
+      <w:proofErr w:type="spellEnd"/>
+      <w:r>
+        <w:t xml:space="preserve"> of </w:t>
+      </w:r>
+      <w:proofErr w:type="spellStart"/>
+      <w:r>
+        <w:t>numpy</w:t>
+      </w:r>
+      <w:proofErr w:type="spellEnd"/>
+      <w:r>
+        <w:t xml:space="preserve"> </w:t>
+      </w:r>
+      <w:proofErr w:type="spellStart"/>
+      <w:r>
+        <w:t>are</w:t>
+      </w:r>
+      <w:proofErr w:type="spellEnd"/>
+      <w:r>
+        <w:t xml:space="preserve"> </w:t>
+      </w:r>
+      <w:proofErr w:type="spellStart"/>
+      <w:proofErr w:type="gramStart"/>
+      <w:r>
+        <w:t>np.linalg</w:t>
+      </w:r>
+      <w:proofErr w:type="spellEnd"/>
+      <w:proofErr w:type="gramEnd"/>
+      <w:r>
+        <w:t xml:space="preserve"> </w:t>
+      </w:r>
+      <w:proofErr w:type="spellStart"/>
+      <w:r>
+        <w:t>or</w:t>
+      </w:r>
+      <w:proofErr w:type="spellEnd"/>
+      <w:r>
+        <w:t xml:space="preserve"> </w:t>
+      </w:r>
+      <w:proofErr w:type="spellStart"/>
+      <w:proofErr w:type="gramStart"/>
+      <w:r>
+        <w:t>np.random</w:t>
+      </w:r>
+      <w:proofErr w:type="spellEnd"/>
+      <w:proofErr w:type="gramEnd"/>
+      <w:r>
+        <w:t xml:space="preserve">. </w:t>
+      </w:r>
+    </w:p>
+    <w:p>
+      <w:proofErr w:type="spellStart"/>
+      <w:r>
+        <w:rPr>
+          <w:b/>
+          <w:bCs/>
+        </w:rPr>
+        <w:t>Scipy</w:t>
+      </w:r>
+      <w:proofErr w:type="spellEnd"/>
+      <w:r>
+        <w:rPr>
+          <w:b/>
+          <w:bCs/>
+        </w:rPr>
+        <w:t>:</w:t>
+      </w:r>
+      <w:r>
+        <w:t xml:space="preserve"> </w:t>
+      </w:r>
+      <w:proofErr w:type="spellStart"/>
+      <w:r>
+        <w:t>Scipy</w:t>
+      </w:r>
+      <w:proofErr w:type="spellEnd"/>
+      <w:r>
+        <w:t xml:space="preserve"> </w:t>
+      </w:r>
+      <w:proofErr w:type="spellStart"/>
+      <w:r>
+        <w:t>is</w:t>
+      </w:r>
+      <w:proofErr w:type="spellEnd"/>
+      <w:r>
+        <w:t xml:space="preserve"> </w:t>
+      </w:r>
+      <w:proofErr w:type="spellStart"/>
+      <w:r>
+        <w:t>better</w:t>
+      </w:r>
+      <w:proofErr w:type="spellEnd"/>
+      <w:r>
+        <w:t xml:space="preserve"> </w:t>
+      </w:r>
+      <w:proofErr w:type="spellStart"/>
+      <w:r>
+        <w:t>than</w:t>
+      </w:r>
+      <w:proofErr w:type="spellEnd"/>
+      <w:r>
+        <w:t xml:space="preserve"> </w:t>
+      </w:r>
+      <w:proofErr w:type="spellStart"/>
+      <w:r>
+        <w:t>numpy</w:t>
+      </w:r>
+      <w:proofErr w:type="spellEnd"/>
+      <w:r>
+        <w:t xml:space="preserve"> for </w:t>
+      </w:r>
+      <w:proofErr w:type="spellStart"/>
+      <w:r>
+        <w:t>scientific</w:t>
+      </w:r>
+      <w:proofErr w:type="spellEnd"/>
+      <w:r>
+        <w:t xml:space="preserve"> </w:t>
+      </w:r>
+      <w:proofErr w:type="spellStart"/>
+      <w:r>
+        <w:t>tasks</w:t>
+      </w:r>
+      <w:proofErr w:type="spellEnd"/>
+      <w:r>
+        <w:t xml:space="preserve">. </w:t>
+      </w:r>
+      <w:r>
+        <w:t xml:space="preserve">Important </w:t>
+      </w:r>
+      <w:proofErr w:type="spellStart"/>
+      <w:r>
+        <w:t>packages</w:t>
+      </w:r>
+      <w:proofErr w:type="spellEnd"/>
+      <w:r>
+        <w:t xml:space="preserve"> </w:t>
+      </w:r>
+      <w:proofErr w:type="spellStart"/>
+      <w:r>
+        <w:t>are</w:t>
+      </w:r>
+      <w:proofErr w:type="spellEnd"/>
+      <w:r>
+        <w:t xml:space="preserve"> </w:t>
+      </w:r>
+      <w:proofErr w:type="spellStart"/>
+      <w:r>
+        <w:t>here</w:t>
+      </w:r>
+      <w:proofErr w:type="spellEnd"/>
+      <w:r>
+        <w:t xml:space="preserve"> </w:t>
+      </w:r>
+      <w:proofErr w:type="spellStart"/>
+      <w:proofErr w:type="gramStart"/>
+      <w:r>
+        <w:t>scipy.constants</w:t>
+      </w:r>
+      <w:proofErr w:type="spellEnd"/>
+      <w:proofErr w:type="gramEnd"/>
+      <w:r>
+        <w:t xml:space="preserve">, </w:t>
+      </w:r>
+      <w:proofErr w:type="spellStart"/>
+      <w:proofErr w:type="gramStart"/>
+      <w:r>
+        <w:t>scipy.integrate</w:t>
+      </w:r>
+      <w:proofErr w:type="spellEnd"/>
+      <w:proofErr w:type="gramEnd"/>
+      <w:r>
+        <w:t xml:space="preserve">, </w:t>
+      </w:r>
+      <w:proofErr w:type="spellStart"/>
+      <w:proofErr w:type="gramStart"/>
+      <w:r>
+        <w:t>scipy.differentiate</w:t>
+      </w:r>
+      <w:proofErr w:type="spellEnd"/>
+      <w:proofErr w:type="gramEnd"/>
+      <w:r>
+        <w:t xml:space="preserve">, </w:t>
+      </w:r>
+      <w:proofErr w:type="spellStart"/>
+      <w:proofErr w:type="gramStart"/>
+      <w:r>
+        <w:t>scipy.optimize</w:t>
+      </w:r>
+      <w:proofErr w:type="spellEnd"/>
+      <w:proofErr w:type="gramEnd"/>
+      <w:r>
+        <w:t xml:space="preserve">, </w:t>
+      </w:r>
+      <w:proofErr w:type="spellStart"/>
+      <w:proofErr w:type="gramStart"/>
+      <w:r>
+        <w:t>scipy.linalg</w:t>
+      </w:r>
+      <w:proofErr w:type="spellEnd"/>
+      <w:proofErr w:type="gramEnd"/>
+      <w:r>
+        <w:t xml:space="preserve">, </w:t>
+      </w:r>
+      <w:proofErr w:type="spellStart"/>
+      <w:proofErr w:type="gramStart"/>
+      <w:r>
+        <w:t>scipy.stats</w:t>
+      </w:r>
+      <w:proofErr w:type="spellEnd"/>
+      <w:proofErr w:type="gramEnd"/>
+      <w:r>
+        <w:t xml:space="preserve">, </w:t>
+      </w:r>
+      <w:proofErr w:type="spellStart"/>
+      <w:proofErr w:type="gramStart"/>
+      <w:r>
+        <w:t>scipy.interpolate</w:t>
+      </w:r>
+      <w:proofErr w:type="spellEnd"/>
+      <w:proofErr w:type="gramEnd"/>
+      <w:r>
+        <w:t xml:space="preserve">, </w:t>
+      </w:r>
+      <w:proofErr w:type="spellStart"/>
+      <w:r>
+        <w:t>scipy.fft</w:t>
+      </w:r>
+      <w:proofErr w:type="spellEnd"/>
+      <w:r>
+        <w:t xml:space="preserve">, </w:t>
+      </w:r>
+      <w:proofErr w:type="spellStart"/>
+      <w:proofErr w:type="gramStart"/>
+      <w:r>
+        <w:t>scipy.signal</w:t>
+      </w:r>
+      <w:proofErr w:type="spellEnd"/>
+      <w:proofErr w:type="gramEnd"/>
+      <w:r>
+        <w:t xml:space="preserve"> </w:t>
+      </w:r>
+      <w:proofErr w:type="spellStart"/>
+      <w:r>
+        <w:t>or</w:t>
+      </w:r>
+      <w:proofErr w:type="spellEnd"/>
+      <w:r>
+        <w:t xml:space="preserve"> </w:t>
+      </w:r>
+      <w:proofErr w:type="spellStart"/>
+      <w:proofErr w:type="gramStart"/>
+      <w:r>
+        <w:t>scipy.sparse</w:t>
+      </w:r>
+      <w:proofErr w:type="gramEnd"/>
+      <w:r>
+        <w:t>.</w:t>
+      </w:r>
+      <w:r>
+        <w:t>In</w:t>
+      </w:r>
+      <w:proofErr w:type="spellEnd"/>
+      <w:r>
+        <w:t xml:space="preserve"> </w:t>
+      </w:r>
+      <w:proofErr w:type="spellStart"/>
+      <w:proofErr w:type="gramStart"/>
+      <w:r>
+        <w:t>scipy.constants</w:t>
+      </w:r>
+      <w:proofErr w:type="spellEnd"/>
+      <w:proofErr w:type="gramEnd"/>
+      <w:r>
+        <w:t xml:space="preserve"> </w:t>
+      </w:r>
+      <w:proofErr w:type="spellStart"/>
+      <w:r>
+        <w:t>are</w:t>
+      </w:r>
+      <w:proofErr w:type="spellEnd"/>
+      <w:r>
+        <w:t xml:space="preserve"> important </w:t>
+      </w:r>
+      <w:proofErr w:type="spellStart"/>
+      <w:r>
+        <w:t>physical</w:t>
+      </w:r>
+      <w:proofErr w:type="spellEnd"/>
+      <w:r>
+        <w:t xml:space="preserve"> </w:t>
+      </w:r>
+      <w:proofErr w:type="spellStart"/>
+      <w:r>
+        <w:t>constants</w:t>
+      </w:r>
+      <w:proofErr w:type="spellEnd"/>
+      <w:r>
+        <w:t>.</w:t>
+      </w:r>
+      <w:r>
+        <w:t xml:space="preserve"> For </w:t>
+      </w:r>
+      <w:proofErr w:type="spellStart"/>
+      <w:r>
+        <w:t>integration</w:t>
+      </w:r>
+      <w:proofErr w:type="spellEnd"/>
+      <w:r>
+        <w:t xml:space="preserve"> </w:t>
+      </w:r>
+      <w:proofErr w:type="spellStart"/>
+      <w:r>
+        <w:t>use</w:t>
+      </w:r>
+      <w:proofErr w:type="spellEnd"/>
+      <w:r>
+        <w:t xml:space="preserve"> </w:t>
+      </w:r>
+      <w:proofErr w:type="spellStart"/>
+      <w:proofErr w:type="gramStart"/>
+      <w:r>
+        <w:t>quad</w:t>
+      </w:r>
+      <w:proofErr w:type="spellEnd"/>
+      <w:r>
+        <w:t>(</w:t>
+      </w:r>
+      <w:proofErr w:type="spellStart"/>
+      <w:proofErr w:type="gramEnd"/>
+      <w:r>
+        <w:t>func</w:t>
+      </w:r>
+      <w:proofErr w:type="spellEnd"/>
+      <w:r>
+        <w:t xml:space="preserve">, </w:t>
+      </w:r>
+      <w:proofErr w:type="spellStart"/>
+      <w:r>
+        <w:t>x_left</w:t>
+      </w:r>
+      <w:proofErr w:type="spellEnd"/>
+      <w:r>
+        <w:t xml:space="preserve">, </w:t>
+      </w:r>
+      <w:proofErr w:type="spellStart"/>
+      <w:r>
+        <w:t>x_right</w:t>
+      </w:r>
+      <w:proofErr w:type="spellEnd"/>
+      <w:r>
+        <w:t xml:space="preserve">) </w:t>
+      </w:r>
+      <w:proofErr w:type="spellStart"/>
+      <w:r>
+        <w:t>from</w:t>
+      </w:r>
+      <w:proofErr w:type="spellEnd"/>
+      <w:r>
+        <w:t xml:space="preserve"> </w:t>
+      </w:r>
+      <w:proofErr w:type="spellStart"/>
+      <w:proofErr w:type="gramStart"/>
+      <w:r>
+        <w:t>scipy.integrate</w:t>
+      </w:r>
+      <w:proofErr w:type="spellEnd"/>
+      <w:proofErr w:type="gramEnd"/>
+      <w:r>
+        <w:t xml:space="preserve">. </w:t>
+      </w:r>
+      <w:r>
+        <w:t xml:space="preserve">For </w:t>
+      </w:r>
+      <w:proofErr w:type="spellStart"/>
+      <w:r>
+        <w:t>solving</w:t>
+      </w:r>
+      <w:proofErr w:type="spellEnd"/>
+      <w:r>
+        <w:t xml:space="preserve"> of initial </w:t>
+      </w:r>
+      <w:proofErr w:type="spellStart"/>
+      <w:r>
+        <w:t>value</w:t>
+      </w:r>
+      <w:proofErr w:type="spellEnd"/>
+      <w:r>
+        <w:t xml:space="preserve"> </w:t>
+      </w:r>
+      <w:proofErr w:type="spellStart"/>
+      <w:r>
+        <w:t>problems</w:t>
+      </w:r>
+      <w:proofErr w:type="spellEnd"/>
+      <w:r>
+        <w:t xml:space="preserve"> </w:t>
+      </w:r>
+      <w:proofErr w:type="spellStart"/>
+      <w:r>
+        <w:t>or</w:t>
+      </w:r>
+      <w:proofErr w:type="spellEnd"/>
+      <w:r>
+        <w:t xml:space="preserve"> </w:t>
+      </w:r>
+      <w:proofErr w:type="spellStart"/>
+      <w:r>
+        <w:t>integration</w:t>
+      </w:r>
+      <w:proofErr w:type="spellEnd"/>
+      <w:r>
+        <w:t xml:space="preserve"> of a </w:t>
+      </w:r>
+      <w:proofErr w:type="spellStart"/>
+      <w:r>
+        <w:t>system</w:t>
+      </w:r>
+      <w:proofErr w:type="spellEnd"/>
+      <w:r>
+        <w:t xml:space="preserve"> of ODEs, </w:t>
+      </w:r>
+      <w:proofErr w:type="spellStart"/>
+      <w:r>
+        <w:t>use</w:t>
+      </w:r>
+      <w:proofErr w:type="spellEnd"/>
+      <w:r>
+        <w:t xml:space="preserve"> </w:t>
+      </w:r>
+      <w:proofErr w:type="spellStart"/>
+      <w:proofErr w:type="gramStart"/>
+      <w:r>
+        <w:t>scipy.integrate</w:t>
+      </w:r>
+      <w:proofErr w:type="gramEnd"/>
+      <w:r>
+        <w:t>.solve_</w:t>
+      </w:r>
+      <w:proofErr w:type="gramStart"/>
+      <w:r>
+        <w:t>ivp</w:t>
+      </w:r>
+      <w:proofErr w:type="spellEnd"/>
+      <w:r>
+        <w:t>(</w:t>
+      </w:r>
+      <w:proofErr w:type="spellStart"/>
+      <w:proofErr w:type="gramEnd"/>
+      <w:r>
+        <w:t>function</w:t>
+      </w:r>
+      <w:proofErr w:type="spellEnd"/>
+      <w:r>
+        <w:t>, t_</w:t>
+      </w:r>
+      <w:proofErr w:type="gramStart"/>
+      <w:r>
+        <w:t>span,y</w:t>
+      </w:r>
+      <w:proofErr w:type="gramEnd"/>
+      <w:r>
+        <w:t>0)</w:t>
+      </w:r>
+      <w:r>
+        <w:t xml:space="preserve"> </w:t>
+      </w:r>
+      <w:proofErr w:type="spellStart"/>
+      <w:r>
+        <w:t>or</w:t>
+      </w:r>
+      <w:proofErr w:type="spellEnd"/>
+      <w:r>
+        <w:t xml:space="preserve"> </w:t>
+      </w:r>
+      <w:proofErr w:type="spellStart"/>
+      <w:proofErr w:type="gramStart"/>
+      <w:r>
+        <w:t>scipy.integrate</w:t>
+      </w:r>
+      <w:proofErr w:type="gramEnd"/>
+      <w:r>
+        <w:t>.odeint</w:t>
+      </w:r>
+      <w:proofErr w:type="spellEnd"/>
+      <w:r>
+        <w:t xml:space="preserve"> (not </w:t>
+      </w:r>
+      <w:proofErr w:type="spellStart"/>
+      <w:r>
+        <w:t>recommended</w:t>
+      </w:r>
+      <w:proofErr w:type="spellEnd"/>
+      <w:r>
+        <w:t>)</w:t>
+      </w:r>
+      <w:r>
+        <w:t xml:space="preserve">. </w:t>
+      </w:r>
+      <w:r>
+        <w:t xml:space="preserve">In </w:t>
+      </w:r>
+      <w:proofErr w:type="spellStart"/>
+      <w:proofErr w:type="gramStart"/>
+      <w:r>
+        <w:t>scipy.differentiate</w:t>
+      </w:r>
+      <w:proofErr w:type="spellEnd"/>
+      <w:proofErr w:type="gramEnd"/>
+      <w:r>
+        <w:t xml:space="preserve"> </w:t>
+      </w:r>
+      <w:proofErr w:type="spellStart"/>
+      <w:r>
+        <w:t>is</w:t>
+      </w:r>
+      <w:proofErr w:type="spellEnd"/>
+      <w:r>
+        <w:t xml:space="preserve"> </w:t>
+      </w:r>
+      <w:proofErr w:type="spellStart"/>
+      <w:r>
+        <w:t>found</w:t>
+      </w:r>
+      <w:proofErr w:type="spellEnd"/>
+      <w:r>
+        <w:t xml:space="preserve"> the </w:t>
+      </w:r>
+      <w:proofErr w:type="spellStart"/>
+      <w:r>
+        <w:t>method</w:t>
+      </w:r>
+      <w:proofErr w:type="spellEnd"/>
+      <w:r>
+        <w:t xml:space="preserve"> derivative(</w:t>
+      </w:r>
+      <w:proofErr w:type="spellStart"/>
+      <w:proofErr w:type="gramStart"/>
+      <w:r>
+        <w:t>f,x</w:t>
+      </w:r>
+      <w:proofErr w:type="spellEnd"/>
+      <w:proofErr w:type="gramEnd"/>
+      <w:r>
+        <w:t xml:space="preserve">) to </w:t>
+      </w:r>
+      <w:proofErr w:type="spellStart"/>
+      <w:r>
+        <w:t>compute</w:t>
+      </w:r>
+      <w:proofErr w:type="spellEnd"/>
+      <w:r>
+        <w:t xml:space="preserve"> the derivative of a </w:t>
+      </w:r>
+      <w:proofErr w:type="spellStart"/>
+      <w:r>
+        <w:t>function</w:t>
+      </w:r>
+      <w:proofErr w:type="spellEnd"/>
+      <w:r>
+        <w:t xml:space="preserve">. </w:t>
+      </w:r>
+    </w:p>
+    <w:p>
+      <w:r>
+        <w:t xml:space="preserve">Most important </w:t>
+      </w:r>
+      <w:proofErr w:type="spellStart"/>
+      <w:r>
+        <w:t>from</w:t>
+      </w:r>
+      <w:proofErr w:type="spellEnd"/>
+      <w:r>
+        <w:t xml:space="preserve"> </w:t>
+      </w:r>
+      <w:proofErr w:type="spellStart"/>
+      <w:proofErr w:type="gramStart"/>
+      <w:r>
+        <w:t>scipy.linalg</w:t>
+      </w:r>
+      <w:proofErr w:type="spellEnd"/>
+      <w:proofErr w:type="gramEnd"/>
+      <w:r>
+        <w:t xml:space="preserve">: </w:t>
+      </w:r>
+      <w:proofErr w:type="spellStart"/>
+      <w:r>
+        <w:t>solve</w:t>
+      </w:r>
+      <w:proofErr w:type="spellEnd"/>
+      <w:r>
+        <w:t>(</w:t>
+      </w:r>
+      <w:proofErr w:type="spellStart"/>
+      <w:proofErr w:type="gramStart"/>
+      <w:r>
+        <w:t>A,b</w:t>
+      </w:r>
+      <w:proofErr w:type="spellEnd"/>
+      <w:proofErr w:type="gramEnd"/>
+      <w:r>
+        <w:t xml:space="preserve">) </w:t>
+      </w:r>
+      <w:proofErr w:type="spellStart"/>
+      <w:r>
+        <w:t>with</w:t>
+      </w:r>
+      <w:proofErr w:type="spellEnd"/>
+      <w:r>
+        <w:t xml:space="preserve"> A*x = b</w:t>
+      </w:r>
+      <w:r>
+        <w:t xml:space="preserve">; </w:t>
+      </w:r>
+      <w:proofErr w:type="spellStart"/>
+      <w:r>
+        <w:t>det</w:t>
+      </w:r>
+      <w:proofErr w:type="spellEnd"/>
+      <w:r>
+        <w:t xml:space="preserve">(A) and </w:t>
+      </w:r>
+      <w:proofErr w:type="spellStart"/>
+      <w:r>
+        <w:t>inv</w:t>
+      </w:r>
+      <w:proofErr w:type="spellEnd"/>
+      <w:r>
+        <w:t xml:space="preserve">(A) </w:t>
+      </w:r>
+      <w:proofErr w:type="spellStart"/>
+      <w:r>
+        <w:t>is</w:t>
+      </w:r>
+      <w:proofErr w:type="spellEnd"/>
+      <w:r>
+        <w:t xml:space="preserve"> </w:t>
+      </w:r>
+      <w:proofErr w:type="spellStart"/>
+      <w:r>
+        <w:t>determinant</w:t>
+      </w:r>
+      <w:proofErr w:type="spellEnd"/>
+      <w:r>
+        <w:t xml:space="preserve"> and </w:t>
+      </w:r>
+      <w:proofErr w:type="spellStart"/>
+      <w:r>
+        <w:t>invertized</w:t>
+      </w:r>
+      <w:proofErr w:type="spellEnd"/>
+      <w:r>
+        <w:t xml:space="preserve"> </w:t>
+      </w:r>
+      <w:proofErr w:type="spellStart"/>
+      <w:r>
+        <w:t>matrix</w:t>
+      </w:r>
+      <w:proofErr w:type="spellEnd"/>
+      <w:r>
+        <w:t xml:space="preserve">. Never </w:t>
+      </w:r>
+      <w:proofErr w:type="spellStart"/>
+      <w:r>
+        <w:t>use</w:t>
+      </w:r>
+      <w:proofErr w:type="spellEnd"/>
+      <w:r>
+        <w:t xml:space="preserve"> </w:t>
+      </w:r>
+      <w:proofErr w:type="spellStart"/>
+      <w:r>
+        <w:t>inverting</w:t>
+      </w:r>
+      <w:proofErr w:type="spellEnd"/>
+      <w:r>
+        <w:t xml:space="preserve"> </w:t>
+      </w:r>
+      <w:proofErr w:type="spellStart"/>
+      <w:r>
+        <w:t>matrices</w:t>
+      </w:r>
+      <w:proofErr w:type="spellEnd"/>
+      <w:r>
+        <w:t xml:space="preserve"> for </w:t>
+      </w:r>
+      <w:proofErr w:type="spellStart"/>
+      <w:r>
+        <w:t>solving</w:t>
+      </w:r>
+      <w:proofErr w:type="spellEnd"/>
+      <w:r>
+        <w:t xml:space="preserve"> linear </w:t>
+      </w:r>
+      <w:proofErr w:type="spellStart"/>
+      <w:r>
+        <w:t>equation</w:t>
+      </w:r>
+      <w:proofErr w:type="spellEnd"/>
+      <w:r>
+        <w:t xml:space="preserve"> </w:t>
+      </w:r>
+      <w:proofErr w:type="spellStart"/>
+      <w:r>
+        <w:t>systems</w:t>
+      </w:r>
+      <w:proofErr w:type="spellEnd"/>
+      <w:r>
+        <w:t xml:space="preserve">. Eig(A) and </w:t>
+      </w:r>
+      <w:proofErr w:type="spellStart"/>
+      <w:r>
+        <w:t>eigh</w:t>
+      </w:r>
+      <w:proofErr w:type="spellEnd"/>
+      <w:r>
+        <w:t xml:space="preserve">(A) for </w:t>
+      </w:r>
+      <w:proofErr w:type="spellStart"/>
+      <w:r>
+        <w:t>eigenvalues</w:t>
+      </w:r>
+      <w:proofErr w:type="spellEnd"/>
+      <w:r>
+        <w:t xml:space="preserve"> and </w:t>
+      </w:r>
+      <w:proofErr w:type="spellStart"/>
+      <w:r>
+        <w:t>eigenvectors</w:t>
+      </w:r>
+      <w:proofErr w:type="spellEnd"/>
+      <w:r>
+        <w:t xml:space="preserve"> of A. </w:t>
+      </w:r>
+      <w:proofErr w:type="spellStart"/>
+      <w:r>
+        <w:t>eigh</w:t>
+      </w:r>
+      <w:proofErr w:type="spellEnd"/>
+      <w:r>
+        <w:t xml:space="preserve"> </w:t>
+      </w:r>
+      <w:proofErr w:type="spellStart"/>
+      <w:r>
+        <w:t>is</w:t>
+      </w:r>
+      <w:proofErr w:type="spellEnd"/>
+      <w:r>
+        <w:t xml:space="preserve"> </w:t>
+      </w:r>
+      <w:proofErr w:type="spellStart"/>
+      <w:r>
+        <w:t>optimized</w:t>
+      </w:r>
+      <w:proofErr w:type="spellEnd"/>
+      <w:r>
+        <w:t xml:space="preserve"> for real </w:t>
+      </w:r>
+      <w:proofErr w:type="spellStart"/>
+      <w:r>
+        <w:t>symmetric</w:t>
+      </w:r>
+      <w:proofErr w:type="spellEnd"/>
+      <w:r>
+        <w:t xml:space="preserve"> </w:t>
+      </w:r>
+      <w:proofErr w:type="spellStart"/>
+      <w:r>
+        <w:t>or</w:t>
+      </w:r>
+      <w:proofErr w:type="spellEnd"/>
+      <w:r>
+        <w:t xml:space="preserve"> </w:t>
+      </w:r>
+      <w:proofErr w:type="spellStart"/>
+      <w:r>
+        <w:t>hermitian</w:t>
+      </w:r>
+      <w:proofErr w:type="spellEnd"/>
+      <w:r>
+        <w:t xml:space="preserve"> </w:t>
+      </w:r>
+      <w:proofErr w:type="spellStart"/>
+      <w:r>
+        <w:t>matrices</w:t>
+      </w:r>
+      <w:proofErr w:type="spellEnd"/>
+      <w:r>
+        <w:t xml:space="preserve">. </w:t>
+      </w:r>
+      <w:r>
+        <w:t xml:space="preserve">Also </w:t>
+      </w:r>
+      <w:proofErr w:type="spellStart"/>
+      <w:proofErr w:type="gramStart"/>
+      <w:r>
+        <w:t>scipy.linalg</w:t>
+      </w:r>
+      <w:proofErr w:type="gramEnd"/>
+      <w:r>
+        <w:t>.cholesky</w:t>
+      </w:r>
+      <w:proofErr w:type="spellEnd"/>
+      <w:r>
+        <w:t xml:space="preserve">(A) </w:t>
+      </w:r>
+      <w:proofErr w:type="spellStart"/>
+      <w:r>
+        <w:t>is</w:t>
+      </w:r>
+      <w:proofErr w:type="spellEnd"/>
+      <w:r>
+        <w:t xml:space="preserve"> possible for </w:t>
+      </w:r>
+      <w:proofErr w:type="spellStart"/>
+      <w:r>
+        <w:t>cholesky</w:t>
+      </w:r>
+      <w:proofErr w:type="spellEnd"/>
+      <w:r>
+        <w:t xml:space="preserve"> </w:t>
+      </w:r>
+      <w:proofErr w:type="spellStart"/>
+      <w:r>
+        <w:t>decomposition</w:t>
+      </w:r>
+      <w:proofErr w:type="spellEnd"/>
+      <w:r>
+        <w:t xml:space="preserve">. </w:t>
+      </w:r>
+    </w:p>
+    <w:p>
+      <w:r>
+        <w:t xml:space="preserve">For </w:t>
+      </w:r>
+      <w:proofErr w:type="spellStart"/>
+      <w:proofErr w:type="gramStart"/>
+      <w:r>
+        <w:t>scipy.stats</w:t>
+      </w:r>
+      <w:proofErr w:type="spellEnd"/>
+      <w:proofErr w:type="gramEnd"/>
+      <w:r>
+        <w:t xml:space="preserve"> the </w:t>
+      </w:r>
+      <w:proofErr w:type="spellStart"/>
+      <w:r>
+        <w:t>describe</w:t>
+      </w:r>
+      <w:proofErr w:type="spellEnd"/>
+      <w:r>
+        <w:t>(</w:t>
+      </w:r>
+      <w:proofErr w:type="spellStart"/>
+      <w:r>
+        <w:t>dataset</w:t>
+      </w:r>
+      <w:proofErr w:type="spellEnd"/>
+      <w:r>
+        <w:t xml:space="preserve">) </w:t>
+      </w:r>
+      <w:proofErr w:type="spellStart"/>
+      <w:r>
+        <w:t>is</w:t>
+      </w:r>
+      <w:proofErr w:type="spellEnd"/>
+      <w:r>
+        <w:t xml:space="preserve"> </w:t>
+      </w:r>
+      <w:proofErr w:type="spellStart"/>
+      <w:r>
+        <w:t>crucial</w:t>
+      </w:r>
+      <w:proofErr w:type="spellEnd"/>
+      <w:r>
+        <w:t xml:space="preserve">. Here all the important </w:t>
+      </w:r>
+      <w:proofErr w:type="spellStart"/>
+      <w:r>
+        <w:t>data</w:t>
+      </w:r>
+      <w:proofErr w:type="spellEnd"/>
+      <w:r>
+        <w:t xml:space="preserve"> </w:t>
+      </w:r>
+      <w:proofErr w:type="spellStart"/>
+      <w:r>
+        <w:t>quantities</w:t>
+      </w:r>
+      <w:proofErr w:type="spellEnd"/>
+      <w:r>
+        <w:t xml:space="preserve"> such as </w:t>
+      </w:r>
+      <w:proofErr w:type="spellStart"/>
+      <w:r>
+        <w:t>mean</w:t>
+      </w:r>
+      <w:proofErr w:type="spellEnd"/>
+      <w:r>
+        <w:t xml:space="preserve">, </w:t>
+      </w:r>
+      <w:proofErr w:type="spellStart"/>
+      <w:r>
+        <w:t>std</w:t>
+      </w:r>
+      <w:proofErr w:type="spellEnd"/>
+      <w:r>
+        <w:t xml:space="preserve">, </w:t>
+      </w:r>
+      <w:proofErr w:type="spellStart"/>
+      <w:r>
+        <w:t>kurtosis</w:t>
+      </w:r>
+      <w:proofErr w:type="spellEnd"/>
+      <w:r>
+        <w:t xml:space="preserve">, </w:t>
+      </w:r>
+      <w:proofErr w:type="spellStart"/>
+      <w:r>
+        <w:t>shewness</w:t>
+      </w:r>
+      <w:proofErr w:type="spellEnd"/>
+      <w:r>
+        <w:t xml:space="preserve">, etc. </w:t>
+      </w:r>
+      <w:proofErr w:type="spellStart"/>
+      <w:r>
+        <w:t>are</w:t>
+      </w:r>
+      <w:proofErr w:type="spellEnd"/>
+      <w:r>
+        <w:t xml:space="preserve"> </w:t>
+      </w:r>
+      <w:proofErr w:type="spellStart"/>
+      <w:r>
+        <w:t>described</w:t>
+      </w:r>
+      <w:proofErr w:type="spellEnd"/>
+      <w:r>
+        <w:t xml:space="preserve">. </w:t>
+      </w:r>
+    </w:p>
+    <w:p>
+      <w:r>
+        <w:t xml:space="preserve">For </w:t>
+      </w:r>
+      <w:proofErr w:type="gramStart"/>
+      <w:r>
+        <w:t>scipy.interpolate</w:t>
+      </w:r>
+      <w:proofErr w:type="gramEnd"/>
+      <w:r>
+        <w:t>.interp1</w:t>
+      </w:r>
+      <w:proofErr w:type="gramStart"/>
+      <w:r>
+        <w:t>d(</w:t>
+      </w:r>
+      <w:proofErr w:type="spellStart"/>
+      <w:r>
+        <w:t>x,y</w:t>
+      </w:r>
+      <w:proofErr w:type="spellEnd"/>
+      <w:proofErr w:type="gramEnd"/>
+      <w:r>
+        <w:t xml:space="preserve">, </w:t>
+      </w:r>
+      <w:proofErr w:type="spellStart"/>
+      <w:r>
+        <w:t>kind</w:t>
+      </w:r>
+      <w:proofErr w:type="spellEnd"/>
+      <w:r>
+        <w:t xml:space="preserve"> =‘</w:t>
+      </w:r>
+      <w:proofErr w:type="spellStart"/>
+      <w:r>
+        <w:t>cubic</w:t>
+      </w:r>
+      <w:proofErr w:type="spellEnd"/>
+      <w:r>
+        <w:t xml:space="preserve">‘) polynomial </w:t>
+      </w:r>
+      <w:proofErr w:type="spellStart"/>
+      <w:r>
+        <w:t>interpolation</w:t>
+      </w:r>
+      <w:proofErr w:type="spellEnd"/>
+      <w:r>
+        <w:t xml:space="preserve"> </w:t>
+      </w:r>
+      <w:proofErr w:type="spellStart"/>
+      <w:r>
+        <w:t>can</w:t>
+      </w:r>
+      <w:proofErr w:type="spellEnd"/>
+      <w:r>
+        <w:t xml:space="preserve"> </w:t>
+      </w:r>
+      <w:proofErr w:type="spellStart"/>
+      <w:r>
+        <w:t>be</w:t>
+      </w:r>
+      <w:proofErr w:type="spellEnd"/>
+      <w:r>
+        <w:t xml:space="preserve"> </w:t>
+      </w:r>
+      <w:proofErr w:type="spellStart"/>
+      <w:r>
+        <w:t>done</w:t>
+      </w:r>
+      <w:proofErr w:type="spellEnd"/>
+      <w:r>
+        <w:t>.</w:t>
+      </w:r>
+    </w:p>
+    <w:p>
+      <w:proofErr w:type="spellStart"/>
+      <w:r>
+        <w:rPr>
+          <w:b/>
+          <w:bCs/>
+        </w:rPr>
+        <w:t>Sympy</w:t>
+      </w:r>
+      <w:proofErr w:type="spellEnd"/>
+      <w:r>
+        <w:rPr>
+          <w:b/>
+          <w:bCs/>
+        </w:rPr>
+        <w:t xml:space="preserve">: </w:t>
+      </w:r>
+      <w:proofErr w:type="spellStart"/>
+      <w:r>
+        <w:t>symbolic</w:t>
+      </w:r>
+      <w:proofErr w:type="spellEnd"/>
+      <w:r>
+        <w:t xml:space="preserve"> </w:t>
+      </w:r>
+      <w:proofErr w:type="spellStart"/>
+      <w:r>
+        <w:t>python</w:t>
+      </w:r>
+      <w:proofErr w:type="spellEnd"/>
+      <w:r>
+        <w:t xml:space="preserve"> </w:t>
+      </w:r>
+      <w:proofErr w:type="spellStart"/>
+      <w:r>
+        <w:t>package</w:t>
+      </w:r>
+      <w:proofErr w:type="spellEnd"/>
+      <w:r>
+        <w:t xml:space="preserve">. </w:t>
+      </w:r>
+      <w:r>
+        <w:t xml:space="preserve">Import </w:t>
+      </w:r>
+      <w:proofErr w:type="spellStart"/>
+      <w:r>
+        <w:t>from</w:t>
+      </w:r>
+      <w:proofErr w:type="spellEnd"/>
+      <w:r>
+        <w:t xml:space="preserve"> </w:t>
+      </w:r>
+      <w:proofErr w:type="spellStart"/>
+      <w:r>
+        <w:t>sympy</w:t>
+      </w:r>
+      <w:proofErr w:type="spellEnd"/>
+      <w:r>
+        <w:t xml:space="preserve"> </w:t>
+      </w:r>
+      <w:proofErr w:type="spellStart"/>
+      <w:r>
+        <w:t>init_printing</w:t>
+      </w:r>
+      <w:proofErr w:type="spellEnd"/>
+      <w:r>
+        <w:t xml:space="preserve"> </w:t>
+      </w:r>
+      <w:proofErr w:type="spellStart"/>
+      <w:r>
+        <w:t>method</w:t>
+      </w:r>
+      <w:proofErr w:type="spellEnd"/>
+      <w:r>
+        <w:t xml:space="preserve"> to </w:t>
+      </w:r>
+      <w:proofErr w:type="spellStart"/>
+      <w:r>
+        <w:t>enable</w:t>
+      </w:r>
+      <w:proofErr w:type="spellEnd"/>
+      <w:r>
+        <w:t xml:space="preserve"> </w:t>
+      </w:r>
+      <w:proofErr w:type="spellStart"/>
+      <w:r>
+        <w:t>pritty</w:t>
+      </w:r>
+      <w:proofErr w:type="spellEnd"/>
+      <w:r>
+        <w:t xml:space="preserve"> </w:t>
+      </w:r>
+      <w:proofErr w:type="spellStart"/>
+      <w:r>
+        <w:t>LaTeX</w:t>
+      </w:r>
+      <w:proofErr w:type="spellEnd"/>
+      <w:r>
+        <w:t xml:space="preserve"> </w:t>
+      </w:r>
+      <w:proofErr w:type="spellStart"/>
+      <w:r>
+        <w:t>printing</w:t>
+      </w:r>
+      <w:proofErr w:type="spellEnd"/>
+      <w:r>
+        <w:t xml:space="preserve">. </w:t>
+      </w:r>
+      <w:proofErr w:type="spellStart"/>
+      <w:r>
+        <w:t>init_</w:t>
+      </w:r>
+      <w:proofErr w:type="gramStart"/>
+      <w:r>
+        <w:t>printing</w:t>
+      </w:r>
+      <w:proofErr w:type="spellEnd"/>
+      <w:r>
+        <w:t>(</w:t>
+      </w:r>
+      <w:proofErr w:type="spellStart"/>
+      <w:proofErr w:type="gramEnd"/>
+      <w:r>
+        <w:t>use_unicode</w:t>
+      </w:r>
+      <w:proofErr w:type="spellEnd"/>
+      <w:r>
+        <w:t xml:space="preserve"> = </w:t>
+      </w:r>
+      <w:proofErr w:type="spellStart"/>
+      <w:r>
+        <w:t>true</w:t>
+      </w:r>
+      <w:proofErr w:type="spellEnd"/>
+      <w:r>
+        <w:t xml:space="preserve">). </w:t>
+      </w:r>
+    </w:p>
+    <w:p>
+      <w:r>
+        <w:t xml:space="preserve">Here </w:t>
+      </w:r>
+      <w:proofErr w:type="spellStart"/>
+      <w:r>
+        <w:t>you</w:t>
+      </w:r>
+      <w:proofErr w:type="spellEnd"/>
+      <w:r>
+        <w:t xml:space="preserve"> </w:t>
+      </w:r>
+      <w:proofErr w:type="spellStart"/>
+      <w:r>
+        <w:t>can</w:t>
+      </w:r>
+      <w:proofErr w:type="spellEnd"/>
+      <w:r>
+        <w:t xml:space="preserve"> </w:t>
+      </w:r>
+      <w:proofErr w:type="spellStart"/>
+      <w:r>
+        <w:t>integrate</w:t>
+      </w:r>
+      <w:proofErr w:type="spellEnd"/>
+      <w:r>
+        <w:t xml:space="preserve"> (</w:t>
+      </w:r>
+      <w:proofErr w:type="spellStart"/>
+      <w:r>
+        <w:t>method</w:t>
+      </w:r>
+      <w:proofErr w:type="spellEnd"/>
+      <w:r>
+        <w:t xml:space="preserve"> </w:t>
+      </w:r>
+      <w:proofErr w:type="spellStart"/>
+      <w:r>
+        <w:t>integrate</w:t>
+      </w:r>
+      <w:proofErr w:type="spellEnd"/>
+      <w:r>
+        <w:t>(f(x), x)</w:t>
+      </w:r>
+      <w:r>
+        <w:t xml:space="preserve"> </w:t>
+      </w:r>
+      <w:proofErr w:type="spellStart"/>
+      <w:r>
+        <w:t>or</w:t>
+      </w:r>
+      <w:proofErr w:type="spellEnd"/>
+      <w:r>
+        <w:t xml:space="preserve"> </w:t>
+      </w:r>
+      <w:proofErr w:type="spellStart"/>
+      <w:r>
+        <w:t>integrate</w:t>
+      </w:r>
+      <w:proofErr w:type="spellEnd"/>
+      <w:r>
+        <w:t xml:space="preserve">(f(x), (x, </w:t>
+      </w:r>
+      <w:proofErr w:type="spellStart"/>
+      <w:r>
+        <w:t>x_</w:t>
+      </w:r>
+      <w:proofErr w:type="gramStart"/>
+      <w:r>
+        <w:t>left,x</w:t>
+      </w:r>
+      <w:proofErr w:type="gramEnd"/>
+      <w:r>
+        <w:t>_right</w:t>
+      </w:r>
+      <w:proofErr w:type="spellEnd"/>
+      <w:r>
+        <w:t>))</w:t>
+      </w:r>
+      <w:r>
+        <w:t xml:space="preserve">, </w:t>
+      </w:r>
+      <w:proofErr w:type="spellStart"/>
+      <w:r>
+        <w:t>differentiate</w:t>
+      </w:r>
+      <w:proofErr w:type="spellEnd"/>
+      <w:r>
+        <w:t xml:space="preserve"> (</w:t>
+      </w:r>
+      <w:proofErr w:type="spellStart"/>
+      <w:r>
+        <w:t>diff</w:t>
+      </w:r>
+      <w:proofErr w:type="spellEnd"/>
+      <w:r>
+        <w:t>(f(x</w:t>
+      </w:r>
+      <w:proofErr w:type="gramStart"/>
+      <w:r>
+        <w:t>),x</w:t>
+      </w:r>
+      <w:proofErr w:type="gramEnd"/>
+      <w:r>
+        <w:t xml:space="preserve">), </w:t>
+      </w:r>
+      <w:proofErr w:type="spellStart"/>
+      <w:r>
+        <w:t>solve</w:t>
+      </w:r>
+      <w:proofErr w:type="spellEnd"/>
+      <w:r>
+        <w:t xml:space="preserve"> (</w:t>
+      </w:r>
+      <w:proofErr w:type="spellStart"/>
+      <w:r>
+        <w:t>solve</w:t>
+      </w:r>
+      <w:proofErr w:type="spellEnd"/>
+      <w:r>
+        <w:t>(</w:t>
+      </w:r>
+      <w:proofErr w:type="spellStart"/>
+      <w:r>
+        <w:t>function</w:t>
+      </w:r>
+      <w:proofErr w:type="spellEnd"/>
+      <w:r>
+        <w:t>(x</w:t>
+      </w:r>
+      <w:proofErr w:type="gramStart"/>
+      <w:r>
+        <w:t>),x</w:t>
+      </w:r>
+      <w:proofErr w:type="gramEnd"/>
+      <w:r>
+        <w:t xml:space="preserve"> in the form f(x) =0) and </w:t>
+      </w:r>
+      <w:proofErr w:type="spellStart"/>
+      <w:r>
+        <w:t>compute</w:t>
+      </w:r>
+      <w:proofErr w:type="spellEnd"/>
+      <w:r>
+        <w:t xml:space="preserve"> </w:t>
+      </w:r>
+      <w:proofErr w:type="spellStart"/>
+      <w:r>
+        <w:t>with</w:t>
+      </w:r>
+      <w:proofErr w:type="spellEnd"/>
+      <w:r>
+        <w:t xml:space="preserve"> </w:t>
+      </w:r>
+      <w:proofErr w:type="spellStart"/>
+      <w:r>
+        <w:t>matematically</w:t>
+      </w:r>
+      <w:proofErr w:type="spellEnd"/>
+      <w:r>
+        <w:t xml:space="preserve"> </w:t>
+      </w:r>
+      <w:proofErr w:type="spellStart"/>
+      <w:r>
+        <w:t>precise</w:t>
+      </w:r>
+      <w:proofErr w:type="spellEnd"/>
+      <w:r>
+        <w:t xml:space="preserve"> </w:t>
+      </w:r>
+      <w:proofErr w:type="spellStart"/>
+      <w:r>
+        <w:t>numbers</w:t>
+      </w:r>
+      <w:proofErr w:type="spellEnd"/>
+      <w:r>
+        <w:t xml:space="preserve"> and </w:t>
+      </w:r>
+      <w:proofErr w:type="spellStart"/>
+      <w:r>
+        <w:t>no</w:t>
+      </w:r>
+      <w:proofErr w:type="spellEnd"/>
+      <w:r>
+        <w:t xml:space="preserve"> </w:t>
+      </w:r>
+      <w:proofErr w:type="spellStart"/>
+      <w:r>
+        <w:t>numerical</w:t>
+      </w:r>
+      <w:proofErr w:type="spellEnd"/>
+      <w:r>
+        <w:t xml:space="preserve"> </w:t>
+      </w:r>
+      <w:proofErr w:type="spellStart"/>
+      <w:r>
+        <w:t>approximations</w:t>
+      </w:r>
+      <w:proofErr w:type="spellEnd"/>
+      <w:r>
+        <w:t xml:space="preserve">. </w:t>
+      </w:r>
+      <w:r>
+        <w:t xml:space="preserve">Also the </w:t>
+      </w:r>
+      <w:proofErr w:type="spellStart"/>
+      <w:r>
+        <w:t>limit</w:t>
+      </w:r>
+      <w:proofErr w:type="spellEnd"/>
+      <w:r>
+        <w:t xml:space="preserve"> of a </w:t>
+      </w:r>
+      <w:proofErr w:type="spellStart"/>
+      <w:r>
+        <w:t>function</w:t>
+      </w:r>
+      <w:proofErr w:type="spellEnd"/>
+      <w:r>
+        <w:t xml:space="preserve"> f =&gt; a </w:t>
+      </w:r>
+      <w:proofErr w:type="spellStart"/>
+      <w:r>
+        <w:t>can</w:t>
+      </w:r>
+      <w:proofErr w:type="spellEnd"/>
+      <w:r>
+        <w:t xml:space="preserve"> </w:t>
+      </w:r>
+      <w:proofErr w:type="spellStart"/>
+      <w:r>
+        <w:t>be</w:t>
+      </w:r>
+      <w:proofErr w:type="spellEnd"/>
+      <w:r>
+        <w:t xml:space="preserve"> </w:t>
+      </w:r>
+      <w:proofErr w:type="spellStart"/>
+      <w:r>
+        <w:t>found</w:t>
+      </w:r>
+      <w:proofErr w:type="spellEnd"/>
+      <w:r>
+        <w:t xml:space="preserve"> </w:t>
+      </w:r>
+      <w:proofErr w:type="spellStart"/>
+      <w:r>
+        <w:t>with</w:t>
+      </w:r>
+      <w:proofErr w:type="spellEnd"/>
+      <w:r>
+        <w:t xml:space="preserve"> the </w:t>
+      </w:r>
+      <w:proofErr w:type="spellStart"/>
+      <w:r>
+        <w:t>method</w:t>
+      </w:r>
+      <w:proofErr w:type="spellEnd"/>
+      <w:r>
+        <w:t xml:space="preserve"> </w:t>
+      </w:r>
+      <w:proofErr w:type="spellStart"/>
+      <w:r>
+        <w:t>limit</w:t>
+      </w:r>
+      <w:proofErr w:type="spellEnd"/>
+      <w:r>
+        <w:t>(f(x), a)</w:t>
+      </w:r>
+    </w:p>
+    <w:p>
+      <w:r>
+        <w:t xml:space="preserve">Most important </w:t>
+      </w:r>
+      <w:proofErr w:type="spellStart"/>
+      <w:r>
+        <w:t>used</w:t>
+      </w:r>
+      <w:proofErr w:type="spellEnd"/>
+      <w:r>
+        <w:t xml:space="preserve"> </w:t>
+      </w:r>
+      <w:proofErr w:type="spellStart"/>
+      <w:r>
+        <w:t>varaibles</w:t>
+      </w:r>
+      <w:proofErr w:type="spellEnd"/>
+      <w:r>
+        <w:t xml:space="preserve"> </w:t>
+      </w:r>
+      <w:proofErr w:type="spellStart"/>
+      <w:r>
+        <w:t>must</w:t>
+      </w:r>
+      <w:proofErr w:type="spellEnd"/>
+      <w:r>
+        <w:t xml:space="preserve"> </w:t>
+      </w:r>
+      <w:proofErr w:type="spellStart"/>
+      <w:r>
+        <w:t>be</w:t>
+      </w:r>
+      <w:proofErr w:type="spellEnd"/>
+      <w:r>
+        <w:t xml:space="preserve"> </w:t>
+      </w:r>
+      <w:proofErr w:type="spellStart"/>
+      <w:r>
+        <w:t>declared</w:t>
+      </w:r>
+      <w:proofErr w:type="spellEnd"/>
+      <w:r>
+        <w:t xml:space="preserve"> and </w:t>
+      </w:r>
+      <w:proofErr w:type="spellStart"/>
+      <w:r>
+        <w:t>intiialized</w:t>
+      </w:r>
+      <w:proofErr w:type="spellEnd"/>
+      <w:r>
+        <w:t xml:space="preserve"> as </w:t>
+      </w:r>
+      <w:proofErr w:type="spellStart"/>
+      <w:r>
+        <w:t>symbols</w:t>
+      </w:r>
+      <w:proofErr w:type="spellEnd"/>
+      <w:r>
+        <w:t xml:space="preserve"> </w:t>
+      </w:r>
+      <w:proofErr w:type="spellStart"/>
+      <w:proofErr w:type="gramStart"/>
+      <w:r>
+        <w:t>x,y</w:t>
+      </w:r>
+      <w:proofErr w:type="gramEnd"/>
+      <w:r>
+        <w:t>,z</w:t>
+      </w:r>
+      <w:proofErr w:type="spellEnd"/>
+      <w:r>
+        <w:t xml:space="preserve"> = </w:t>
+      </w:r>
+      <w:proofErr w:type="spellStart"/>
+      <w:proofErr w:type="gramStart"/>
+      <w:r>
+        <w:t>sympy.symbols</w:t>
+      </w:r>
+      <w:proofErr w:type="spellEnd"/>
+      <w:proofErr w:type="gramEnd"/>
+      <w:r>
+        <w:t xml:space="preserve">(‚x y z‘). Then </w:t>
+      </w:r>
+      <w:proofErr w:type="spellStart"/>
+      <w:r>
+        <w:t>they</w:t>
+      </w:r>
+      <w:proofErr w:type="spellEnd"/>
+      <w:r>
+        <w:t xml:space="preserve"> </w:t>
+      </w:r>
+      <w:proofErr w:type="spellStart"/>
+      <w:r>
+        <w:t>can</w:t>
+      </w:r>
+      <w:proofErr w:type="spellEnd"/>
+      <w:r>
+        <w:t xml:space="preserve"> </w:t>
+      </w:r>
+      <w:proofErr w:type="spellStart"/>
+      <w:r>
+        <w:t>be</w:t>
+      </w:r>
+      <w:proofErr w:type="spellEnd"/>
+      <w:r>
+        <w:t xml:space="preserve"> </w:t>
+      </w:r>
+      <w:proofErr w:type="spellStart"/>
+      <w:r>
+        <w:t>used</w:t>
+      </w:r>
+      <w:proofErr w:type="spellEnd"/>
+      <w:r>
+        <w:t xml:space="preserve"> in </w:t>
+      </w:r>
+      <w:proofErr w:type="spellStart"/>
+      <w:r>
+        <w:t>functions</w:t>
+      </w:r>
+      <w:proofErr w:type="spellEnd"/>
+      <w:r>
+        <w:t xml:space="preserve">. </w:t>
+      </w:r>
+    </w:p>
+    <w:p>
+      <w:r>
+        <w:lastRenderedPageBreak/>
+        <w:t xml:space="preserve">Matrices </w:t>
+      </w:r>
+      <w:proofErr w:type="spellStart"/>
+      <w:r>
+        <w:t>can</w:t>
+      </w:r>
+      <w:proofErr w:type="spellEnd"/>
+      <w:r>
+        <w:t xml:space="preserve"> </w:t>
+      </w:r>
+      <w:proofErr w:type="spellStart"/>
+      <w:r>
+        <w:t>be</w:t>
+      </w:r>
+      <w:proofErr w:type="spellEnd"/>
+      <w:r>
+        <w:t xml:space="preserve"> </w:t>
+      </w:r>
+      <w:proofErr w:type="spellStart"/>
+      <w:r>
+        <w:t>defined</w:t>
+      </w:r>
+      <w:proofErr w:type="spellEnd"/>
+      <w:r>
+        <w:t xml:space="preserve"> in </w:t>
+      </w:r>
+      <w:proofErr w:type="spellStart"/>
+      <w:r>
+        <w:t>sympy</w:t>
+      </w:r>
+      <w:proofErr w:type="spellEnd"/>
+      <w:r>
+        <w:t xml:space="preserve"> </w:t>
+      </w:r>
+      <w:proofErr w:type="spellStart"/>
+      <w:r>
+        <w:t>with</w:t>
+      </w:r>
+      <w:proofErr w:type="spellEnd"/>
+      <w:r>
+        <w:t xml:space="preserve"> the </w:t>
+      </w:r>
+      <w:proofErr w:type="spellStart"/>
+      <w:r>
+        <w:t>function</w:t>
+      </w:r>
+      <w:proofErr w:type="spellEnd"/>
+      <w:r>
+        <w:t xml:space="preserve"> </w:t>
+      </w:r>
+      <w:r>
+        <w:t xml:space="preserve">A = </w:t>
+      </w:r>
+      <w:proofErr w:type="spellStart"/>
+      <w:proofErr w:type="gramStart"/>
+      <w:r>
+        <w:t>sympy.matrices</w:t>
+      </w:r>
+      <w:proofErr w:type="gramEnd"/>
+      <w:r>
+        <w:t>.Matrix</w:t>
+      </w:r>
+      <w:proofErr w:type="spellEnd"/>
+      <w:r>
+        <w:t>(A)</w:t>
+      </w:r>
+      <w:r>
+        <w:t xml:space="preserve">. Also </w:t>
+      </w:r>
+      <w:proofErr w:type="spellStart"/>
+      <w:r>
+        <w:t>vectors</w:t>
+      </w:r>
+      <w:proofErr w:type="spellEnd"/>
+      <w:r>
+        <w:t xml:space="preserve"> </w:t>
+      </w:r>
+      <w:proofErr w:type="spellStart"/>
+      <w:r>
+        <w:t>are</w:t>
+      </w:r>
+      <w:proofErr w:type="spellEnd"/>
+      <w:r>
+        <w:t xml:space="preserve"> </w:t>
+      </w:r>
+      <w:proofErr w:type="spellStart"/>
+      <w:r>
+        <w:t>declared</w:t>
+      </w:r>
+      <w:proofErr w:type="spellEnd"/>
+      <w:r>
+        <w:t xml:space="preserve"> </w:t>
+      </w:r>
+      <w:proofErr w:type="spellStart"/>
+      <w:r>
+        <w:t>with</w:t>
+      </w:r>
+      <w:proofErr w:type="spellEnd"/>
+      <w:r>
+        <w:t xml:space="preserve"> </w:t>
+      </w:r>
+      <w:proofErr w:type="spellStart"/>
+      <w:r>
+        <w:t>this</w:t>
+      </w:r>
+      <w:proofErr w:type="spellEnd"/>
+      <w:r>
+        <w:t xml:space="preserve"> Matrix </w:t>
+      </w:r>
+      <w:proofErr w:type="spellStart"/>
+      <w:r>
+        <w:t>function</w:t>
+      </w:r>
+      <w:proofErr w:type="spellEnd"/>
+      <w:r>
+        <w:t xml:space="preserve">. </w:t>
+      </w:r>
+      <w:r>
+        <w:t xml:space="preserve"> </w:t>
+      </w:r>
+      <w:r>
+        <w:t xml:space="preserve">Then the </w:t>
+      </w:r>
+      <w:proofErr w:type="spellStart"/>
+      <w:r>
+        <w:t>matrix</w:t>
+      </w:r>
+      <w:proofErr w:type="spellEnd"/>
+      <w:r>
+        <w:t xml:space="preserve"> </w:t>
+      </w:r>
+      <w:proofErr w:type="spellStart"/>
+      <w:r>
+        <w:t>equation</w:t>
+      </w:r>
+      <w:proofErr w:type="spellEnd"/>
+      <w:r>
+        <w:t xml:space="preserve"> A*</w:t>
+      </w:r>
+      <w:proofErr w:type="spellStart"/>
+      <w:r>
+        <w:t>x_vec</w:t>
+      </w:r>
+      <w:proofErr w:type="spellEnd"/>
+      <w:r>
+        <w:t xml:space="preserve"> = </w:t>
+      </w:r>
+      <w:proofErr w:type="spellStart"/>
+      <w:r>
+        <w:t>b_vec</w:t>
+      </w:r>
+      <w:proofErr w:type="spellEnd"/>
+      <w:r>
+        <w:t xml:space="preserve"> </w:t>
+      </w:r>
+      <w:proofErr w:type="spellStart"/>
+      <w:r>
+        <w:t>can</w:t>
+      </w:r>
+      <w:proofErr w:type="spellEnd"/>
+      <w:r>
+        <w:t xml:space="preserve"> </w:t>
+      </w:r>
+      <w:proofErr w:type="spellStart"/>
+      <w:r>
+        <w:t>be</w:t>
+      </w:r>
+      <w:proofErr w:type="spellEnd"/>
+      <w:r>
+        <w:t xml:space="preserve"> </w:t>
+      </w:r>
+      <w:proofErr w:type="spellStart"/>
+      <w:r>
+        <w:t>solved</w:t>
+      </w:r>
+      <w:proofErr w:type="spellEnd"/>
+      <w:r>
+        <w:t xml:space="preserve"> </w:t>
+      </w:r>
+      <w:proofErr w:type="spellStart"/>
+      <w:r>
+        <w:t>with</w:t>
+      </w:r>
+      <w:proofErr w:type="spellEnd"/>
+      <w:r>
+        <w:t xml:space="preserve"> </w:t>
+      </w:r>
+      <w:proofErr w:type="spellStart"/>
+      <w:proofErr w:type="gramStart"/>
+      <w:r>
+        <w:t>A.solve</w:t>
+      </w:r>
+      <w:proofErr w:type="spellEnd"/>
+      <w:proofErr w:type="gramEnd"/>
+      <w:r>
+        <w:t xml:space="preserve">(b). </w:t>
+      </w:r>
+      <w:proofErr w:type="spellStart"/>
+      <w:r>
+        <w:t>Or</w:t>
+      </w:r>
+      <w:proofErr w:type="spellEnd"/>
+      <w:r>
+        <w:t xml:space="preserve"> </w:t>
+      </w:r>
+      <w:proofErr w:type="spellStart"/>
+      <w:r>
+        <w:t>even</w:t>
+      </w:r>
+      <w:proofErr w:type="spellEnd"/>
+      <w:r>
+        <w:t xml:space="preserve"> </w:t>
+      </w:r>
+      <w:proofErr w:type="spellStart"/>
+      <w:r>
+        <w:t>more</w:t>
+      </w:r>
+      <w:proofErr w:type="spellEnd"/>
+      <w:r>
+        <w:t xml:space="preserve"> </w:t>
+      </w:r>
+      <w:proofErr w:type="spellStart"/>
+      <w:r>
+        <w:t>efficient</w:t>
+      </w:r>
+      <w:proofErr w:type="spellEnd"/>
+      <w:r>
+        <w:t xml:space="preserve">: </w:t>
+      </w:r>
+      <w:proofErr w:type="spellStart"/>
+      <w:r>
+        <w:t>A.LUsolve</w:t>
+      </w:r>
+      <w:proofErr w:type="spellEnd"/>
+      <w:r>
+        <w:t xml:space="preserve">(b) for </w:t>
+      </w:r>
+      <w:proofErr w:type="spellStart"/>
+      <w:r>
+        <w:t>solving</w:t>
+      </w:r>
+      <w:proofErr w:type="spellEnd"/>
+      <w:r>
+        <w:t xml:space="preserve"> </w:t>
+      </w:r>
+      <w:proofErr w:type="spellStart"/>
+      <w:r>
+        <w:t>with</w:t>
+      </w:r>
+      <w:proofErr w:type="spellEnd"/>
+      <w:r>
+        <w:t xml:space="preserve"> LU </w:t>
+      </w:r>
+      <w:proofErr w:type="spellStart"/>
+      <w:r>
+        <w:t>decompusition</w:t>
+      </w:r>
+      <w:proofErr w:type="spellEnd"/>
+      <w:r>
+        <w:t xml:space="preserve"> </w:t>
+      </w:r>
+      <w:proofErr w:type="spellStart"/>
+      <w:r>
+        <w:t>method</w:t>
+      </w:r>
+      <w:proofErr w:type="spellEnd"/>
+      <w:r>
+        <w:t xml:space="preserve">. Also </w:t>
+      </w:r>
+      <w:proofErr w:type="spellStart"/>
+      <w:r>
+        <w:t>matrices</w:t>
+      </w:r>
+      <w:proofErr w:type="spellEnd"/>
+      <w:r>
+        <w:t xml:space="preserve"> </w:t>
+      </w:r>
+      <w:proofErr w:type="spellStart"/>
+      <w:r>
+        <w:t>can</w:t>
+      </w:r>
+      <w:proofErr w:type="spellEnd"/>
+      <w:r>
+        <w:t xml:space="preserve"> </w:t>
+      </w:r>
+      <w:proofErr w:type="spellStart"/>
+      <w:r>
+        <w:t>be</w:t>
+      </w:r>
+      <w:proofErr w:type="spellEnd"/>
+      <w:r>
+        <w:t xml:space="preserve"> </w:t>
+      </w:r>
+      <w:proofErr w:type="spellStart"/>
+      <w:r>
+        <w:t>inverted</w:t>
+      </w:r>
+      <w:proofErr w:type="spellEnd"/>
+      <w:r>
+        <w:t xml:space="preserve"> but </w:t>
+      </w:r>
+      <w:proofErr w:type="spellStart"/>
+      <w:r>
+        <w:t>this</w:t>
+      </w:r>
+      <w:proofErr w:type="spellEnd"/>
+      <w:r>
+        <w:t xml:space="preserve"> </w:t>
+      </w:r>
+      <w:proofErr w:type="spellStart"/>
+      <w:r>
+        <w:t>is</w:t>
+      </w:r>
+      <w:proofErr w:type="spellEnd"/>
+      <w:r>
+        <w:t xml:space="preserve"> </w:t>
+      </w:r>
+      <w:proofErr w:type="spellStart"/>
+      <w:r>
+        <w:t>computationally</w:t>
+      </w:r>
+      <w:proofErr w:type="spellEnd"/>
+      <w:r>
+        <w:t xml:space="preserve"> </w:t>
+      </w:r>
+      <w:proofErr w:type="spellStart"/>
+      <w:r>
+        <w:t>very</w:t>
+      </w:r>
+      <w:proofErr w:type="spellEnd"/>
+      <w:r>
+        <w:t xml:space="preserve"> slow. </w:t>
+      </w:r>
+      <w:proofErr w:type="spellStart"/>
+      <w:proofErr w:type="gramStart"/>
+      <w:r>
+        <w:t>A.inv</w:t>
+      </w:r>
+      <w:proofErr w:type="spellEnd"/>
+      <w:r>
+        <w:t>(</w:t>
+      </w:r>
+      <w:proofErr w:type="gramEnd"/>
+      <w:r>
+        <w:t xml:space="preserve">). </w:t>
+      </w:r>
+      <w:proofErr w:type="spellStart"/>
+      <w:r>
+        <w:t>You</w:t>
+      </w:r>
+      <w:proofErr w:type="spellEnd"/>
+      <w:r>
+        <w:t xml:space="preserve"> </w:t>
+      </w:r>
+      <w:proofErr w:type="spellStart"/>
+      <w:r>
+        <w:t>can</w:t>
+      </w:r>
+      <w:proofErr w:type="spellEnd"/>
+      <w:r>
+        <w:t xml:space="preserve"> find </w:t>
+      </w:r>
+      <w:proofErr w:type="spellStart"/>
+      <w:r>
+        <w:t>eigenvalues</w:t>
+      </w:r>
+      <w:proofErr w:type="spellEnd"/>
+      <w:r>
+        <w:t xml:space="preserve"> of a </w:t>
+      </w:r>
+      <w:proofErr w:type="spellStart"/>
+      <w:r>
+        <w:t>matrix</w:t>
+      </w:r>
+      <w:proofErr w:type="spellEnd"/>
+      <w:r>
+        <w:t xml:space="preserve"> A </w:t>
+      </w:r>
+      <w:proofErr w:type="spellStart"/>
+      <w:r>
+        <w:t>with</w:t>
+      </w:r>
+      <w:proofErr w:type="spellEnd"/>
+      <w:r>
+        <w:t xml:space="preserve"> </w:t>
+      </w:r>
+      <w:proofErr w:type="spellStart"/>
+      <w:proofErr w:type="gramStart"/>
+      <w:r>
+        <w:t>A.eigenvals</w:t>
+      </w:r>
+      <w:proofErr w:type="spellEnd"/>
+      <w:proofErr w:type="gramEnd"/>
+      <w:r>
+        <w:t>()</w:t>
+      </w:r>
+      <w:r>
+        <w:t xml:space="preserve"> </w:t>
+      </w:r>
+      <w:proofErr w:type="spellStart"/>
+      <w:r>
+        <w:t>or</w:t>
+      </w:r>
+      <w:proofErr w:type="spellEnd"/>
+      <w:r>
+        <w:t xml:space="preserve"> the </w:t>
+      </w:r>
+      <w:proofErr w:type="spellStart"/>
+      <w:r>
+        <w:t>eigenvectors</w:t>
+      </w:r>
+      <w:proofErr w:type="spellEnd"/>
+      <w:r>
+        <w:t xml:space="preserve"> </w:t>
+      </w:r>
+      <w:proofErr w:type="spellStart"/>
+      <w:r>
+        <w:t>with</w:t>
+      </w:r>
+      <w:proofErr w:type="spellEnd"/>
+      <w:r>
+        <w:t xml:space="preserve"> </w:t>
+      </w:r>
+      <w:proofErr w:type="spellStart"/>
+      <w:proofErr w:type="gramStart"/>
+      <w:r>
+        <w:t>A.eigenvects</w:t>
+      </w:r>
+      <w:proofErr w:type="spellEnd"/>
+      <w:proofErr w:type="gramEnd"/>
+      <w:r>
+        <w:t xml:space="preserve">(). The </w:t>
+      </w:r>
+      <w:proofErr w:type="spellStart"/>
+      <w:r>
+        <w:t>determinant</w:t>
+      </w:r>
+      <w:proofErr w:type="spellEnd"/>
+      <w:r>
+        <w:t xml:space="preserve"> </w:t>
+      </w:r>
+      <w:proofErr w:type="spellStart"/>
+      <w:r>
+        <w:t>is</w:t>
+      </w:r>
+      <w:proofErr w:type="spellEnd"/>
+      <w:r>
+        <w:t xml:space="preserve"> </w:t>
+      </w:r>
+      <w:proofErr w:type="spellStart"/>
+      <w:r>
+        <w:t>computed</w:t>
+      </w:r>
+      <w:proofErr w:type="spellEnd"/>
+      <w:r>
+        <w:t xml:space="preserve"> </w:t>
+      </w:r>
+      <w:proofErr w:type="spellStart"/>
+      <w:r>
+        <w:t>with</w:t>
+      </w:r>
+      <w:proofErr w:type="spellEnd"/>
+      <w:r>
+        <w:t xml:space="preserve"> </w:t>
+      </w:r>
+      <w:proofErr w:type="spellStart"/>
+      <w:proofErr w:type="gramStart"/>
+      <w:r>
+        <w:t>A.det</w:t>
+      </w:r>
+      <w:proofErr w:type="spellEnd"/>
+      <w:r>
+        <w:t>(</w:t>
+      </w:r>
+      <w:proofErr w:type="gramEnd"/>
+      <w:r>
+        <w:t xml:space="preserve">). </w:t>
+      </w:r>
+    </w:p>
+    <w:p>
+      <w:proofErr w:type="spellStart"/>
+      <w:r>
+        <w:t>Solve</w:t>
+      </w:r>
+      <w:proofErr w:type="spellEnd"/>
+      <w:r>
+        <w:t xml:space="preserve"> </w:t>
+      </w:r>
+      <w:proofErr w:type="gramStart"/>
+      <w:r>
+        <w:t>differential</w:t>
+      </w:r>
+      <w:proofErr w:type="gramEnd"/>
+      <w:r>
+        <w:t xml:space="preserve"> </w:t>
+      </w:r>
+      <w:proofErr w:type="spellStart"/>
+      <w:r>
+        <w:t>equations</w:t>
+      </w:r>
+      <w:proofErr w:type="spellEnd"/>
+      <w:r>
+        <w:t xml:space="preserve"> </w:t>
+      </w:r>
+      <w:proofErr w:type="spellStart"/>
+      <w:r>
+        <w:t>with</w:t>
+      </w:r>
+      <w:proofErr w:type="spellEnd"/>
+      <w:r>
+        <w:t xml:space="preserve"> </w:t>
+      </w:r>
+      <w:proofErr w:type="spellStart"/>
+      <w:r>
+        <w:t>dSolve</w:t>
+      </w:r>
+      <w:proofErr w:type="spellEnd"/>
+      <w:r>
+        <w:t xml:space="preserve">. </w:t>
+      </w:r>
+    </w:p>
+    <w:p>
+      <w:r>
+        <w:rPr>
+          <w:b/>
+          <w:bCs/>
+        </w:rPr>
+        <w:t xml:space="preserve">Pandas: </w:t>
+      </w:r>
+      <w:r>
+        <w:t xml:space="preserve">Pandas </w:t>
+      </w:r>
+      <w:proofErr w:type="spellStart"/>
+      <w:r>
+        <w:t>is</w:t>
+      </w:r>
+      <w:proofErr w:type="spellEnd"/>
+      <w:r>
+        <w:t xml:space="preserve"> a </w:t>
+      </w:r>
+      <w:proofErr w:type="spellStart"/>
+      <w:r>
+        <w:t>data</w:t>
+      </w:r>
+      <w:proofErr w:type="spellEnd"/>
+      <w:r>
+        <w:t xml:space="preserve"> </w:t>
+      </w:r>
+      <w:proofErr w:type="spellStart"/>
+      <w:r>
+        <w:t>analysis</w:t>
+      </w:r>
+      <w:proofErr w:type="spellEnd"/>
+      <w:r>
+        <w:t xml:space="preserve"> </w:t>
+      </w:r>
+      <w:r>
+        <w:t xml:space="preserve">and </w:t>
+      </w:r>
+      <w:proofErr w:type="spellStart"/>
+      <w:r>
+        <w:t>maipulation</w:t>
+      </w:r>
+      <w:proofErr w:type="spellEnd"/>
+      <w:r>
+        <w:t xml:space="preserve"> </w:t>
+      </w:r>
+      <w:proofErr w:type="spellStart"/>
+      <w:r>
+        <w:t>library</w:t>
+      </w:r>
+      <w:proofErr w:type="spellEnd"/>
+      <w:r>
+        <w:t xml:space="preserve"> </w:t>
+      </w:r>
+      <w:proofErr w:type="spellStart"/>
+      <w:r>
+        <w:t>built</w:t>
+      </w:r>
+      <w:proofErr w:type="spellEnd"/>
+      <w:r>
+        <w:t xml:space="preserve"> on </w:t>
+      </w:r>
+      <w:proofErr w:type="spellStart"/>
+      <w:r>
+        <w:t>numpy</w:t>
+      </w:r>
+      <w:proofErr w:type="spellEnd"/>
+      <w:r>
+        <w:t xml:space="preserve">. </w:t>
+      </w:r>
+      <w:r>
+        <w:t xml:space="preserve">Import it </w:t>
+      </w:r>
+      <w:proofErr w:type="spellStart"/>
+      <w:r>
+        <w:t>with</w:t>
+      </w:r>
+      <w:proofErr w:type="spellEnd"/>
+      <w:r>
+        <w:t xml:space="preserve"> </w:t>
+      </w:r>
+      <w:proofErr w:type="spellStart"/>
+      <w:r>
+        <w:t>import</w:t>
+      </w:r>
+      <w:proofErr w:type="spellEnd"/>
+      <w:r>
+        <w:t xml:space="preserve"> </w:t>
+      </w:r>
+      <w:proofErr w:type="spellStart"/>
+      <w:r>
+        <w:t>pandas</w:t>
+      </w:r>
+      <w:proofErr w:type="spellEnd"/>
+      <w:r>
+        <w:t xml:space="preserve"> as </w:t>
+      </w:r>
+      <w:proofErr w:type="spellStart"/>
+      <w:r>
+        <w:t>pd</w:t>
+      </w:r>
+      <w:proofErr w:type="spellEnd"/>
+      <w:r>
+        <w:t xml:space="preserve">. </w:t>
+      </w:r>
+      <w:r>
+        <w:t xml:space="preserve">Central Objects </w:t>
+      </w:r>
+      <w:proofErr w:type="spellStart"/>
+      <w:r>
+        <w:t>are</w:t>
+      </w:r>
+      <w:proofErr w:type="spellEnd"/>
+      <w:r>
+        <w:t xml:space="preserve"> the Series and </w:t>
+      </w:r>
+      <w:proofErr w:type="spellStart"/>
+      <w:r>
+        <w:t>DataFrame</w:t>
+      </w:r>
+      <w:proofErr w:type="spellEnd"/>
+      <w:r>
+        <w:t xml:space="preserve"> </w:t>
+      </w:r>
+      <w:proofErr w:type="spellStart"/>
+      <w:r>
+        <w:t>object</w:t>
+      </w:r>
+      <w:proofErr w:type="spellEnd"/>
+      <w:r>
+        <w:t xml:space="preserve">. </w:t>
+      </w:r>
+      <w:r>
+        <w:t xml:space="preserve">Transform a </w:t>
+      </w:r>
+      <w:proofErr w:type="spellStart"/>
+      <w:r>
+        <w:t>list</w:t>
+      </w:r>
+      <w:proofErr w:type="spellEnd"/>
+      <w:r>
+        <w:t xml:space="preserve"> to a </w:t>
+      </w:r>
+      <w:proofErr w:type="spellStart"/>
+      <w:r>
+        <w:t>series</w:t>
+      </w:r>
+      <w:proofErr w:type="spellEnd"/>
+      <w:r>
+        <w:t xml:space="preserve"> </w:t>
+      </w:r>
+      <w:proofErr w:type="spellStart"/>
+      <w:r>
+        <w:t>with</w:t>
+      </w:r>
+      <w:proofErr w:type="spellEnd"/>
+      <w:r>
+        <w:t xml:space="preserve"> </w:t>
+      </w:r>
+      <w:proofErr w:type="spellStart"/>
+      <w:r>
+        <w:t>pd.Series</w:t>
+      </w:r>
+      <w:proofErr w:type="spellEnd"/>
+      <w:r>
+        <w:t xml:space="preserve">([]). </w:t>
+      </w:r>
+      <w:r>
+        <w:t xml:space="preserve">Create a </w:t>
+      </w:r>
+      <w:proofErr w:type="spellStart"/>
+      <w:r>
+        <w:t>dataFrame</w:t>
+      </w:r>
+      <w:proofErr w:type="spellEnd"/>
+      <w:r>
+        <w:t xml:space="preserve"> </w:t>
+      </w:r>
+      <w:proofErr w:type="spellStart"/>
+      <w:r>
+        <w:t>from</w:t>
+      </w:r>
+      <w:proofErr w:type="spellEnd"/>
+      <w:r>
+        <w:t xml:space="preserve"> a 2D </w:t>
+      </w:r>
+      <w:proofErr w:type="spellStart"/>
+      <w:r>
+        <w:t>array</w:t>
+      </w:r>
+      <w:proofErr w:type="spellEnd"/>
+      <w:r>
+        <w:t xml:space="preserve">. </w:t>
+      </w:r>
+      <w:r>
+        <w:t xml:space="preserve">In a </w:t>
+      </w:r>
+      <w:proofErr w:type="spellStart"/>
+      <w:r>
+        <w:t>DataFrame</w:t>
+      </w:r>
+      <w:proofErr w:type="spellEnd"/>
+      <w:r>
+        <w:t xml:space="preserve"> all </w:t>
+      </w:r>
+      <w:proofErr w:type="spellStart"/>
+      <w:r>
+        <w:t>elements</w:t>
+      </w:r>
+      <w:proofErr w:type="spellEnd"/>
+      <w:r>
+        <w:t xml:space="preserve"> of a </w:t>
+      </w:r>
+      <w:proofErr w:type="spellStart"/>
+      <w:r>
+        <w:t>column</w:t>
+      </w:r>
+      <w:proofErr w:type="spellEnd"/>
+      <w:r>
+        <w:t xml:space="preserve"> </w:t>
+      </w:r>
+      <w:proofErr w:type="spellStart"/>
+      <w:r>
+        <w:t>have</w:t>
+      </w:r>
+      <w:proofErr w:type="spellEnd"/>
+      <w:r>
+        <w:t xml:space="preserve"> the same </w:t>
+      </w:r>
+      <w:proofErr w:type="spellStart"/>
+      <w:r>
+        <w:t>datatype</w:t>
+      </w:r>
+      <w:proofErr w:type="spellEnd"/>
+      <w:r>
+        <w:t xml:space="preserve"> but different </w:t>
+      </w:r>
+      <w:proofErr w:type="spellStart"/>
+      <w:r>
+        <w:t>columns</w:t>
+      </w:r>
+      <w:proofErr w:type="spellEnd"/>
+      <w:r>
+        <w:t xml:space="preserve"> </w:t>
+      </w:r>
+      <w:proofErr w:type="spellStart"/>
+      <w:r>
+        <w:t>can</w:t>
+      </w:r>
+      <w:proofErr w:type="spellEnd"/>
+      <w:r>
+        <w:t xml:space="preserve"> </w:t>
+      </w:r>
+      <w:proofErr w:type="spellStart"/>
+      <w:r>
+        <w:t>have</w:t>
+      </w:r>
+      <w:proofErr w:type="spellEnd"/>
+      <w:r>
+        <w:t xml:space="preserve"> different </w:t>
+      </w:r>
+      <w:proofErr w:type="spellStart"/>
+      <w:r>
+        <w:t>datatypes</w:t>
+      </w:r>
+      <w:proofErr w:type="spellEnd"/>
+      <w:r>
+        <w:t xml:space="preserve">. </w:t>
+      </w:r>
+      <w:proofErr w:type="spellStart"/>
+      <w:r>
+        <w:t>pd.DataFrame</w:t>
+      </w:r>
+      <w:proofErr w:type="spellEnd"/>
+      <w:r>
+        <w:t>(</w:t>
+      </w:r>
+      <w:proofErr w:type="spellStart"/>
+      <w:r>
+        <w:t>array</w:t>
+      </w:r>
+      <w:proofErr w:type="spellEnd"/>
+      <w:r>
+        <w:t xml:space="preserve">, </w:t>
+      </w:r>
+      <w:proofErr w:type="spellStart"/>
+      <w:r>
+        <w:t>index</w:t>
+      </w:r>
+      <w:proofErr w:type="spellEnd"/>
+      <w:r>
+        <w:t xml:space="preserve"> =</w:t>
+      </w:r>
+      <w:proofErr w:type="spellStart"/>
+      <w:r>
+        <w:t>index_vector</w:t>
+      </w:r>
+      <w:proofErr w:type="spellEnd"/>
+      <w:r>
+        <w:t xml:space="preserve">, </w:t>
+      </w:r>
+      <w:proofErr w:type="spellStart"/>
+      <w:r>
+        <w:t>columns</w:t>
+      </w:r>
+      <w:proofErr w:type="spellEnd"/>
+      <w:r>
+        <w:t xml:space="preserve"> =)) with </w:t>
+      </w:r>
+      <w:proofErr w:type="spellStart"/>
+      <w:r>
+        <w:t>labelled</w:t>
+      </w:r>
+      <w:proofErr w:type="spellEnd"/>
+      <w:r>
+        <w:t xml:space="preserve"> </w:t>
+      </w:r>
+      <w:proofErr w:type="spellStart"/>
+      <w:r>
+        <w:t>lines</w:t>
+      </w:r>
+      <w:proofErr w:type="spellEnd"/>
+      <w:r>
+        <w:t xml:space="preserve"> (</w:t>
+      </w:r>
+      <w:proofErr w:type="spellStart"/>
+      <w:r>
+        <w:t>with</w:t>
+      </w:r>
+      <w:proofErr w:type="spellEnd"/>
+      <w:r>
+        <w:t xml:space="preserve"> the </w:t>
+      </w:r>
+      <w:proofErr w:type="spellStart"/>
+      <w:r>
+        <w:t>index</w:t>
+      </w:r>
+      <w:proofErr w:type="spellEnd"/>
+      <w:r>
+        <w:t xml:space="preserve"> </w:t>
+      </w:r>
+      <w:proofErr w:type="spellStart"/>
+      <w:r>
+        <w:t>vector</w:t>
+      </w:r>
+      <w:proofErr w:type="spellEnd"/>
+      <w:r>
+        <w:t xml:space="preserve">) and </w:t>
+      </w:r>
+      <w:proofErr w:type="spellStart"/>
+      <w:r>
+        <w:t>labelled</w:t>
+      </w:r>
+      <w:proofErr w:type="spellEnd"/>
+      <w:r>
+        <w:t xml:space="preserve"> </w:t>
+      </w:r>
+      <w:proofErr w:type="spellStart"/>
+      <w:r>
+        <w:t>columns</w:t>
+      </w:r>
+      <w:proofErr w:type="spellEnd"/>
+      <w:r>
+        <w:t xml:space="preserve">. </w:t>
+      </w:r>
+      <w:proofErr w:type="spellStart"/>
+      <w:r>
+        <w:t>You</w:t>
+      </w:r>
+      <w:proofErr w:type="spellEnd"/>
+      <w:r>
+        <w:t xml:space="preserve"> </w:t>
+      </w:r>
+      <w:proofErr w:type="spellStart"/>
+      <w:r>
+        <w:t>can</w:t>
+      </w:r>
+      <w:proofErr w:type="spellEnd"/>
+      <w:r>
+        <w:t xml:space="preserve"> </w:t>
+      </w:r>
+      <w:proofErr w:type="spellStart"/>
+      <w:r>
+        <w:t>study</w:t>
+      </w:r>
+      <w:proofErr w:type="spellEnd"/>
+      <w:r>
+        <w:t xml:space="preserve"> the </w:t>
+      </w:r>
+      <w:proofErr w:type="spellStart"/>
+      <w:r>
+        <w:t>DataFrame</w:t>
+      </w:r>
+      <w:proofErr w:type="spellEnd"/>
+      <w:r>
+        <w:t xml:space="preserve"> </w:t>
+      </w:r>
+      <w:proofErr w:type="spellStart"/>
+      <w:r>
+        <w:t>df</w:t>
+      </w:r>
+      <w:proofErr w:type="spellEnd"/>
+      <w:r>
+        <w:t xml:space="preserve"> </w:t>
+      </w:r>
+      <w:proofErr w:type="spellStart"/>
+      <w:r>
+        <w:t>with</w:t>
+      </w:r>
+      <w:proofErr w:type="spellEnd"/>
+      <w:r>
+        <w:t xml:space="preserve"> the </w:t>
+      </w:r>
+      <w:proofErr w:type="spellStart"/>
+      <w:r>
+        <w:t>following</w:t>
+      </w:r>
+      <w:proofErr w:type="spellEnd"/>
+      <w:r>
+        <w:t xml:space="preserve"> </w:t>
+      </w:r>
+      <w:proofErr w:type="spellStart"/>
+      <w:r>
+        <w:t>functions</w:t>
+      </w:r>
+      <w:proofErr w:type="spellEnd"/>
+      <w:r>
+        <w:t xml:space="preserve">: </w:t>
+      </w:r>
+      <w:proofErr w:type="spellStart"/>
+      <w:proofErr w:type="gramStart"/>
+      <w:r>
+        <w:t>df.head</w:t>
+      </w:r>
+      <w:proofErr w:type="spellEnd"/>
+      <w:proofErr w:type="gramEnd"/>
+      <w:r>
+        <w:t xml:space="preserve">(n) to see the first n </w:t>
+      </w:r>
+      <w:proofErr w:type="spellStart"/>
+      <w:r>
+        <w:t>lines</w:t>
+      </w:r>
+      <w:proofErr w:type="spellEnd"/>
+      <w:r>
+        <w:t xml:space="preserve"> of the </w:t>
+      </w:r>
+      <w:proofErr w:type="spellStart"/>
+      <w:r>
+        <w:t>DataFrame</w:t>
+      </w:r>
+      <w:proofErr w:type="spellEnd"/>
+      <w:r>
+        <w:t xml:space="preserve"> and </w:t>
+      </w:r>
+      <w:proofErr w:type="spellStart"/>
+      <w:proofErr w:type="gramStart"/>
+      <w:r>
+        <w:t>df.tail</w:t>
+      </w:r>
+      <w:proofErr w:type="spellEnd"/>
+      <w:proofErr w:type="gramEnd"/>
+      <w:r>
+        <w:t xml:space="preserve">(m) to </w:t>
+      </w:r>
+      <w:proofErr w:type="spellStart"/>
+      <w:r>
+        <w:t>see</w:t>
+      </w:r>
+      <w:proofErr w:type="spellEnd"/>
+      <w:r>
+        <w:t xml:space="preserve"> the last m </w:t>
+      </w:r>
+      <w:proofErr w:type="spellStart"/>
+      <w:r>
+        <w:t>lines</w:t>
+      </w:r>
+      <w:proofErr w:type="spellEnd"/>
+      <w:r>
+        <w:t xml:space="preserve">. </w:t>
+      </w:r>
+      <w:proofErr w:type="spellStart"/>
+      <w:proofErr w:type="gramStart"/>
+      <w:r>
+        <w:t>Df.index</w:t>
+      </w:r>
+      <w:proofErr w:type="spellEnd"/>
+      <w:proofErr w:type="gramEnd"/>
+      <w:r>
+        <w:t xml:space="preserve"> to </w:t>
+      </w:r>
+      <w:proofErr w:type="spellStart"/>
+      <w:r>
+        <w:t>see</w:t>
+      </w:r>
+      <w:proofErr w:type="spellEnd"/>
+      <w:r>
+        <w:t xml:space="preserve"> the </w:t>
+      </w:r>
+      <w:proofErr w:type="spellStart"/>
+      <w:r>
+        <w:t>label</w:t>
+      </w:r>
+      <w:proofErr w:type="spellEnd"/>
+      <w:r>
+        <w:t xml:space="preserve"> of the </w:t>
+      </w:r>
+      <w:proofErr w:type="spellStart"/>
+      <w:r>
+        <w:t>lines</w:t>
+      </w:r>
+      <w:proofErr w:type="spellEnd"/>
+      <w:r>
+        <w:t xml:space="preserve"> and </w:t>
+      </w:r>
+      <w:proofErr w:type="spellStart"/>
+      <w:proofErr w:type="gramStart"/>
+      <w:r>
+        <w:t>df.columns</w:t>
+      </w:r>
+      <w:proofErr w:type="spellEnd"/>
+      <w:proofErr w:type="gramEnd"/>
+      <w:r>
+        <w:t xml:space="preserve"> to </w:t>
+      </w:r>
+      <w:proofErr w:type="spellStart"/>
+      <w:r>
+        <w:t>see</w:t>
+      </w:r>
+      <w:proofErr w:type="spellEnd"/>
+      <w:r>
+        <w:t xml:space="preserve"> the </w:t>
+      </w:r>
+      <w:proofErr w:type="spellStart"/>
+      <w:r>
+        <w:t>column</w:t>
+      </w:r>
+      <w:proofErr w:type="spellEnd"/>
+      <w:r>
+        <w:t xml:space="preserve"> </w:t>
+      </w:r>
+      <w:proofErr w:type="spellStart"/>
+      <w:r>
+        <w:t>labels</w:t>
+      </w:r>
+      <w:proofErr w:type="spellEnd"/>
+      <w:r>
+        <w:t xml:space="preserve">. </w:t>
+      </w:r>
+      <w:proofErr w:type="spellStart"/>
+      <w:proofErr w:type="gramStart"/>
+      <w:r>
+        <w:t>Df.describe</w:t>
+      </w:r>
+      <w:proofErr w:type="spellEnd"/>
+      <w:proofErr w:type="gramEnd"/>
+      <w:r>
+        <w:t xml:space="preserve">() </w:t>
+      </w:r>
+      <w:proofErr w:type="spellStart"/>
+      <w:r>
+        <w:t>outputs</w:t>
+      </w:r>
+      <w:proofErr w:type="spellEnd"/>
+      <w:r>
+        <w:t xml:space="preserve"> a </w:t>
+      </w:r>
+      <w:proofErr w:type="spellStart"/>
+      <w:r>
+        <w:t>list</w:t>
+      </w:r>
+      <w:proofErr w:type="spellEnd"/>
+      <w:r>
+        <w:t xml:space="preserve"> </w:t>
+      </w:r>
+      <w:proofErr w:type="spellStart"/>
+      <w:r>
+        <w:t>with</w:t>
+      </w:r>
+      <w:proofErr w:type="spellEnd"/>
+      <w:r>
+        <w:t xml:space="preserve"> the </w:t>
+      </w:r>
+      <w:proofErr w:type="spellStart"/>
+      <w:r>
+        <w:t>mean</w:t>
+      </w:r>
+      <w:proofErr w:type="spellEnd"/>
+      <w:r>
+        <w:t xml:space="preserve">, </w:t>
+      </w:r>
+      <w:proofErr w:type="spellStart"/>
+      <w:r>
+        <w:t>std</w:t>
+      </w:r>
+      <w:proofErr w:type="spellEnd"/>
+      <w:r>
+        <w:t xml:space="preserve">, min, </w:t>
+      </w:r>
+      <w:proofErr w:type="spellStart"/>
+      <w:r>
+        <w:t>max</w:t>
+      </w:r>
+      <w:proofErr w:type="spellEnd"/>
+      <w:r>
+        <w:t xml:space="preserve">, 4th </w:t>
+      </w:r>
+      <w:proofErr w:type="spellStart"/>
+      <w:r>
+        <w:t>percentiles</w:t>
+      </w:r>
+      <w:proofErr w:type="spellEnd"/>
+      <w:r>
+        <w:t xml:space="preserve"> of </w:t>
+      </w:r>
+      <w:proofErr w:type="spellStart"/>
+      <w:r>
+        <w:t>every</w:t>
+      </w:r>
+      <w:proofErr w:type="spellEnd"/>
+      <w:r>
+        <w:t xml:space="preserve"> </w:t>
+      </w:r>
+      <w:proofErr w:type="spellStart"/>
+      <w:r>
+        <w:t>column</w:t>
+      </w:r>
+      <w:proofErr w:type="spellEnd"/>
+      <w:r>
+        <w:t xml:space="preserve"> of </w:t>
+      </w:r>
+      <w:proofErr w:type="spellStart"/>
+      <w:r>
+        <w:t>your</w:t>
+      </w:r>
+      <w:proofErr w:type="spellEnd"/>
+      <w:r>
+        <w:t xml:space="preserve"> </w:t>
+      </w:r>
+      <w:proofErr w:type="spellStart"/>
+      <w:r>
+        <w:t>data</w:t>
+      </w:r>
+      <w:proofErr w:type="spellEnd"/>
+      <w:r>
+        <w:t xml:space="preserve"> Frame. </w:t>
+      </w:r>
+    </w:p>
+    <w:p>
+      <w:r>
+        <w:t xml:space="preserve">Transform </w:t>
+      </w:r>
+      <w:proofErr w:type="spellStart"/>
+      <w:r>
+        <w:t>your</w:t>
+      </w:r>
+      <w:proofErr w:type="spellEnd"/>
+      <w:r>
+        <w:t xml:space="preserve"> </w:t>
+      </w:r>
+      <w:proofErr w:type="spellStart"/>
+      <w:r>
+        <w:t>data</w:t>
+      </w:r>
+      <w:proofErr w:type="spellEnd"/>
+      <w:r>
+        <w:t xml:space="preserve"> frame to a </w:t>
+      </w:r>
+      <w:proofErr w:type="spellStart"/>
+      <w:r>
+        <w:t>numpy</w:t>
+      </w:r>
+      <w:proofErr w:type="spellEnd"/>
+      <w:r>
+        <w:t xml:space="preserve"> </w:t>
+      </w:r>
+      <w:proofErr w:type="spellStart"/>
+      <w:r>
+        <w:t>array</w:t>
+      </w:r>
+      <w:proofErr w:type="spellEnd"/>
+      <w:r>
+        <w:t xml:space="preserve"> </w:t>
+      </w:r>
+      <w:proofErr w:type="spellStart"/>
+      <w:r>
+        <w:t>without</w:t>
+      </w:r>
+      <w:proofErr w:type="spellEnd"/>
+      <w:r>
+        <w:t xml:space="preserve"> the </w:t>
+      </w:r>
+      <w:proofErr w:type="spellStart"/>
+      <w:r>
+        <w:t>line</w:t>
+      </w:r>
+      <w:proofErr w:type="spellEnd"/>
+      <w:r>
+        <w:t xml:space="preserve"> and </w:t>
+      </w:r>
+      <w:proofErr w:type="spellStart"/>
+      <w:r>
+        <w:t>column</w:t>
+      </w:r>
+      <w:proofErr w:type="spellEnd"/>
+      <w:r>
+        <w:t xml:space="preserve"> </w:t>
+      </w:r>
+      <w:proofErr w:type="spellStart"/>
+      <w:r>
+        <w:t>labels</w:t>
+      </w:r>
+      <w:proofErr w:type="spellEnd"/>
+      <w:r>
+        <w:t xml:space="preserve">: </w:t>
+      </w:r>
+      <w:proofErr w:type="spellStart"/>
+      <w:r>
+        <w:t>df.to_</w:t>
+      </w:r>
+      <w:proofErr w:type="gramStart"/>
+      <w:r>
+        <w:t>numpy</w:t>
+      </w:r>
+      <w:proofErr w:type="spellEnd"/>
+      <w:r>
+        <w:t>(</w:t>
+      </w:r>
+      <w:proofErr w:type="gramEnd"/>
+      <w:r>
+        <w:t xml:space="preserve">). Write </w:t>
+      </w:r>
+      <w:proofErr w:type="spellStart"/>
+      <w:r>
+        <w:t>data</w:t>
+      </w:r>
+      <w:proofErr w:type="spellEnd"/>
+      <w:r>
+        <w:t xml:space="preserve"> Frame to a </w:t>
+      </w:r>
+      <w:proofErr w:type="spellStart"/>
+      <w:r>
+        <w:t>csv</w:t>
+      </w:r>
+      <w:proofErr w:type="spellEnd"/>
+      <w:r>
+        <w:t xml:space="preserve"> </w:t>
+      </w:r>
+      <w:proofErr w:type="spellStart"/>
+      <w:r>
+        <w:t>table</w:t>
+      </w:r>
+      <w:proofErr w:type="spellEnd"/>
+      <w:r>
+        <w:t xml:space="preserve"> </w:t>
+      </w:r>
+      <w:proofErr w:type="spellStart"/>
+      <w:r>
+        <w:t>df.to_csv</w:t>
+      </w:r>
+      <w:proofErr w:type="spellEnd"/>
+      <w:r>
+        <w:t>(„filename.csv“)</w:t>
+      </w:r>
+      <w:r>
+        <w:t xml:space="preserve">, </w:t>
+      </w:r>
+      <w:proofErr w:type="spellStart"/>
+      <w:r>
+        <w:t>write</w:t>
+      </w:r>
+      <w:proofErr w:type="spellEnd"/>
+      <w:r>
+        <w:t xml:space="preserve"> to an </w:t>
+      </w:r>
+      <w:proofErr w:type="spellStart"/>
+      <w:r>
+        <w:t>excel</w:t>
+      </w:r>
+      <w:proofErr w:type="spellEnd"/>
+      <w:r>
+        <w:t xml:space="preserve"> </w:t>
+      </w:r>
+      <w:proofErr w:type="spellStart"/>
+      <w:r>
+        <w:t>file</w:t>
+      </w:r>
+      <w:proofErr w:type="spellEnd"/>
+      <w:r>
+        <w:t xml:space="preserve"> </w:t>
+      </w:r>
+      <w:proofErr w:type="spellStart"/>
+      <w:r>
+        <w:t>df.to_</w:t>
+      </w:r>
+      <w:proofErr w:type="gramStart"/>
+      <w:r>
+        <w:t>excel</w:t>
+      </w:r>
+      <w:proofErr w:type="spellEnd"/>
+      <w:r>
+        <w:t>(</w:t>
+      </w:r>
+      <w:proofErr w:type="gramEnd"/>
+      <w:r>
+        <w:t xml:space="preserve">„filename.xlsx“, </w:t>
+      </w:r>
+      <w:proofErr w:type="spellStart"/>
+      <w:r>
+        <w:t>sheet_name</w:t>
+      </w:r>
+      <w:proofErr w:type="spellEnd"/>
+      <w:r>
+        <w:t>=“</w:t>
+      </w:r>
+      <w:proofErr w:type="spellStart"/>
+      <w:r>
+        <w:t>sheetname</w:t>
+      </w:r>
+      <w:proofErr w:type="spellEnd"/>
+      <w:r>
+        <w:t xml:space="preserve">“). Also </w:t>
+      </w:r>
+      <w:proofErr w:type="spellStart"/>
+      <w:r>
+        <w:t>you</w:t>
+      </w:r>
+      <w:proofErr w:type="spellEnd"/>
+      <w:r>
+        <w:t xml:space="preserve"> </w:t>
+      </w:r>
+      <w:proofErr w:type="spellStart"/>
+      <w:r>
+        <w:t>can</w:t>
+      </w:r>
+      <w:proofErr w:type="spellEnd"/>
+      <w:r>
+        <w:t xml:space="preserve"> </w:t>
+      </w:r>
+      <w:proofErr w:type="spellStart"/>
+      <w:r>
+        <w:t>read</w:t>
+      </w:r>
+      <w:proofErr w:type="spellEnd"/>
+      <w:r>
+        <w:t xml:space="preserve"> a </w:t>
+      </w:r>
+      <w:proofErr w:type="spellStart"/>
+      <w:r>
+        <w:t>csv</w:t>
+      </w:r>
+      <w:proofErr w:type="spellEnd"/>
+      <w:r>
+        <w:t xml:space="preserve"> file and </w:t>
+      </w:r>
+      <w:proofErr w:type="spellStart"/>
+      <w:r>
+        <w:t>transform</w:t>
+      </w:r>
+      <w:proofErr w:type="spellEnd"/>
+      <w:r>
+        <w:t xml:space="preserve"> it to a pandas dat</w:t>
+      </w:r>
+      <w:proofErr w:type="spellStart"/>
+      <w:r>
+        <w:t>a</w:t>
+      </w:r>
+      <w:proofErr w:type="spellEnd"/>
+      <w:r>
+        <w:t xml:space="preserve"> frame: a = </w:t>
+      </w:r>
+      <w:proofErr w:type="spellStart"/>
+      <w:r>
+        <w:t>read_csv</w:t>
+      </w:r>
+      <w:proofErr w:type="spellEnd"/>
+      <w:r>
+        <w:t xml:space="preserve">(„filename.csv“). Excel </w:t>
+      </w:r>
+      <w:proofErr w:type="spellStart"/>
+      <w:r>
+        <w:t>files</w:t>
+      </w:r>
+      <w:proofErr w:type="spellEnd"/>
+      <w:r>
+        <w:t xml:space="preserve"> </w:t>
+      </w:r>
+      <w:proofErr w:type="spellStart"/>
+      <w:r>
+        <w:t>can</w:t>
+      </w:r>
+      <w:proofErr w:type="spellEnd"/>
+      <w:r>
+        <w:t xml:space="preserve"> </w:t>
+      </w:r>
+      <w:proofErr w:type="spellStart"/>
+      <w:r>
+        <w:t>be</w:t>
+      </w:r>
+      <w:proofErr w:type="spellEnd"/>
+      <w:r>
+        <w:t xml:space="preserve"> </w:t>
+      </w:r>
+      <w:proofErr w:type="spellStart"/>
+      <w:r>
+        <w:t>read</w:t>
+      </w:r>
+      <w:proofErr w:type="spellEnd"/>
+      <w:r>
+        <w:t xml:space="preserve"> and </w:t>
+      </w:r>
+      <w:proofErr w:type="spellStart"/>
+      <w:r>
+        <w:t>transformed</w:t>
+      </w:r>
+      <w:proofErr w:type="spellEnd"/>
+      <w:r>
+        <w:t xml:space="preserve"> to </w:t>
+      </w:r>
+      <w:proofErr w:type="spellStart"/>
+      <w:r>
+        <w:t>pandas</w:t>
+      </w:r>
+      <w:proofErr w:type="spellEnd"/>
+      <w:r>
+        <w:t xml:space="preserve"> </w:t>
+      </w:r>
+      <w:proofErr w:type="spellStart"/>
+      <w:r>
+        <w:t>data</w:t>
+      </w:r>
+      <w:proofErr w:type="spellEnd"/>
+      <w:r>
+        <w:t xml:space="preserve"> frame, </w:t>
+      </w:r>
+      <w:proofErr w:type="spellStart"/>
+      <w:r>
+        <w:t>too</w:t>
+      </w:r>
+      <w:proofErr w:type="spellEnd"/>
+      <w:r>
+        <w:t xml:space="preserve">: </w:t>
+      </w:r>
+      <w:proofErr w:type="spellStart"/>
+      <w:r>
+        <w:t>read_</w:t>
+      </w:r>
+      <w:proofErr w:type="gramStart"/>
+      <w:r>
+        <w:t>excel</w:t>
+      </w:r>
+      <w:proofErr w:type="spellEnd"/>
+      <w:r>
+        <w:t>(</w:t>
+      </w:r>
+      <w:proofErr w:type="gramEnd"/>
+      <w:r>
+        <w:t>„filename.xlsx“, „</w:t>
+      </w:r>
+      <w:proofErr w:type="spellStart"/>
+      <w:r>
+        <w:t>sheetname</w:t>
+      </w:r>
+      <w:proofErr w:type="spellEnd"/>
+      <w:r>
+        <w:t xml:space="preserve">“). </w:t>
+      </w:r>
     </w:p>
     <w:p>
       <w:pPr>
@@ -2101,14 +5816,50 @@
           <w:bCs/>
         </w:rPr>
       </w:pPr>
+      <w:proofErr w:type="spellStart"/>
       <w:r>
         <w:rPr>
           <w:b/>
           <w:bCs/>
         </w:rPr>
-        <w:t xml:space="preserve">Python: </w:t>
+        <w:t>Mat</w:t>
+      </w:r>
+      <w:r>
+        <w:rPr>
+          <w:b/>
+          <w:bCs/>
+        </w:rPr>
+        <w:t>p</w:t>
+      </w:r>
+      <w:r>
+        <w:rPr>
+          <w:b/>
+          <w:bCs/>
+        </w:rPr>
+        <w:t>lotlib</w:t>
+      </w:r>
+      <w:proofErr w:type="spellEnd"/>
+      <w:r>
+        <w:rPr>
+          <w:b/>
+          <w:bCs/>
+        </w:rPr>
+        <w:t xml:space="preserve">: </w:t>
       </w:r>
     </w:p>
+    <w:p>
+      <w:pPr>
+        <w:tabs>
+          <w:tab w:val="left" w:pos="1150"/>
+        </w:tabs>
+      </w:pPr>
+      <w:r>
+        <w:tab/>
+      </w:r>
+    </w:p>
+    <w:p/>
+    <w:p/>
+    <w:p/>
     <w:p>
       <w:pPr>
         <w:rPr>
@@ -2172,6 +5923,21 @@
           <w:bCs/>
         </w:rPr>
       </w:pPr>
+      <w:r>
+        <w:rPr>
+          <w:b/>
+          <w:bCs/>
+        </w:rPr>
+        <w:lastRenderedPageBreak/>
+        <w:t>Bash:</w:t>
+      </w:r>
+      <w:r>
+        <w:rPr>
+          <w:b/>
+          <w:bCs/>
+        </w:rPr>
+        <w:t xml:space="preserve"> </w:t>
+      </w:r>
     </w:p>
     <w:p>
       <w:pPr>
@@ -2180,285 +5946,2912 @@
           <w:bCs/>
         </w:rPr>
       </w:pPr>
-    </w:p>
-    <w:p>
-      <w:pPr>
+      <w:r>
         <w:rPr>
           <w:b/>
           <w:bCs/>
         </w:rPr>
-      </w:pPr>
-    </w:p>
-    <w:p>
-      <w:pPr>
+        <w:t xml:space="preserve">Best Bash </w:t>
+      </w:r>
+      <w:proofErr w:type="spellStart"/>
+      <w:r>
         <w:rPr>
           <w:b/>
           <w:bCs/>
         </w:rPr>
-      </w:pPr>
-    </w:p>
-    <w:p>
-      <w:pPr>
+        <w:t>dictionary</w:t>
+      </w:r>
+      <w:proofErr w:type="spellEnd"/>
+      <w:r>
         <w:rPr>
           <w:b/>
           <w:bCs/>
         </w:rPr>
-      </w:pPr>
-    </w:p>
-    <w:p>
-      <w:pPr>
+        <w:t xml:space="preserve">: </w:t>
+      </w:r>
+      <w:r>
         <w:rPr>
           <w:b/>
           <w:bCs/>
         </w:rPr>
-      </w:pPr>
+        <w:t>https://www.w3schools.com/bash/bash_ls.php</w:t>
+      </w:r>
     </w:p>
     <w:p>
-      <w:pPr>
+      <w:r>
+        <w:t xml:space="preserve">für Windows: Im </w:t>
+      </w:r>
+      <w:proofErr w:type="spellStart"/>
+      <w:r>
+        <w:t>Anaconda</w:t>
+      </w:r>
+      <w:proofErr w:type="spellEnd"/>
+      <w:r>
+        <w:t xml:space="preserve"> Terminal kann das </w:t>
+      </w:r>
+      <w:proofErr w:type="spellStart"/>
+      <w:r>
+        <w:t>package</w:t>
+      </w:r>
+      <w:proofErr w:type="spellEnd"/>
+      <w:r>
+        <w:t xml:space="preserve"> m2-base verwendet werden. Dann können auch normale </w:t>
+      </w:r>
+      <w:proofErr w:type="spellStart"/>
+      <w:r>
+        <w:t>linux</w:t>
+      </w:r>
+      <w:proofErr w:type="spellEnd"/>
+      <w:r>
+        <w:t xml:space="preserve">-bash Befehle dort erkannt werden. </w:t>
+      </w:r>
+      <w:r>
+        <w:t xml:space="preserve">Bash </w:t>
+      </w:r>
+      <w:proofErr w:type="spellStart"/>
+      <w:r>
+        <w:t>is</w:t>
+      </w:r>
+      <w:proofErr w:type="spellEnd"/>
+      <w:r>
+        <w:t xml:space="preserve"> the </w:t>
+      </w:r>
+      <w:proofErr w:type="spellStart"/>
+      <w:r>
+        <w:t>script</w:t>
+      </w:r>
+      <w:proofErr w:type="spellEnd"/>
+      <w:r>
+        <w:t xml:space="preserve"> </w:t>
+      </w:r>
+      <w:proofErr w:type="spellStart"/>
+      <w:r>
+        <w:t>shell</w:t>
+      </w:r>
+      <w:proofErr w:type="spellEnd"/>
+      <w:r>
+        <w:t xml:space="preserve"> </w:t>
+      </w:r>
+      <w:proofErr w:type="spellStart"/>
+      <w:r>
+        <w:t>programming</w:t>
+      </w:r>
+      <w:proofErr w:type="spellEnd"/>
+      <w:r>
+        <w:t xml:space="preserve"> </w:t>
+      </w:r>
+      <w:proofErr w:type="spellStart"/>
+      <w:r>
+        <w:t>language</w:t>
+      </w:r>
+      <w:proofErr w:type="spellEnd"/>
+      <w:r>
+        <w:t xml:space="preserve"> </w:t>
+      </w:r>
+      <w:proofErr w:type="spellStart"/>
+      <w:r>
+        <w:t>used</w:t>
+      </w:r>
+      <w:proofErr w:type="spellEnd"/>
+      <w:r>
+        <w:t xml:space="preserve"> </w:t>
+      </w:r>
+      <w:proofErr w:type="spellStart"/>
+      <w:r>
+        <w:t>especially</w:t>
+      </w:r>
+      <w:proofErr w:type="spellEnd"/>
+      <w:r>
+        <w:t xml:space="preserve"> für </w:t>
+      </w:r>
+      <w:proofErr w:type="spellStart"/>
+      <w:r>
+        <w:t>linux</w:t>
+      </w:r>
+      <w:proofErr w:type="spellEnd"/>
+      <w:r>
+        <w:t xml:space="preserve"> and </w:t>
+      </w:r>
+      <w:proofErr w:type="spellStart"/>
+      <w:r>
+        <w:t>macOS</w:t>
+      </w:r>
+      <w:proofErr w:type="spellEnd"/>
+      <w:r>
+        <w:t xml:space="preserve">, not </w:t>
+      </w:r>
+      <w:proofErr w:type="spellStart"/>
+      <w:r>
+        <w:t>windows</w:t>
+      </w:r>
+      <w:proofErr w:type="spellEnd"/>
+      <w:r>
+        <w:t xml:space="preserve"> </w:t>
+      </w:r>
+      <w:proofErr w:type="spellStart"/>
+      <w:r>
+        <w:t>generally</w:t>
+      </w:r>
+      <w:proofErr w:type="spellEnd"/>
+      <w:r>
+        <w:t>.</w:t>
+      </w:r>
+      <w:r>
+        <w:t xml:space="preserve"> </w:t>
+      </w:r>
+      <w:proofErr w:type="spellStart"/>
+      <w:r>
+        <w:t>command</w:t>
+      </w:r>
+      <w:proofErr w:type="spellEnd"/>
+      <w:r>
+        <w:t xml:space="preserve"> –</w:t>
+      </w:r>
+      <w:proofErr w:type="spellStart"/>
+      <w:r>
+        <w:t>help</w:t>
+      </w:r>
+      <w:proofErr w:type="spellEnd"/>
+      <w:r>
+        <w:t xml:space="preserve"> </w:t>
+      </w:r>
+      <w:proofErr w:type="spellStart"/>
+      <w:r>
+        <w:t>displays</w:t>
+      </w:r>
+      <w:proofErr w:type="spellEnd"/>
+      <w:r>
+        <w:t xml:space="preserve"> for </w:t>
+      </w:r>
+      <w:proofErr w:type="spellStart"/>
+      <w:r>
+        <w:t>you</w:t>
+      </w:r>
+      <w:proofErr w:type="spellEnd"/>
+      <w:r>
+        <w:t xml:space="preserve"> a </w:t>
+      </w:r>
+      <w:proofErr w:type="spellStart"/>
+      <w:r>
+        <w:t>long</w:t>
+      </w:r>
+      <w:proofErr w:type="spellEnd"/>
+      <w:r>
+        <w:t xml:space="preserve"> </w:t>
+      </w:r>
+      <w:proofErr w:type="spellStart"/>
+      <w:r>
+        <w:t>manual</w:t>
+      </w:r>
+      <w:proofErr w:type="spellEnd"/>
+      <w:r>
+        <w:t xml:space="preserve"> and </w:t>
+      </w:r>
+      <w:proofErr w:type="spellStart"/>
+      <w:r>
+        <w:t>description</w:t>
+      </w:r>
+      <w:proofErr w:type="spellEnd"/>
+      <w:r>
+        <w:t xml:space="preserve"> of the </w:t>
+      </w:r>
+      <w:proofErr w:type="spellStart"/>
+      <w:r>
+        <w:t>command</w:t>
+      </w:r>
+      <w:proofErr w:type="spellEnd"/>
+      <w:r>
+        <w:t xml:space="preserve"> e.g. cd –-</w:t>
+      </w:r>
+      <w:proofErr w:type="spellStart"/>
+      <w:r>
+        <w:t>help</w:t>
+      </w:r>
+      <w:proofErr w:type="spellEnd"/>
+      <w:r>
+        <w:t xml:space="preserve"> </w:t>
+      </w:r>
+      <w:r>
+        <w:t xml:space="preserve">Comments </w:t>
+      </w:r>
+      <w:proofErr w:type="spellStart"/>
+      <w:r>
+        <w:t>start</w:t>
+      </w:r>
+      <w:proofErr w:type="spellEnd"/>
+      <w:r>
+        <w:t xml:space="preserve"> </w:t>
+      </w:r>
+      <w:proofErr w:type="spellStart"/>
+      <w:r>
+        <w:t>with</w:t>
+      </w:r>
+      <w:proofErr w:type="spellEnd"/>
+      <w:r>
+        <w:t xml:space="preserve"> a #. </w:t>
+      </w:r>
+    </w:p>
+    <w:p>
+      <w:r>
+        <w:t xml:space="preserve">Most </w:t>
+      </w:r>
+      <w:proofErr w:type="spellStart"/>
+      <w:r>
+        <w:t>basic</w:t>
+      </w:r>
+      <w:proofErr w:type="spellEnd"/>
+      <w:r>
+        <w:t xml:space="preserve"> </w:t>
+      </w:r>
+      <w:proofErr w:type="spellStart"/>
+      <w:r>
+        <w:t>commands</w:t>
+      </w:r>
+      <w:proofErr w:type="spellEnd"/>
+      <w:r>
+        <w:t xml:space="preserve"> </w:t>
+      </w:r>
+      <w:proofErr w:type="spellStart"/>
+      <w:r>
+        <w:t>are</w:t>
+      </w:r>
+      <w:proofErr w:type="spellEnd"/>
+      <w:r>
+        <w:t xml:space="preserve">: </w:t>
+      </w:r>
+      <w:proofErr w:type="spellStart"/>
+      <w:r>
+        <w:t>touch</w:t>
+      </w:r>
+      <w:proofErr w:type="spellEnd"/>
+      <w:r>
+        <w:t xml:space="preserve"> „</w:t>
+      </w:r>
+      <w:proofErr w:type="spellStart"/>
+      <w:proofErr w:type="gramStart"/>
+      <w:r>
+        <w:t>file.ending</w:t>
+      </w:r>
+      <w:proofErr w:type="spellEnd"/>
+      <w:proofErr w:type="gramEnd"/>
+      <w:r>
+        <w:t xml:space="preserve">“ to </w:t>
+      </w:r>
+      <w:proofErr w:type="spellStart"/>
+      <w:r>
+        <w:t>create</w:t>
+      </w:r>
+      <w:proofErr w:type="spellEnd"/>
+      <w:r>
+        <w:t xml:space="preserve"> a </w:t>
+      </w:r>
+      <w:proofErr w:type="spellStart"/>
+      <w:r>
+        <w:t>file</w:t>
+      </w:r>
+      <w:proofErr w:type="spellEnd"/>
+      <w:r>
+        <w:t xml:space="preserve"> in the </w:t>
+      </w:r>
+      <w:proofErr w:type="spellStart"/>
+      <w:r>
+        <w:t>current</w:t>
+      </w:r>
+      <w:proofErr w:type="spellEnd"/>
+      <w:r>
+        <w:t xml:space="preserve"> </w:t>
+      </w:r>
+      <w:proofErr w:type="spellStart"/>
+      <w:r>
+        <w:t>directory</w:t>
+      </w:r>
+      <w:proofErr w:type="spellEnd"/>
+      <w:r>
+        <w:t xml:space="preserve">. cd for </w:t>
+      </w:r>
+      <w:proofErr w:type="spellStart"/>
+      <w:r>
+        <w:t>changing</w:t>
+      </w:r>
+      <w:proofErr w:type="spellEnd"/>
+      <w:r>
+        <w:t xml:space="preserve"> to a </w:t>
+      </w:r>
+      <w:proofErr w:type="spellStart"/>
+      <w:r>
+        <w:t>subdirectory</w:t>
+      </w:r>
+      <w:proofErr w:type="spellEnd"/>
+      <w:r>
+        <w:t>. cd</w:t>
+      </w:r>
+      <w:proofErr w:type="gramStart"/>
+      <w:r>
+        <w:t xml:space="preserve"> ..</w:t>
+      </w:r>
+      <w:proofErr w:type="gramEnd"/>
+      <w:r>
+        <w:t xml:space="preserve"> for </w:t>
+      </w:r>
+      <w:proofErr w:type="spellStart"/>
+      <w:r>
+        <w:t>changing</w:t>
+      </w:r>
+      <w:proofErr w:type="spellEnd"/>
+      <w:r>
+        <w:t xml:space="preserve"> back to the directory at a </w:t>
+      </w:r>
+      <w:proofErr w:type="spellStart"/>
+      <w:r>
+        <w:t>level</w:t>
+      </w:r>
+      <w:proofErr w:type="spellEnd"/>
+      <w:r>
+        <w:t xml:space="preserve"> </w:t>
+      </w:r>
+      <w:proofErr w:type="spellStart"/>
+      <w:r>
+        <w:t>higher</w:t>
+      </w:r>
+      <w:proofErr w:type="spellEnd"/>
+      <w:r>
+        <w:t xml:space="preserve">, the </w:t>
+      </w:r>
+      <w:proofErr w:type="spellStart"/>
+      <w:r>
+        <w:t>parent</w:t>
+      </w:r>
+      <w:proofErr w:type="spellEnd"/>
+      <w:r>
+        <w:t xml:space="preserve"> </w:t>
+      </w:r>
+      <w:proofErr w:type="spellStart"/>
+      <w:r>
+        <w:t>folder</w:t>
+      </w:r>
+      <w:proofErr w:type="spellEnd"/>
+      <w:r>
+        <w:t xml:space="preserve">. </w:t>
+      </w:r>
+      <w:proofErr w:type="spellStart"/>
+      <w:r>
+        <w:t>ls</w:t>
+      </w:r>
+      <w:proofErr w:type="spellEnd"/>
+      <w:r>
+        <w:t xml:space="preserve"> for </w:t>
+      </w:r>
+      <w:proofErr w:type="spellStart"/>
+      <w:r>
+        <w:t>listing</w:t>
+      </w:r>
+      <w:proofErr w:type="spellEnd"/>
+      <w:r>
+        <w:t xml:space="preserve"> all </w:t>
+      </w:r>
+      <w:proofErr w:type="spellStart"/>
+      <w:r>
+        <w:t>files</w:t>
+      </w:r>
+      <w:proofErr w:type="spellEnd"/>
+      <w:r>
+        <w:t xml:space="preserve"> </w:t>
+      </w:r>
+      <w:proofErr w:type="spellStart"/>
+      <w:r>
+        <w:t>or</w:t>
+      </w:r>
+      <w:proofErr w:type="spellEnd"/>
+      <w:r>
+        <w:t xml:space="preserve"> </w:t>
+      </w:r>
+      <w:proofErr w:type="spellStart"/>
+      <w:r>
+        <w:t>files</w:t>
+      </w:r>
+      <w:proofErr w:type="spellEnd"/>
+      <w:r>
+        <w:t xml:space="preserve"> in the </w:t>
+      </w:r>
+      <w:proofErr w:type="spellStart"/>
+      <w:r>
+        <w:t>current</w:t>
+      </w:r>
+      <w:proofErr w:type="spellEnd"/>
+      <w:r>
+        <w:t xml:space="preserve"> </w:t>
+      </w:r>
+      <w:proofErr w:type="spellStart"/>
+      <w:r>
+        <w:t>directory</w:t>
+      </w:r>
+      <w:proofErr w:type="spellEnd"/>
+      <w:r>
+        <w:t xml:space="preserve">. </w:t>
+      </w:r>
+      <w:proofErr w:type="spellStart"/>
+      <w:r>
+        <w:t>pwd</w:t>
+      </w:r>
+      <w:proofErr w:type="spellEnd"/>
+      <w:r>
+        <w:t xml:space="preserve"> for </w:t>
+      </w:r>
+      <w:proofErr w:type="spellStart"/>
+      <w:r>
+        <w:t>printing</w:t>
+      </w:r>
+      <w:proofErr w:type="spellEnd"/>
+      <w:r>
+        <w:t xml:space="preserve"> the </w:t>
+      </w:r>
+      <w:proofErr w:type="spellStart"/>
+      <w:r>
+        <w:t>current</w:t>
+      </w:r>
+      <w:proofErr w:type="spellEnd"/>
+      <w:r>
+        <w:t xml:space="preserve"> </w:t>
+      </w:r>
+      <w:proofErr w:type="spellStart"/>
+      <w:r>
+        <w:t>directory</w:t>
+      </w:r>
+      <w:proofErr w:type="spellEnd"/>
+      <w:r>
+        <w:t xml:space="preserve">. </w:t>
+      </w:r>
+      <w:proofErr w:type="spellStart"/>
+      <w:r>
+        <w:t>mkdir</w:t>
+      </w:r>
+      <w:proofErr w:type="spellEnd"/>
+      <w:r>
+        <w:t xml:space="preserve"> and </w:t>
+      </w:r>
+      <w:proofErr w:type="spellStart"/>
+      <w:r>
+        <w:t>rmdir</w:t>
+      </w:r>
+      <w:proofErr w:type="spellEnd"/>
+      <w:r>
+        <w:t xml:space="preserve"> to </w:t>
+      </w:r>
+      <w:proofErr w:type="spellStart"/>
+      <w:r>
+        <w:t>create</w:t>
+      </w:r>
+      <w:proofErr w:type="spellEnd"/>
+      <w:r>
+        <w:t xml:space="preserve"> </w:t>
+      </w:r>
+      <w:proofErr w:type="spellStart"/>
+      <w:r>
+        <w:t>or</w:t>
+      </w:r>
+      <w:proofErr w:type="spellEnd"/>
+      <w:r>
+        <w:t xml:space="preserve"> remove a new f</w:t>
+      </w:r>
+      <w:proofErr w:type="spellStart"/>
+      <w:r>
+        <w:t>older</w:t>
+      </w:r>
+      <w:proofErr w:type="spellEnd"/>
+      <w:r>
+        <w:t xml:space="preserve"> </w:t>
+      </w:r>
+      <w:proofErr w:type="spellStart"/>
+      <w:r>
+        <w:t>within</w:t>
+      </w:r>
+      <w:proofErr w:type="spellEnd"/>
+      <w:r>
+        <w:t xml:space="preserve"> the </w:t>
+      </w:r>
+      <w:proofErr w:type="spellStart"/>
+      <w:r>
+        <w:t>current</w:t>
+      </w:r>
+      <w:proofErr w:type="spellEnd"/>
+      <w:r>
+        <w:t xml:space="preserve"> </w:t>
+      </w:r>
+      <w:proofErr w:type="spellStart"/>
+      <w:r>
+        <w:t>directory</w:t>
+      </w:r>
+      <w:proofErr w:type="spellEnd"/>
+      <w:r>
+        <w:t xml:space="preserve">. </w:t>
+      </w:r>
+      <w:proofErr w:type="spellStart"/>
+      <w:r>
+        <w:t>rm</w:t>
+      </w:r>
+      <w:proofErr w:type="spellEnd"/>
+      <w:r>
+        <w:t xml:space="preserve"> </w:t>
+      </w:r>
+      <w:proofErr w:type="spellStart"/>
+      <w:r>
+        <w:t>filenname</w:t>
+      </w:r>
+      <w:proofErr w:type="spellEnd"/>
+      <w:r>
+        <w:t xml:space="preserve"> for </w:t>
+      </w:r>
+      <w:proofErr w:type="spellStart"/>
+      <w:r>
+        <w:t>deleting</w:t>
+      </w:r>
+      <w:proofErr w:type="spellEnd"/>
+      <w:r>
+        <w:t xml:space="preserve"> a </w:t>
+      </w:r>
+      <w:proofErr w:type="spellStart"/>
+      <w:r>
+        <w:t>file</w:t>
+      </w:r>
+      <w:proofErr w:type="spellEnd"/>
+      <w:r>
+        <w:t xml:space="preserve">. </w:t>
+      </w:r>
+      <w:r>
+        <w:t>mv</w:t>
+      </w:r>
+      <w:r>
+        <w:t xml:space="preserve"> </w:t>
+      </w:r>
+      <w:proofErr w:type="spellStart"/>
+      <w:r>
+        <w:t>filename</w:t>
+      </w:r>
+      <w:proofErr w:type="spellEnd"/>
+      <w:r>
+        <w:t xml:space="preserve"> </w:t>
+      </w:r>
+      <w:proofErr w:type="spellStart"/>
+      <w:r>
+        <w:t>new_directory_path</w:t>
+      </w:r>
+      <w:proofErr w:type="spellEnd"/>
+      <w:r>
+        <w:t xml:space="preserve"> to </w:t>
+      </w:r>
+      <w:proofErr w:type="spellStart"/>
+      <w:r>
+        <w:t>move</w:t>
+      </w:r>
+      <w:proofErr w:type="spellEnd"/>
+      <w:r>
+        <w:t xml:space="preserve"> a </w:t>
+      </w:r>
+      <w:proofErr w:type="spellStart"/>
+      <w:r>
+        <w:t>file</w:t>
+      </w:r>
+      <w:proofErr w:type="spellEnd"/>
+      <w:r>
+        <w:t xml:space="preserve"> </w:t>
+      </w:r>
+      <w:proofErr w:type="spellStart"/>
+      <w:r>
+        <w:t>from</w:t>
+      </w:r>
+      <w:proofErr w:type="spellEnd"/>
+      <w:r>
+        <w:t xml:space="preserve"> </w:t>
+      </w:r>
+      <w:proofErr w:type="spellStart"/>
+      <w:r>
+        <w:t>one</w:t>
+      </w:r>
+      <w:proofErr w:type="spellEnd"/>
+      <w:r>
+        <w:t xml:space="preserve"> </w:t>
+      </w:r>
+      <w:proofErr w:type="spellStart"/>
+      <w:r>
+        <w:t>st</w:t>
+      </w:r>
+      <w:r>
+        <w:t>o</w:t>
+      </w:r>
+      <w:r>
+        <w:t>rage</w:t>
+      </w:r>
+      <w:proofErr w:type="spellEnd"/>
+      <w:r>
+        <w:t xml:space="preserve"> </w:t>
+      </w:r>
+      <w:proofErr w:type="spellStart"/>
+      <w:r>
+        <w:t>place</w:t>
+      </w:r>
+      <w:proofErr w:type="spellEnd"/>
+      <w:r>
+        <w:t xml:space="preserve"> to </w:t>
+      </w:r>
+      <w:proofErr w:type="spellStart"/>
+      <w:r>
+        <w:t>another</w:t>
+      </w:r>
+      <w:proofErr w:type="spellEnd"/>
+      <w:r>
+        <w:t xml:space="preserve"> </w:t>
+      </w:r>
+      <w:proofErr w:type="spellStart"/>
+      <w:r>
+        <w:t>given</w:t>
+      </w:r>
+      <w:proofErr w:type="spellEnd"/>
+      <w:r>
+        <w:t xml:space="preserve"> by the </w:t>
+      </w:r>
+      <w:proofErr w:type="spellStart"/>
+      <w:r>
+        <w:t>directory</w:t>
+      </w:r>
+      <w:proofErr w:type="spellEnd"/>
+      <w:r>
+        <w:t xml:space="preserve"> </w:t>
+      </w:r>
+      <w:proofErr w:type="spellStart"/>
+      <w:r>
+        <w:t>path</w:t>
+      </w:r>
+      <w:proofErr w:type="spellEnd"/>
+      <w:r>
+        <w:t xml:space="preserve"> </w:t>
+      </w:r>
+      <w:r>
+        <w:t xml:space="preserve">at the PC. </w:t>
+      </w:r>
+      <w:proofErr w:type="spellStart"/>
+      <w:r>
+        <w:t>cp</w:t>
+      </w:r>
+      <w:proofErr w:type="spellEnd"/>
+      <w:r>
+        <w:t xml:space="preserve"> to </w:t>
+      </w:r>
+      <w:proofErr w:type="spellStart"/>
+      <w:r>
+        <w:t>copy</w:t>
+      </w:r>
+      <w:proofErr w:type="spellEnd"/>
+      <w:r>
+        <w:t xml:space="preserve"> </w:t>
+      </w:r>
+      <w:proofErr w:type="spellStart"/>
+      <w:r>
+        <w:t>one</w:t>
+      </w:r>
+      <w:proofErr w:type="spellEnd"/>
+      <w:r>
+        <w:t xml:space="preserve"> </w:t>
+      </w:r>
+      <w:proofErr w:type="spellStart"/>
+      <w:r>
+        <w:t>file</w:t>
+      </w:r>
+      <w:proofErr w:type="spellEnd"/>
+      <w:r>
+        <w:t xml:space="preserve"> to </w:t>
+      </w:r>
+      <w:proofErr w:type="spellStart"/>
+      <w:r>
+        <w:t>another</w:t>
+      </w:r>
+      <w:proofErr w:type="spellEnd"/>
+      <w:r>
+        <w:t xml:space="preserve"> </w:t>
+      </w:r>
+      <w:proofErr w:type="spellStart"/>
+      <w:r>
+        <w:t>directory</w:t>
+      </w:r>
+      <w:proofErr w:type="spellEnd"/>
+      <w:r>
+        <w:t xml:space="preserve">, also </w:t>
+      </w:r>
+      <w:proofErr w:type="spellStart"/>
+      <w:r>
+        <w:t>given</w:t>
+      </w:r>
+      <w:proofErr w:type="spellEnd"/>
+      <w:r>
+        <w:t xml:space="preserve"> by the </w:t>
+      </w:r>
+      <w:proofErr w:type="spellStart"/>
+      <w:r>
+        <w:t>directory</w:t>
+      </w:r>
+      <w:proofErr w:type="spellEnd"/>
+      <w:r>
+        <w:t xml:space="preserve"> </w:t>
+      </w:r>
+      <w:proofErr w:type="spellStart"/>
+      <w:r>
+        <w:t>path</w:t>
+      </w:r>
+      <w:proofErr w:type="spellEnd"/>
+      <w:r>
+        <w:t xml:space="preserve">. </w:t>
+      </w:r>
+      <w:proofErr w:type="spellStart"/>
+      <w:r>
+        <w:t>cp</w:t>
+      </w:r>
+      <w:proofErr w:type="spellEnd"/>
+      <w:r>
+        <w:t xml:space="preserve"> -r </w:t>
+      </w:r>
+      <w:proofErr w:type="spellStart"/>
+      <w:r>
+        <w:t>copies</w:t>
+      </w:r>
+      <w:proofErr w:type="spellEnd"/>
+      <w:r>
+        <w:t xml:space="preserve"> all </w:t>
+      </w:r>
+      <w:proofErr w:type="spellStart"/>
+      <w:r>
+        <w:t>files</w:t>
+      </w:r>
+      <w:proofErr w:type="spellEnd"/>
+      <w:r>
+        <w:t xml:space="preserve"> and </w:t>
+      </w:r>
+      <w:proofErr w:type="spellStart"/>
+      <w:r>
+        <w:t>folders</w:t>
+      </w:r>
+      <w:proofErr w:type="spellEnd"/>
+      <w:r>
+        <w:t xml:space="preserve"> </w:t>
+      </w:r>
+      <w:proofErr w:type="spellStart"/>
+      <w:r>
+        <w:t>inside</w:t>
+      </w:r>
+      <w:proofErr w:type="spellEnd"/>
+      <w:r>
+        <w:t xml:space="preserve"> of the </w:t>
+      </w:r>
+      <w:proofErr w:type="spellStart"/>
+      <w:r>
+        <w:t>current</w:t>
+      </w:r>
+      <w:proofErr w:type="spellEnd"/>
+      <w:r>
+        <w:t xml:space="preserve"> </w:t>
+      </w:r>
+      <w:proofErr w:type="spellStart"/>
+      <w:r>
+        <w:t>directory</w:t>
+      </w:r>
+      <w:proofErr w:type="spellEnd"/>
+      <w:r>
+        <w:t xml:space="preserve">.  </w:t>
+      </w:r>
+    </w:p>
+    <w:p>
+      <w:proofErr w:type="spellStart"/>
+      <w:r>
+        <w:t>cat</w:t>
+      </w:r>
+      <w:proofErr w:type="spellEnd"/>
+      <w:r>
+        <w:t xml:space="preserve"> </w:t>
+      </w:r>
+      <w:proofErr w:type="spellStart"/>
+      <w:r>
+        <w:t>displays</w:t>
+      </w:r>
+      <w:proofErr w:type="spellEnd"/>
+      <w:r>
+        <w:t xml:space="preserve"> the </w:t>
+      </w:r>
+      <w:proofErr w:type="spellStart"/>
+      <w:r>
+        <w:t>content</w:t>
+      </w:r>
+      <w:proofErr w:type="spellEnd"/>
+      <w:r>
+        <w:t xml:space="preserve"> of a </w:t>
+      </w:r>
+      <w:proofErr w:type="spellStart"/>
+      <w:r>
+        <w:t>file</w:t>
+      </w:r>
+      <w:proofErr w:type="spellEnd"/>
+      <w:r>
+        <w:t xml:space="preserve"> </w:t>
+      </w:r>
+      <w:proofErr w:type="spellStart"/>
+      <w:r>
+        <w:t>inside</w:t>
+      </w:r>
+      <w:proofErr w:type="spellEnd"/>
+      <w:r>
+        <w:t xml:space="preserve"> of the terminal. </w:t>
+      </w:r>
+      <w:proofErr w:type="spellStart"/>
+      <w:r>
+        <w:t>You</w:t>
+      </w:r>
+      <w:proofErr w:type="spellEnd"/>
+      <w:r>
+        <w:t xml:space="preserve"> </w:t>
+      </w:r>
+      <w:proofErr w:type="spellStart"/>
+      <w:r>
+        <w:t>can</w:t>
+      </w:r>
+      <w:proofErr w:type="spellEnd"/>
+      <w:r>
+        <w:t xml:space="preserve"> </w:t>
+      </w:r>
+      <w:proofErr w:type="spellStart"/>
+      <w:r>
+        <w:t>create</w:t>
+      </w:r>
+      <w:proofErr w:type="spellEnd"/>
+      <w:r>
+        <w:t xml:space="preserve"> individual </w:t>
+      </w:r>
+      <w:proofErr w:type="spellStart"/>
+      <w:r>
+        <w:t>command</w:t>
+      </w:r>
+      <w:proofErr w:type="spellEnd"/>
+      <w:r>
+        <w:t xml:space="preserve"> </w:t>
+      </w:r>
+      <w:proofErr w:type="spellStart"/>
+      <w:r>
+        <w:t>or</w:t>
+      </w:r>
+      <w:proofErr w:type="spellEnd"/>
+      <w:r>
+        <w:t xml:space="preserve"> </w:t>
+      </w:r>
+      <w:proofErr w:type="spellStart"/>
+      <w:r>
+        <w:t>shortcuts</w:t>
+      </w:r>
+      <w:proofErr w:type="spellEnd"/>
+      <w:r>
+        <w:t xml:space="preserve"> for </w:t>
+      </w:r>
+      <w:proofErr w:type="spellStart"/>
+      <w:r>
+        <w:t>often</w:t>
+      </w:r>
+      <w:proofErr w:type="spellEnd"/>
+      <w:r>
+        <w:t xml:space="preserve"> </w:t>
+      </w:r>
+      <w:proofErr w:type="spellStart"/>
+      <w:r>
+        <w:t>used</w:t>
+      </w:r>
+      <w:proofErr w:type="spellEnd"/>
+      <w:r>
+        <w:t xml:space="preserve"> </w:t>
+      </w:r>
+      <w:proofErr w:type="spellStart"/>
+      <w:r>
+        <w:t>complex</w:t>
+      </w:r>
+      <w:proofErr w:type="spellEnd"/>
+      <w:r>
+        <w:t xml:space="preserve"> </w:t>
+      </w:r>
+      <w:proofErr w:type="spellStart"/>
+      <w:r>
+        <w:t>command</w:t>
+      </w:r>
+      <w:proofErr w:type="spellEnd"/>
+      <w:r>
+        <w:t xml:space="preserve"> </w:t>
+      </w:r>
+      <w:proofErr w:type="spellStart"/>
+      <w:r>
+        <w:t>with</w:t>
+      </w:r>
+      <w:proofErr w:type="spellEnd"/>
+      <w:r>
+        <w:t xml:space="preserve"> alias </w:t>
+      </w:r>
+      <w:proofErr w:type="spellStart"/>
+      <w:r>
+        <w:t>shortcutname</w:t>
+      </w:r>
+      <w:proofErr w:type="spellEnd"/>
+      <w:r>
+        <w:t xml:space="preserve"> = ‚</w:t>
+      </w:r>
+      <w:proofErr w:type="spellStart"/>
+      <w:r>
+        <w:t>complex</w:t>
+      </w:r>
+      <w:proofErr w:type="spellEnd"/>
+      <w:r>
+        <w:t xml:space="preserve"> bash </w:t>
+      </w:r>
+      <w:proofErr w:type="spellStart"/>
+      <w:r>
+        <w:t>commands</w:t>
+      </w:r>
+      <w:proofErr w:type="spellEnd"/>
+      <w:r>
+        <w:t xml:space="preserve">‘. </w:t>
+      </w:r>
+    </w:p>
+    <w:p>
+      <w:r>
+        <w:t xml:space="preserve">Zip </w:t>
+      </w:r>
+      <w:proofErr w:type="spellStart"/>
+      <w:r>
+        <w:t>files</w:t>
+      </w:r>
+      <w:proofErr w:type="spellEnd"/>
+      <w:r>
+        <w:t xml:space="preserve">: </w:t>
+      </w:r>
+      <w:proofErr w:type="spellStart"/>
+      <w:r>
+        <w:t>zip</w:t>
+      </w:r>
+      <w:proofErr w:type="spellEnd"/>
+      <w:r>
+        <w:t xml:space="preserve"> fliesname.zip file1 file2 file3 </w:t>
+      </w:r>
+      <w:proofErr w:type="spellStart"/>
+      <w:r>
+        <w:t>which</w:t>
+      </w:r>
+      <w:proofErr w:type="spellEnd"/>
+      <w:r>
+        <w:t xml:space="preserve"> </w:t>
+      </w:r>
+      <w:proofErr w:type="spellStart"/>
+      <w:r>
+        <w:t>should</w:t>
+      </w:r>
+      <w:proofErr w:type="spellEnd"/>
+      <w:r>
+        <w:t xml:space="preserve"> </w:t>
+      </w:r>
+      <w:proofErr w:type="spellStart"/>
+      <w:r>
+        <w:t>be</w:t>
+      </w:r>
+      <w:proofErr w:type="spellEnd"/>
+      <w:r>
+        <w:t xml:space="preserve"> </w:t>
+      </w:r>
+      <w:proofErr w:type="spellStart"/>
+      <w:r>
+        <w:t>zipped</w:t>
+      </w:r>
+      <w:proofErr w:type="spellEnd"/>
+      <w:r>
+        <w:t xml:space="preserve">. And </w:t>
+      </w:r>
+      <w:proofErr w:type="spellStart"/>
+      <w:r>
+        <w:t>unzip</w:t>
+      </w:r>
+      <w:proofErr w:type="spellEnd"/>
+      <w:r>
+        <w:t xml:space="preserve"> a </w:t>
+      </w:r>
+      <w:proofErr w:type="spellStart"/>
+      <w:r>
+        <w:t>zipped</w:t>
+      </w:r>
+      <w:proofErr w:type="spellEnd"/>
+      <w:r>
+        <w:t xml:space="preserve"> </w:t>
+      </w:r>
+      <w:proofErr w:type="spellStart"/>
+      <w:r>
+        <w:t>file</w:t>
+      </w:r>
+      <w:proofErr w:type="spellEnd"/>
+      <w:r>
+        <w:t xml:space="preserve"> </w:t>
+      </w:r>
+      <w:proofErr w:type="spellStart"/>
+      <w:r>
+        <w:t>with</w:t>
+      </w:r>
+      <w:proofErr w:type="spellEnd"/>
+      <w:r>
+        <w:t xml:space="preserve"> </w:t>
+      </w:r>
+      <w:proofErr w:type="spellStart"/>
+      <w:r>
+        <w:t>unzip</w:t>
+      </w:r>
+      <w:proofErr w:type="spellEnd"/>
+      <w:r>
+        <w:t xml:space="preserve"> zippedfoldername.zip. </w:t>
+      </w:r>
+    </w:p>
+    <w:p>
+      <w:r>
+        <w:t xml:space="preserve">Find </w:t>
+      </w:r>
+      <w:proofErr w:type="spellStart"/>
+      <w:r>
+        <w:t>files</w:t>
+      </w:r>
+      <w:proofErr w:type="spellEnd"/>
+      <w:r>
+        <w:t xml:space="preserve"> </w:t>
+      </w:r>
+      <w:proofErr w:type="spellStart"/>
+      <w:r>
+        <w:t>with</w:t>
+      </w:r>
+      <w:proofErr w:type="spellEnd"/>
+      <w:r>
+        <w:t xml:space="preserve"> the </w:t>
+      </w:r>
+      <w:proofErr w:type="spellStart"/>
+      <w:r>
+        <w:t>command</w:t>
+      </w:r>
+      <w:proofErr w:type="spellEnd"/>
+      <w:r>
+        <w:t xml:space="preserve"> find. </w:t>
+      </w:r>
+      <w:r>
+        <w:t xml:space="preserve">Download </w:t>
+      </w:r>
+      <w:proofErr w:type="spellStart"/>
+      <w:r>
+        <w:t>files</w:t>
+      </w:r>
+      <w:proofErr w:type="spellEnd"/>
+      <w:r>
+        <w:t xml:space="preserve"> </w:t>
+      </w:r>
+      <w:proofErr w:type="spellStart"/>
+      <w:r>
+        <w:t>with</w:t>
+      </w:r>
+      <w:proofErr w:type="spellEnd"/>
+      <w:r>
+        <w:t xml:space="preserve"> </w:t>
+      </w:r>
+      <w:proofErr w:type="spellStart"/>
+      <w:r>
+        <w:t>their</w:t>
+      </w:r>
+      <w:proofErr w:type="spellEnd"/>
+      <w:r>
+        <w:t xml:space="preserve"> original </w:t>
+      </w:r>
+      <w:proofErr w:type="spellStart"/>
+      <w:r>
+        <w:t>name</w:t>
+      </w:r>
+      <w:proofErr w:type="spellEnd"/>
+      <w:r>
+        <w:t xml:space="preserve"> </w:t>
+      </w:r>
+      <w:proofErr w:type="spellStart"/>
+      <w:r>
+        <w:t>from</w:t>
+      </w:r>
+      <w:proofErr w:type="spellEnd"/>
+      <w:r>
+        <w:t xml:space="preserve"> the </w:t>
+      </w:r>
+      <w:proofErr w:type="spellStart"/>
+      <w:r>
+        <w:t>internet</w:t>
+      </w:r>
+      <w:proofErr w:type="spellEnd"/>
+      <w:r>
+        <w:t xml:space="preserve"> to </w:t>
+      </w:r>
+      <w:proofErr w:type="spellStart"/>
+      <w:r>
+        <w:t>your</w:t>
+      </w:r>
+      <w:proofErr w:type="spellEnd"/>
+      <w:r>
+        <w:t xml:space="preserve"> </w:t>
+      </w:r>
+      <w:proofErr w:type="spellStart"/>
+      <w:r>
+        <w:t>computer</w:t>
+      </w:r>
+      <w:proofErr w:type="spellEnd"/>
+      <w:r>
+        <w:t xml:space="preserve">: </w:t>
+      </w:r>
+      <w:proofErr w:type="spellStart"/>
+      <w:r>
+        <w:t>curl</w:t>
+      </w:r>
+      <w:proofErr w:type="spellEnd"/>
+      <w:r>
+        <w:t xml:space="preserve"> -O internetlink.com</w:t>
+      </w:r>
+    </w:p>
+    <w:p>
+      <w:r>
+        <w:t xml:space="preserve">See </w:t>
+      </w:r>
+      <w:proofErr w:type="spellStart"/>
+      <w:r>
+        <w:t>differences</w:t>
+      </w:r>
+      <w:proofErr w:type="spellEnd"/>
+      <w:r>
+        <w:t xml:space="preserve"> </w:t>
+      </w:r>
+      <w:proofErr w:type="spellStart"/>
+      <w:r>
+        <w:t>between</w:t>
+      </w:r>
+      <w:proofErr w:type="spellEnd"/>
+      <w:r>
+        <w:t xml:space="preserve"> all </w:t>
+      </w:r>
+      <w:proofErr w:type="spellStart"/>
+      <w:r>
+        <w:t>lines</w:t>
+      </w:r>
+      <w:proofErr w:type="spellEnd"/>
+      <w:r>
+        <w:t xml:space="preserve"> in 2 </w:t>
+      </w:r>
+      <w:proofErr w:type="spellStart"/>
+      <w:r>
+        <w:t>files</w:t>
+      </w:r>
+      <w:proofErr w:type="spellEnd"/>
+      <w:r>
+        <w:t xml:space="preserve"> </w:t>
+      </w:r>
+      <w:proofErr w:type="spellStart"/>
+      <w:proofErr w:type="gramStart"/>
+      <w:r>
+        <w:t>with</w:t>
+      </w:r>
+      <w:proofErr w:type="spellEnd"/>
+      <w:r>
+        <w:t xml:space="preserve">  </w:t>
+      </w:r>
+      <w:proofErr w:type="spellStart"/>
+      <w:r>
+        <w:t>diff</w:t>
+      </w:r>
+      <w:proofErr w:type="spellEnd"/>
+      <w:proofErr w:type="gramEnd"/>
+      <w:r>
+        <w:t xml:space="preserve"> file1 file2 </w:t>
+      </w:r>
+    </w:p>
+    <w:p>
+      <w:proofErr w:type="spellStart"/>
+      <w:r>
+        <w:t>You</w:t>
+      </w:r>
+      <w:proofErr w:type="spellEnd"/>
+      <w:r>
+        <w:t xml:space="preserve"> </w:t>
+      </w:r>
+      <w:proofErr w:type="spellStart"/>
+      <w:r>
+        <w:t>can</w:t>
+      </w:r>
+      <w:proofErr w:type="spellEnd"/>
+      <w:r>
+        <w:t xml:space="preserve"> </w:t>
+      </w:r>
+      <w:proofErr w:type="spellStart"/>
+      <w:r>
+        <w:t>count</w:t>
+      </w:r>
+      <w:proofErr w:type="spellEnd"/>
+      <w:r>
+        <w:t xml:space="preserve"> the </w:t>
+      </w:r>
+      <w:proofErr w:type="spellStart"/>
+      <w:r>
+        <w:t>numbber</w:t>
+      </w:r>
+      <w:proofErr w:type="spellEnd"/>
+      <w:r>
+        <w:t xml:space="preserve"> of </w:t>
+      </w:r>
+      <w:proofErr w:type="spellStart"/>
+      <w:r>
+        <w:t>lines</w:t>
+      </w:r>
+      <w:proofErr w:type="spellEnd"/>
+      <w:r>
+        <w:t xml:space="preserve">, </w:t>
+      </w:r>
+      <w:proofErr w:type="spellStart"/>
+      <w:r>
+        <w:t>words</w:t>
+      </w:r>
+      <w:proofErr w:type="spellEnd"/>
+      <w:r>
+        <w:t xml:space="preserve"> and </w:t>
+      </w:r>
+      <w:proofErr w:type="spellStart"/>
+      <w:r>
+        <w:t>bytes</w:t>
+      </w:r>
+      <w:proofErr w:type="spellEnd"/>
+      <w:r>
+        <w:t xml:space="preserve"> in a file: </w:t>
+      </w:r>
+      <w:proofErr w:type="spellStart"/>
+      <w:r>
+        <w:t>wc</w:t>
+      </w:r>
+      <w:proofErr w:type="spellEnd"/>
+      <w:r>
+        <w:t xml:space="preserve"> </w:t>
+      </w:r>
+      <w:proofErr w:type="spellStart"/>
+      <w:r>
+        <w:t>filename</w:t>
+      </w:r>
+      <w:proofErr w:type="spellEnd"/>
+      <w:r>
+        <w:t xml:space="preserve">. It </w:t>
+      </w:r>
+      <w:proofErr w:type="spellStart"/>
+      <w:r>
+        <w:t>displays</w:t>
+      </w:r>
+      <w:proofErr w:type="spellEnd"/>
+      <w:r>
+        <w:t xml:space="preserve"> </w:t>
+      </w:r>
+      <w:proofErr w:type="spellStart"/>
+      <w:r>
+        <w:t>you</w:t>
+      </w:r>
+      <w:proofErr w:type="spellEnd"/>
+      <w:r>
+        <w:t xml:space="preserve"> 3 </w:t>
+      </w:r>
+      <w:proofErr w:type="spellStart"/>
+      <w:r>
+        <w:t>numbers</w:t>
+      </w:r>
+      <w:proofErr w:type="spellEnd"/>
+      <w:r>
+        <w:t xml:space="preserve">: </w:t>
+      </w:r>
+      <w:proofErr w:type="spellStart"/>
+      <w:r>
+        <w:t>first</w:t>
+      </w:r>
+      <w:proofErr w:type="spellEnd"/>
+      <w:r>
+        <w:t xml:space="preserve"> the </w:t>
+      </w:r>
+      <w:proofErr w:type="spellStart"/>
+      <w:r>
+        <w:t>number</w:t>
+      </w:r>
+      <w:proofErr w:type="spellEnd"/>
+      <w:r>
+        <w:t xml:space="preserve"> of </w:t>
+      </w:r>
+      <w:proofErr w:type="spellStart"/>
+      <w:r>
+        <w:t>lines</w:t>
+      </w:r>
+      <w:proofErr w:type="spellEnd"/>
+      <w:r>
+        <w:t xml:space="preserve">, </w:t>
+      </w:r>
+      <w:proofErr w:type="spellStart"/>
+      <w:r>
+        <w:t>then</w:t>
+      </w:r>
+      <w:proofErr w:type="spellEnd"/>
+      <w:r>
+        <w:t xml:space="preserve"> the </w:t>
+      </w:r>
+      <w:proofErr w:type="spellStart"/>
+      <w:r>
+        <w:t>number</w:t>
+      </w:r>
+      <w:proofErr w:type="spellEnd"/>
+      <w:r>
+        <w:t xml:space="preserve"> of </w:t>
+      </w:r>
+      <w:proofErr w:type="spellStart"/>
+      <w:r>
+        <w:t>words</w:t>
+      </w:r>
+      <w:proofErr w:type="spellEnd"/>
+      <w:r>
+        <w:t xml:space="preserve"> and </w:t>
+      </w:r>
+      <w:proofErr w:type="spellStart"/>
+      <w:r>
+        <w:t>then</w:t>
+      </w:r>
+      <w:proofErr w:type="spellEnd"/>
+      <w:r>
+        <w:t xml:space="preserve"> the </w:t>
+      </w:r>
+      <w:proofErr w:type="spellStart"/>
+      <w:r>
+        <w:t>number</w:t>
+      </w:r>
+      <w:proofErr w:type="spellEnd"/>
+      <w:r>
+        <w:t xml:space="preserve"> of </w:t>
+      </w:r>
+      <w:proofErr w:type="spellStart"/>
+      <w:r>
+        <w:t>bytes</w:t>
+      </w:r>
+      <w:proofErr w:type="spellEnd"/>
+      <w:r>
+        <w:t xml:space="preserve"> (not </w:t>
+      </w:r>
+      <w:proofErr w:type="spellStart"/>
+      <w:r>
+        <w:t>always</w:t>
+      </w:r>
+      <w:proofErr w:type="spellEnd"/>
+      <w:r>
+        <w:t xml:space="preserve"> </w:t>
+      </w:r>
+      <w:proofErr w:type="spellStart"/>
+      <w:r>
+        <w:t>equal</w:t>
+      </w:r>
+      <w:proofErr w:type="spellEnd"/>
+      <w:r>
+        <w:t xml:space="preserve"> to the </w:t>
+      </w:r>
+      <w:proofErr w:type="spellStart"/>
+      <w:r>
+        <w:t>number</w:t>
+      </w:r>
+      <w:proofErr w:type="spellEnd"/>
+      <w:r>
+        <w:t xml:space="preserve"> of </w:t>
+      </w:r>
+      <w:proofErr w:type="spellStart"/>
+      <w:r>
+        <w:t>characters</w:t>
+      </w:r>
+      <w:proofErr w:type="spellEnd"/>
+      <w:r>
+        <w:t xml:space="preserve">). </w:t>
+      </w:r>
+      <w:proofErr w:type="spellStart"/>
+      <w:r>
+        <w:t>wc</w:t>
+      </w:r>
+      <w:proofErr w:type="spellEnd"/>
+      <w:r>
+        <w:t xml:space="preserve"> -m </w:t>
+      </w:r>
+      <w:proofErr w:type="spellStart"/>
+      <w:r>
+        <w:t>filename</w:t>
+      </w:r>
+      <w:proofErr w:type="spellEnd"/>
+      <w:r>
+        <w:t xml:space="preserve"> </w:t>
+      </w:r>
+      <w:proofErr w:type="spellStart"/>
+      <w:r>
+        <w:t>counts</w:t>
+      </w:r>
+      <w:proofErr w:type="spellEnd"/>
+      <w:r>
+        <w:t xml:space="preserve"> the </w:t>
+      </w:r>
+      <w:proofErr w:type="spellStart"/>
+      <w:r>
+        <w:t>number</w:t>
+      </w:r>
+      <w:proofErr w:type="spellEnd"/>
+      <w:r>
+        <w:t xml:space="preserve"> of </w:t>
+      </w:r>
+      <w:proofErr w:type="spellStart"/>
+      <w:r>
+        <w:t>characters</w:t>
+      </w:r>
+      <w:proofErr w:type="spellEnd"/>
+      <w:r>
+        <w:t xml:space="preserve"> in a </w:t>
+      </w:r>
+      <w:proofErr w:type="spellStart"/>
+      <w:r>
+        <w:t>file</w:t>
+      </w:r>
+      <w:proofErr w:type="spellEnd"/>
+      <w:r>
+        <w:t xml:space="preserve">.  </w:t>
+      </w:r>
+    </w:p>
+    <w:p>
+      <w:proofErr w:type="spellStart"/>
+      <w:r>
+        <w:t>You</w:t>
+      </w:r>
+      <w:proofErr w:type="spellEnd"/>
+      <w:r>
+        <w:t xml:space="preserve"> </w:t>
+      </w:r>
+      <w:proofErr w:type="spellStart"/>
+      <w:r>
+        <w:t>can</w:t>
+      </w:r>
+      <w:proofErr w:type="spellEnd"/>
+      <w:r>
+        <w:t xml:space="preserve"> </w:t>
+      </w:r>
+      <w:proofErr w:type="spellStart"/>
+      <w:r>
+        <w:t>write</w:t>
+      </w:r>
+      <w:proofErr w:type="spellEnd"/>
+      <w:r>
+        <w:t xml:space="preserve"> </w:t>
+      </w:r>
+      <w:proofErr w:type="spellStart"/>
+      <w:r>
+        <w:t>scripts</w:t>
+      </w:r>
+      <w:proofErr w:type="spellEnd"/>
+      <w:r>
+        <w:t xml:space="preserve"> </w:t>
+      </w:r>
+      <w:proofErr w:type="spellStart"/>
+      <w:r>
+        <w:t>with</w:t>
+      </w:r>
+      <w:proofErr w:type="spellEnd"/>
+      <w:r>
+        <w:t xml:space="preserve"> bash: </w:t>
+      </w:r>
+      <w:proofErr w:type="spellStart"/>
+      <w:r>
+        <w:t>start</w:t>
+      </w:r>
+      <w:proofErr w:type="spellEnd"/>
+      <w:r>
+        <w:t xml:space="preserve"> </w:t>
+      </w:r>
+      <w:proofErr w:type="spellStart"/>
+      <w:r>
+        <w:t>every</w:t>
+      </w:r>
+      <w:proofErr w:type="spellEnd"/>
+      <w:r>
+        <w:t xml:space="preserve"> </w:t>
+      </w:r>
+      <w:proofErr w:type="spellStart"/>
+      <w:r>
+        <w:t>script</w:t>
+      </w:r>
+      <w:proofErr w:type="spellEnd"/>
+      <w:r>
+        <w:t xml:space="preserve"> </w:t>
+      </w:r>
+      <w:proofErr w:type="spellStart"/>
+      <w:r>
+        <w:t>with</w:t>
+      </w:r>
+      <w:proofErr w:type="spellEnd"/>
+      <w:r>
+        <w:t xml:space="preserve"> </w:t>
+      </w:r>
+      <w:proofErr w:type="spellStart"/>
+      <w:r>
+        <w:t>shebang</w:t>
+      </w:r>
+      <w:proofErr w:type="spellEnd"/>
+      <w:r>
+        <w:t xml:space="preserve"> #! /bin/bash</w:t>
+      </w:r>
+    </w:p>
+    <w:p>
+      <w:r>
+        <w:t xml:space="preserve">Also </w:t>
+      </w:r>
+      <w:proofErr w:type="spellStart"/>
+      <w:r>
+        <w:t>there’s</w:t>
+      </w:r>
+      <w:proofErr w:type="spellEnd"/>
+      <w:r>
+        <w:t xml:space="preserve"> a </w:t>
+      </w:r>
+      <w:proofErr w:type="spellStart"/>
+      <w:r>
+        <w:t>linux</w:t>
+      </w:r>
+      <w:proofErr w:type="spellEnd"/>
+      <w:r>
+        <w:t xml:space="preserve"> terminal. This </w:t>
+      </w:r>
+      <w:proofErr w:type="spellStart"/>
+      <w:r>
+        <w:t>you</w:t>
+      </w:r>
+      <w:proofErr w:type="spellEnd"/>
+      <w:r>
+        <w:t xml:space="preserve"> open </w:t>
+      </w:r>
+      <w:proofErr w:type="spellStart"/>
+      <w:r>
+        <w:t>with</w:t>
+      </w:r>
+      <w:proofErr w:type="spellEnd"/>
+      <w:r>
+        <w:t xml:space="preserve"> </w:t>
+      </w:r>
+      <w:proofErr w:type="spellStart"/>
+      <w:r>
+        <w:t>vim</w:t>
+      </w:r>
+      <w:proofErr w:type="spellEnd"/>
+      <w:r>
+        <w:t xml:space="preserve">. </w:t>
+      </w:r>
+      <w:proofErr w:type="spellStart"/>
+      <w:r>
+        <w:t>Strg+z</w:t>
+      </w:r>
+      <w:proofErr w:type="spellEnd"/>
+      <w:r>
+        <w:t xml:space="preserve"> </w:t>
+      </w:r>
+      <w:proofErr w:type="spellStart"/>
+      <w:r>
+        <w:t>brings</w:t>
+      </w:r>
+      <w:proofErr w:type="spellEnd"/>
+      <w:r>
+        <w:t xml:space="preserve"> </w:t>
+      </w:r>
+      <w:proofErr w:type="spellStart"/>
+      <w:r>
+        <w:t>you</w:t>
+      </w:r>
+      <w:proofErr w:type="spellEnd"/>
+      <w:r>
+        <w:t xml:space="preserve"> back to </w:t>
+      </w:r>
+      <w:proofErr w:type="spellStart"/>
+      <w:r>
+        <w:t>linux</w:t>
+      </w:r>
+      <w:proofErr w:type="spellEnd"/>
+      <w:r>
+        <w:t xml:space="preserve"> terminal. </w:t>
+      </w:r>
+    </w:p>
+    <w:p>
+      <w:r>
+        <w:t xml:space="preserve">Modify </w:t>
+      </w:r>
+      <w:proofErr w:type="spellStart"/>
+      <w:r>
+        <w:t>file</w:t>
+      </w:r>
+      <w:proofErr w:type="spellEnd"/>
+      <w:r>
+        <w:t xml:space="preserve"> </w:t>
+      </w:r>
+      <w:proofErr w:type="spellStart"/>
+      <w:r>
+        <w:t>reading</w:t>
+      </w:r>
+      <w:proofErr w:type="spellEnd"/>
+      <w:r>
+        <w:t xml:space="preserve"> and </w:t>
+      </w:r>
+      <w:proofErr w:type="spellStart"/>
+      <w:r>
+        <w:t>executing</w:t>
+      </w:r>
+      <w:proofErr w:type="spellEnd"/>
+      <w:r>
+        <w:t xml:space="preserve"> </w:t>
+      </w:r>
+      <w:proofErr w:type="spellStart"/>
+      <w:r>
+        <w:t>permissions</w:t>
+      </w:r>
+      <w:proofErr w:type="spellEnd"/>
+      <w:r>
+        <w:t xml:space="preserve"> </w:t>
+      </w:r>
+      <w:proofErr w:type="spellStart"/>
+      <w:r>
+        <w:t>with</w:t>
+      </w:r>
+      <w:proofErr w:type="spellEnd"/>
+      <w:r>
+        <w:t xml:space="preserve"> </w:t>
+      </w:r>
+      <w:proofErr w:type="spellStart"/>
+      <w:r>
+        <w:t>chmod</w:t>
+      </w:r>
+      <w:proofErr w:type="spellEnd"/>
+      <w:r>
+        <w:t xml:space="preserve">. </w:t>
+      </w:r>
+    </w:p>
+    <w:p>
+      <w:r>
+        <w:t xml:space="preserve">With </w:t>
+      </w:r>
+      <w:proofErr w:type="spellStart"/>
+      <w:r>
+        <w:t>anaconda</w:t>
+      </w:r>
+      <w:proofErr w:type="spellEnd"/>
+      <w:r>
+        <w:t xml:space="preserve"> </w:t>
+      </w:r>
+      <w:proofErr w:type="spellStart"/>
+      <w:r>
+        <w:t>you</w:t>
+      </w:r>
+      <w:proofErr w:type="spellEnd"/>
+      <w:r>
+        <w:t xml:space="preserve"> </w:t>
+      </w:r>
+      <w:proofErr w:type="spellStart"/>
+      <w:r>
+        <w:t>can</w:t>
+      </w:r>
+      <w:proofErr w:type="spellEnd"/>
+      <w:r>
+        <w:t xml:space="preserve"> </w:t>
+      </w:r>
+      <w:proofErr w:type="spellStart"/>
+      <w:r>
+        <w:t>create</w:t>
+      </w:r>
+      <w:proofErr w:type="spellEnd"/>
+      <w:r>
+        <w:t xml:space="preserve"> </w:t>
+      </w:r>
+      <w:proofErr w:type="spellStart"/>
+      <w:r>
+        <w:t>new</w:t>
+      </w:r>
+      <w:proofErr w:type="spellEnd"/>
+      <w:r>
+        <w:t xml:space="preserve"> </w:t>
+      </w:r>
+      <w:proofErr w:type="spellStart"/>
+      <w:r>
+        <w:t>environments</w:t>
+      </w:r>
+      <w:proofErr w:type="spellEnd"/>
+      <w:r>
+        <w:t xml:space="preserve"> in the terminal: </w:t>
+      </w:r>
+      <w:proofErr w:type="spellStart"/>
+      <w:r>
+        <w:t>conda</w:t>
+      </w:r>
+      <w:proofErr w:type="spellEnd"/>
+      <w:r>
+        <w:t xml:space="preserve"> </w:t>
+      </w:r>
+      <w:proofErr w:type="spellStart"/>
+      <w:r>
+        <w:t>create</w:t>
+      </w:r>
+      <w:proofErr w:type="spellEnd"/>
+      <w:r>
+        <w:t xml:space="preserve"> -n </w:t>
+      </w:r>
+      <w:proofErr w:type="spellStart"/>
+      <w:r>
+        <w:t>environmentname</w:t>
+      </w:r>
+      <w:proofErr w:type="spellEnd"/>
+      <w:r>
+        <w:t xml:space="preserve">. Activate </w:t>
+      </w:r>
+      <w:proofErr w:type="spellStart"/>
+      <w:r>
+        <w:t>environment</w:t>
+      </w:r>
+      <w:proofErr w:type="spellEnd"/>
+      <w:r>
+        <w:t xml:space="preserve"> </w:t>
+      </w:r>
+      <w:proofErr w:type="spellStart"/>
+      <w:r>
+        <w:t>with</w:t>
+      </w:r>
+      <w:proofErr w:type="spellEnd"/>
+      <w:r>
+        <w:t xml:space="preserve"> </w:t>
+      </w:r>
+      <w:proofErr w:type="spellStart"/>
+      <w:r>
+        <w:t>conda</w:t>
+      </w:r>
+      <w:proofErr w:type="spellEnd"/>
+      <w:r>
+        <w:t xml:space="preserve"> </w:t>
+      </w:r>
+      <w:proofErr w:type="spellStart"/>
+      <w:r>
+        <w:t>activate</w:t>
+      </w:r>
+      <w:proofErr w:type="spellEnd"/>
+      <w:r>
+        <w:t xml:space="preserve"> </w:t>
+      </w:r>
+      <w:proofErr w:type="spellStart"/>
+      <w:r>
+        <w:t>env</w:t>
+      </w:r>
+      <w:proofErr w:type="spellEnd"/>
+      <w:r>
+        <w:t xml:space="preserve">-name. Deactivate </w:t>
+      </w:r>
+      <w:proofErr w:type="spellStart"/>
+      <w:r>
+        <w:t>environment</w:t>
+      </w:r>
+      <w:proofErr w:type="spellEnd"/>
+      <w:r>
+        <w:t xml:space="preserve"> </w:t>
+      </w:r>
+      <w:proofErr w:type="spellStart"/>
+      <w:r>
+        <w:t>with</w:t>
+      </w:r>
+      <w:proofErr w:type="spellEnd"/>
+      <w:r>
+        <w:t xml:space="preserve"> </w:t>
+      </w:r>
+      <w:proofErr w:type="spellStart"/>
+      <w:r>
+        <w:t>conda</w:t>
+      </w:r>
+      <w:proofErr w:type="spellEnd"/>
+      <w:r>
+        <w:t xml:space="preserve"> </w:t>
+      </w:r>
+      <w:proofErr w:type="spellStart"/>
+      <w:r>
+        <w:t>deactivate</w:t>
+      </w:r>
+      <w:proofErr w:type="spellEnd"/>
+      <w:r>
+        <w:t xml:space="preserve">.  </w:t>
+      </w:r>
+    </w:p>
+    <w:p>
+      <w:r>
+        <w:t xml:space="preserve">Start </w:t>
+      </w:r>
+      <w:proofErr w:type="spellStart"/>
+      <w:r>
+        <w:t>wsl</w:t>
+      </w:r>
+      <w:proofErr w:type="spellEnd"/>
+      <w:r>
+        <w:t xml:space="preserve"> at </w:t>
+      </w:r>
+      <w:proofErr w:type="spellStart"/>
+      <w:r>
+        <w:t>windows</w:t>
+      </w:r>
+      <w:proofErr w:type="spellEnd"/>
+      <w:r>
+        <w:t xml:space="preserve"> </w:t>
+      </w:r>
+      <w:proofErr w:type="spellStart"/>
+      <w:r>
+        <w:t>laptop</w:t>
+      </w:r>
+      <w:proofErr w:type="spellEnd"/>
+      <w:r>
+        <w:t xml:space="preserve">: wsl.exe -d Ubuntu </w:t>
+      </w:r>
+    </w:p>
+    <w:p/>
+    <w:p/>
+    <w:p/>
+    <w:p>
+      <w:r>
         <w:rPr>
           <w:b/>
           <w:bCs/>
         </w:rPr>
-      </w:pPr>
-    </w:p>
-    <w:p>
-      <w:pPr>
+        <w:t>Matlab:</w:t>
+      </w:r>
+      <w:r>
         <w:rPr>
           <w:b/>
           <w:bCs/>
         </w:rPr>
-      </w:pPr>
+        <w:t xml:space="preserve"> </w:t>
+      </w:r>
+      <w:r>
+        <w:t xml:space="preserve">Definiere verschiedene Variablen in Matlab und sieh die aktuellen Werte im </w:t>
+      </w:r>
+      <w:proofErr w:type="spellStart"/>
+      <w:r>
+        <w:t>workspace</w:t>
+      </w:r>
+      <w:proofErr w:type="spellEnd"/>
+      <w:r>
+        <w:t xml:space="preserve">. </w:t>
+      </w:r>
+      <w:proofErr w:type="spellStart"/>
+      <w:r>
+        <w:t>clc</w:t>
+      </w:r>
+      <w:proofErr w:type="spellEnd"/>
+      <w:r>
+        <w:t xml:space="preserve"> = Befehl alles zu löschen. </w:t>
+      </w:r>
+      <w:proofErr w:type="spellStart"/>
+      <w:r>
+        <w:t>clearvars</w:t>
+      </w:r>
+      <w:proofErr w:type="spellEnd"/>
+      <w:r>
+        <w:t xml:space="preserve"> = Befehl alle Variablen zu löschen. </w:t>
+      </w:r>
+      <w:proofErr w:type="spellStart"/>
+      <w:r>
+        <w:t>whos</w:t>
+      </w:r>
+      <w:proofErr w:type="spellEnd"/>
+      <w:r>
+        <w:t xml:space="preserve"> = aktuelle Belegung und Werte der Variablen im </w:t>
+      </w:r>
+      <w:proofErr w:type="spellStart"/>
+      <w:r>
+        <w:t>matlab</w:t>
+      </w:r>
+      <w:proofErr w:type="spellEnd"/>
+      <w:r>
+        <w:t>-</w:t>
+      </w:r>
+      <w:proofErr w:type="spellStart"/>
+      <w:r>
+        <w:t>terminal</w:t>
+      </w:r>
+      <w:proofErr w:type="spellEnd"/>
+      <w:r>
+        <w:t xml:space="preserve"> sehen. Schreibe </w:t>
+      </w:r>
+      <w:proofErr w:type="spellStart"/>
+      <w:r>
+        <w:t>clc</w:t>
+      </w:r>
+      <w:proofErr w:type="spellEnd"/>
+      <w:r>
+        <w:t xml:space="preserve"> and </w:t>
+      </w:r>
+      <w:proofErr w:type="spellStart"/>
+      <w:r>
+        <w:t>clearvars</w:t>
+      </w:r>
+      <w:proofErr w:type="spellEnd"/>
+      <w:r>
+        <w:t xml:space="preserve"> </w:t>
+      </w:r>
+      <w:r>
+        <w:t>and "</w:t>
+      </w:r>
+      <w:proofErr w:type="spellStart"/>
+      <w:r>
+        <w:t>close</w:t>
+      </w:r>
+      <w:proofErr w:type="spellEnd"/>
+      <w:r>
+        <w:t xml:space="preserve"> all“ </w:t>
+      </w:r>
+      <w:r>
+        <w:t>an den Anfang von jedem Skript. Kommentare mit %</w:t>
+      </w:r>
+      <w:r>
+        <w:t xml:space="preserve"> schreiben. </w:t>
+      </w:r>
+      <w:r>
+        <w:t xml:space="preserve">Run mit </w:t>
+      </w:r>
+      <w:proofErr w:type="spellStart"/>
+      <w:r>
+        <w:t>ctrl</w:t>
+      </w:r>
+      <w:proofErr w:type="spellEnd"/>
+      <w:r>
+        <w:t xml:space="preserve"> + </w:t>
+      </w:r>
+      <w:proofErr w:type="spellStart"/>
+      <w:r>
+        <w:t>enter</w:t>
+      </w:r>
+      <w:proofErr w:type="spellEnd"/>
+      <w:r>
+        <w:t xml:space="preserve">. </w:t>
+      </w:r>
+      <w:r>
+        <w:t>Zählen wird mit1 und nicht „0“ gestartet (1-indexing)</w:t>
+      </w:r>
+      <w:proofErr w:type="gramStart"/>
+      <w:r>
+        <w:t>, ;</w:t>
+      </w:r>
+      <w:proofErr w:type="gramEnd"/>
+      <w:r>
+        <w:t xml:space="preserve"> </w:t>
+      </w:r>
+      <w:proofErr w:type="spellStart"/>
+      <w:r>
+        <w:t>Similkolon</w:t>
+      </w:r>
+      <w:proofErr w:type="spellEnd"/>
+      <w:r>
+        <w:t xml:space="preserve"> am Ende einer Zeile verhindert, dass ihr Ergebnis ausgegeben wird; die Rechnung wird aber trotzdem ausgeführt. </w:t>
+      </w:r>
+      <w:proofErr w:type="spellStart"/>
+      <w:r>
+        <w:t>fx</w:t>
+      </w:r>
+      <w:proofErr w:type="spellEnd"/>
+      <w:r>
+        <w:t xml:space="preserve"> in der linken unteren Ecke öffnet die Sammlung aller </w:t>
+      </w:r>
+      <w:proofErr w:type="spellStart"/>
+      <w:r>
+        <w:t>matlab</w:t>
+      </w:r>
+      <w:proofErr w:type="spellEnd"/>
+      <w:r>
+        <w:t xml:space="preserve">-Funktionen. Auch kann man </w:t>
+      </w:r>
+      <w:proofErr w:type="spellStart"/>
+      <w:r>
+        <w:t>help</w:t>
+      </w:r>
+      <w:proofErr w:type="spellEnd"/>
+      <w:r>
+        <w:t xml:space="preserve"> </w:t>
+      </w:r>
+      <w:proofErr w:type="spellStart"/>
+      <w:r>
+        <w:t>func</w:t>
+      </w:r>
+      <w:proofErr w:type="spellEnd"/>
+      <w:r>
+        <w:t xml:space="preserve"> ins Terminal schreiben. </w:t>
+      </w:r>
+      <w:r>
+        <w:t xml:space="preserve">Oder </w:t>
+      </w:r>
+      <w:proofErr w:type="spellStart"/>
+      <w:r>
+        <w:t>doc</w:t>
+      </w:r>
+      <w:proofErr w:type="spellEnd"/>
+      <w:r>
+        <w:t xml:space="preserve"> </w:t>
+      </w:r>
+      <w:proofErr w:type="spellStart"/>
+      <w:r>
+        <w:t>plot</w:t>
+      </w:r>
+      <w:proofErr w:type="spellEnd"/>
+      <w:r>
+        <w:t xml:space="preserve"> bzw. </w:t>
+      </w:r>
+      <w:proofErr w:type="spellStart"/>
+      <w:r>
+        <w:t>doc</w:t>
+      </w:r>
+      <w:proofErr w:type="spellEnd"/>
+      <w:r>
+        <w:t xml:space="preserve"> </w:t>
+      </w:r>
+      <w:proofErr w:type="spellStart"/>
+      <w:r>
+        <w:t>beliegigeFunktion</w:t>
+      </w:r>
+      <w:proofErr w:type="spellEnd"/>
+      <w:r>
+        <w:t xml:space="preserve">. Speichere Matlab-files mit .m Dateiendung. Skriptdurchläufe mit </w:t>
+      </w:r>
+      <w:proofErr w:type="spellStart"/>
+      <w:r>
+        <w:t>strg</w:t>
+      </w:r>
+      <w:proofErr w:type="spellEnd"/>
+      <w:r>
+        <w:t xml:space="preserve"> + c abbrechen. </w:t>
+      </w:r>
+      <w:r>
+        <w:t xml:space="preserve">Tippe </w:t>
+      </w:r>
+      <w:proofErr w:type="spellStart"/>
+      <w:r>
+        <w:t>ver</w:t>
+      </w:r>
+      <w:proofErr w:type="spellEnd"/>
+      <w:r>
+        <w:t xml:space="preserve"> in das </w:t>
+      </w:r>
+      <w:proofErr w:type="spellStart"/>
+      <w:r>
+        <w:t>matlab</w:t>
+      </w:r>
+      <w:proofErr w:type="spellEnd"/>
+      <w:r>
+        <w:t xml:space="preserve"> </w:t>
+      </w:r>
+      <w:proofErr w:type="spellStart"/>
+      <w:r>
+        <w:t>command</w:t>
+      </w:r>
+      <w:proofErr w:type="spellEnd"/>
+      <w:r>
+        <w:t xml:space="preserve"> </w:t>
+      </w:r>
+      <w:proofErr w:type="spellStart"/>
+      <w:r>
+        <w:t>window</w:t>
+      </w:r>
+      <w:proofErr w:type="spellEnd"/>
+      <w:r>
+        <w:t xml:space="preserve"> und </w:t>
+      </w:r>
+      <w:proofErr w:type="gramStart"/>
+      <w:r>
+        <w:t>sehe</w:t>
+      </w:r>
+      <w:proofErr w:type="gramEnd"/>
+      <w:r>
+        <w:t xml:space="preserve"> welche </w:t>
+      </w:r>
+      <w:proofErr w:type="spellStart"/>
+      <w:r>
+        <w:t>matlab</w:t>
+      </w:r>
+      <w:proofErr w:type="spellEnd"/>
+      <w:r>
+        <w:t xml:space="preserve"> </w:t>
+      </w:r>
+      <w:proofErr w:type="spellStart"/>
+      <w:r>
+        <w:t>libraries</w:t>
+      </w:r>
+      <w:proofErr w:type="spellEnd"/>
+      <w:r>
+        <w:t xml:space="preserve"> du installiert hast. </w:t>
+      </w:r>
     </w:p>
     <w:p>
-      <w:pPr>
-        <w:rPr>
-          <w:b/>
-          <w:bCs/>
-        </w:rPr>
-      </w:pPr>
+      <w:proofErr w:type="spellStart"/>
+      <w:r>
+        <w:t>Sections</w:t>
+      </w:r>
+      <w:proofErr w:type="spellEnd"/>
+      <w:r>
+        <w:t xml:space="preserve">: </w:t>
+      </w:r>
+      <w:proofErr w:type="spellStart"/>
+      <w:r>
+        <w:t>Sections</w:t>
+      </w:r>
+      <w:proofErr w:type="spellEnd"/>
+      <w:r>
+        <w:t xml:space="preserve"> werden in </w:t>
+      </w:r>
+      <w:proofErr w:type="spellStart"/>
+      <w:r>
+        <w:t>matlab</w:t>
+      </w:r>
+      <w:proofErr w:type="spellEnd"/>
+      <w:r>
+        <w:t xml:space="preserve"> durch %% begonnen. Man kann auch nur einzelne Sektionen laufen lassen mit </w:t>
+      </w:r>
+      <w:proofErr w:type="spellStart"/>
+      <w:r>
+        <w:t>strg</w:t>
+      </w:r>
+      <w:proofErr w:type="spellEnd"/>
+      <w:r>
+        <w:t xml:space="preserve"> + alt oder dem zugehörigen Button.</w:t>
+      </w:r>
+      <w:r>
+        <w:t xml:space="preserve"> Mit shift und </w:t>
+      </w:r>
+      <w:proofErr w:type="spellStart"/>
+      <w:r>
+        <w:t>enter</w:t>
+      </w:r>
+      <w:proofErr w:type="spellEnd"/>
+      <w:r>
+        <w:t xml:space="preserve"> alle Variablen eines bestimmten </w:t>
+      </w:r>
+      <w:proofErr w:type="spellStart"/>
+      <w:r>
+        <w:t>Partameters</w:t>
+      </w:r>
+      <w:proofErr w:type="spellEnd"/>
+      <w:r>
+        <w:t xml:space="preserve"> in einer </w:t>
+      </w:r>
+      <w:proofErr w:type="spellStart"/>
+      <w:r>
+        <w:t>Section</w:t>
+      </w:r>
+      <w:proofErr w:type="spellEnd"/>
+      <w:r>
+        <w:t xml:space="preserve"> </w:t>
+      </w:r>
+      <w:proofErr w:type="spellStart"/>
+      <w:r>
+        <w:t>umbennen</w:t>
+      </w:r>
+      <w:proofErr w:type="spellEnd"/>
+      <w:r>
+        <w:t xml:space="preserve">. </w:t>
+      </w:r>
     </w:p>
     <w:p>
-      <w:pPr>
-        <w:rPr>
-          <w:b/>
-          <w:bCs/>
-        </w:rPr>
-      </w:pPr>
+      <w:proofErr w:type="spellStart"/>
+      <w:r>
+        <w:t>disp</w:t>
+      </w:r>
+      <w:proofErr w:type="spellEnd"/>
+      <w:r>
+        <w:t xml:space="preserve">(‚out‘) gibt etwas im Matlab terminal aus. </w:t>
+      </w:r>
     </w:p>
     <w:p>
-      <w:pPr>
-        <w:rPr>
-          <w:b/>
-          <w:bCs/>
-        </w:rPr>
-      </w:pPr>
+      <w:r>
+        <w:t xml:space="preserve">Vektor schreiben v = </w:t>
+      </w:r>
+      <w:proofErr w:type="spellStart"/>
+      <w:proofErr w:type="gramStart"/>
+      <w:r>
+        <w:t>anfang:ende</w:t>
+      </w:r>
+      <w:proofErr w:type="spellEnd"/>
+      <w:proofErr w:type="gramEnd"/>
+      <w:r>
+        <w:t xml:space="preserve"> bzw. </w:t>
+      </w:r>
+      <w:proofErr w:type="spellStart"/>
+      <w:proofErr w:type="gramStart"/>
+      <w:r>
+        <w:t>anfang:schritt</w:t>
+      </w:r>
+      <w:proofErr w:type="gramEnd"/>
+      <w:r>
+        <w:t>:ende</w:t>
+      </w:r>
+      <w:proofErr w:type="spellEnd"/>
+      <w:r>
+        <w:t xml:space="preserve"> </w:t>
+      </w:r>
+      <w:proofErr w:type="spellStart"/>
+      <w:r>
+        <w:t>or</w:t>
+      </w:r>
+      <w:proofErr w:type="spellEnd"/>
+      <w:r>
+        <w:t xml:space="preserve"> [1 2 3 4 5] </w:t>
+      </w:r>
+      <w:proofErr w:type="spellStart"/>
+      <w:r>
+        <w:t>with</w:t>
+      </w:r>
+      <w:proofErr w:type="spellEnd"/>
+      <w:r>
+        <w:t xml:space="preserve"> </w:t>
+      </w:r>
+      <w:proofErr w:type="spellStart"/>
+      <w:r>
+        <w:t>these</w:t>
+      </w:r>
+      <w:proofErr w:type="spellEnd"/>
+      <w:r>
+        <w:t xml:space="preserve"> </w:t>
+      </w:r>
+      <w:proofErr w:type="spellStart"/>
+      <w:r>
+        <w:t>brackets</w:t>
+      </w:r>
+      <w:proofErr w:type="spellEnd"/>
+      <w:r>
+        <w:t xml:space="preserve">. </w:t>
+      </w:r>
+      <w:r>
+        <w:t xml:space="preserve">Vektor transponieren mit v.‘ </w:t>
+      </w:r>
     </w:p>
     <w:p>
-      <w:pPr>
-        <w:rPr>
-          <w:b/>
-          <w:bCs/>
-        </w:rPr>
-      </w:pPr>
+      <w:r>
+        <w:t xml:space="preserve">Schreibe Matrizen mit Abtrennung der Zeilen durch </w:t>
+      </w:r>
+      <w:proofErr w:type="spellStart"/>
+      <w:r>
+        <w:t>Simikolon</w:t>
+      </w:r>
+      <w:proofErr w:type="spellEnd"/>
+      <w:r>
+        <w:t>: [1 2 3 5; 2 6 8 9; 3 5 6 7]</w:t>
+      </w:r>
+      <w:r>
+        <w:t xml:space="preserve">, Wenn man A. schreibt, dann wird die Rechenoperation nicht auf die </w:t>
+      </w:r>
+      <w:proofErr w:type="gramStart"/>
+      <w:r>
+        <w:t>Matrix</w:t>
+      </w:r>
+      <w:proofErr w:type="gramEnd"/>
+      <w:r>
+        <w:t xml:space="preserve"> sondern auf die einzelnen Elemente ausgeübt. Auf Elemente in Matrix mit A(</w:t>
+      </w:r>
+      <w:proofErr w:type="spellStart"/>
+      <w:proofErr w:type="gramStart"/>
+      <w:r>
+        <w:t>i,j</w:t>
+      </w:r>
+      <w:proofErr w:type="spellEnd"/>
+      <w:proofErr w:type="gramEnd"/>
+      <w:r>
+        <w:t xml:space="preserve">) zugreifen.  </w:t>
+      </w:r>
+      <w:proofErr w:type="spellStart"/>
+      <w:r>
+        <w:t>length</w:t>
+      </w:r>
+      <w:proofErr w:type="spellEnd"/>
+      <w:r>
+        <w:t xml:space="preserve">(v) ist die Funktion für die Länge eines </w:t>
+      </w:r>
+      <w:proofErr w:type="spellStart"/>
+      <w:r>
+        <w:t>arrays</w:t>
+      </w:r>
+      <w:proofErr w:type="spellEnd"/>
+      <w:r>
+        <w:t xml:space="preserve">. </w:t>
+      </w:r>
     </w:p>
     <w:p>
-      <w:pPr>
-        <w:rPr>
-          <w:b/>
-          <w:bCs/>
-        </w:rPr>
-      </w:pPr>
+      <w:r>
+        <w:t xml:space="preserve"> [</w:t>
+      </w:r>
+      <w:proofErr w:type="spellStart"/>
+      <w:r>
+        <w:t>eig_vec</w:t>
+      </w:r>
+      <w:proofErr w:type="spellEnd"/>
+      <w:r>
+        <w:t xml:space="preserve">, </w:t>
+      </w:r>
+      <w:proofErr w:type="spellStart"/>
+      <w:r>
+        <w:t>eig_val</w:t>
+      </w:r>
+      <w:proofErr w:type="spellEnd"/>
+      <w:r>
+        <w:t xml:space="preserve">] = </w:t>
+      </w:r>
+      <w:proofErr w:type="spellStart"/>
+      <w:r>
+        <w:t>eig</w:t>
+      </w:r>
+      <w:proofErr w:type="spellEnd"/>
+      <w:r>
+        <w:t xml:space="preserve">(A) berechnet die Eigenvektoren und Eigenvalues der Matrix A, </w:t>
+      </w:r>
+      <w:proofErr w:type="spellStart"/>
+      <w:r>
+        <w:t>det</w:t>
+      </w:r>
+      <w:proofErr w:type="spellEnd"/>
+      <w:r>
+        <w:t>(A) ist Determinante von A; A</w:t>
+      </w:r>
+      <w:proofErr w:type="gramStart"/>
+      <w:r>
+        <w:t>^(</w:t>
+      </w:r>
+      <w:proofErr w:type="gramEnd"/>
+      <w:r>
+        <w:t xml:space="preserve">-1) ist die inverse </w:t>
+      </w:r>
+      <w:proofErr w:type="spellStart"/>
+      <w:r>
+        <w:t>Matric</w:t>
+      </w:r>
+      <w:proofErr w:type="spellEnd"/>
+      <w:r>
+        <w:t xml:space="preserve"> von A; </w:t>
+      </w:r>
     </w:p>
     <w:p>
-      <w:pPr>
-        <w:rPr>
-          <w:b/>
-          <w:bCs/>
-        </w:rPr>
-      </w:pPr>
+      <w:proofErr w:type="spellStart"/>
+      <w:r>
+        <w:t>plot</w:t>
+      </w:r>
+      <w:proofErr w:type="spellEnd"/>
+      <w:r>
+        <w:t>(</w:t>
+      </w:r>
+      <w:proofErr w:type="spellStart"/>
+      <w:proofErr w:type="gramStart"/>
+      <w:r>
+        <w:t>x,y</w:t>
+      </w:r>
+      <w:proofErr w:type="spellEnd"/>
+      <w:proofErr w:type="gramEnd"/>
+      <w:r>
+        <w:t xml:space="preserve">) für plotten, </w:t>
+      </w:r>
+      <w:proofErr w:type="spellStart"/>
+      <w:proofErr w:type="gramStart"/>
+      <w:r>
+        <w:t>plot</w:t>
+      </w:r>
+      <w:proofErr w:type="spellEnd"/>
+      <w:r>
+        <w:t>(</w:t>
+      </w:r>
+      <w:proofErr w:type="spellStart"/>
+      <w:r>
+        <w:t>x,y</w:t>
+      </w:r>
+      <w:proofErr w:type="spellEnd"/>
+      <w:proofErr w:type="gramEnd"/>
+      <w:r>
+        <w:t>, ‘</w:t>
+      </w:r>
+      <w:r>
+        <w:t>b</w:t>
+      </w:r>
+      <w:r>
+        <w:t>*‘)</w:t>
+      </w:r>
+      <w:r>
+        <w:t xml:space="preserve">, oder allgemeiner </w:t>
+      </w:r>
+      <w:proofErr w:type="spellStart"/>
+      <w:r>
+        <w:t>plot</w:t>
+      </w:r>
+      <w:proofErr w:type="spellEnd"/>
+      <w:r>
+        <w:t>(</w:t>
+      </w:r>
+      <w:proofErr w:type="gramStart"/>
+      <w:r>
+        <w:t>x,y</w:t>
+      </w:r>
+      <w:proofErr w:type="gramEnd"/>
+      <w:r>
+        <w:t>,‘</w:t>
+      </w:r>
+      <w:proofErr w:type="spellStart"/>
+      <w:r>
+        <w:t>colorlettershapeltter</w:t>
+      </w:r>
+      <w:proofErr w:type="spellEnd"/>
+      <w:r>
+        <w:t>‘)</w:t>
+      </w:r>
+      <w:r>
+        <w:t xml:space="preserve"> hold on als Befehl, damit mehrere grafen zusammen geplottet werden. </w:t>
+      </w:r>
+      <w:proofErr w:type="spellStart"/>
+      <w:proofErr w:type="gramStart"/>
+      <w:r>
+        <w:t>figure</w:t>
+      </w:r>
+      <w:proofErr w:type="spellEnd"/>
+      <w:r>
+        <w:t>(</w:t>
+      </w:r>
+      <w:proofErr w:type="gramEnd"/>
+      <w:r>
+        <w:t xml:space="preserve">1) startet eine neue Abbildung/Fenster. </w:t>
+      </w:r>
+      <w:r>
+        <w:t xml:space="preserve">Die Befehle wie </w:t>
+      </w:r>
+      <w:proofErr w:type="spellStart"/>
+      <w:r>
+        <w:t>xlabel</w:t>
+      </w:r>
+      <w:proofErr w:type="spellEnd"/>
+      <w:r>
+        <w:t xml:space="preserve">, die nach dem </w:t>
+      </w:r>
+      <w:proofErr w:type="spellStart"/>
+      <w:proofErr w:type="gramStart"/>
+      <w:r>
+        <w:t>plot</w:t>
+      </w:r>
+      <w:proofErr w:type="spellEnd"/>
+      <w:r>
+        <w:t>(</w:t>
+      </w:r>
+      <w:proofErr w:type="gramEnd"/>
+      <w:r>
+        <w:t xml:space="preserve">) </w:t>
+      </w:r>
+      <w:proofErr w:type="spellStart"/>
+      <w:proofErr w:type="gramStart"/>
+      <w:r>
+        <w:t>stehen,beziehen</w:t>
+      </w:r>
+      <w:proofErr w:type="spellEnd"/>
+      <w:proofErr w:type="gramEnd"/>
+      <w:r>
+        <w:t xml:space="preserve"> sich automatisch auf die vorherige Abbildung und </w:t>
+      </w:r>
+      <w:proofErr w:type="spellStart"/>
+      <w:r>
+        <w:t>fenster</w:t>
+      </w:r>
+      <w:proofErr w:type="spellEnd"/>
+      <w:r>
+        <w:t xml:space="preserve">.  </w:t>
+      </w:r>
+      <w:proofErr w:type="spellStart"/>
+      <w:r>
+        <w:t>grid</w:t>
+      </w:r>
+      <w:proofErr w:type="spellEnd"/>
+      <w:r>
+        <w:t xml:space="preserve"> on </w:t>
+      </w:r>
     </w:p>
     <w:p>
-      <w:pPr>
-        <w:rPr>
-          <w:b/>
-          <w:bCs/>
-        </w:rPr>
-      </w:pPr>
+      <w:proofErr w:type="spellStart"/>
+      <w:r>
+        <w:t>subplot</w:t>
+      </w:r>
+      <w:proofErr w:type="spellEnd"/>
+      <w:r>
+        <w:t>(</w:t>
+      </w:r>
+      <w:proofErr w:type="spellStart"/>
+      <w:proofErr w:type="gramStart"/>
+      <w:r>
+        <w:t>m,n</w:t>
+      </w:r>
+      <w:proofErr w:type="gramEnd"/>
+      <w:r>
+        <w:t>,p</w:t>
+      </w:r>
+      <w:proofErr w:type="spellEnd"/>
+      <w:r>
+        <w:t xml:space="preserve">) erzeugt ein Gitter von </w:t>
+      </w:r>
+      <w:proofErr w:type="gramStart"/>
+      <w:r>
+        <w:t>potentiellen</w:t>
+      </w:r>
+      <w:proofErr w:type="gramEnd"/>
+      <w:r>
+        <w:t xml:space="preserve"> </w:t>
+      </w:r>
+      <w:proofErr w:type="spellStart"/>
+      <w:r>
+        <w:t>Plotplätzen</w:t>
+      </w:r>
+      <w:proofErr w:type="spellEnd"/>
+      <w:r>
+        <w:t xml:space="preserve"> aus m Zeilen und n Spalten. An der </w:t>
+      </w:r>
+      <w:proofErr w:type="spellStart"/>
+      <w:r>
+        <w:t>p.ten</w:t>
+      </w:r>
+      <w:proofErr w:type="spellEnd"/>
+      <w:r>
+        <w:t xml:space="preserve"> Stelle wird dann wirklich der Plot erzeugt; das Zählen startet dabei in der ersten Spalte der ersten Zeile und geht diese dann weiter komplett durch, bevor der Zähler zur zweiten Zeile in die erste Spalte springt. </w:t>
+      </w:r>
     </w:p>
     <w:p>
-      <w:pPr>
-        <w:rPr>
-          <w:b/>
-          <w:bCs/>
-        </w:rPr>
-      </w:pPr>
+      <w:r>
+        <w:t>[</w:t>
+      </w:r>
+      <w:proofErr w:type="spellStart"/>
+      <w:r>
+        <w:t>MaxVal</w:t>
+      </w:r>
+      <w:proofErr w:type="spellEnd"/>
+      <w:r>
+        <w:t xml:space="preserve">, I] = </w:t>
+      </w:r>
+      <w:proofErr w:type="spellStart"/>
+      <w:r>
+        <w:t>max</w:t>
+      </w:r>
+      <w:proofErr w:type="spellEnd"/>
+      <w:r>
+        <w:t xml:space="preserve">(y) gibt maximum-Wert und </w:t>
+      </w:r>
+      <w:proofErr w:type="gramStart"/>
+      <w:r>
+        <w:t>der Index</w:t>
+      </w:r>
+      <w:proofErr w:type="gramEnd"/>
+      <w:r>
+        <w:t xml:space="preserve"> wo dieses im Array steht. </w:t>
+      </w:r>
     </w:p>
     <w:p>
-      <w:pPr>
-        <w:rPr>
-          <w:b/>
-          <w:bCs/>
-        </w:rPr>
-      </w:pPr>
+      <w:r>
+        <w:lastRenderedPageBreak/>
+        <w:t xml:space="preserve">(anonyme) Funktionen definieren mit </w:t>
+      </w:r>
+      <w:r>
+        <w:t xml:space="preserve">f = </w:t>
+      </w:r>
+      <w:r>
+        <w:t>@(x)</w:t>
+      </w:r>
+      <w:r>
+        <w:t xml:space="preserve"> </w:t>
+      </w:r>
+      <w:proofErr w:type="spellStart"/>
+      <w:r>
+        <w:t>function</w:t>
+      </w:r>
+      <w:proofErr w:type="spellEnd"/>
+      <w:r>
+        <w:t xml:space="preserve"> </w:t>
+      </w:r>
+      <w:proofErr w:type="spellStart"/>
+      <w:r>
+        <w:t>formula</w:t>
+      </w:r>
+      <w:proofErr w:type="spellEnd"/>
+      <w:r>
+        <w:t xml:space="preserve"> vor der </w:t>
+      </w:r>
+      <w:proofErr w:type="gramStart"/>
+      <w:r>
+        <w:t>Zeile</w:t>
+      </w:r>
+      <w:proofErr w:type="gramEnd"/>
+      <w:r>
+        <w:t xml:space="preserve"> in der die zu definierende Funktion steht. </w:t>
+      </w:r>
+      <w:proofErr w:type="spellStart"/>
+      <w:proofErr w:type="gramStart"/>
+      <w:r>
+        <w:t>xlabel</w:t>
+      </w:r>
+      <w:proofErr w:type="spellEnd"/>
+      <w:r>
+        <w:t>(</w:t>
+      </w:r>
+      <w:proofErr w:type="gramEnd"/>
+      <w:r>
+        <w:t>‘‘)</w:t>
+      </w:r>
+      <w:r>
+        <w:t xml:space="preserve">, </w:t>
+      </w:r>
+      <w:proofErr w:type="spellStart"/>
+      <w:proofErr w:type="gramStart"/>
+      <w:r>
+        <w:t>ylabel</w:t>
+      </w:r>
+      <w:proofErr w:type="spellEnd"/>
+      <w:r>
+        <w:t>(</w:t>
+      </w:r>
+      <w:proofErr w:type="gramEnd"/>
+      <w:r>
+        <w:t xml:space="preserve">‘‘) oder </w:t>
+      </w:r>
+      <w:proofErr w:type="gramStart"/>
+      <w:r>
+        <w:t>title(</w:t>
+      </w:r>
+      <w:proofErr w:type="gramEnd"/>
+      <w:r>
+        <w:t xml:space="preserve">‘‘) </w:t>
+      </w:r>
+      <w:proofErr w:type="spellStart"/>
+      <w:r>
+        <w:t>or</w:t>
+      </w:r>
+      <w:proofErr w:type="spellEnd"/>
+      <w:r>
+        <w:t xml:space="preserve"> </w:t>
+      </w:r>
+      <w:proofErr w:type="gramStart"/>
+      <w:r>
+        <w:t>legend(</w:t>
+      </w:r>
+      <w:proofErr w:type="gramEnd"/>
+      <w:r>
+        <w:t>‘</w:t>
+      </w:r>
+      <w:proofErr w:type="spellStart"/>
+      <w:r>
+        <w:t>first</w:t>
+      </w:r>
+      <w:proofErr w:type="spellEnd"/>
+      <w:r>
+        <w:t xml:space="preserve"> </w:t>
+      </w:r>
+      <w:proofErr w:type="spellStart"/>
+      <w:r>
+        <w:t>graph</w:t>
+      </w:r>
+      <w:proofErr w:type="spellEnd"/>
+      <w:r>
+        <w:t xml:space="preserve">‘, ‘second </w:t>
+      </w:r>
+      <w:proofErr w:type="spellStart"/>
+      <w:r>
+        <w:t>graph</w:t>
+      </w:r>
+      <w:proofErr w:type="spellEnd"/>
+      <w:r>
+        <w:t>‘)</w:t>
+      </w:r>
+      <w:r>
+        <w:t xml:space="preserve">, </w:t>
+      </w:r>
+      <w:proofErr w:type="spellStart"/>
+      <w:proofErr w:type="gramStart"/>
+      <w:r>
+        <w:t>xlim</w:t>
+      </w:r>
+      <w:proofErr w:type="spellEnd"/>
+      <w:r>
+        <w:t>(</w:t>
+      </w:r>
+      <w:proofErr w:type="gramEnd"/>
+      <w:r>
+        <w:t>[</w:t>
+      </w:r>
+      <w:proofErr w:type="spellStart"/>
+      <w:r>
+        <w:t>anfang</w:t>
+      </w:r>
+      <w:proofErr w:type="spellEnd"/>
+      <w:r>
+        <w:t xml:space="preserve">, ende]), </w:t>
+      </w:r>
     </w:p>
     <w:p>
-      <w:pPr>
-        <w:rPr>
-          <w:b/>
-          <w:bCs/>
-        </w:rPr>
-      </w:pPr>
+      <w:r>
+        <w:t xml:space="preserve">Funktionen differenzieren: </w:t>
+      </w:r>
+      <w:proofErr w:type="spellStart"/>
+      <w:r>
+        <w:t>syms</w:t>
+      </w:r>
+      <w:proofErr w:type="spellEnd"/>
+      <w:r>
+        <w:t xml:space="preserve"> x. So definiert man zuerst die Funktionsvariable. Dann Funktion definieren f = x*5 etc. Differenzieren über </w:t>
+      </w:r>
+      <w:proofErr w:type="spellStart"/>
+      <w:proofErr w:type="gramStart"/>
+      <w:r>
+        <w:t>diff</w:t>
+      </w:r>
+      <w:proofErr w:type="spellEnd"/>
+      <w:r>
+        <w:t>(</w:t>
+      </w:r>
+      <w:proofErr w:type="gramEnd"/>
+      <w:r>
+        <w:t xml:space="preserve">f, n-te Ableitung) z.B. </w:t>
+      </w:r>
+      <w:proofErr w:type="spellStart"/>
+      <w:r>
+        <w:t>diff</w:t>
+      </w:r>
+      <w:proofErr w:type="spellEnd"/>
+      <w:r>
+        <w:t xml:space="preserve">(f,2).  </w:t>
+      </w:r>
     </w:p>
     <w:p>
-      <w:pPr>
-        <w:rPr>
-          <w:b/>
-          <w:bCs/>
-        </w:rPr>
-      </w:pPr>
+      <w:r>
+        <w:t xml:space="preserve">Bestimmte Integrale berechnen: </w:t>
+      </w:r>
+      <w:proofErr w:type="gramStart"/>
+      <w:r>
+        <w:t>integral(</w:t>
+      </w:r>
+      <w:proofErr w:type="spellStart"/>
+      <w:proofErr w:type="gramEnd"/>
+      <w:r>
+        <w:t>function</w:t>
+      </w:r>
+      <w:proofErr w:type="spellEnd"/>
+      <w:r>
+        <w:t xml:space="preserve">, </w:t>
+      </w:r>
+      <w:proofErr w:type="spellStart"/>
+      <w:r>
+        <w:t>x_min</w:t>
+      </w:r>
+      <w:proofErr w:type="spellEnd"/>
+      <w:r>
+        <w:t xml:space="preserve">, </w:t>
+      </w:r>
+      <w:proofErr w:type="spellStart"/>
+      <w:r>
+        <w:t>x_max</w:t>
+      </w:r>
+      <w:proofErr w:type="spellEnd"/>
+      <w:r>
+        <w:t xml:space="preserve">). </w:t>
+      </w:r>
     </w:p>
     <w:p>
-      <w:pPr>
-        <w:rPr>
-          <w:b/>
-          <w:bCs/>
-        </w:rPr>
-      </w:pPr>
+      <w:r>
+        <w:t xml:space="preserve">Gleichungen definieren: Starte mit dem Definieren der unabhängigen </w:t>
+      </w:r>
+      <w:proofErr w:type="spellStart"/>
+      <w:r>
+        <w:t>Varibalen</w:t>
+      </w:r>
+      <w:proofErr w:type="spellEnd"/>
+      <w:r>
+        <w:t xml:space="preserve">: </w:t>
+      </w:r>
+      <w:proofErr w:type="spellStart"/>
+      <w:r>
+        <w:t>syms</w:t>
+      </w:r>
+      <w:proofErr w:type="spellEnd"/>
+      <w:r>
+        <w:t xml:space="preserve"> x Dann schreibe die linke und rechte Seite der Gleichung auf und speichere jede Seite in einer Variablen. Mit </w:t>
+      </w:r>
+      <w:proofErr w:type="spellStart"/>
+      <w:r>
+        <w:t>equation</w:t>
+      </w:r>
+      <w:proofErr w:type="spellEnd"/>
+      <w:r>
+        <w:t xml:space="preserve"> = </w:t>
+      </w:r>
+      <w:proofErr w:type="spellStart"/>
+      <w:proofErr w:type="gramStart"/>
+      <w:r>
+        <w:t>eq</w:t>
+      </w:r>
+      <w:proofErr w:type="spellEnd"/>
+      <w:r>
+        <w:t>(</w:t>
+      </w:r>
+      <w:proofErr w:type="gramEnd"/>
+      <w:r>
+        <w:t xml:space="preserve">links, rechts) wird daraus eine gespeicherte Gleichung. </w:t>
+      </w:r>
     </w:p>
     <w:p>
       <w:r>
-        <w:rPr>
-          <w:b/>
-          <w:bCs/>
-        </w:rPr>
-        <w:lastRenderedPageBreak/>
-        <w:t>Bash:</w:t>
-      </w:r>
-      <w:r>
-        <w:rPr>
-          <w:b/>
-          <w:bCs/>
-        </w:rPr>
-        <w:t xml:space="preserve"> </w:t>
-      </w:r>
-      <w:r>
-        <w:t xml:space="preserve">für Windows: Im </w:t>
-      </w:r>
-      <w:proofErr w:type="spellStart"/>
-      <w:r>
-        <w:t>Anaconda</w:t>
-      </w:r>
-      <w:proofErr w:type="spellEnd"/>
-      <w:r>
-        <w:t xml:space="preserve"> Terminal kann das </w:t>
-      </w:r>
-      <w:proofErr w:type="spellStart"/>
-      <w:r>
-        <w:t>package</w:t>
-      </w:r>
-      <w:proofErr w:type="spellEnd"/>
-      <w:r>
-        <w:t xml:space="preserve"> m2-base verwendet werden. Dann können auch normale </w:t>
-      </w:r>
-      <w:proofErr w:type="spellStart"/>
-      <w:r>
-        <w:t>linux</w:t>
-      </w:r>
-      <w:proofErr w:type="spellEnd"/>
-      <w:r>
-        <w:t xml:space="preserve">-bash Befehle dort erkannt werden. </w:t>
-      </w:r>
-    </w:p>
-    <w:p/>
-    <w:p/>
-    <w:p/>
-    <w:p/>
-    <w:p/>
-    <w:p/>
-    <w:p/>
-    <w:p/>
-    <w:p/>
-    <w:p/>
-    <w:p/>
-    <w:p/>
-    <w:p/>
-    <w:p/>
-    <w:p/>
-    <w:p/>
-    <w:p/>
-    <w:p/>
-    <w:p/>
-    <w:p/>
-    <w:p/>
-    <w:p/>
-    <w:p/>
-    <w:p/>
-    <w:p>
-      <w:pPr>
-        <w:rPr>
-          <w:b/>
-          <w:bCs/>
-        </w:rPr>
-      </w:pPr>
+        <w:t xml:space="preserve">Einfache Gleichungen lösen: </w:t>
+      </w:r>
+      <w:proofErr w:type="spellStart"/>
+      <w:proofErr w:type="gramStart"/>
+      <w:r>
+        <w:t>solve</w:t>
+      </w:r>
+      <w:proofErr w:type="spellEnd"/>
+      <w:r>
+        <w:t>(</w:t>
+      </w:r>
+      <w:proofErr w:type="spellStart"/>
+      <w:proofErr w:type="gramEnd"/>
+      <w:r>
+        <w:t>equation</w:t>
+      </w:r>
+      <w:proofErr w:type="spellEnd"/>
+      <w:r>
+        <w:t>, variable)</w:t>
+      </w:r>
     </w:p>
     <w:p>
-      <w:pPr>
-        <w:rPr>
-          <w:b/>
-          <w:bCs/>
-        </w:rPr>
-      </w:pPr>
+      <w:r>
+        <w:t xml:space="preserve">Lineare Gleichungen der Form A*x = b lösen: </w:t>
+      </w:r>
+      <w:proofErr w:type="spellStart"/>
+      <w:r>
+        <w:t>linsolve</w:t>
+      </w:r>
+      <w:proofErr w:type="spellEnd"/>
+      <w:r>
+        <w:t>(</w:t>
+      </w:r>
+      <w:proofErr w:type="spellStart"/>
+      <w:proofErr w:type="gramStart"/>
+      <w:r>
+        <w:t>A,b</w:t>
+      </w:r>
+      <w:proofErr w:type="spellEnd"/>
+      <w:proofErr w:type="gramEnd"/>
+      <w:r>
+        <w:t xml:space="preserve">) oder </w:t>
+      </w:r>
+      <w:proofErr w:type="gramStart"/>
+      <w:r>
+        <w:t xml:space="preserve">A </w:t>
+      </w:r>
+      <w:r>
+        <w:t xml:space="preserve"> </w:t>
+      </w:r>
+      <w:r>
+        <w:t>\</w:t>
+      </w:r>
+      <w:proofErr w:type="gramEnd"/>
+      <w:r>
+        <w:t xml:space="preserve"> </w:t>
+      </w:r>
+      <w:r>
+        <w:t xml:space="preserve"> b </w:t>
+      </w:r>
     </w:p>
     <w:p>
       <w:r>
-        <w:rPr>
-          <w:b/>
-          <w:bCs/>
-        </w:rPr>
-        <w:lastRenderedPageBreak/>
-        <w:t>Matlab:</w:t>
-      </w:r>
-      <w:r>
-        <w:rPr>
-          <w:b/>
-          <w:bCs/>
-        </w:rPr>
-        <w:t xml:space="preserve"> </w:t>
-      </w:r>
-      <w:r>
-        <w:t xml:space="preserve">Definiere verschiedene Variablen in Matlab und sieh die aktuellen Werte im </w:t>
-      </w:r>
-      <w:proofErr w:type="spellStart"/>
-      <w:r>
-        <w:t>workspace</w:t>
-      </w:r>
-      <w:proofErr w:type="spellEnd"/>
-      <w:r>
-        <w:t xml:space="preserve">. </w:t>
-      </w:r>
-      <w:proofErr w:type="spellStart"/>
-      <w:r>
-        <w:t>clc</w:t>
-      </w:r>
-      <w:proofErr w:type="spellEnd"/>
-      <w:r>
-        <w:t xml:space="preserve"> = Befehl alles zu löschen. </w:t>
-      </w:r>
-      <w:proofErr w:type="spellStart"/>
-      <w:r>
-        <w:t>clearvars</w:t>
-      </w:r>
-      <w:proofErr w:type="spellEnd"/>
-      <w:r>
-        <w:t xml:space="preserve"> = Befehl alle Variablen zu löschen. </w:t>
-      </w:r>
-      <w:proofErr w:type="spellStart"/>
-      <w:r>
-        <w:t>whos</w:t>
-      </w:r>
-      <w:proofErr w:type="spellEnd"/>
-      <w:r>
-        <w:t xml:space="preserve"> = aktuelle Belegung und Werte der Variablen im </w:t>
+        <w:t xml:space="preserve">Logische Operationen können auch mit </w:t>
       </w:r>
       <w:proofErr w:type="spellStart"/>
       <w:r>
@@ -2466,1081 +8859,84 @@
       </w:r>
       <w:proofErr w:type="spellEnd"/>
       <w:r>
-        <w:t>-</w:t>
-      </w:r>
-      <w:proofErr w:type="spellStart"/>
-      <w:r>
-        <w:t>terminal</w:t>
-      </w:r>
-      <w:proofErr w:type="spellEnd"/>
-      <w:r>
-        <w:t xml:space="preserve"> sehen. Schreibe </w:t>
-      </w:r>
-      <w:proofErr w:type="spellStart"/>
-      <w:r>
-        <w:t>clc</w:t>
-      </w:r>
-      <w:proofErr w:type="spellEnd"/>
-      <w:r>
-        <w:t xml:space="preserve"> and </w:t>
-      </w:r>
-      <w:proofErr w:type="spellStart"/>
-      <w:r>
-        <w:t>clearvars</w:t>
-      </w:r>
-      <w:proofErr w:type="spellEnd"/>
-      <w:r>
-        <w:t xml:space="preserve"> </w:t>
-      </w:r>
-      <w:r>
-        <w:t>and "</w:t>
-      </w:r>
-      <w:proofErr w:type="spellStart"/>
-      <w:r>
-        <w:t>close</w:t>
-      </w:r>
-      <w:proofErr w:type="spellEnd"/>
-      <w:r>
-        <w:t xml:space="preserve"> all“ </w:t>
-      </w:r>
-      <w:r>
-        <w:t>an den Anfang von jedem Skript. Kommentare mit %</w:t>
-      </w:r>
-      <w:r>
-        <w:t xml:space="preserve"> schreiben. </w:t>
-      </w:r>
-      <w:r>
-        <w:t xml:space="preserve">Run mit </w:t>
-      </w:r>
-      <w:proofErr w:type="spellStart"/>
-      <w:r>
-        <w:t>ctrl</w:t>
-      </w:r>
-      <w:proofErr w:type="spellEnd"/>
-      <w:r>
-        <w:t xml:space="preserve"> + </w:t>
-      </w:r>
-      <w:proofErr w:type="spellStart"/>
-      <w:r>
-        <w:t>enter</w:t>
-      </w:r>
-      <w:proofErr w:type="spellEnd"/>
-      <w:r>
-        <w:t xml:space="preserve">. </w:t>
-      </w:r>
-      <w:r>
-        <w:t>Zählen wird mit1 und nicht „0“ gestartet (1-indexing)</w:t>
-      </w:r>
-      <w:proofErr w:type="gramStart"/>
-      <w:r>
-        <w:t>, ;</w:t>
-      </w:r>
-      <w:proofErr w:type="gramEnd"/>
-      <w:r>
-        <w:t xml:space="preserve"> </w:t>
-      </w:r>
-      <w:proofErr w:type="spellStart"/>
-      <w:r>
-        <w:t>Similkolon</w:t>
-      </w:r>
-      <w:proofErr w:type="spellEnd"/>
-      <w:r>
-        <w:t xml:space="preserve"> am Ende einer Zeile verhindert, dass ihr Ergebnis ausgegeben wird; die Rechnung wird aber trotzdem ausgeführt. </w:t>
-      </w:r>
-      <w:proofErr w:type="spellStart"/>
-      <w:r>
-        <w:t>fx</w:t>
-      </w:r>
-      <w:proofErr w:type="spellEnd"/>
-      <w:r>
-        <w:t xml:space="preserve"> in der linken unteren Ecke öffnet die Sammlung aller </w:t>
-      </w:r>
-      <w:proofErr w:type="spellStart"/>
-      <w:r>
-        <w:t>matlab</w:t>
-      </w:r>
-      <w:proofErr w:type="spellEnd"/>
-      <w:r>
-        <w:t xml:space="preserve">-Funktionen. Auch kann man </w:t>
-      </w:r>
-      <w:proofErr w:type="spellStart"/>
-      <w:r>
-        <w:t>help</w:t>
-      </w:r>
-      <w:proofErr w:type="spellEnd"/>
-      <w:r>
-        <w:t xml:space="preserve"> </w:t>
-      </w:r>
-      <w:proofErr w:type="spellStart"/>
-      <w:r>
-        <w:t>func</w:t>
-      </w:r>
-      <w:proofErr w:type="spellEnd"/>
-      <w:r>
-        <w:t xml:space="preserve"> ins Terminal schreiben. </w:t>
-      </w:r>
-      <w:r>
-        <w:t xml:space="preserve">Oder </w:t>
-      </w:r>
-      <w:proofErr w:type="spellStart"/>
-      <w:r>
-        <w:t>doc</w:t>
-      </w:r>
-      <w:proofErr w:type="spellEnd"/>
-      <w:r>
-        <w:t xml:space="preserve"> </w:t>
-      </w:r>
-      <w:proofErr w:type="spellStart"/>
-      <w:r>
-        <w:t>plot</w:t>
-      </w:r>
-      <w:proofErr w:type="spellEnd"/>
-      <w:r>
-        <w:t xml:space="preserve"> bzw. </w:t>
-      </w:r>
-      <w:proofErr w:type="spellStart"/>
-      <w:r>
-        <w:t>doc</w:t>
-      </w:r>
-      <w:proofErr w:type="spellEnd"/>
-      <w:r>
-        <w:t xml:space="preserve"> </w:t>
-      </w:r>
-      <w:proofErr w:type="spellStart"/>
-      <w:r>
-        <w:t>beliegigeFunktion</w:t>
-      </w:r>
-      <w:proofErr w:type="spellEnd"/>
-      <w:r>
-        <w:t xml:space="preserve">. Speichere Matlab-files mit .m Dateiendung. Skriptdurchläufe mit </w:t>
-      </w:r>
-      <w:proofErr w:type="spellStart"/>
-      <w:r>
-        <w:t>strg</w:t>
-      </w:r>
-      <w:proofErr w:type="spellEnd"/>
-      <w:r>
-        <w:t xml:space="preserve"> + c abbrechen. </w:t>
-      </w:r>
-      <w:r>
-        <w:t xml:space="preserve">Tippe </w:t>
-      </w:r>
-      <w:proofErr w:type="spellStart"/>
-      <w:r>
-        <w:t>ver</w:t>
-      </w:r>
-      <w:proofErr w:type="spellEnd"/>
-      <w:r>
-        <w:t xml:space="preserve"> in das </w:t>
-      </w:r>
-      <w:proofErr w:type="spellStart"/>
-      <w:r>
-        <w:t>matlab</w:t>
-      </w:r>
-      <w:proofErr w:type="spellEnd"/>
-      <w:r>
-        <w:t xml:space="preserve"> </w:t>
-      </w:r>
-      <w:proofErr w:type="spellStart"/>
-      <w:r>
-        <w:t>command</w:t>
-      </w:r>
-      <w:proofErr w:type="spellEnd"/>
-      <w:r>
-        <w:t xml:space="preserve"> </w:t>
-      </w:r>
-      <w:proofErr w:type="spellStart"/>
-      <w:r>
-        <w:t>window</w:t>
-      </w:r>
-      <w:proofErr w:type="spellEnd"/>
-      <w:r>
-        <w:t xml:space="preserve"> und </w:t>
-      </w:r>
-      <w:proofErr w:type="gramStart"/>
-      <w:r>
-        <w:t>sehe</w:t>
-      </w:r>
-      <w:proofErr w:type="gramEnd"/>
-      <w:r>
-        <w:t xml:space="preserve"> welche </w:t>
-      </w:r>
-      <w:proofErr w:type="spellStart"/>
-      <w:r>
-        <w:t>matlab</w:t>
-      </w:r>
-      <w:proofErr w:type="spellEnd"/>
-      <w:r>
-        <w:t xml:space="preserve"> </w:t>
-      </w:r>
-      <w:proofErr w:type="spellStart"/>
-      <w:r>
-        <w:t>libraries</w:t>
-      </w:r>
-      <w:proofErr w:type="spellEnd"/>
-      <w:r>
-        <w:t xml:space="preserve"> du installiert hast. </w:t>
+        <w:t xml:space="preserve">-arrays direkt ausgeführt werden. Das Ergebnis ist ein </w:t>
+      </w:r>
+      <w:proofErr w:type="spellStart"/>
+      <w:r>
+        <w:t>array</w:t>
+      </w:r>
+      <w:proofErr w:type="spellEnd"/>
+      <w:r>
+        <w:t xml:space="preserve"> mit nur 1s(</w:t>
+      </w:r>
+      <w:proofErr w:type="spellStart"/>
+      <w:r>
+        <w:t>true</w:t>
+      </w:r>
+      <w:proofErr w:type="spellEnd"/>
+      <w:r>
+        <w:t>) und 0s(</w:t>
+      </w:r>
+      <w:proofErr w:type="spellStart"/>
+      <w:r>
+        <w:t>false</w:t>
+      </w:r>
+      <w:proofErr w:type="spellEnd"/>
+      <w:r>
+        <w:t xml:space="preserve">). </w:t>
+      </w:r>
+      <w:r>
+        <w:t xml:space="preserve">Not ist </w:t>
+      </w:r>
+      <w:proofErr w:type="spellStart"/>
+      <w:r>
+        <w:t>tilde</w:t>
+      </w:r>
+      <w:proofErr w:type="spellEnd"/>
+      <w:r>
+        <w:t xml:space="preserve">=; &amp; </w:t>
+      </w:r>
+      <w:proofErr w:type="spellStart"/>
+      <w:r>
+        <w:t>is</w:t>
+      </w:r>
+      <w:proofErr w:type="spellEnd"/>
+      <w:r>
+        <w:t xml:space="preserve"> </w:t>
+      </w:r>
+      <w:proofErr w:type="spellStart"/>
+      <w:r>
+        <w:t>logical</w:t>
+      </w:r>
+      <w:proofErr w:type="spellEnd"/>
+      <w:r>
+        <w:t xml:space="preserve"> </w:t>
+      </w:r>
+      <w:proofErr w:type="spellStart"/>
+      <w:r>
+        <w:t>operator</w:t>
+      </w:r>
+      <w:proofErr w:type="spellEnd"/>
+      <w:r>
+        <w:t xml:space="preserve"> and; | ist der logische Operator für logisches oder. </w:t>
       </w:r>
     </w:p>
     <w:p>
-      <w:proofErr w:type="spellStart"/>
-      <w:r>
-        <w:t>Sections</w:t>
-      </w:r>
-      <w:proofErr w:type="spellEnd"/>
-      <w:r>
-        <w:t xml:space="preserve">: </w:t>
-      </w:r>
-      <w:proofErr w:type="spellStart"/>
-      <w:r>
-        <w:t>Sections</w:t>
-      </w:r>
-      <w:proofErr w:type="spellEnd"/>
-      <w:r>
-        <w:t xml:space="preserve"> werden in </w:t>
-      </w:r>
-      <w:proofErr w:type="spellStart"/>
-      <w:r>
-        <w:t>matlab</w:t>
-      </w:r>
-      <w:proofErr w:type="spellEnd"/>
-      <w:r>
-        <w:t xml:space="preserve"> durch %% begonnen. Man kann auch nur einzelne Sektionen laufen lassen mit </w:t>
-      </w:r>
-      <w:proofErr w:type="spellStart"/>
-      <w:r>
-        <w:t>strg</w:t>
-      </w:r>
-      <w:proofErr w:type="spellEnd"/>
-      <w:r>
-        <w:t xml:space="preserve"> + alt oder dem zugehörigen Button.</w:t>
-      </w:r>
-      <w:r>
-        <w:t xml:space="preserve"> Mit shift und </w:t>
-      </w:r>
-      <w:proofErr w:type="spellStart"/>
-      <w:r>
-        <w:t>enter</w:t>
-      </w:r>
-      <w:proofErr w:type="spellEnd"/>
-      <w:r>
-        <w:t xml:space="preserve"> alle Variablen eines bestimmten </w:t>
-      </w:r>
-      <w:proofErr w:type="spellStart"/>
-      <w:r>
-        <w:t>Partameters</w:t>
-      </w:r>
-      <w:proofErr w:type="spellEnd"/>
-      <w:r>
-        <w:t xml:space="preserve"> in einer </w:t>
-      </w:r>
-      <w:proofErr w:type="spellStart"/>
-      <w:r>
-        <w:t>Section</w:t>
-      </w:r>
-      <w:proofErr w:type="spellEnd"/>
-      <w:r>
-        <w:t xml:space="preserve"> </w:t>
-      </w:r>
-      <w:proofErr w:type="spellStart"/>
-      <w:r>
-        <w:t>umbennen</w:t>
-      </w:r>
-      <w:proofErr w:type="spellEnd"/>
-      <w:r>
-        <w:t xml:space="preserve">. </w:t>
+      <w:r>
+        <w:t xml:space="preserve">Mit der </w:t>
+      </w:r>
+      <w:proofErr w:type="gramStart"/>
+      <w:r>
+        <w:t>find(</w:t>
+      </w:r>
+      <w:proofErr w:type="gramEnd"/>
+      <w:r>
+        <w:t xml:space="preserve">v &lt; 8) Funktion werden die Indizes aller Stellen in dem Array ausgegeben, wo die logische Bedingung erfüllt ist. </w:t>
       </w:r>
     </w:p>
     <w:p>
       <w:proofErr w:type="spellStart"/>
       <w:r>
-        <w:t>disp</w:t>
-      </w:r>
-      <w:proofErr w:type="spellEnd"/>
-      <w:r>
-        <w:t xml:space="preserve">(‚out‘) gibt etwas im Matlab terminal aus. </w:t>
-      </w:r>
-    </w:p>
-    <w:p>
-      <w:r>
-        <w:t xml:space="preserve">Vektor schreiben v = </w:t>
-      </w:r>
-      <w:proofErr w:type="spellStart"/>
-      <w:proofErr w:type="gramStart"/>
-      <w:r>
-        <w:t>anfang:ende</w:t>
-      </w:r>
-      <w:proofErr w:type="spellEnd"/>
-      <w:proofErr w:type="gramEnd"/>
-      <w:r>
-        <w:t xml:space="preserve"> bzw. </w:t>
-      </w:r>
-      <w:proofErr w:type="spellStart"/>
-      <w:proofErr w:type="gramStart"/>
-      <w:r>
-        <w:t>anfang:schritt</w:t>
-      </w:r>
-      <w:proofErr w:type="gramEnd"/>
-      <w:r>
-        <w:t>:ende</w:t>
-      </w:r>
-      <w:proofErr w:type="spellEnd"/>
-      <w:r>
-        <w:t xml:space="preserve"> </w:t>
-      </w:r>
-      <w:proofErr w:type="spellStart"/>
-      <w:r>
-        <w:t>or</w:t>
-      </w:r>
-      <w:proofErr w:type="spellEnd"/>
-      <w:r>
-        <w:t xml:space="preserve"> [1 2 3 4 5] </w:t>
-      </w:r>
-      <w:proofErr w:type="spellStart"/>
-      <w:r>
-        <w:t>with</w:t>
-      </w:r>
-      <w:proofErr w:type="spellEnd"/>
-      <w:r>
-        <w:t xml:space="preserve"> </w:t>
-      </w:r>
-      <w:proofErr w:type="spellStart"/>
-      <w:r>
-        <w:t>these</w:t>
-      </w:r>
-      <w:proofErr w:type="spellEnd"/>
-      <w:r>
-        <w:t xml:space="preserve"> </w:t>
-      </w:r>
-      <w:proofErr w:type="spellStart"/>
-      <w:r>
-        <w:t>brackets</w:t>
-      </w:r>
-      <w:proofErr w:type="spellEnd"/>
-      <w:r>
-        <w:t xml:space="preserve">. </w:t>
-      </w:r>
-      <w:r>
-        <w:t xml:space="preserve">Vektor transponieren mit v.‘ </w:t>
-      </w:r>
-    </w:p>
-    <w:p>
-      <w:r>
-        <w:t xml:space="preserve">Schreibe Matrizen mit Abtrennung der Zeilen durch </w:t>
-      </w:r>
-      <w:proofErr w:type="spellStart"/>
-      <w:r>
-        <w:t>Simikolon</w:t>
-      </w:r>
-      <w:proofErr w:type="spellEnd"/>
-      <w:r>
-        <w:t>: [1 2 3 5; 2 6 8 9; 3 5 6 7]</w:t>
-      </w:r>
-      <w:r>
-        <w:t xml:space="preserve">, Wenn man A. schreibt, dann wird die Rechenoperation nicht auf die </w:t>
-      </w:r>
-      <w:proofErr w:type="gramStart"/>
-      <w:r>
-        <w:t>Matrix</w:t>
-      </w:r>
-      <w:proofErr w:type="gramEnd"/>
-      <w:r>
-        <w:t xml:space="preserve"> sondern auf die einzelnen Elemente ausgeübt. Auf Elemente in Matrix mit A(</w:t>
-      </w:r>
-      <w:proofErr w:type="spellStart"/>
-      <w:proofErr w:type="gramStart"/>
-      <w:r>
-        <w:t>i,j</w:t>
-      </w:r>
-      <w:proofErr w:type="spellEnd"/>
-      <w:proofErr w:type="gramEnd"/>
-      <w:r>
-        <w:t xml:space="preserve">) zugreifen.  </w:t>
-      </w:r>
-      <w:proofErr w:type="spellStart"/>
-      <w:r>
-        <w:t>length</w:t>
-      </w:r>
-      <w:proofErr w:type="spellEnd"/>
-      <w:r>
-        <w:t xml:space="preserve">(v) ist die Funktion für die Länge eines </w:t>
-      </w:r>
-      <w:proofErr w:type="spellStart"/>
-      <w:r>
-        <w:t>arrays</w:t>
-      </w:r>
-      <w:proofErr w:type="spellEnd"/>
-      <w:r>
-        <w:t xml:space="preserve">. </w:t>
-      </w:r>
-    </w:p>
-    <w:p>
-      <w:r>
-        <w:t xml:space="preserve"> [</w:t>
-      </w:r>
-      <w:proofErr w:type="spellStart"/>
-      <w:r>
-        <w:t>eig_vec</w:t>
-      </w:r>
-      <w:proofErr w:type="spellEnd"/>
-      <w:r>
-        <w:t xml:space="preserve">, </w:t>
-      </w:r>
-      <w:proofErr w:type="spellStart"/>
-      <w:r>
-        <w:t>eig_val</w:t>
-      </w:r>
-      <w:proofErr w:type="spellEnd"/>
-      <w:r>
-        <w:t xml:space="preserve">] = </w:t>
-      </w:r>
-      <w:proofErr w:type="spellStart"/>
-      <w:r>
-        <w:t>eig</w:t>
-      </w:r>
-      <w:proofErr w:type="spellEnd"/>
-      <w:r>
-        <w:t xml:space="preserve">(A) berechnet die Eigenvektoren und Eigenvalues der Matrix A, </w:t>
-      </w:r>
-      <w:proofErr w:type="spellStart"/>
-      <w:r>
-        <w:t>det</w:t>
-      </w:r>
-      <w:proofErr w:type="spellEnd"/>
-      <w:r>
-        <w:t>(A) ist Determinante von A; A</w:t>
-      </w:r>
-      <w:proofErr w:type="gramStart"/>
-      <w:r>
-        <w:t>^(</w:t>
-      </w:r>
-      <w:proofErr w:type="gramEnd"/>
-      <w:r>
-        <w:t xml:space="preserve">-1) ist die inverse </w:t>
-      </w:r>
-      <w:proofErr w:type="spellStart"/>
-      <w:r>
-        <w:t>Matric</w:t>
-      </w:r>
-      <w:proofErr w:type="spellEnd"/>
-      <w:r>
-        <w:t xml:space="preserve"> von A; </w:t>
-      </w:r>
-    </w:p>
-    <w:p>
-      <w:proofErr w:type="spellStart"/>
-      <w:r>
-        <w:t>plot</w:t>
-      </w:r>
-      <w:proofErr w:type="spellEnd"/>
-      <w:r>
-        <w:t>(</w:t>
-      </w:r>
-      <w:proofErr w:type="spellStart"/>
-      <w:proofErr w:type="gramStart"/>
-      <w:r>
-        <w:t>x,y</w:t>
-      </w:r>
-      <w:proofErr w:type="spellEnd"/>
-      <w:proofErr w:type="gramEnd"/>
-      <w:r>
-        <w:t xml:space="preserve">) für plotten, </w:t>
-      </w:r>
-      <w:proofErr w:type="spellStart"/>
-      <w:proofErr w:type="gramStart"/>
-      <w:r>
-        <w:t>plot</w:t>
-      </w:r>
-      <w:proofErr w:type="spellEnd"/>
-      <w:r>
-        <w:t>(</w:t>
-      </w:r>
-      <w:proofErr w:type="spellStart"/>
-      <w:r>
-        <w:t>x,y</w:t>
-      </w:r>
-      <w:proofErr w:type="spellEnd"/>
-      <w:proofErr w:type="gramEnd"/>
-      <w:r>
-        <w:t>, ‘</w:t>
-      </w:r>
-      <w:r>
-        <w:t>b</w:t>
-      </w:r>
-      <w:r>
-        <w:t>*‘)</w:t>
-      </w:r>
-      <w:r>
-        <w:t xml:space="preserve">, oder allgemeiner </w:t>
-      </w:r>
-      <w:proofErr w:type="spellStart"/>
-      <w:r>
-        <w:t>plot</w:t>
-      </w:r>
-      <w:proofErr w:type="spellEnd"/>
-      <w:r>
-        <w:t>(</w:t>
-      </w:r>
-      <w:proofErr w:type="gramStart"/>
-      <w:r>
-        <w:t>x,y</w:t>
-      </w:r>
-      <w:proofErr w:type="gramEnd"/>
-      <w:r>
-        <w:t>,‘</w:t>
-      </w:r>
-      <w:proofErr w:type="spellStart"/>
-      <w:r>
-        <w:t>colorlettershapeltter</w:t>
-      </w:r>
-      <w:proofErr w:type="spellEnd"/>
-      <w:r>
-        <w:t>‘)</w:t>
-      </w:r>
-      <w:r>
-        <w:t xml:space="preserve"> hold on als Befehl, damit mehrere grafen zusammen geplottet werden. </w:t>
-      </w:r>
-      <w:proofErr w:type="spellStart"/>
-      <w:proofErr w:type="gramStart"/>
-      <w:r>
-        <w:t>figure</w:t>
-      </w:r>
-      <w:proofErr w:type="spellEnd"/>
-      <w:r>
-        <w:t>(</w:t>
-      </w:r>
-      <w:proofErr w:type="gramEnd"/>
-      <w:r>
-        <w:t xml:space="preserve">1) startet eine neue Abbildung/Fenster. </w:t>
-      </w:r>
-      <w:r>
-        <w:t xml:space="preserve">Die Befehle wie </w:t>
-      </w:r>
-      <w:proofErr w:type="spellStart"/>
-      <w:r>
-        <w:t>xlabel</w:t>
-      </w:r>
-      <w:proofErr w:type="spellEnd"/>
-      <w:r>
-        <w:t xml:space="preserve">, die nach dem </w:t>
-      </w:r>
-      <w:proofErr w:type="spellStart"/>
-      <w:proofErr w:type="gramStart"/>
-      <w:r>
-        <w:t>plot</w:t>
-      </w:r>
-      <w:proofErr w:type="spellEnd"/>
-      <w:r>
-        <w:t>(</w:t>
-      </w:r>
-      <w:proofErr w:type="gramEnd"/>
-      <w:r>
-        <w:t xml:space="preserve">) </w:t>
-      </w:r>
-      <w:proofErr w:type="spellStart"/>
-      <w:proofErr w:type="gramStart"/>
-      <w:r>
-        <w:t>stehen,beziehen</w:t>
-      </w:r>
-      <w:proofErr w:type="spellEnd"/>
-      <w:proofErr w:type="gramEnd"/>
-      <w:r>
-        <w:t xml:space="preserve"> sich automatisch auf die vorherige Abbildung und </w:t>
-      </w:r>
-      <w:proofErr w:type="spellStart"/>
-      <w:r>
-        <w:t>fenster</w:t>
-      </w:r>
-      <w:proofErr w:type="spellEnd"/>
-      <w:r>
-        <w:t xml:space="preserve">.  </w:t>
-      </w:r>
-      <w:proofErr w:type="spellStart"/>
-      <w:r>
-        <w:t>grid</w:t>
-      </w:r>
-      <w:proofErr w:type="spellEnd"/>
-      <w:r>
-        <w:t xml:space="preserve"> on </w:t>
-      </w:r>
-    </w:p>
-    <w:p>
-      <w:proofErr w:type="spellStart"/>
-      <w:r>
-        <w:t>subplot</w:t>
-      </w:r>
-      <w:proofErr w:type="spellEnd"/>
-      <w:r>
-        <w:t>(</w:t>
-      </w:r>
-      <w:proofErr w:type="spellStart"/>
-      <w:proofErr w:type="gramStart"/>
-      <w:r>
-        <w:t>m,n</w:t>
-      </w:r>
-      <w:proofErr w:type="gramEnd"/>
-      <w:r>
-        <w:t>,p</w:t>
-      </w:r>
-      <w:proofErr w:type="spellEnd"/>
-      <w:r>
-        <w:t xml:space="preserve">) erzeugt ein Gitter von </w:t>
-      </w:r>
-      <w:proofErr w:type="gramStart"/>
-      <w:r>
-        <w:t>potentiellen</w:t>
-      </w:r>
-      <w:proofErr w:type="gramEnd"/>
-      <w:r>
-        <w:t xml:space="preserve"> </w:t>
-      </w:r>
-      <w:proofErr w:type="spellStart"/>
-      <w:r>
-        <w:t>Plotplätzen</w:t>
-      </w:r>
-      <w:proofErr w:type="spellEnd"/>
-      <w:r>
-        <w:t xml:space="preserve"> aus m Zeilen und n Spalten. An der </w:t>
-      </w:r>
-      <w:proofErr w:type="spellStart"/>
-      <w:r>
-        <w:t>p.ten</w:t>
-      </w:r>
-      <w:proofErr w:type="spellEnd"/>
-      <w:r>
-        <w:t xml:space="preserve"> Stelle wird dann wirklich der Plot erzeugt; das Zählen startet dabei in der ersten Spalte der ersten Zeile und geht diese dann weiter komplett durch, bevor der Zähler zur zweiten Zeile in die erste Spalte springt. </w:t>
-      </w:r>
-    </w:p>
-    <w:p>
-      <w:r>
-        <w:t>[</w:t>
-      </w:r>
-      <w:proofErr w:type="spellStart"/>
-      <w:r>
-        <w:t>MaxVal</w:t>
-      </w:r>
-      <w:proofErr w:type="spellEnd"/>
-      <w:r>
-        <w:t xml:space="preserve">, I] = </w:t>
-      </w:r>
-      <w:proofErr w:type="spellStart"/>
-      <w:r>
-        <w:t>max</w:t>
-      </w:r>
-      <w:proofErr w:type="spellEnd"/>
-      <w:r>
-        <w:t xml:space="preserve">(y) gibt maximum-Wert und </w:t>
-      </w:r>
-      <w:proofErr w:type="gramStart"/>
-      <w:r>
-        <w:t>der Index</w:t>
-      </w:r>
-      <w:proofErr w:type="gramEnd"/>
-      <w:r>
-        <w:t xml:space="preserve"> wo dieses im Array steht. </w:t>
-      </w:r>
-    </w:p>
-    <w:p>
-      <w:r>
-        <w:t xml:space="preserve">(anonyme) Funktionen definieren mit </w:t>
-      </w:r>
-      <w:r>
-        <w:t xml:space="preserve">f = </w:t>
-      </w:r>
-      <w:r>
-        <w:t>@(x)</w:t>
-      </w:r>
-      <w:r>
-        <w:t xml:space="preserve"> </w:t>
-      </w:r>
-      <w:proofErr w:type="spellStart"/>
-      <w:r>
-        <w:t>function</w:t>
-      </w:r>
-      <w:proofErr w:type="spellEnd"/>
-      <w:r>
-        <w:t xml:space="preserve"> </w:t>
-      </w:r>
-      <w:proofErr w:type="spellStart"/>
-      <w:r>
-        <w:t>formula</w:t>
-      </w:r>
-      <w:proofErr w:type="spellEnd"/>
-      <w:r>
-        <w:t xml:space="preserve"> vor der </w:t>
-      </w:r>
-      <w:proofErr w:type="gramStart"/>
-      <w:r>
-        <w:t>Zeile</w:t>
-      </w:r>
-      <w:proofErr w:type="gramEnd"/>
-      <w:r>
-        <w:t xml:space="preserve"> in der die zu definierende Funktion steht. </w:t>
-      </w:r>
-      <w:proofErr w:type="spellStart"/>
-      <w:proofErr w:type="gramStart"/>
-      <w:r>
-        <w:t>xlabel</w:t>
-      </w:r>
-      <w:proofErr w:type="spellEnd"/>
-      <w:r>
-        <w:t>(</w:t>
-      </w:r>
-      <w:proofErr w:type="gramEnd"/>
-      <w:r>
-        <w:t>‘‘)</w:t>
-      </w:r>
-      <w:r>
-        <w:t xml:space="preserve">, </w:t>
-      </w:r>
-      <w:proofErr w:type="spellStart"/>
-      <w:proofErr w:type="gramStart"/>
-      <w:r>
-        <w:t>ylabel</w:t>
-      </w:r>
-      <w:proofErr w:type="spellEnd"/>
-      <w:r>
-        <w:t>(</w:t>
-      </w:r>
-      <w:proofErr w:type="gramEnd"/>
-      <w:r>
-        <w:t xml:space="preserve">‘‘) oder </w:t>
-      </w:r>
-      <w:proofErr w:type="gramStart"/>
-      <w:r>
-        <w:t>title(</w:t>
-      </w:r>
-      <w:proofErr w:type="gramEnd"/>
-      <w:r>
-        <w:t xml:space="preserve">‘‘) </w:t>
-      </w:r>
-      <w:proofErr w:type="spellStart"/>
-      <w:r>
-        <w:t>or</w:t>
-      </w:r>
-      <w:proofErr w:type="spellEnd"/>
-      <w:r>
-        <w:t xml:space="preserve"> </w:t>
-      </w:r>
-      <w:proofErr w:type="gramStart"/>
-      <w:r>
-        <w:t>legend(</w:t>
-      </w:r>
-      <w:proofErr w:type="gramEnd"/>
-      <w:r>
-        <w:t>‘</w:t>
-      </w:r>
-      <w:proofErr w:type="spellStart"/>
-      <w:r>
-        <w:t>first</w:t>
-      </w:r>
-      <w:proofErr w:type="spellEnd"/>
-      <w:r>
-        <w:t xml:space="preserve"> </w:t>
-      </w:r>
-      <w:proofErr w:type="spellStart"/>
-      <w:r>
-        <w:t>graph</w:t>
-      </w:r>
-      <w:proofErr w:type="spellEnd"/>
-      <w:r>
-        <w:t xml:space="preserve">‘, ‘second </w:t>
-      </w:r>
-      <w:proofErr w:type="spellStart"/>
-      <w:r>
-        <w:t>graph</w:t>
-      </w:r>
-      <w:proofErr w:type="spellEnd"/>
-      <w:r>
-        <w:t>‘)</w:t>
-      </w:r>
-      <w:r>
-        <w:t xml:space="preserve">, </w:t>
-      </w:r>
-      <w:proofErr w:type="spellStart"/>
-      <w:proofErr w:type="gramStart"/>
-      <w:r>
-        <w:t>xlim</w:t>
-      </w:r>
-      <w:proofErr w:type="spellEnd"/>
-      <w:r>
-        <w:t>(</w:t>
-      </w:r>
-      <w:proofErr w:type="gramEnd"/>
-      <w:r>
-        <w:t>[</w:t>
-      </w:r>
-      <w:proofErr w:type="spellStart"/>
-      <w:r>
-        <w:t>anfang</w:t>
-      </w:r>
-      <w:proofErr w:type="spellEnd"/>
-      <w:r>
-        <w:t xml:space="preserve">, ende]), </w:t>
-      </w:r>
-    </w:p>
-    <w:p>
-      <w:r>
-        <w:t xml:space="preserve">Funktionen differenzieren: </w:t>
-      </w:r>
-      <w:proofErr w:type="spellStart"/>
-      <w:r>
-        <w:t>syms</w:t>
-      </w:r>
-      <w:proofErr w:type="spellEnd"/>
-      <w:r>
-        <w:t xml:space="preserve"> x. So definiert man zuerst die Funktionsvariable. Dann Funktion definieren f = x*5 etc. Differenzieren über </w:t>
-      </w:r>
-      <w:proofErr w:type="spellStart"/>
-      <w:proofErr w:type="gramStart"/>
-      <w:r>
-        <w:t>diff</w:t>
-      </w:r>
-      <w:proofErr w:type="spellEnd"/>
-      <w:r>
-        <w:t>(</w:t>
-      </w:r>
-      <w:proofErr w:type="gramEnd"/>
-      <w:r>
-        <w:t xml:space="preserve">f, n-te Ableitung) z.B. </w:t>
-      </w:r>
-      <w:proofErr w:type="spellStart"/>
-      <w:r>
-        <w:t>diff</w:t>
-      </w:r>
-      <w:proofErr w:type="spellEnd"/>
-      <w:r>
-        <w:t xml:space="preserve">(f,2).  </w:t>
-      </w:r>
-    </w:p>
-    <w:p>
-      <w:r>
-        <w:lastRenderedPageBreak/>
-        <w:t xml:space="preserve">Bestimmte Integrale berechnen: </w:t>
-      </w:r>
-      <w:proofErr w:type="gramStart"/>
-      <w:r>
-        <w:t>integral(</w:t>
-      </w:r>
-      <w:proofErr w:type="spellStart"/>
-      <w:proofErr w:type="gramEnd"/>
-      <w:r>
-        <w:t>function</w:t>
-      </w:r>
-      <w:proofErr w:type="spellEnd"/>
-      <w:r>
-        <w:t xml:space="preserve">, </w:t>
-      </w:r>
-      <w:proofErr w:type="spellStart"/>
-      <w:r>
-        <w:t>x_min</w:t>
-      </w:r>
-      <w:proofErr w:type="spellEnd"/>
-      <w:r>
-        <w:t xml:space="preserve">, </w:t>
-      </w:r>
-      <w:proofErr w:type="spellStart"/>
-      <w:r>
-        <w:t>x_max</w:t>
-      </w:r>
-      <w:proofErr w:type="spellEnd"/>
-      <w:r>
-        <w:t xml:space="preserve">). </w:t>
-      </w:r>
-    </w:p>
-    <w:p>
-      <w:r>
-        <w:t xml:space="preserve">Gleichungen definieren: Starte mit dem Definieren der unabhängigen </w:t>
-      </w:r>
-      <w:proofErr w:type="spellStart"/>
-      <w:r>
-        <w:t>Varibalen</w:t>
-      </w:r>
-      <w:proofErr w:type="spellEnd"/>
-      <w:r>
-        <w:t xml:space="preserve">: </w:t>
-      </w:r>
-      <w:proofErr w:type="spellStart"/>
-      <w:r>
-        <w:t>syms</w:t>
-      </w:r>
-      <w:proofErr w:type="spellEnd"/>
-      <w:r>
-        <w:t xml:space="preserve"> x Dann schreibe die linke und rechte Seite der Gleichung auf und speichere jede Seite in einer Variablen. Mit </w:t>
-      </w:r>
-      <w:proofErr w:type="spellStart"/>
-      <w:r>
-        <w:t>equation</w:t>
-      </w:r>
-      <w:proofErr w:type="spellEnd"/>
-      <w:r>
-        <w:t xml:space="preserve"> = </w:t>
-      </w:r>
-      <w:proofErr w:type="spellStart"/>
-      <w:proofErr w:type="gramStart"/>
-      <w:r>
-        <w:t>eq</w:t>
-      </w:r>
-      <w:proofErr w:type="spellEnd"/>
-      <w:r>
-        <w:t>(</w:t>
-      </w:r>
-      <w:proofErr w:type="gramEnd"/>
-      <w:r>
-        <w:t xml:space="preserve">links, rechts) wird daraus eine gespeicherte Gleichung. </w:t>
-      </w:r>
-    </w:p>
-    <w:p>
-      <w:r>
-        <w:t xml:space="preserve">Einfache Gleichungen lösen: </w:t>
-      </w:r>
-      <w:proofErr w:type="spellStart"/>
-      <w:proofErr w:type="gramStart"/>
-      <w:r>
-        <w:t>solve</w:t>
-      </w:r>
-      <w:proofErr w:type="spellEnd"/>
-      <w:r>
-        <w:t>(</w:t>
-      </w:r>
-      <w:proofErr w:type="spellStart"/>
-      <w:proofErr w:type="gramEnd"/>
-      <w:r>
-        <w:t>equation</w:t>
-      </w:r>
-      <w:proofErr w:type="spellEnd"/>
-      <w:r>
-        <w:t>, variable)</w:t>
-      </w:r>
-    </w:p>
-    <w:p>
-      <w:r>
-        <w:t xml:space="preserve">Lineare Gleichungen der Form A*x = b lösen: </w:t>
-      </w:r>
-      <w:proofErr w:type="spellStart"/>
-      <w:r>
-        <w:t>linsolve</w:t>
-      </w:r>
-      <w:proofErr w:type="spellEnd"/>
-      <w:r>
-        <w:t>(</w:t>
-      </w:r>
-      <w:proofErr w:type="spellStart"/>
-      <w:proofErr w:type="gramStart"/>
-      <w:r>
-        <w:t>A,b</w:t>
-      </w:r>
-      <w:proofErr w:type="spellEnd"/>
-      <w:proofErr w:type="gramEnd"/>
-      <w:r>
-        <w:t xml:space="preserve">) oder </w:t>
-      </w:r>
-      <w:proofErr w:type="gramStart"/>
-      <w:r>
-        <w:t xml:space="preserve">A </w:t>
-      </w:r>
-      <w:r>
-        <w:t xml:space="preserve"> </w:t>
-      </w:r>
-      <w:r>
-        <w:t>\</w:t>
-      </w:r>
-      <w:proofErr w:type="gramEnd"/>
-      <w:r>
-        <w:t xml:space="preserve"> </w:t>
-      </w:r>
-      <w:r>
-        <w:t xml:space="preserve"> b </w:t>
-      </w:r>
-    </w:p>
-    <w:p>
-      <w:r>
-        <w:t xml:space="preserve">Logische Operationen können auch mit </w:t>
-      </w:r>
-      <w:proofErr w:type="spellStart"/>
-      <w:r>
-        <w:t>matlab</w:t>
-      </w:r>
-      <w:proofErr w:type="spellEnd"/>
-      <w:r>
-        <w:t xml:space="preserve">-arrays direkt ausgeführt werden. Das Ergebnis ist ein </w:t>
-      </w:r>
-      <w:proofErr w:type="spellStart"/>
-      <w:r>
-        <w:t>array</w:t>
-      </w:r>
-      <w:proofErr w:type="spellEnd"/>
-      <w:r>
-        <w:t xml:space="preserve"> mit nur 1s(</w:t>
-      </w:r>
-      <w:proofErr w:type="spellStart"/>
-      <w:r>
-        <w:t>true</w:t>
-      </w:r>
-      <w:proofErr w:type="spellEnd"/>
-      <w:r>
-        <w:t>) und 0s(</w:t>
-      </w:r>
-      <w:proofErr w:type="spellStart"/>
-      <w:r>
-        <w:t>false</w:t>
-      </w:r>
-      <w:proofErr w:type="spellEnd"/>
-      <w:r>
-        <w:t xml:space="preserve">). </w:t>
-      </w:r>
-      <w:r>
-        <w:t xml:space="preserve">Not ist </w:t>
-      </w:r>
-      <w:proofErr w:type="spellStart"/>
-      <w:r>
-        <w:t>tilde</w:t>
-      </w:r>
-      <w:proofErr w:type="spellEnd"/>
-      <w:r>
-        <w:t xml:space="preserve">=; &amp; </w:t>
-      </w:r>
-      <w:proofErr w:type="spellStart"/>
-      <w:r>
-        <w:t>is</w:t>
-      </w:r>
-      <w:proofErr w:type="spellEnd"/>
-      <w:r>
-        <w:t xml:space="preserve"> </w:t>
-      </w:r>
-      <w:proofErr w:type="spellStart"/>
-      <w:r>
-        <w:t>logical</w:t>
-      </w:r>
-      <w:proofErr w:type="spellEnd"/>
-      <w:r>
-        <w:t xml:space="preserve"> </w:t>
-      </w:r>
-      <w:proofErr w:type="spellStart"/>
-      <w:r>
-        <w:t>operator</w:t>
-      </w:r>
-      <w:proofErr w:type="spellEnd"/>
-      <w:r>
-        <w:t xml:space="preserve"> and; | ist der logische Operator für logisches oder. </w:t>
-      </w:r>
-    </w:p>
-    <w:p>
-      <w:r>
-        <w:t xml:space="preserve">Mit der </w:t>
-      </w:r>
-      <w:proofErr w:type="gramStart"/>
-      <w:r>
-        <w:t>find(</w:t>
-      </w:r>
-      <w:proofErr w:type="gramEnd"/>
-      <w:r>
-        <w:t xml:space="preserve">v &lt; 8) Funktion werden die Indizes aller Stellen in dem Array ausgegeben, wo die logische Bedingung erfüllt ist. </w:t>
-      </w:r>
-    </w:p>
-    <w:p>
-      <w:proofErr w:type="spellStart"/>
-      <w:r>
         <w:t>If</w:t>
       </w:r>
       <w:proofErr w:type="spellEnd"/>
@@ -3555,11 +8951,9 @@
       <w:r>
         <w:t xml:space="preserve"> </w:t>
       </w:r>
-      <w:proofErr w:type="spellStart"/>
-      <w:r>
-        <w:t>bendingung</w:t>
-      </w:r>
-      <w:proofErr w:type="spellEnd"/>
+      <w:r>
+        <w:t>Bedingung</w:t>
+      </w:r>
       <w:r>
         <w:t xml:space="preserve"> (ohne Doppelpunkte) und beende das </w:t>
       </w:r>
@@ -3796,17 +9190,10 @@
     </w:p>
     <w:p>
       <w:r>
+        <w:lastRenderedPageBreak/>
         <w:t>Matlab Simulink</w:t>
       </w:r>
     </w:p>
-    <w:p/>
-    <w:p/>
-    <w:p/>
-    <w:p/>
-    <w:p/>
-    <w:p/>
-    <w:p/>
-    <w:p/>
     <w:p/>
     <w:p/>
     <w:p>
@@ -5628,7 +11015,6 @@
   <w:style w:type="character" w:default="1" w:styleId="Absatz-Standardschriftart">
     <w:name w:val="Default Paragraph Font"/>
     <w:uiPriority w:val="1"/>
-    <w:semiHidden/>
     <w:unhideWhenUsed/>
   </w:style>
   <w:style w:type="table" w:default="1" w:styleId="NormaleTabelle">

--- a/Wichtigsten Programmiertipps und Hinweise für meine PhD.docx
+++ b/Wichtigsten Programmiertipps und Hinweise für meine PhD.docx
@@ -5148,7 +5148,15 @@
       </w:r>
       <w:proofErr w:type="spellEnd"/>
       <w:r>
-        <w:t xml:space="preserve"> =)) with </w:t>
+        <w:t xml:space="preserve"> =)) </w:t>
+      </w:r>
+      <w:proofErr w:type="spellStart"/>
+      <w:r>
+        <w:t>with</w:t>
+      </w:r>
+      <w:proofErr w:type="spellEnd"/>
+      <w:r>
+        <w:t xml:space="preserve"> </w:t>
       </w:r>
       <w:proofErr w:type="spellStart"/>
       <w:r>
@@ -5278,7 +5286,15 @@
       <w:proofErr w:type="spellEnd"/>
       <w:proofErr w:type="gramEnd"/>
       <w:r>
-        <w:t xml:space="preserve">(n) to see the first n </w:t>
+        <w:t xml:space="preserve">(n) to see the </w:t>
+      </w:r>
+      <w:proofErr w:type="spellStart"/>
+      <w:r>
+        <w:t>first</w:t>
+      </w:r>
+      <w:proofErr w:type="spellEnd"/>
+      <w:r>
+        <w:t xml:space="preserve"> n </w:t>
       </w:r>
       <w:proofErr w:type="spellStart"/>
       <w:r>
@@ -5694,7 +5710,15 @@
       </w:r>
       <w:proofErr w:type="spellEnd"/>
       <w:r>
-        <w:t xml:space="preserve"> file and </w:t>
+        <w:t xml:space="preserve"> </w:t>
+      </w:r>
+      <w:proofErr w:type="spellStart"/>
+      <w:r>
+        <w:t>file</w:t>
+      </w:r>
+      <w:proofErr w:type="spellEnd"/>
+      <w:r>
+        <w:t xml:space="preserve"> and </w:t>
       </w:r>
       <w:proofErr w:type="spellStart"/>
       <w:r>
@@ -5702,11 +5726,19 @@
       </w:r>
       <w:proofErr w:type="spellEnd"/>
       <w:r>
-        <w:t xml:space="preserve"> it to a pandas dat</w:t>
-      </w:r>
-      <w:proofErr w:type="spellStart"/>
-      <w:r>
-        <w:t>a</w:t>
+        <w:t xml:space="preserve"> it to a </w:t>
+      </w:r>
+      <w:proofErr w:type="spellStart"/>
+      <w:r>
+        <w:t>pandas</w:t>
+      </w:r>
+      <w:proofErr w:type="spellEnd"/>
+      <w:r>
+        <w:t xml:space="preserve"> </w:t>
+      </w:r>
+      <w:proofErr w:type="spellStart"/>
+      <w:r>
+        <w:t>data</w:t>
       </w:r>
       <w:proofErr w:type="spellEnd"/>
       <w:r>
@@ -5967,14 +5999,7 @@
           <w:b/>
           <w:bCs/>
         </w:rPr>
-        <w:t xml:space="preserve">: </w:t>
-      </w:r>
-      <w:r>
-        <w:rPr>
-          <w:b/>
-          <w:bCs/>
-        </w:rPr>
-        <w:t>https://www.w3schools.com/bash/bash_ls.php</w:t>
+        <w:t>: https://www.w3schools.com/bash/bash_ls.php</w:t>
       </w:r>
     </w:p>
     <w:p>
@@ -6299,7 +6324,15 @@
       </w:r>
       <w:proofErr w:type="spellEnd"/>
       <w:r>
-        <w:t xml:space="preserve"> back to the directory at a </w:t>
+        <w:t xml:space="preserve"> back to the </w:t>
+      </w:r>
+      <w:proofErr w:type="spellStart"/>
+      <w:r>
+        <w:t>directory</w:t>
+      </w:r>
+      <w:proofErr w:type="spellEnd"/>
+      <w:r>
+        <w:t xml:space="preserve"> at a </w:t>
       </w:r>
       <w:proofErr w:type="spellStart"/>
       <w:r>
@@ -6451,11 +6484,19 @@
       </w:r>
       <w:proofErr w:type="spellEnd"/>
       <w:r>
-        <w:t xml:space="preserve"> remove a new f</w:t>
-      </w:r>
-      <w:proofErr w:type="spellStart"/>
-      <w:r>
-        <w:t>older</w:t>
+        <w:t xml:space="preserve"> remove a </w:t>
+      </w:r>
+      <w:proofErr w:type="spellStart"/>
+      <w:r>
+        <w:t>new</w:t>
+      </w:r>
+      <w:proofErr w:type="spellEnd"/>
+      <w:r>
+        <w:t xml:space="preserve"> </w:t>
+      </w:r>
+      <w:proofErr w:type="spellStart"/>
+      <w:r>
+        <w:t>folder</w:t>
       </w:r>
       <w:proofErr w:type="spellEnd"/>
       <w:r>
@@ -10400,6 +10441,58 @@
         <w:t xml:space="preserve">; </w:t>
       </w:r>
     </w:p>
+    <w:p/>
+    <w:p/>
+    <w:p/>
+    <w:p/>
+    <w:p/>
+    <w:p/>
+    <w:p/>
+    <w:p/>
+    <w:p/>
+    <w:p>
+      <w:pPr>
+        <w:rPr>
+          <w:b/>
+          <w:bCs/>
+        </w:rPr>
+      </w:pPr>
+      <w:proofErr w:type="spellStart"/>
+      <w:r>
+        <w:rPr>
+          <w:b/>
+          <w:bCs/>
+        </w:rPr>
+        <w:lastRenderedPageBreak/>
+        <w:t>Mc</w:t>
+      </w:r>
+      <w:proofErr w:type="spellEnd"/>
+      <w:r>
+        <w:rPr>
+          <w:b/>
+          <w:bCs/>
+        </w:rPr>
+        <w:t xml:space="preserve"> </w:t>
+      </w:r>
+      <w:proofErr w:type="spellStart"/>
+      <w:r>
+        <w:rPr>
+          <w:b/>
+          <w:bCs/>
+        </w:rPr>
+        <w:t>book</w:t>
+      </w:r>
+      <w:proofErr w:type="spellEnd"/>
+      <w:r>
+        <w:rPr>
+          <w:b/>
+          <w:bCs/>
+        </w:rPr>
+        <w:t xml:space="preserve"> und Apple allgemein: </w:t>
+      </w:r>
+    </w:p>
+    <w:p/>
+    <w:p/>
     <w:p/>
     <w:p/>
     <w:sectPr>
@@ -11015,6 +11108,7 @@
   <w:style w:type="character" w:default="1" w:styleId="Absatz-Standardschriftart">
     <w:name w:val="Default Paragraph Font"/>
     <w:uiPriority w:val="1"/>
+    <w:semiHidden/>
     <w:unhideWhenUsed/>
   </w:style>
   <w:style w:type="table" w:default="1" w:styleId="NormaleTabelle">

--- a/Wichtigsten Programmiertipps und Hinweise für meine PhD.docx
+++ b/Wichtigsten Programmiertipps und Hinweise für meine PhD.docx
@@ -152,6 +152,54 @@
     </w:p>
     <w:p>
       <w:r>
+        <w:t xml:space="preserve">Für MacBook: Kompilieren mit </w:t>
+      </w:r>
+      <w:proofErr w:type="spellStart"/>
+      <w:r>
+        <w:t>gfortran</w:t>
+      </w:r>
+      <w:proofErr w:type="spellEnd"/>
+      <w:r>
+        <w:t xml:space="preserve"> -o </w:t>
+      </w:r>
+      <w:proofErr w:type="spellStart"/>
+      <w:r>
+        <w:t>dateiname_ausführende_Datei</w:t>
+      </w:r>
+      <w:proofErr w:type="spellEnd"/>
+      <w:r>
+        <w:t xml:space="preserve">. Dann im Terminal </w:t>
+      </w:r>
+      <w:proofErr w:type="gramStart"/>
+      <w:r>
+        <w:t>nur .</w:t>
+      </w:r>
+      <w:proofErr w:type="gramEnd"/>
+      <w:r>
+        <w:t>/</w:t>
+      </w:r>
+      <w:r>
+        <w:t xml:space="preserve"> </w:t>
+      </w:r>
+      <w:proofErr w:type="spellStart"/>
+      <w:r>
+        <w:t>dateiname_ausführende_Datei</w:t>
+      </w:r>
+      <w:proofErr w:type="spellEnd"/>
+      <w:r>
+        <w:t xml:space="preserve"> eingeben und das Fortran </w:t>
+      </w:r>
+      <w:proofErr w:type="spellStart"/>
+      <w:r>
+        <w:t>programm</w:t>
+      </w:r>
+      <w:proofErr w:type="spellEnd"/>
+      <w:r>
+        <w:t xml:space="preserve"> wird ausgeführt. </w:t>
+      </w:r>
+    </w:p>
+    <w:p>
+      <w:r>
         <w:t xml:space="preserve">Store all Fortran </w:t>
       </w:r>
       <w:proofErr w:type="spellStart"/>
@@ -1408,6 +1456,7 @@
     </w:p>
     <w:p>
       <w:r>
+        <w:lastRenderedPageBreak/>
         <w:t xml:space="preserve">Internal </w:t>
       </w:r>
       <w:proofErr w:type="spellStart"/>
@@ -1731,7 +1780,6 @@
           <w:b/>
           <w:bCs/>
         </w:rPr>
-        <w:lastRenderedPageBreak/>
         <w:t>function</w:t>
       </w:r>
       <w:proofErr w:type="spellEnd"/>
@@ -1893,30 +1941,6 @@
       <w:r>
         <w:t xml:space="preserve"> </w:t>
       </w:r>
-    </w:p>
-    <w:p>
-      <w:pPr>
-        <w:rPr>
-          <w:b/>
-          <w:bCs/>
-        </w:rPr>
-      </w:pPr>
-    </w:p>
-    <w:p>
-      <w:pPr>
-        <w:rPr>
-          <w:b/>
-          <w:bCs/>
-        </w:rPr>
-      </w:pPr>
-    </w:p>
-    <w:p>
-      <w:pPr>
-        <w:rPr>
-          <w:b/>
-          <w:bCs/>
-        </w:rPr>
-      </w:pPr>
     </w:p>
     <w:p>
       <w:pPr>
@@ -5286,7 +5310,15 @@
       <w:proofErr w:type="spellEnd"/>
       <w:proofErr w:type="gramEnd"/>
       <w:r>
-        <w:t xml:space="preserve">(n) to see the </w:t>
+        <w:t xml:space="preserve">(n) to </w:t>
+      </w:r>
+      <w:proofErr w:type="spellStart"/>
+      <w:r>
+        <w:t>see</w:t>
+      </w:r>
+      <w:proofErr w:type="spellEnd"/>
+      <w:r>
+        <w:t xml:space="preserve"> the </w:t>
       </w:r>
       <w:proofErr w:type="spellStart"/>
       <w:r>
@@ -5880,6 +5912,159 @@
       </w:r>
     </w:p>
     <w:p>
+      <w:r>
+        <w:rPr>
+          <w:b/>
+          <w:bCs/>
+        </w:rPr>
+        <w:t xml:space="preserve">Further </w:t>
+      </w:r>
+      <w:proofErr w:type="spellStart"/>
+      <w:r>
+        <w:rPr>
+          <w:b/>
+          <w:bCs/>
+        </w:rPr>
+        <w:t>packages</w:t>
+      </w:r>
+      <w:proofErr w:type="spellEnd"/>
+      <w:r>
+        <w:rPr>
+          <w:b/>
+          <w:bCs/>
+        </w:rPr>
+        <w:t xml:space="preserve"> </w:t>
+      </w:r>
+      <w:proofErr w:type="spellStart"/>
+      <w:r>
+        <w:rPr>
+          <w:b/>
+          <w:bCs/>
+        </w:rPr>
+        <w:t>or</w:t>
+      </w:r>
+      <w:proofErr w:type="spellEnd"/>
+      <w:r>
+        <w:rPr>
+          <w:b/>
+          <w:bCs/>
+        </w:rPr>
+        <w:t xml:space="preserve"> </w:t>
+      </w:r>
+      <w:proofErr w:type="spellStart"/>
+      <w:r>
+        <w:rPr>
+          <w:b/>
+          <w:bCs/>
+        </w:rPr>
+        <w:t>python</w:t>
+      </w:r>
+      <w:proofErr w:type="spellEnd"/>
+      <w:r>
+        <w:rPr>
+          <w:b/>
+          <w:bCs/>
+        </w:rPr>
+        <w:t xml:space="preserve"> </w:t>
+      </w:r>
+      <w:proofErr w:type="spellStart"/>
+      <w:r>
+        <w:rPr>
+          <w:b/>
+          <w:bCs/>
+        </w:rPr>
+        <w:t>libraries</w:t>
+      </w:r>
+      <w:proofErr w:type="spellEnd"/>
+      <w:r>
+        <w:rPr>
+          <w:b/>
+          <w:bCs/>
+        </w:rPr>
+        <w:t xml:space="preserve">: </w:t>
+      </w:r>
+      <w:proofErr w:type="spellStart"/>
+      <w:r>
+        <w:t>plotly</w:t>
+      </w:r>
+      <w:proofErr w:type="spellEnd"/>
+      <w:r>
+        <w:t xml:space="preserve"> for </w:t>
+      </w:r>
+      <w:proofErr w:type="spellStart"/>
+      <w:r>
+        <w:t>interactive</w:t>
+      </w:r>
+      <w:proofErr w:type="spellEnd"/>
+      <w:r>
+        <w:t xml:space="preserve"> </w:t>
+      </w:r>
+      <w:proofErr w:type="spellStart"/>
+      <w:r>
+        <w:t>advanced</w:t>
+      </w:r>
+      <w:proofErr w:type="spellEnd"/>
+      <w:r>
+        <w:t xml:space="preserve"> </w:t>
+      </w:r>
+      <w:proofErr w:type="spellStart"/>
+      <w:r>
+        <w:t>plotting</w:t>
+      </w:r>
+      <w:proofErr w:type="spellEnd"/>
+      <w:r>
+        <w:t xml:space="preserve">, also </w:t>
+      </w:r>
+      <w:proofErr w:type="spellStart"/>
+      <w:r>
+        <w:t>seaborn</w:t>
+      </w:r>
+      <w:proofErr w:type="spellEnd"/>
+      <w:r>
+        <w:t xml:space="preserve">; </w:t>
+      </w:r>
+      <w:proofErr w:type="spellStart"/>
+      <w:r>
+        <w:t>tkinter</w:t>
+      </w:r>
+      <w:proofErr w:type="spellEnd"/>
+      <w:r>
+        <w:t xml:space="preserve"> to </w:t>
+      </w:r>
+      <w:proofErr w:type="spellStart"/>
+      <w:r>
+        <w:t>create</w:t>
+      </w:r>
+      <w:proofErr w:type="spellEnd"/>
+      <w:r>
+        <w:t xml:space="preserve"> a GUI for </w:t>
+      </w:r>
+      <w:proofErr w:type="spellStart"/>
+      <w:r>
+        <w:t>your</w:t>
+      </w:r>
+      <w:proofErr w:type="spellEnd"/>
+      <w:r>
+        <w:t xml:space="preserve"> </w:t>
+      </w:r>
+      <w:proofErr w:type="spellStart"/>
+      <w:r>
+        <w:t>python</w:t>
+      </w:r>
+      <w:proofErr w:type="spellEnd"/>
+      <w:r>
+        <w:t xml:space="preserve"> </w:t>
+      </w:r>
+      <w:proofErr w:type="spellStart"/>
+      <w:r>
+        <w:t>program</w:t>
+      </w:r>
+      <w:proofErr w:type="spellEnd"/>
+      <w:r>
+        <w:t xml:space="preserve">; </w:t>
+      </w:r>
+    </w:p>
+    <w:p>
       <w:pPr>
         <w:tabs>
           <w:tab w:val="left" w:pos="1150"/>
@@ -5939,6 +6124,21 @@
           <w:bCs/>
         </w:rPr>
       </w:pPr>
+      <w:r>
+        <w:rPr>
+          <w:b/>
+          <w:bCs/>
+        </w:rPr>
+        <w:lastRenderedPageBreak/>
+        <w:t>Bash:</w:t>
+      </w:r>
+      <w:r>
+        <w:rPr>
+          <w:b/>
+          <w:bCs/>
+        </w:rPr>
+        <w:t xml:space="preserve"> </w:t>
+      </w:r>
     </w:p>
     <w:p>
       <w:pPr>
@@ -5947,7 +6147,2080 @@
           <w:bCs/>
         </w:rPr>
       </w:pPr>
-    </w:p>
+      <w:r>
+        <w:rPr>
+          <w:b/>
+          <w:bCs/>
+        </w:rPr>
+        <w:t xml:space="preserve">Best Bash </w:t>
+      </w:r>
+      <w:proofErr w:type="spellStart"/>
+      <w:r>
+        <w:rPr>
+          <w:b/>
+          <w:bCs/>
+        </w:rPr>
+        <w:t>dictionary</w:t>
+      </w:r>
+      <w:proofErr w:type="spellEnd"/>
+      <w:r>
+        <w:rPr>
+          <w:b/>
+          <w:bCs/>
+        </w:rPr>
+        <w:t>: https://www.w3schools.com/bash/bash_ls.php</w:t>
+      </w:r>
+    </w:p>
+    <w:p>
+      <w:r>
+        <w:t xml:space="preserve">für Windows: Im </w:t>
+      </w:r>
+      <w:proofErr w:type="spellStart"/>
+      <w:r>
+        <w:t>Anaconda</w:t>
+      </w:r>
+      <w:proofErr w:type="spellEnd"/>
+      <w:r>
+        <w:t xml:space="preserve"> Terminal kann das </w:t>
+      </w:r>
+      <w:proofErr w:type="spellStart"/>
+      <w:r>
+        <w:t>package</w:t>
+      </w:r>
+      <w:proofErr w:type="spellEnd"/>
+      <w:r>
+        <w:t xml:space="preserve"> m2-base verwendet werden. Dann können auch normale </w:t>
+      </w:r>
+      <w:proofErr w:type="spellStart"/>
+      <w:r>
+        <w:t>linux</w:t>
+      </w:r>
+      <w:proofErr w:type="spellEnd"/>
+      <w:r>
+        <w:t xml:space="preserve">-bash Befehle dort erkannt werden. </w:t>
+      </w:r>
+      <w:r>
+        <w:t xml:space="preserve">Bash </w:t>
+      </w:r>
+      <w:proofErr w:type="spellStart"/>
+      <w:r>
+        <w:t>is</w:t>
+      </w:r>
+      <w:proofErr w:type="spellEnd"/>
+      <w:r>
+        <w:t xml:space="preserve"> the </w:t>
+      </w:r>
+      <w:proofErr w:type="spellStart"/>
+      <w:r>
+        <w:t>script</w:t>
+      </w:r>
+      <w:proofErr w:type="spellEnd"/>
+      <w:r>
+        <w:t xml:space="preserve"> </w:t>
+      </w:r>
+      <w:proofErr w:type="spellStart"/>
+      <w:r>
+        <w:t>shell</w:t>
+      </w:r>
+      <w:proofErr w:type="spellEnd"/>
+      <w:r>
+        <w:t xml:space="preserve"> </w:t>
+      </w:r>
+      <w:proofErr w:type="spellStart"/>
+      <w:r>
+        <w:t>programming</w:t>
+      </w:r>
+      <w:proofErr w:type="spellEnd"/>
+      <w:r>
+        <w:t xml:space="preserve"> </w:t>
+      </w:r>
+      <w:proofErr w:type="spellStart"/>
+      <w:r>
+        <w:t>language</w:t>
+      </w:r>
+      <w:proofErr w:type="spellEnd"/>
+      <w:r>
+        <w:t xml:space="preserve"> </w:t>
+      </w:r>
+      <w:proofErr w:type="spellStart"/>
+      <w:r>
+        <w:t>used</w:t>
+      </w:r>
+      <w:proofErr w:type="spellEnd"/>
+      <w:r>
+        <w:t xml:space="preserve"> </w:t>
+      </w:r>
+      <w:proofErr w:type="spellStart"/>
+      <w:r>
+        <w:t>especially</w:t>
+      </w:r>
+      <w:proofErr w:type="spellEnd"/>
+      <w:r>
+        <w:t xml:space="preserve"> für </w:t>
+      </w:r>
+      <w:proofErr w:type="spellStart"/>
+      <w:r>
+        <w:t>linux</w:t>
+      </w:r>
+      <w:proofErr w:type="spellEnd"/>
+      <w:r>
+        <w:t xml:space="preserve"> and </w:t>
+      </w:r>
+      <w:proofErr w:type="spellStart"/>
+      <w:r>
+        <w:t>macOS</w:t>
+      </w:r>
+      <w:proofErr w:type="spellEnd"/>
+      <w:r>
+        <w:t xml:space="preserve">, not </w:t>
+      </w:r>
+      <w:proofErr w:type="spellStart"/>
+      <w:r>
+        <w:t>windows</w:t>
+      </w:r>
+      <w:proofErr w:type="spellEnd"/>
+      <w:r>
+        <w:t xml:space="preserve"> </w:t>
+      </w:r>
+      <w:proofErr w:type="spellStart"/>
+      <w:r>
+        <w:t>generally</w:t>
+      </w:r>
+      <w:proofErr w:type="spellEnd"/>
+      <w:r>
+        <w:t>.</w:t>
+      </w:r>
+      <w:r>
+        <w:t xml:space="preserve"> </w:t>
+      </w:r>
+      <w:proofErr w:type="spellStart"/>
+      <w:r>
+        <w:t>command</w:t>
+      </w:r>
+      <w:proofErr w:type="spellEnd"/>
+      <w:r>
+        <w:t xml:space="preserve"> –</w:t>
+      </w:r>
+      <w:proofErr w:type="spellStart"/>
+      <w:r>
+        <w:t>help</w:t>
+      </w:r>
+      <w:proofErr w:type="spellEnd"/>
+      <w:r>
+        <w:t xml:space="preserve"> </w:t>
+      </w:r>
+      <w:proofErr w:type="spellStart"/>
+      <w:r>
+        <w:t>displays</w:t>
+      </w:r>
+      <w:proofErr w:type="spellEnd"/>
+      <w:r>
+        <w:t xml:space="preserve"> for </w:t>
+      </w:r>
+      <w:proofErr w:type="spellStart"/>
+      <w:r>
+        <w:t>you</w:t>
+      </w:r>
+      <w:proofErr w:type="spellEnd"/>
+      <w:r>
+        <w:t xml:space="preserve"> a </w:t>
+      </w:r>
+      <w:proofErr w:type="spellStart"/>
+      <w:r>
+        <w:t>long</w:t>
+      </w:r>
+      <w:proofErr w:type="spellEnd"/>
+      <w:r>
+        <w:t xml:space="preserve"> </w:t>
+      </w:r>
+      <w:proofErr w:type="spellStart"/>
+      <w:r>
+        <w:t>manual</w:t>
+      </w:r>
+      <w:proofErr w:type="spellEnd"/>
+      <w:r>
+        <w:t xml:space="preserve"> and </w:t>
+      </w:r>
+      <w:proofErr w:type="spellStart"/>
+      <w:r>
+        <w:t>description</w:t>
+      </w:r>
+      <w:proofErr w:type="spellEnd"/>
+      <w:r>
+        <w:t xml:space="preserve"> of the </w:t>
+      </w:r>
+      <w:proofErr w:type="spellStart"/>
+      <w:r>
+        <w:t>command</w:t>
+      </w:r>
+      <w:proofErr w:type="spellEnd"/>
+      <w:r>
+        <w:t xml:space="preserve"> e.g. cd –-</w:t>
+      </w:r>
+      <w:proofErr w:type="spellStart"/>
+      <w:r>
+        <w:t>help</w:t>
+      </w:r>
+      <w:proofErr w:type="spellEnd"/>
+      <w:r>
+        <w:t xml:space="preserve"> </w:t>
+      </w:r>
+      <w:r>
+        <w:t xml:space="preserve">Comments </w:t>
+      </w:r>
+      <w:proofErr w:type="spellStart"/>
+      <w:r>
+        <w:t>start</w:t>
+      </w:r>
+      <w:proofErr w:type="spellEnd"/>
+      <w:r>
+        <w:t xml:space="preserve"> </w:t>
+      </w:r>
+      <w:proofErr w:type="spellStart"/>
+      <w:r>
+        <w:t>with</w:t>
+      </w:r>
+      <w:proofErr w:type="spellEnd"/>
+      <w:r>
+        <w:t xml:space="preserve"> a #. </w:t>
+      </w:r>
+    </w:p>
+    <w:p>
+      <w:proofErr w:type="spellStart"/>
+      <w:r>
+        <w:t>Get</w:t>
+      </w:r>
+      <w:proofErr w:type="spellEnd"/>
+      <w:r>
+        <w:t xml:space="preserve"> a </w:t>
+      </w:r>
+      <w:proofErr w:type="spellStart"/>
+      <w:r>
+        <w:t>long</w:t>
+      </w:r>
+      <w:proofErr w:type="spellEnd"/>
+      <w:r>
+        <w:t xml:space="preserve"> extensive </w:t>
+      </w:r>
+      <w:proofErr w:type="spellStart"/>
+      <w:r>
+        <w:t>error</w:t>
+      </w:r>
+      <w:proofErr w:type="spellEnd"/>
+      <w:r>
+        <w:t xml:space="preserve"> </w:t>
+      </w:r>
+      <w:proofErr w:type="spellStart"/>
+      <w:r>
+        <w:t>message</w:t>
+      </w:r>
+      <w:proofErr w:type="spellEnd"/>
+      <w:r>
+        <w:t xml:space="preserve"> </w:t>
+      </w:r>
+      <w:proofErr w:type="spellStart"/>
+      <w:r>
+        <w:t>when</w:t>
+      </w:r>
+      <w:proofErr w:type="spellEnd"/>
+      <w:r>
+        <w:t xml:space="preserve"> </w:t>
+      </w:r>
+      <w:proofErr w:type="spellStart"/>
+      <w:r>
+        <w:t>adding</w:t>
+      </w:r>
+      <w:proofErr w:type="spellEnd"/>
+      <w:r>
+        <w:t xml:space="preserve"> -</w:t>
+      </w:r>
+      <w:proofErr w:type="spellStart"/>
+      <w:r>
+        <w:t>vvv</w:t>
+      </w:r>
+      <w:proofErr w:type="spellEnd"/>
+      <w:r>
+        <w:t xml:space="preserve"> in </w:t>
+      </w:r>
+      <w:proofErr w:type="spellStart"/>
+      <w:r>
+        <w:t>your</w:t>
+      </w:r>
+      <w:proofErr w:type="spellEnd"/>
+      <w:r>
+        <w:t xml:space="preserve"> </w:t>
+      </w:r>
+      <w:proofErr w:type="spellStart"/>
+      <w:r>
+        <w:t>command</w:t>
+      </w:r>
+      <w:proofErr w:type="spellEnd"/>
+      <w:r>
+        <w:t xml:space="preserve"> e.g. </w:t>
+      </w:r>
+      <w:proofErr w:type="spellStart"/>
+      <w:r>
+        <w:t>ssh</w:t>
+      </w:r>
+      <w:proofErr w:type="spellEnd"/>
+      <w:r>
+        <w:t xml:space="preserve"> -</w:t>
+      </w:r>
+      <w:proofErr w:type="spellStart"/>
+      <w:r>
+        <w:t>vvv</w:t>
+      </w:r>
+      <w:proofErr w:type="spellEnd"/>
+      <w:r>
+        <w:t xml:space="preserve"> </w:t>
+      </w:r>
+      <w:proofErr w:type="spellStart"/>
+      <w:r>
+        <w:t>servername</w:t>
+      </w:r>
+      <w:proofErr w:type="spellEnd"/>
+    </w:p>
+    <w:p>
+      <w:r>
+        <w:t xml:space="preserve">Most </w:t>
+      </w:r>
+      <w:proofErr w:type="spellStart"/>
+      <w:r>
+        <w:t>basic</w:t>
+      </w:r>
+      <w:proofErr w:type="spellEnd"/>
+      <w:r>
+        <w:t xml:space="preserve"> </w:t>
+      </w:r>
+      <w:proofErr w:type="spellStart"/>
+      <w:r>
+        <w:t>commands</w:t>
+      </w:r>
+      <w:proofErr w:type="spellEnd"/>
+      <w:r>
+        <w:t xml:space="preserve"> </w:t>
+      </w:r>
+      <w:proofErr w:type="spellStart"/>
+      <w:proofErr w:type="gramStart"/>
+      <w:r>
+        <w:t>are:</w:t>
+      </w:r>
+      <w:r>
+        <w:t>echo</w:t>
+      </w:r>
+      <w:proofErr w:type="spellEnd"/>
+      <w:proofErr w:type="gramEnd"/>
+      <w:r>
+        <w:t xml:space="preserve"> </w:t>
+      </w:r>
+      <w:proofErr w:type="spellStart"/>
+      <w:r>
+        <w:t>text</w:t>
+      </w:r>
+      <w:proofErr w:type="spellEnd"/>
+      <w:r>
+        <w:t xml:space="preserve"> for </w:t>
+      </w:r>
+      <w:proofErr w:type="spellStart"/>
+      <w:r>
+        <w:t>displaying</w:t>
+      </w:r>
+      <w:proofErr w:type="spellEnd"/>
+      <w:r>
+        <w:t xml:space="preserve"> </w:t>
+      </w:r>
+      <w:proofErr w:type="spellStart"/>
+      <w:r>
+        <w:t>text</w:t>
+      </w:r>
+      <w:proofErr w:type="spellEnd"/>
+      <w:r>
+        <w:t xml:space="preserve"> in the terminal. Echo „</w:t>
+      </w:r>
+      <w:proofErr w:type="spellStart"/>
+      <w:r>
+        <w:t>text</w:t>
+      </w:r>
+      <w:proofErr w:type="spellEnd"/>
+      <w:r>
+        <w:t xml:space="preserve"> </w:t>
+      </w:r>
+      <w:proofErr w:type="spellStart"/>
+      <w:r>
+        <w:t>content</w:t>
+      </w:r>
+      <w:proofErr w:type="spellEnd"/>
+      <w:r>
+        <w:t xml:space="preserve">“ &gt; </w:t>
+      </w:r>
+      <w:proofErr w:type="spellStart"/>
+      <w:r>
+        <w:t>filename</w:t>
+      </w:r>
+      <w:proofErr w:type="spellEnd"/>
+      <w:r>
+        <w:t xml:space="preserve"> for </w:t>
+      </w:r>
+      <w:proofErr w:type="spellStart"/>
+      <w:r>
+        <w:t>changing</w:t>
+      </w:r>
+      <w:proofErr w:type="spellEnd"/>
+      <w:r>
+        <w:t xml:space="preserve"> the </w:t>
+      </w:r>
+      <w:proofErr w:type="spellStart"/>
+      <w:r>
+        <w:t>text</w:t>
+      </w:r>
+      <w:proofErr w:type="spellEnd"/>
+      <w:r>
+        <w:t xml:space="preserve"> </w:t>
+      </w:r>
+      <w:proofErr w:type="spellStart"/>
+      <w:r>
+        <w:t>inside</w:t>
+      </w:r>
+      <w:proofErr w:type="spellEnd"/>
+      <w:r>
+        <w:t xml:space="preserve"> of a </w:t>
+      </w:r>
+      <w:proofErr w:type="spellStart"/>
+      <w:r>
+        <w:t>textfile</w:t>
+      </w:r>
+      <w:proofErr w:type="spellEnd"/>
+      <w:r>
+        <w:t xml:space="preserve"> </w:t>
+      </w:r>
+      <w:proofErr w:type="spellStart"/>
+      <w:r>
+        <w:t>which</w:t>
+      </w:r>
+      <w:proofErr w:type="spellEnd"/>
+      <w:r>
+        <w:t xml:space="preserve"> </w:t>
+      </w:r>
+      <w:proofErr w:type="spellStart"/>
+      <w:r>
+        <w:t>is</w:t>
+      </w:r>
+      <w:proofErr w:type="spellEnd"/>
+      <w:r>
+        <w:t xml:space="preserve"> in the same </w:t>
+      </w:r>
+      <w:proofErr w:type="spellStart"/>
+      <w:r>
+        <w:t>folder</w:t>
+      </w:r>
+      <w:proofErr w:type="spellEnd"/>
+      <w:r>
+        <w:t xml:space="preserve">. </w:t>
+      </w:r>
+      <w:proofErr w:type="spellStart"/>
+      <w:r>
+        <w:t>touch</w:t>
+      </w:r>
+      <w:proofErr w:type="spellEnd"/>
+      <w:r>
+        <w:t xml:space="preserve"> „</w:t>
+      </w:r>
+      <w:proofErr w:type="spellStart"/>
+      <w:proofErr w:type="gramStart"/>
+      <w:r>
+        <w:t>file.ending</w:t>
+      </w:r>
+      <w:proofErr w:type="spellEnd"/>
+      <w:proofErr w:type="gramEnd"/>
+      <w:r>
+        <w:t xml:space="preserve">“ to </w:t>
+      </w:r>
+      <w:proofErr w:type="spellStart"/>
+      <w:r>
+        <w:t>create</w:t>
+      </w:r>
+      <w:proofErr w:type="spellEnd"/>
+      <w:r>
+        <w:t xml:space="preserve"> a </w:t>
+      </w:r>
+      <w:proofErr w:type="spellStart"/>
+      <w:r>
+        <w:t>file</w:t>
+      </w:r>
+      <w:proofErr w:type="spellEnd"/>
+      <w:r>
+        <w:t xml:space="preserve"> in the </w:t>
+      </w:r>
+      <w:proofErr w:type="spellStart"/>
+      <w:r>
+        <w:t>current</w:t>
+      </w:r>
+      <w:proofErr w:type="spellEnd"/>
+      <w:r>
+        <w:t xml:space="preserve"> </w:t>
+      </w:r>
+      <w:proofErr w:type="spellStart"/>
+      <w:r>
+        <w:t>directory</w:t>
+      </w:r>
+      <w:proofErr w:type="spellEnd"/>
+      <w:r>
+        <w:t xml:space="preserve">. cd for </w:t>
+      </w:r>
+      <w:proofErr w:type="spellStart"/>
+      <w:r>
+        <w:t>changing</w:t>
+      </w:r>
+      <w:proofErr w:type="spellEnd"/>
+      <w:r>
+        <w:t xml:space="preserve"> to a </w:t>
+      </w:r>
+      <w:proofErr w:type="spellStart"/>
+      <w:r>
+        <w:t>subdirectory</w:t>
+      </w:r>
+      <w:proofErr w:type="spellEnd"/>
+      <w:r>
+        <w:t>. cd</w:t>
+      </w:r>
+      <w:proofErr w:type="gramStart"/>
+      <w:r>
+        <w:t xml:space="preserve"> ..</w:t>
+      </w:r>
+      <w:proofErr w:type="gramEnd"/>
+      <w:r>
+        <w:t xml:space="preserve"> for </w:t>
+      </w:r>
+      <w:proofErr w:type="spellStart"/>
+      <w:r>
+        <w:t>changing</w:t>
+      </w:r>
+      <w:proofErr w:type="spellEnd"/>
+      <w:r>
+        <w:t xml:space="preserve"> back to the </w:t>
+      </w:r>
+      <w:proofErr w:type="spellStart"/>
+      <w:r>
+        <w:t>directory</w:t>
+      </w:r>
+      <w:proofErr w:type="spellEnd"/>
+      <w:r>
+        <w:t xml:space="preserve"> at a </w:t>
+      </w:r>
+      <w:proofErr w:type="spellStart"/>
+      <w:r>
+        <w:t>level</w:t>
+      </w:r>
+      <w:proofErr w:type="spellEnd"/>
+      <w:r>
+        <w:t xml:space="preserve"> </w:t>
+      </w:r>
+      <w:proofErr w:type="spellStart"/>
+      <w:r>
+        <w:t>higher</w:t>
+      </w:r>
+      <w:proofErr w:type="spellEnd"/>
+      <w:r>
+        <w:t xml:space="preserve">, the </w:t>
+      </w:r>
+      <w:proofErr w:type="spellStart"/>
+      <w:r>
+        <w:t>parent</w:t>
+      </w:r>
+      <w:proofErr w:type="spellEnd"/>
+      <w:r>
+        <w:t xml:space="preserve"> </w:t>
+      </w:r>
+      <w:proofErr w:type="spellStart"/>
+      <w:r>
+        <w:t>folder</w:t>
+      </w:r>
+      <w:proofErr w:type="spellEnd"/>
+      <w:r>
+        <w:t xml:space="preserve">. </w:t>
+      </w:r>
+      <w:proofErr w:type="spellStart"/>
+      <w:r>
+        <w:t>ls</w:t>
+      </w:r>
+      <w:proofErr w:type="spellEnd"/>
+      <w:r>
+        <w:t xml:space="preserve"> for </w:t>
+      </w:r>
+      <w:proofErr w:type="spellStart"/>
+      <w:r>
+        <w:t>listing</w:t>
+      </w:r>
+      <w:proofErr w:type="spellEnd"/>
+      <w:r>
+        <w:t xml:space="preserve"> all </w:t>
+      </w:r>
+      <w:proofErr w:type="spellStart"/>
+      <w:r>
+        <w:t>files</w:t>
+      </w:r>
+      <w:proofErr w:type="spellEnd"/>
+      <w:r>
+        <w:t xml:space="preserve"> </w:t>
+      </w:r>
+      <w:proofErr w:type="spellStart"/>
+      <w:r>
+        <w:t>or</w:t>
+      </w:r>
+      <w:proofErr w:type="spellEnd"/>
+      <w:r>
+        <w:t xml:space="preserve"> </w:t>
+      </w:r>
+      <w:proofErr w:type="spellStart"/>
+      <w:r>
+        <w:t>files</w:t>
+      </w:r>
+      <w:proofErr w:type="spellEnd"/>
+      <w:r>
+        <w:t xml:space="preserve"> in the </w:t>
+      </w:r>
+      <w:proofErr w:type="spellStart"/>
+      <w:r>
+        <w:t>current</w:t>
+      </w:r>
+      <w:proofErr w:type="spellEnd"/>
+      <w:r>
+        <w:t xml:space="preserve"> </w:t>
+      </w:r>
+      <w:proofErr w:type="spellStart"/>
+      <w:r>
+        <w:t>directory</w:t>
+      </w:r>
+      <w:proofErr w:type="spellEnd"/>
+      <w:r>
+        <w:t xml:space="preserve">. </w:t>
+      </w:r>
+      <w:proofErr w:type="spellStart"/>
+      <w:r>
+        <w:t>pwd</w:t>
+      </w:r>
+      <w:proofErr w:type="spellEnd"/>
+      <w:r>
+        <w:t xml:space="preserve"> for </w:t>
+      </w:r>
+      <w:proofErr w:type="spellStart"/>
+      <w:r>
+        <w:t>printing</w:t>
+      </w:r>
+      <w:proofErr w:type="spellEnd"/>
+      <w:r>
+        <w:t xml:space="preserve"> the </w:t>
+      </w:r>
+      <w:proofErr w:type="spellStart"/>
+      <w:r>
+        <w:t>current</w:t>
+      </w:r>
+      <w:proofErr w:type="spellEnd"/>
+      <w:r>
+        <w:t xml:space="preserve"> </w:t>
+      </w:r>
+      <w:proofErr w:type="spellStart"/>
+      <w:r>
+        <w:t>directory</w:t>
+      </w:r>
+      <w:proofErr w:type="spellEnd"/>
+      <w:r>
+        <w:t xml:space="preserve">. </w:t>
+      </w:r>
+      <w:proofErr w:type="spellStart"/>
+      <w:r>
+        <w:t>mkdir</w:t>
+      </w:r>
+      <w:proofErr w:type="spellEnd"/>
+      <w:r>
+        <w:t xml:space="preserve"> and </w:t>
+      </w:r>
+      <w:proofErr w:type="spellStart"/>
+      <w:r>
+        <w:t>rmdir</w:t>
+      </w:r>
+      <w:proofErr w:type="spellEnd"/>
+      <w:r>
+        <w:t xml:space="preserve"> to </w:t>
+      </w:r>
+      <w:proofErr w:type="spellStart"/>
+      <w:r>
+        <w:t>create</w:t>
+      </w:r>
+      <w:proofErr w:type="spellEnd"/>
+      <w:r>
+        <w:t xml:space="preserve"> </w:t>
+      </w:r>
+      <w:proofErr w:type="spellStart"/>
+      <w:r>
+        <w:t>or</w:t>
+      </w:r>
+      <w:proofErr w:type="spellEnd"/>
+      <w:r>
+        <w:t xml:space="preserve"> remove a </w:t>
+      </w:r>
+      <w:proofErr w:type="spellStart"/>
+      <w:r>
+        <w:t>new</w:t>
+      </w:r>
+      <w:proofErr w:type="spellEnd"/>
+      <w:r>
+        <w:t xml:space="preserve"> </w:t>
+      </w:r>
+      <w:proofErr w:type="spellStart"/>
+      <w:r>
+        <w:t>folder</w:t>
+      </w:r>
+      <w:proofErr w:type="spellEnd"/>
+      <w:r>
+        <w:t xml:space="preserve"> </w:t>
+      </w:r>
+      <w:proofErr w:type="spellStart"/>
+      <w:r>
+        <w:t>within</w:t>
+      </w:r>
+      <w:proofErr w:type="spellEnd"/>
+      <w:r>
+        <w:t xml:space="preserve"> the </w:t>
+      </w:r>
+      <w:proofErr w:type="spellStart"/>
+      <w:r>
+        <w:t>current</w:t>
+      </w:r>
+      <w:proofErr w:type="spellEnd"/>
+      <w:r>
+        <w:t xml:space="preserve"> </w:t>
+      </w:r>
+      <w:proofErr w:type="spellStart"/>
+      <w:r>
+        <w:t>directory</w:t>
+      </w:r>
+      <w:proofErr w:type="spellEnd"/>
+      <w:r>
+        <w:t xml:space="preserve">. </w:t>
+      </w:r>
+      <w:proofErr w:type="spellStart"/>
+      <w:r>
+        <w:t>rm</w:t>
+      </w:r>
+      <w:proofErr w:type="spellEnd"/>
+      <w:r>
+        <w:t xml:space="preserve"> </w:t>
+      </w:r>
+      <w:proofErr w:type="spellStart"/>
+      <w:r>
+        <w:t>filenname</w:t>
+      </w:r>
+      <w:proofErr w:type="spellEnd"/>
+      <w:r>
+        <w:t xml:space="preserve"> for </w:t>
+      </w:r>
+      <w:proofErr w:type="spellStart"/>
+      <w:r>
+        <w:t>deleting</w:t>
+      </w:r>
+      <w:proofErr w:type="spellEnd"/>
+      <w:r>
+        <w:t xml:space="preserve"> a </w:t>
+      </w:r>
+      <w:proofErr w:type="spellStart"/>
+      <w:r>
+        <w:t>file</w:t>
+      </w:r>
+      <w:proofErr w:type="spellEnd"/>
+      <w:r>
+        <w:t xml:space="preserve">. </w:t>
+      </w:r>
+      <w:r>
+        <w:t>mv</w:t>
+      </w:r>
+      <w:r>
+        <w:t xml:space="preserve"> </w:t>
+      </w:r>
+      <w:proofErr w:type="spellStart"/>
+      <w:r>
+        <w:t>filename</w:t>
+      </w:r>
+      <w:proofErr w:type="spellEnd"/>
+      <w:r>
+        <w:t xml:space="preserve"> </w:t>
+      </w:r>
+      <w:proofErr w:type="spellStart"/>
+      <w:r>
+        <w:t>new_directory_path</w:t>
+      </w:r>
+      <w:proofErr w:type="spellEnd"/>
+      <w:r>
+        <w:t xml:space="preserve"> to </w:t>
+      </w:r>
+      <w:proofErr w:type="spellStart"/>
+      <w:r>
+        <w:t>move</w:t>
+      </w:r>
+      <w:proofErr w:type="spellEnd"/>
+      <w:r>
+        <w:t xml:space="preserve"> a </w:t>
+      </w:r>
+      <w:proofErr w:type="spellStart"/>
+      <w:r>
+        <w:t>file</w:t>
+      </w:r>
+      <w:proofErr w:type="spellEnd"/>
+      <w:r>
+        <w:t xml:space="preserve"> </w:t>
+      </w:r>
+      <w:proofErr w:type="spellStart"/>
+      <w:r>
+        <w:t>from</w:t>
+      </w:r>
+      <w:proofErr w:type="spellEnd"/>
+      <w:r>
+        <w:t xml:space="preserve"> </w:t>
+      </w:r>
+      <w:proofErr w:type="spellStart"/>
+      <w:r>
+        <w:t>one</w:t>
+      </w:r>
+      <w:proofErr w:type="spellEnd"/>
+      <w:r>
+        <w:t xml:space="preserve"> </w:t>
+      </w:r>
+      <w:proofErr w:type="spellStart"/>
+      <w:r>
+        <w:t>st</w:t>
+      </w:r>
+      <w:r>
+        <w:t>o</w:t>
+      </w:r>
+      <w:r>
+        <w:t>rage</w:t>
+      </w:r>
+      <w:proofErr w:type="spellEnd"/>
+      <w:r>
+        <w:t xml:space="preserve"> </w:t>
+      </w:r>
+      <w:proofErr w:type="spellStart"/>
+      <w:r>
+        <w:t>place</w:t>
+      </w:r>
+      <w:proofErr w:type="spellEnd"/>
+      <w:r>
+        <w:t xml:space="preserve"> to </w:t>
+      </w:r>
+      <w:proofErr w:type="spellStart"/>
+      <w:r>
+        <w:t>another</w:t>
+      </w:r>
+      <w:proofErr w:type="spellEnd"/>
+      <w:r>
+        <w:t xml:space="preserve"> </w:t>
+      </w:r>
+      <w:proofErr w:type="spellStart"/>
+      <w:r>
+        <w:t>given</w:t>
+      </w:r>
+      <w:proofErr w:type="spellEnd"/>
+      <w:r>
+        <w:t xml:space="preserve"> by the </w:t>
+      </w:r>
+      <w:proofErr w:type="spellStart"/>
+      <w:r>
+        <w:t>directory</w:t>
+      </w:r>
+      <w:proofErr w:type="spellEnd"/>
+      <w:r>
+        <w:t xml:space="preserve"> </w:t>
+      </w:r>
+      <w:proofErr w:type="spellStart"/>
+      <w:r>
+        <w:t>path</w:t>
+      </w:r>
+      <w:proofErr w:type="spellEnd"/>
+      <w:r>
+        <w:t xml:space="preserve"> </w:t>
+      </w:r>
+      <w:r>
+        <w:t xml:space="preserve">at the PC. </w:t>
+      </w:r>
+      <w:proofErr w:type="spellStart"/>
+      <w:r>
+        <w:t>cp</w:t>
+      </w:r>
+      <w:proofErr w:type="spellEnd"/>
+      <w:r>
+        <w:t xml:space="preserve"> to </w:t>
+      </w:r>
+      <w:proofErr w:type="spellStart"/>
+      <w:r>
+        <w:t>copy</w:t>
+      </w:r>
+      <w:proofErr w:type="spellEnd"/>
+      <w:r>
+        <w:t xml:space="preserve"> </w:t>
+      </w:r>
+      <w:proofErr w:type="spellStart"/>
+      <w:r>
+        <w:t>one</w:t>
+      </w:r>
+      <w:proofErr w:type="spellEnd"/>
+      <w:r>
+        <w:t xml:space="preserve"> </w:t>
+      </w:r>
+      <w:proofErr w:type="spellStart"/>
+      <w:r>
+        <w:t>file</w:t>
+      </w:r>
+      <w:proofErr w:type="spellEnd"/>
+      <w:r>
+        <w:t xml:space="preserve"> to </w:t>
+      </w:r>
+      <w:proofErr w:type="spellStart"/>
+      <w:r>
+        <w:t>another</w:t>
+      </w:r>
+      <w:proofErr w:type="spellEnd"/>
+      <w:r>
+        <w:t xml:space="preserve"> </w:t>
+      </w:r>
+      <w:proofErr w:type="spellStart"/>
+      <w:r>
+        <w:t>directory</w:t>
+      </w:r>
+      <w:proofErr w:type="spellEnd"/>
+      <w:r>
+        <w:t xml:space="preserve">, also </w:t>
+      </w:r>
+      <w:proofErr w:type="spellStart"/>
+      <w:r>
+        <w:t>given</w:t>
+      </w:r>
+      <w:proofErr w:type="spellEnd"/>
+      <w:r>
+        <w:t xml:space="preserve"> by the </w:t>
+      </w:r>
+      <w:proofErr w:type="spellStart"/>
+      <w:r>
+        <w:t>directory</w:t>
+      </w:r>
+      <w:proofErr w:type="spellEnd"/>
+      <w:r>
+        <w:t xml:space="preserve"> </w:t>
+      </w:r>
+      <w:proofErr w:type="spellStart"/>
+      <w:r>
+        <w:t>path</w:t>
+      </w:r>
+      <w:proofErr w:type="spellEnd"/>
+      <w:r>
+        <w:t xml:space="preserve">. </w:t>
+      </w:r>
+      <w:proofErr w:type="spellStart"/>
+      <w:r>
+        <w:t>cp</w:t>
+      </w:r>
+      <w:proofErr w:type="spellEnd"/>
+      <w:r>
+        <w:t xml:space="preserve"> -r </w:t>
+      </w:r>
+      <w:proofErr w:type="spellStart"/>
+      <w:r>
+        <w:t>copies</w:t>
+      </w:r>
+      <w:proofErr w:type="spellEnd"/>
+      <w:r>
+        <w:t xml:space="preserve"> all </w:t>
+      </w:r>
+      <w:proofErr w:type="spellStart"/>
+      <w:r>
+        <w:t>files</w:t>
+      </w:r>
+      <w:proofErr w:type="spellEnd"/>
+      <w:r>
+        <w:t xml:space="preserve"> and </w:t>
+      </w:r>
+      <w:proofErr w:type="spellStart"/>
+      <w:r>
+        <w:t>folders</w:t>
+      </w:r>
+      <w:proofErr w:type="spellEnd"/>
+      <w:r>
+        <w:t xml:space="preserve"> </w:t>
+      </w:r>
+      <w:proofErr w:type="spellStart"/>
+      <w:r>
+        <w:t>inside</w:t>
+      </w:r>
+      <w:proofErr w:type="spellEnd"/>
+      <w:r>
+        <w:t xml:space="preserve"> of the </w:t>
+      </w:r>
+      <w:proofErr w:type="spellStart"/>
+      <w:r>
+        <w:t>current</w:t>
+      </w:r>
+      <w:proofErr w:type="spellEnd"/>
+      <w:r>
+        <w:t xml:space="preserve"> </w:t>
+      </w:r>
+      <w:proofErr w:type="spellStart"/>
+      <w:r>
+        <w:t>directory</w:t>
+      </w:r>
+      <w:proofErr w:type="spellEnd"/>
+      <w:r>
+        <w:t xml:space="preserve">.  </w:t>
+      </w:r>
+    </w:p>
+    <w:p>
+      <w:proofErr w:type="spellStart"/>
+      <w:r>
+        <w:t>cat</w:t>
+      </w:r>
+      <w:proofErr w:type="spellEnd"/>
+      <w:r>
+        <w:t xml:space="preserve"> </w:t>
+      </w:r>
+      <w:proofErr w:type="spellStart"/>
+      <w:r>
+        <w:t>displays</w:t>
+      </w:r>
+      <w:proofErr w:type="spellEnd"/>
+      <w:r>
+        <w:t xml:space="preserve"> the </w:t>
+      </w:r>
+      <w:proofErr w:type="spellStart"/>
+      <w:r>
+        <w:t>content</w:t>
+      </w:r>
+      <w:proofErr w:type="spellEnd"/>
+      <w:r>
+        <w:t xml:space="preserve"> of a </w:t>
+      </w:r>
+      <w:proofErr w:type="spellStart"/>
+      <w:r>
+        <w:t>file</w:t>
+      </w:r>
+      <w:proofErr w:type="spellEnd"/>
+      <w:r>
+        <w:t xml:space="preserve"> </w:t>
+      </w:r>
+      <w:proofErr w:type="spellStart"/>
+      <w:r>
+        <w:t>inside</w:t>
+      </w:r>
+      <w:proofErr w:type="spellEnd"/>
+      <w:r>
+        <w:t xml:space="preserve"> of the terminal. </w:t>
+      </w:r>
+      <w:proofErr w:type="spellStart"/>
+      <w:r>
+        <w:t>You</w:t>
+      </w:r>
+      <w:proofErr w:type="spellEnd"/>
+      <w:r>
+        <w:t xml:space="preserve"> </w:t>
+      </w:r>
+      <w:proofErr w:type="spellStart"/>
+      <w:r>
+        <w:t>can</w:t>
+      </w:r>
+      <w:proofErr w:type="spellEnd"/>
+      <w:r>
+        <w:t xml:space="preserve"> </w:t>
+      </w:r>
+      <w:proofErr w:type="spellStart"/>
+      <w:r>
+        <w:t>create</w:t>
+      </w:r>
+      <w:proofErr w:type="spellEnd"/>
+      <w:r>
+        <w:t xml:space="preserve"> individual </w:t>
+      </w:r>
+      <w:proofErr w:type="spellStart"/>
+      <w:r>
+        <w:t>command</w:t>
+      </w:r>
+      <w:proofErr w:type="spellEnd"/>
+      <w:r>
+        <w:t xml:space="preserve"> </w:t>
+      </w:r>
+      <w:proofErr w:type="spellStart"/>
+      <w:r>
+        <w:t>or</w:t>
+      </w:r>
+      <w:proofErr w:type="spellEnd"/>
+      <w:r>
+        <w:t xml:space="preserve"> </w:t>
+      </w:r>
+      <w:proofErr w:type="spellStart"/>
+      <w:r>
+        <w:t>shortcuts</w:t>
+      </w:r>
+      <w:proofErr w:type="spellEnd"/>
+      <w:r>
+        <w:t xml:space="preserve"> for </w:t>
+      </w:r>
+      <w:proofErr w:type="spellStart"/>
+      <w:r>
+        <w:t>often</w:t>
+      </w:r>
+      <w:proofErr w:type="spellEnd"/>
+      <w:r>
+        <w:t xml:space="preserve"> </w:t>
+      </w:r>
+      <w:proofErr w:type="spellStart"/>
+      <w:r>
+        <w:t>used</w:t>
+      </w:r>
+      <w:proofErr w:type="spellEnd"/>
+      <w:r>
+        <w:t xml:space="preserve"> </w:t>
+      </w:r>
+      <w:proofErr w:type="spellStart"/>
+      <w:r>
+        <w:t>complex</w:t>
+      </w:r>
+      <w:proofErr w:type="spellEnd"/>
+      <w:r>
+        <w:t xml:space="preserve"> </w:t>
+      </w:r>
+      <w:proofErr w:type="spellStart"/>
+      <w:r>
+        <w:t>command</w:t>
+      </w:r>
+      <w:proofErr w:type="spellEnd"/>
+      <w:r>
+        <w:t xml:space="preserve"> </w:t>
+      </w:r>
+      <w:proofErr w:type="spellStart"/>
+      <w:r>
+        <w:t>with</w:t>
+      </w:r>
+      <w:proofErr w:type="spellEnd"/>
+      <w:r>
+        <w:t xml:space="preserve"> alias </w:t>
+      </w:r>
+      <w:proofErr w:type="spellStart"/>
+      <w:r>
+        <w:t>shortcutname</w:t>
+      </w:r>
+      <w:proofErr w:type="spellEnd"/>
+      <w:r>
+        <w:t xml:space="preserve"> = ‚</w:t>
+      </w:r>
+      <w:proofErr w:type="spellStart"/>
+      <w:r>
+        <w:t>complex</w:t>
+      </w:r>
+      <w:proofErr w:type="spellEnd"/>
+      <w:r>
+        <w:t xml:space="preserve"> bash </w:t>
+      </w:r>
+      <w:proofErr w:type="spellStart"/>
+      <w:r>
+        <w:t>commands</w:t>
+      </w:r>
+      <w:proofErr w:type="spellEnd"/>
+      <w:r>
+        <w:t xml:space="preserve">‘. </w:t>
+      </w:r>
+    </w:p>
+    <w:p>
+      <w:r>
+        <w:t xml:space="preserve">Zip </w:t>
+      </w:r>
+      <w:proofErr w:type="spellStart"/>
+      <w:r>
+        <w:t>files</w:t>
+      </w:r>
+      <w:proofErr w:type="spellEnd"/>
+      <w:r>
+        <w:t xml:space="preserve">: </w:t>
+      </w:r>
+      <w:proofErr w:type="spellStart"/>
+      <w:r>
+        <w:t>zip</w:t>
+      </w:r>
+      <w:proofErr w:type="spellEnd"/>
+      <w:r>
+        <w:t xml:space="preserve"> fliesname.zip file1 file2 file3 </w:t>
+      </w:r>
+      <w:proofErr w:type="spellStart"/>
+      <w:r>
+        <w:t>which</w:t>
+      </w:r>
+      <w:proofErr w:type="spellEnd"/>
+      <w:r>
+        <w:t xml:space="preserve"> </w:t>
+      </w:r>
+      <w:proofErr w:type="spellStart"/>
+      <w:r>
+        <w:t>should</w:t>
+      </w:r>
+      <w:proofErr w:type="spellEnd"/>
+      <w:r>
+        <w:t xml:space="preserve"> </w:t>
+      </w:r>
+      <w:proofErr w:type="spellStart"/>
+      <w:r>
+        <w:t>be</w:t>
+      </w:r>
+      <w:proofErr w:type="spellEnd"/>
+      <w:r>
+        <w:t xml:space="preserve"> </w:t>
+      </w:r>
+      <w:proofErr w:type="spellStart"/>
+      <w:r>
+        <w:t>zipped</w:t>
+      </w:r>
+      <w:proofErr w:type="spellEnd"/>
+      <w:r>
+        <w:t xml:space="preserve">. And </w:t>
+      </w:r>
+      <w:proofErr w:type="spellStart"/>
+      <w:r>
+        <w:t>unzip</w:t>
+      </w:r>
+      <w:proofErr w:type="spellEnd"/>
+      <w:r>
+        <w:t xml:space="preserve"> a </w:t>
+      </w:r>
+      <w:proofErr w:type="spellStart"/>
+      <w:r>
+        <w:t>zipped</w:t>
+      </w:r>
+      <w:proofErr w:type="spellEnd"/>
+      <w:r>
+        <w:t xml:space="preserve"> </w:t>
+      </w:r>
+      <w:proofErr w:type="spellStart"/>
+      <w:r>
+        <w:t>file</w:t>
+      </w:r>
+      <w:proofErr w:type="spellEnd"/>
+      <w:r>
+        <w:t xml:space="preserve"> </w:t>
+      </w:r>
+      <w:proofErr w:type="spellStart"/>
+      <w:r>
+        <w:t>with</w:t>
+      </w:r>
+      <w:proofErr w:type="spellEnd"/>
+      <w:r>
+        <w:t xml:space="preserve"> </w:t>
+      </w:r>
+      <w:proofErr w:type="spellStart"/>
+      <w:r>
+        <w:t>unzip</w:t>
+      </w:r>
+      <w:proofErr w:type="spellEnd"/>
+      <w:r>
+        <w:t xml:space="preserve"> zippedfoldername.zip. </w:t>
+      </w:r>
+    </w:p>
+    <w:p>
+      <w:r>
+        <w:t xml:space="preserve">Find </w:t>
+      </w:r>
+      <w:proofErr w:type="spellStart"/>
+      <w:r>
+        <w:t>files</w:t>
+      </w:r>
+      <w:proofErr w:type="spellEnd"/>
+      <w:r>
+        <w:t xml:space="preserve"> </w:t>
+      </w:r>
+      <w:proofErr w:type="spellStart"/>
+      <w:r>
+        <w:t>with</w:t>
+      </w:r>
+      <w:proofErr w:type="spellEnd"/>
+      <w:r>
+        <w:t xml:space="preserve"> the </w:t>
+      </w:r>
+      <w:proofErr w:type="spellStart"/>
+      <w:r>
+        <w:t>command</w:t>
+      </w:r>
+      <w:proofErr w:type="spellEnd"/>
+      <w:r>
+        <w:t xml:space="preserve"> find. </w:t>
+      </w:r>
+      <w:r>
+        <w:t xml:space="preserve">Download </w:t>
+      </w:r>
+      <w:proofErr w:type="spellStart"/>
+      <w:r>
+        <w:t>files</w:t>
+      </w:r>
+      <w:proofErr w:type="spellEnd"/>
+      <w:r>
+        <w:t xml:space="preserve"> </w:t>
+      </w:r>
+      <w:proofErr w:type="spellStart"/>
+      <w:r>
+        <w:t>with</w:t>
+      </w:r>
+      <w:proofErr w:type="spellEnd"/>
+      <w:r>
+        <w:t xml:space="preserve"> </w:t>
+      </w:r>
+      <w:proofErr w:type="spellStart"/>
+      <w:r>
+        <w:t>their</w:t>
+      </w:r>
+      <w:proofErr w:type="spellEnd"/>
+      <w:r>
+        <w:t xml:space="preserve"> original </w:t>
+      </w:r>
+      <w:proofErr w:type="spellStart"/>
+      <w:r>
+        <w:t>name</w:t>
+      </w:r>
+      <w:proofErr w:type="spellEnd"/>
+      <w:r>
+        <w:t xml:space="preserve"> </w:t>
+      </w:r>
+      <w:proofErr w:type="spellStart"/>
+      <w:r>
+        <w:t>from</w:t>
+      </w:r>
+      <w:proofErr w:type="spellEnd"/>
+      <w:r>
+        <w:t xml:space="preserve"> the </w:t>
+      </w:r>
+      <w:proofErr w:type="spellStart"/>
+      <w:r>
+        <w:t>internet</w:t>
+      </w:r>
+      <w:proofErr w:type="spellEnd"/>
+      <w:r>
+        <w:t xml:space="preserve"> to </w:t>
+      </w:r>
+      <w:proofErr w:type="spellStart"/>
+      <w:r>
+        <w:t>your</w:t>
+      </w:r>
+      <w:proofErr w:type="spellEnd"/>
+      <w:r>
+        <w:t xml:space="preserve"> </w:t>
+      </w:r>
+      <w:proofErr w:type="spellStart"/>
+      <w:r>
+        <w:t>computer</w:t>
+      </w:r>
+      <w:proofErr w:type="spellEnd"/>
+      <w:r>
+        <w:t xml:space="preserve">: </w:t>
+      </w:r>
+      <w:proofErr w:type="spellStart"/>
+      <w:r>
+        <w:t>curl</w:t>
+      </w:r>
+      <w:proofErr w:type="spellEnd"/>
+      <w:r>
+        <w:t xml:space="preserve"> -O internetlink.com</w:t>
+      </w:r>
+    </w:p>
+    <w:p>
+      <w:r>
+        <w:t xml:space="preserve">See </w:t>
+      </w:r>
+      <w:proofErr w:type="spellStart"/>
+      <w:r>
+        <w:t>differences</w:t>
+      </w:r>
+      <w:proofErr w:type="spellEnd"/>
+      <w:r>
+        <w:t xml:space="preserve"> </w:t>
+      </w:r>
+      <w:proofErr w:type="spellStart"/>
+      <w:r>
+        <w:t>between</w:t>
+      </w:r>
+      <w:proofErr w:type="spellEnd"/>
+      <w:r>
+        <w:t xml:space="preserve"> all </w:t>
+      </w:r>
+      <w:proofErr w:type="spellStart"/>
+      <w:r>
+        <w:t>lines</w:t>
+      </w:r>
+      <w:proofErr w:type="spellEnd"/>
+      <w:r>
+        <w:t xml:space="preserve"> in 2 </w:t>
+      </w:r>
+      <w:proofErr w:type="spellStart"/>
+      <w:r>
+        <w:t>files</w:t>
+      </w:r>
+      <w:proofErr w:type="spellEnd"/>
+      <w:r>
+        <w:t xml:space="preserve"> </w:t>
+      </w:r>
+      <w:proofErr w:type="spellStart"/>
+      <w:proofErr w:type="gramStart"/>
+      <w:r>
+        <w:t>with</w:t>
+      </w:r>
+      <w:proofErr w:type="spellEnd"/>
+      <w:r>
+        <w:t xml:space="preserve">  </w:t>
+      </w:r>
+      <w:proofErr w:type="spellStart"/>
+      <w:r>
+        <w:t>diff</w:t>
+      </w:r>
+      <w:proofErr w:type="spellEnd"/>
+      <w:proofErr w:type="gramEnd"/>
+      <w:r>
+        <w:t xml:space="preserve"> file1 file2 </w:t>
+      </w:r>
+    </w:p>
+    <w:p>
+      <w:proofErr w:type="spellStart"/>
+      <w:r>
+        <w:t>You</w:t>
+      </w:r>
+      <w:proofErr w:type="spellEnd"/>
+      <w:r>
+        <w:t xml:space="preserve"> </w:t>
+      </w:r>
+      <w:proofErr w:type="spellStart"/>
+      <w:r>
+        <w:t>can</w:t>
+      </w:r>
+      <w:proofErr w:type="spellEnd"/>
+      <w:r>
+        <w:t xml:space="preserve"> </w:t>
+      </w:r>
+      <w:proofErr w:type="spellStart"/>
+      <w:r>
+        <w:t>count</w:t>
+      </w:r>
+      <w:proofErr w:type="spellEnd"/>
+      <w:r>
+        <w:t xml:space="preserve"> the </w:t>
+      </w:r>
+      <w:proofErr w:type="spellStart"/>
+      <w:r>
+        <w:t>numbber</w:t>
+      </w:r>
+      <w:proofErr w:type="spellEnd"/>
+      <w:r>
+        <w:t xml:space="preserve"> of </w:t>
+      </w:r>
+      <w:proofErr w:type="spellStart"/>
+      <w:r>
+        <w:t>lines</w:t>
+      </w:r>
+      <w:proofErr w:type="spellEnd"/>
+      <w:r>
+        <w:t xml:space="preserve">, </w:t>
+      </w:r>
+      <w:proofErr w:type="spellStart"/>
+      <w:r>
+        <w:t>words</w:t>
+      </w:r>
+      <w:proofErr w:type="spellEnd"/>
+      <w:r>
+        <w:t xml:space="preserve"> and </w:t>
+      </w:r>
+      <w:proofErr w:type="spellStart"/>
+      <w:r>
+        <w:t>bytes</w:t>
+      </w:r>
+      <w:proofErr w:type="spellEnd"/>
+      <w:r>
+        <w:t xml:space="preserve"> in a file: </w:t>
+      </w:r>
+      <w:proofErr w:type="spellStart"/>
+      <w:r>
+        <w:t>wc</w:t>
+      </w:r>
+      <w:proofErr w:type="spellEnd"/>
+      <w:r>
+        <w:t xml:space="preserve"> </w:t>
+      </w:r>
+      <w:proofErr w:type="spellStart"/>
+      <w:r>
+        <w:t>filename</w:t>
+      </w:r>
+      <w:proofErr w:type="spellEnd"/>
+      <w:r>
+        <w:t xml:space="preserve">. It </w:t>
+      </w:r>
+      <w:proofErr w:type="spellStart"/>
+      <w:r>
+        <w:t>displays</w:t>
+      </w:r>
+      <w:proofErr w:type="spellEnd"/>
+      <w:r>
+        <w:t xml:space="preserve"> </w:t>
+      </w:r>
+      <w:proofErr w:type="spellStart"/>
+      <w:r>
+        <w:t>you</w:t>
+      </w:r>
+      <w:proofErr w:type="spellEnd"/>
+      <w:r>
+        <w:t xml:space="preserve"> 3 </w:t>
+      </w:r>
+      <w:proofErr w:type="spellStart"/>
+      <w:r>
+        <w:t>numbers</w:t>
+      </w:r>
+      <w:proofErr w:type="spellEnd"/>
+      <w:r>
+        <w:t xml:space="preserve">: </w:t>
+      </w:r>
+      <w:proofErr w:type="spellStart"/>
+      <w:r>
+        <w:t>first</w:t>
+      </w:r>
+      <w:proofErr w:type="spellEnd"/>
+      <w:r>
+        <w:t xml:space="preserve"> the </w:t>
+      </w:r>
+      <w:proofErr w:type="spellStart"/>
+      <w:r>
+        <w:t>number</w:t>
+      </w:r>
+      <w:proofErr w:type="spellEnd"/>
+      <w:r>
+        <w:t xml:space="preserve"> of </w:t>
+      </w:r>
+      <w:proofErr w:type="spellStart"/>
+      <w:r>
+        <w:t>lines</w:t>
+      </w:r>
+      <w:proofErr w:type="spellEnd"/>
+      <w:r>
+        <w:t xml:space="preserve">, </w:t>
+      </w:r>
+      <w:proofErr w:type="spellStart"/>
+      <w:r>
+        <w:t>then</w:t>
+      </w:r>
+      <w:proofErr w:type="spellEnd"/>
+      <w:r>
+        <w:t xml:space="preserve"> the </w:t>
+      </w:r>
+      <w:proofErr w:type="spellStart"/>
+      <w:r>
+        <w:t>number</w:t>
+      </w:r>
+      <w:proofErr w:type="spellEnd"/>
+      <w:r>
+        <w:t xml:space="preserve"> of </w:t>
+      </w:r>
+      <w:proofErr w:type="spellStart"/>
+      <w:r>
+        <w:t>words</w:t>
+      </w:r>
+      <w:proofErr w:type="spellEnd"/>
+      <w:r>
+        <w:t xml:space="preserve"> and </w:t>
+      </w:r>
+      <w:proofErr w:type="spellStart"/>
+      <w:r>
+        <w:t>then</w:t>
+      </w:r>
+      <w:proofErr w:type="spellEnd"/>
+      <w:r>
+        <w:t xml:space="preserve"> the </w:t>
+      </w:r>
+      <w:proofErr w:type="spellStart"/>
+      <w:r>
+        <w:t>number</w:t>
+      </w:r>
+      <w:proofErr w:type="spellEnd"/>
+      <w:r>
+        <w:t xml:space="preserve"> of </w:t>
+      </w:r>
+      <w:proofErr w:type="spellStart"/>
+      <w:r>
+        <w:t>bytes</w:t>
+      </w:r>
+      <w:proofErr w:type="spellEnd"/>
+      <w:r>
+        <w:t xml:space="preserve"> (not </w:t>
+      </w:r>
+      <w:proofErr w:type="spellStart"/>
+      <w:r>
+        <w:t>always</w:t>
+      </w:r>
+      <w:proofErr w:type="spellEnd"/>
+      <w:r>
+        <w:t xml:space="preserve"> </w:t>
+      </w:r>
+      <w:proofErr w:type="spellStart"/>
+      <w:r>
+        <w:t>equal</w:t>
+      </w:r>
+      <w:proofErr w:type="spellEnd"/>
+      <w:r>
+        <w:t xml:space="preserve"> to the </w:t>
+      </w:r>
+      <w:proofErr w:type="spellStart"/>
+      <w:r>
+        <w:t>number</w:t>
+      </w:r>
+      <w:proofErr w:type="spellEnd"/>
+      <w:r>
+        <w:t xml:space="preserve"> of </w:t>
+      </w:r>
+      <w:proofErr w:type="spellStart"/>
+      <w:r>
+        <w:t>characters</w:t>
+      </w:r>
+      <w:proofErr w:type="spellEnd"/>
+      <w:r>
+        <w:t xml:space="preserve">). </w:t>
+      </w:r>
+      <w:proofErr w:type="spellStart"/>
+      <w:r>
+        <w:t>wc</w:t>
+      </w:r>
+      <w:proofErr w:type="spellEnd"/>
+      <w:r>
+        <w:t xml:space="preserve"> -m </w:t>
+      </w:r>
+      <w:proofErr w:type="spellStart"/>
+      <w:r>
+        <w:t>filename</w:t>
+      </w:r>
+      <w:proofErr w:type="spellEnd"/>
+      <w:r>
+        <w:t xml:space="preserve"> </w:t>
+      </w:r>
+      <w:proofErr w:type="spellStart"/>
+      <w:r>
+        <w:t>counts</w:t>
+      </w:r>
+      <w:proofErr w:type="spellEnd"/>
+      <w:r>
+        <w:t xml:space="preserve"> the </w:t>
+      </w:r>
+      <w:proofErr w:type="spellStart"/>
+      <w:r>
+        <w:t>number</w:t>
+      </w:r>
+      <w:proofErr w:type="spellEnd"/>
+      <w:r>
+        <w:t xml:space="preserve"> of </w:t>
+      </w:r>
+      <w:proofErr w:type="spellStart"/>
+      <w:r>
+        <w:t>characters</w:t>
+      </w:r>
+      <w:proofErr w:type="spellEnd"/>
+      <w:r>
+        <w:t xml:space="preserve"> in a </w:t>
+      </w:r>
+      <w:proofErr w:type="spellStart"/>
+      <w:r>
+        <w:t>file</w:t>
+      </w:r>
+      <w:proofErr w:type="spellEnd"/>
+      <w:r>
+        <w:t xml:space="preserve">.  </w:t>
+      </w:r>
+    </w:p>
+    <w:p>
+      <w:proofErr w:type="spellStart"/>
+      <w:r>
+        <w:t>You</w:t>
+      </w:r>
+      <w:proofErr w:type="spellEnd"/>
+      <w:r>
+        <w:t xml:space="preserve"> </w:t>
+      </w:r>
+      <w:proofErr w:type="spellStart"/>
+      <w:r>
+        <w:t>can</w:t>
+      </w:r>
+      <w:proofErr w:type="spellEnd"/>
+      <w:r>
+        <w:t xml:space="preserve"> </w:t>
+      </w:r>
+      <w:proofErr w:type="spellStart"/>
+      <w:r>
+        <w:t>write</w:t>
+      </w:r>
+      <w:proofErr w:type="spellEnd"/>
+      <w:r>
+        <w:t xml:space="preserve"> </w:t>
+      </w:r>
+      <w:proofErr w:type="spellStart"/>
+      <w:r>
+        <w:t>scripts</w:t>
+      </w:r>
+      <w:proofErr w:type="spellEnd"/>
+      <w:r>
+        <w:t xml:space="preserve"> </w:t>
+      </w:r>
+      <w:proofErr w:type="spellStart"/>
+      <w:r>
+        <w:t>with</w:t>
+      </w:r>
+      <w:proofErr w:type="spellEnd"/>
+      <w:r>
+        <w:t xml:space="preserve"> bash: </w:t>
+      </w:r>
+      <w:proofErr w:type="spellStart"/>
+      <w:r>
+        <w:t>start</w:t>
+      </w:r>
+      <w:proofErr w:type="spellEnd"/>
+      <w:r>
+        <w:t xml:space="preserve"> </w:t>
+      </w:r>
+      <w:proofErr w:type="spellStart"/>
+      <w:r>
+        <w:t>every</w:t>
+      </w:r>
+      <w:proofErr w:type="spellEnd"/>
+      <w:r>
+        <w:t xml:space="preserve"> </w:t>
+      </w:r>
+      <w:proofErr w:type="spellStart"/>
+      <w:r>
+        <w:t>script</w:t>
+      </w:r>
+      <w:proofErr w:type="spellEnd"/>
+      <w:r>
+        <w:t xml:space="preserve"> </w:t>
+      </w:r>
+      <w:proofErr w:type="spellStart"/>
+      <w:r>
+        <w:t>with</w:t>
+      </w:r>
+      <w:proofErr w:type="spellEnd"/>
+      <w:r>
+        <w:t xml:space="preserve"> </w:t>
+      </w:r>
+      <w:proofErr w:type="spellStart"/>
+      <w:r>
+        <w:t>shebang</w:t>
+      </w:r>
+      <w:proofErr w:type="spellEnd"/>
+      <w:r>
+        <w:t xml:space="preserve"> #! /bin/bash</w:t>
+      </w:r>
+    </w:p>
+    <w:p>
+      <w:r>
+        <w:t xml:space="preserve">Also </w:t>
+      </w:r>
+      <w:proofErr w:type="spellStart"/>
+      <w:r>
+        <w:t>there’s</w:t>
+      </w:r>
+      <w:proofErr w:type="spellEnd"/>
+      <w:r>
+        <w:t xml:space="preserve"> a </w:t>
+      </w:r>
+      <w:proofErr w:type="spellStart"/>
+      <w:r>
+        <w:t>linux</w:t>
+      </w:r>
+      <w:proofErr w:type="spellEnd"/>
+      <w:r>
+        <w:t xml:space="preserve"> terminal. This </w:t>
+      </w:r>
+      <w:proofErr w:type="spellStart"/>
+      <w:r>
+        <w:t>you</w:t>
+      </w:r>
+      <w:proofErr w:type="spellEnd"/>
+      <w:r>
+        <w:t xml:space="preserve"> open </w:t>
+      </w:r>
+      <w:proofErr w:type="spellStart"/>
+      <w:r>
+        <w:t>with</w:t>
+      </w:r>
+      <w:proofErr w:type="spellEnd"/>
+      <w:r>
+        <w:t xml:space="preserve"> </w:t>
+      </w:r>
+      <w:proofErr w:type="spellStart"/>
+      <w:r>
+        <w:t>vim</w:t>
+      </w:r>
+      <w:proofErr w:type="spellEnd"/>
+      <w:r>
+        <w:t xml:space="preserve">. </w:t>
+      </w:r>
+      <w:proofErr w:type="spellStart"/>
+      <w:r>
+        <w:t>Strg+z</w:t>
+      </w:r>
+      <w:proofErr w:type="spellEnd"/>
+      <w:r>
+        <w:t xml:space="preserve"> </w:t>
+      </w:r>
+      <w:proofErr w:type="spellStart"/>
+      <w:r>
+        <w:t>brings</w:t>
+      </w:r>
+      <w:proofErr w:type="spellEnd"/>
+      <w:r>
+        <w:t xml:space="preserve"> </w:t>
+      </w:r>
+      <w:proofErr w:type="spellStart"/>
+      <w:r>
+        <w:t>you</w:t>
+      </w:r>
+      <w:proofErr w:type="spellEnd"/>
+      <w:r>
+        <w:t xml:space="preserve"> back to </w:t>
+      </w:r>
+      <w:proofErr w:type="spellStart"/>
+      <w:r>
+        <w:t>linux</w:t>
+      </w:r>
+      <w:proofErr w:type="spellEnd"/>
+      <w:r>
+        <w:t xml:space="preserve"> terminal. </w:t>
+      </w:r>
+    </w:p>
+    <w:p>
+      <w:r>
+        <w:t xml:space="preserve">Modify </w:t>
+      </w:r>
+      <w:proofErr w:type="spellStart"/>
+      <w:r>
+        <w:t>file</w:t>
+      </w:r>
+      <w:proofErr w:type="spellEnd"/>
+      <w:r>
+        <w:t xml:space="preserve"> </w:t>
+      </w:r>
+      <w:proofErr w:type="spellStart"/>
+      <w:r>
+        <w:t>reading</w:t>
+      </w:r>
+      <w:proofErr w:type="spellEnd"/>
+      <w:r>
+        <w:t xml:space="preserve"> and </w:t>
+      </w:r>
+      <w:proofErr w:type="spellStart"/>
+      <w:r>
+        <w:t>executing</w:t>
+      </w:r>
+      <w:proofErr w:type="spellEnd"/>
+      <w:r>
+        <w:t xml:space="preserve"> </w:t>
+      </w:r>
+      <w:proofErr w:type="spellStart"/>
+      <w:r>
+        <w:t>permissions</w:t>
+      </w:r>
+      <w:proofErr w:type="spellEnd"/>
+      <w:r>
+        <w:t xml:space="preserve"> </w:t>
+      </w:r>
+      <w:proofErr w:type="spellStart"/>
+      <w:r>
+        <w:t>with</w:t>
+      </w:r>
+      <w:proofErr w:type="spellEnd"/>
+      <w:r>
+        <w:t xml:space="preserve"> </w:t>
+      </w:r>
+      <w:proofErr w:type="spellStart"/>
+      <w:r>
+        <w:t>chmod</w:t>
+      </w:r>
+      <w:proofErr w:type="spellEnd"/>
+      <w:r>
+        <w:t xml:space="preserve">. </w:t>
+      </w:r>
+    </w:p>
+    <w:p>
+      <w:r>
+        <w:lastRenderedPageBreak/>
+        <w:t xml:space="preserve">With </w:t>
+      </w:r>
+      <w:proofErr w:type="spellStart"/>
+      <w:r>
+        <w:t>anaconda</w:t>
+      </w:r>
+      <w:proofErr w:type="spellEnd"/>
+      <w:r>
+        <w:t xml:space="preserve"> </w:t>
+      </w:r>
+      <w:proofErr w:type="spellStart"/>
+      <w:r>
+        <w:t>you</w:t>
+      </w:r>
+      <w:proofErr w:type="spellEnd"/>
+      <w:r>
+        <w:t xml:space="preserve"> </w:t>
+      </w:r>
+      <w:proofErr w:type="spellStart"/>
+      <w:r>
+        <w:t>can</w:t>
+      </w:r>
+      <w:proofErr w:type="spellEnd"/>
+      <w:r>
+        <w:t xml:space="preserve"> </w:t>
+      </w:r>
+      <w:proofErr w:type="spellStart"/>
+      <w:r>
+        <w:t>create</w:t>
+      </w:r>
+      <w:proofErr w:type="spellEnd"/>
+      <w:r>
+        <w:t xml:space="preserve"> </w:t>
+      </w:r>
+      <w:proofErr w:type="spellStart"/>
+      <w:r>
+        <w:t>new</w:t>
+      </w:r>
+      <w:proofErr w:type="spellEnd"/>
+      <w:r>
+        <w:t xml:space="preserve"> </w:t>
+      </w:r>
+      <w:proofErr w:type="spellStart"/>
+      <w:r>
+        <w:t>environments</w:t>
+      </w:r>
+      <w:proofErr w:type="spellEnd"/>
+      <w:r>
+        <w:t xml:space="preserve"> in the terminal: </w:t>
+      </w:r>
+      <w:proofErr w:type="spellStart"/>
+      <w:r>
+        <w:t>conda</w:t>
+      </w:r>
+      <w:proofErr w:type="spellEnd"/>
+      <w:r>
+        <w:t xml:space="preserve"> </w:t>
+      </w:r>
+      <w:proofErr w:type="spellStart"/>
+      <w:r>
+        <w:t>create</w:t>
+      </w:r>
+      <w:proofErr w:type="spellEnd"/>
+      <w:r>
+        <w:t xml:space="preserve"> -n </w:t>
+      </w:r>
+      <w:proofErr w:type="spellStart"/>
+      <w:r>
+        <w:t>environmentname</w:t>
+      </w:r>
+      <w:proofErr w:type="spellEnd"/>
+      <w:r>
+        <w:t xml:space="preserve">. Activate </w:t>
+      </w:r>
+      <w:proofErr w:type="spellStart"/>
+      <w:r>
+        <w:t>environment</w:t>
+      </w:r>
+      <w:proofErr w:type="spellEnd"/>
+      <w:r>
+        <w:t xml:space="preserve"> </w:t>
+      </w:r>
+      <w:proofErr w:type="spellStart"/>
+      <w:r>
+        <w:t>with</w:t>
+      </w:r>
+      <w:proofErr w:type="spellEnd"/>
+      <w:r>
+        <w:t xml:space="preserve"> </w:t>
+      </w:r>
+      <w:proofErr w:type="spellStart"/>
+      <w:r>
+        <w:t>conda</w:t>
+      </w:r>
+      <w:proofErr w:type="spellEnd"/>
+      <w:r>
+        <w:t xml:space="preserve"> </w:t>
+      </w:r>
+      <w:proofErr w:type="spellStart"/>
+      <w:r>
+        <w:t>activate</w:t>
+      </w:r>
+      <w:proofErr w:type="spellEnd"/>
+      <w:r>
+        <w:t xml:space="preserve"> </w:t>
+      </w:r>
+      <w:proofErr w:type="spellStart"/>
+      <w:r>
+        <w:t>env</w:t>
+      </w:r>
+      <w:proofErr w:type="spellEnd"/>
+      <w:r>
+        <w:t xml:space="preserve">-name. Deactivate </w:t>
+      </w:r>
+      <w:proofErr w:type="spellStart"/>
+      <w:r>
+        <w:t>environment</w:t>
+      </w:r>
+      <w:proofErr w:type="spellEnd"/>
+      <w:r>
+        <w:t xml:space="preserve"> </w:t>
+      </w:r>
+      <w:proofErr w:type="spellStart"/>
+      <w:r>
+        <w:t>with</w:t>
+      </w:r>
+      <w:proofErr w:type="spellEnd"/>
+      <w:r>
+        <w:t xml:space="preserve"> </w:t>
+      </w:r>
+      <w:proofErr w:type="spellStart"/>
+      <w:r>
+        <w:t>conda</w:t>
+      </w:r>
+      <w:proofErr w:type="spellEnd"/>
+      <w:r>
+        <w:t xml:space="preserve"> </w:t>
+      </w:r>
+      <w:proofErr w:type="spellStart"/>
+      <w:r>
+        <w:t>deactivate</w:t>
+      </w:r>
+      <w:proofErr w:type="spellEnd"/>
+      <w:r>
+        <w:t xml:space="preserve">.  </w:t>
+      </w:r>
+    </w:p>
+    <w:p>
+      <w:r>
+        <w:t xml:space="preserve">Start </w:t>
+      </w:r>
+      <w:proofErr w:type="spellStart"/>
+      <w:r>
+        <w:t>wsl</w:t>
+      </w:r>
+      <w:proofErr w:type="spellEnd"/>
+      <w:r>
+        <w:t xml:space="preserve"> at </w:t>
+      </w:r>
+      <w:proofErr w:type="spellStart"/>
+      <w:r>
+        <w:t>windows</w:t>
+      </w:r>
+      <w:proofErr w:type="spellEnd"/>
+      <w:r>
+        <w:t xml:space="preserve"> </w:t>
+      </w:r>
+      <w:proofErr w:type="spellStart"/>
+      <w:r>
+        <w:t>laptop</w:t>
+      </w:r>
+      <w:proofErr w:type="spellEnd"/>
+      <w:r>
+        <w:t xml:space="preserve">: wsl.exe -d Ubuntu </w:t>
+      </w:r>
+    </w:p>
+    <w:p/>
+    <w:p/>
+    <w:p/>
     <w:p>
       <w:pPr>
         <w:rPr>
@@ -5955,21 +8228,6 @@
           <w:bCs/>
         </w:rPr>
       </w:pPr>
-      <w:r>
-        <w:rPr>
-          <w:b/>
-          <w:bCs/>
-        </w:rPr>
-        <w:lastRenderedPageBreak/>
-        <w:t>Bash:</w:t>
-      </w:r>
-      <w:r>
-        <w:rPr>
-          <w:b/>
-          <w:bCs/>
-        </w:rPr>
-        <w:t xml:space="preserve"> </w:t>
-      </w:r>
     </w:p>
     <w:p>
       <w:pPr>
@@ -5978,3271 +8236,1556 @@
           <w:bCs/>
         </w:rPr>
       </w:pPr>
-      <w:r>
+    </w:p>
+    <w:p>
+      <w:pPr>
         <w:rPr>
           <w:b/>
           <w:bCs/>
         </w:rPr>
-        <w:t xml:space="preserve">Best Bash </w:t>
-      </w:r>
-      <w:proofErr w:type="spellStart"/>
-      <w:r>
+      </w:pPr>
+    </w:p>
+    <w:p>
+      <w:pPr>
         <w:rPr>
           <w:b/>
           <w:bCs/>
         </w:rPr>
-        <w:t>dictionary</w:t>
-      </w:r>
-      <w:proofErr w:type="spellEnd"/>
-      <w:r>
+      </w:pPr>
+    </w:p>
+    <w:p>
+      <w:pPr>
         <w:rPr>
           <w:b/>
           <w:bCs/>
         </w:rPr>
-        <w:t>: https://www.w3schools.com/bash/bash_ls.php</w:t>
-      </w:r>
-    </w:p>
-    <w:p>
-      <w:r>
-        <w:t xml:space="preserve">für Windows: Im </w:t>
-      </w:r>
-      <w:proofErr w:type="spellStart"/>
-      <w:r>
-        <w:t>Anaconda</w:t>
-      </w:r>
-      <w:proofErr w:type="spellEnd"/>
-      <w:r>
-        <w:t xml:space="preserve"> Terminal kann das </w:t>
-      </w:r>
-      <w:proofErr w:type="spellStart"/>
-      <w:r>
-        <w:t>package</w:t>
-      </w:r>
-      <w:proofErr w:type="spellEnd"/>
-      <w:r>
-        <w:t xml:space="preserve"> m2-base verwendet werden. Dann können auch normale </w:t>
-      </w:r>
-      <w:proofErr w:type="spellStart"/>
-      <w:r>
-        <w:t>linux</w:t>
-      </w:r>
-      <w:proofErr w:type="spellEnd"/>
-      <w:r>
-        <w:t xml:space="preserve">-bash Befehle dort erkannt werden. </w:t>
-      </w:r>
-      <w:r>
-        <w:t xml:space="preserve">Bash </w:t>
-      </w:r>
-      <w:proofErr w:type="spellStart"/>
-      <w:r>
-        <w:t>is</w:t>
-      </w:r>
-      <w:proofErr w:type="spellEnd"/>
-      <w:r>
-        <w:t xml:space="preserve"> the </w:t>
-      </w:r>
-      <w:proofErr w:type="spellStart"/>
-      <w:r>
-        <w:t>script</w:t>
-      </w:r>
-      <w:proofErr w:type="spellEnd"/>
-      <w:r>
-        <w:t xml:space="preserve"> </w:t>
-      </w:r>
-      <w:proofErr w:type="spellStart"/>
-      <w:r>
-        <w:t>shell</w:t>
-      </w:r>
-      <w:proofErr w:type="spellEnd"/>
-      <w:r>
-        <w:t xml:space="preserve"> </w:t>
-      </w:r>
-      <w:proofErr w:type="spellStart"/>
-      <w:r>
-        <w:t>programming</w:t>
-      </w:r>
-      <w:proofErr w:type="spellEnd"/>
-      <w:r>
-        <w:t xml:space="preserve"> </w:t>
-      </w:r>
-      <w:proofErr w:type="spellStart"/>
-      <w:r>
-        <w:t>language</w:t>
-      </w:r>
-      <w:proofErr w:type="spellEnd"/>
-      <w:r>
-        <w:t xml:space="preserve"> </w:t>
-      </w:r>
-      <w:proofErr w:type="spellStart"/>
-      <w:r>
-        <w:t>used</w:t>
-      </w:r>
-      <w:proofErr w:type="spellEnd"/>
-      <w:r>
-        <w:t xml:space="preserve"> </w:t>
-      </w:r>
-      <w:proofErr w:type="spellStart"/>
-      <w:r>
-        <w:t>especially</w:t>
-      </w:r>
-      <w:proofErr w:type="spellEnd"/>
-      <w:r>
-        <w:t xml:space="preserve"> für </w:t>
-      </w:r>
-      <w:proofErr w:type="spellStart"/>
-      <w:r>
-        <w:t>linux</w:t>
-      </w:r>
-      <w:proofErr w:type="spellEnd"/>
-      <w:r>
-        <w:t xml:space="preserve"> and </w:t>
-      </w:r>
-      <w:proofErr w:type="spellStart"/>
-      <w:r>
-        <w:t>macOS</w:t>
-      </w:r>
-      <w:proofErr w:type="spellEnd"/>
-      <w:r>
-        <w:t xml:space="preserve">, not </w:t>
-      </w:r>
-      <w:proofErr w:type="spellStart"/>
-      <w:r>
-        <w:t>windows</w:t>
-      </w:r>
-      <w:proofErr w:type="spellEnd"/>
-      <w:r>
-        <w:t xml:space="preserve"> </w:t>
-      </w:r>
-      <w:proofErr w:type="spellStart"/>
-      <w:r>
-        <w:t>generally</w:t>
-      </w:r>
-      <w:proofErr w:type="spellEnd"/>
-      <w:r>
-        <w:t>.</w:t>
-      </w:r>
-      <w:r>
-        <w:t xml:space="preserve"> </w:t>
-      </w:r>
-      <w:proofErr w:type="spellStart"/>
-      <w:r>
-        <w:t>command</w:t>
-      </w:r>
-      <w:proofErr w:type="spellEnd"/>
-      <w:r>
-        <w:t xml:space="preserve"> –</w:t>
-      </w:r>
-      <w:proofErr w:type="spellStart"/>
-      <w:r>
-        <w:t>help</w:t>
-      </w:r>
-      <w:proofErr w:type="spellEnd"/>
-      <w:r>
-        <w:t xml:space="preserve"> </w:t>
-      </w:r>
-      <w:proofErr w:type="spellStart"/>
-      <w:r>
-        <w:t>displays</w:t>
-      </w:r>
-      <w:proofErr w:type="spellEnd"/>
-      <w:r>
-        <w:t xml:space="preserve"> for </w:t>
-      </w:r>
-      <w:proofErr w:type="spellStart"/>
-      <w:r>
-        <w:t>you</w:t>
-      </w:r>
-      <w:proofErr w:type="spellEnd"/>
-      <w:r>
-        <w:t xml:space="preserve"> a </w:t>
-      </w:r>
-      <w:proofErr w:type="spellStart"/>
-      <w:r>
-        <w:t>long</w:t>
-      </w:r>
-      <w:proofErr w:type="spellEnd"/>
-      <w:r>
-        <w:t xml:space="preserve"> </w:t>
-      </w:r>
-      <w:proofErr w:type="spellStart"/>
-      <w:r>
-        <w:t>manual</w:t>
-      </w:r>
-      <w:proofErr w:type="spellEnd"/>
-      <w:r>
-        <w:t xml:space="preserve"> and </w:t>
-      </w:r>
-      <w:proofErr w:type="spellStart"/>
-      <w:r>
-        <w:t>description</w:t>
-      </w:r>
-      <w:proofErr w:type="spellEnd"/>
-      <w:r>
-        <w:t xml:space="preserve"> of the </w:t>
-      </w:r>
-      <w:proofErr w:type="spellStart"/>
-      <w:r>
-        <w:t>command</w:t>
-      </w:r>
-      <w:proofErr w:type="spellEnd"/>
-      <w:r>
-        <w:t xml:space="preserve"> e.g. cd –-</w:t>
-      </w:r>
-      <w:proofErr w:type="spellStart"/>
-      <w:r>
-        <w:t>help</w:t>
-      </w:r>
-      <w:proofErr w:type="spellEnd"/>
-      <w:r>
-        <w:t xml:space="preserve"> </w:t>
-      </w:r>
-      <w:r>
-        <w:t xml:space="preserve">Comments </w:t>
-      </w:r>
-      <w:proofErr w:type="spellStart"/>
-      <w:r>
-        <w:t>start</w:t>
-      </w:r>
-      <w:proofErr w:type="spellEnd"/>
-      <w:r>
-        <w:t xml:space="preserve"> </w:t>
-      </w:r>
-      <w:proofErr w:type="spellStart"/>
-      <w:r>
-        <w:t>with</w:t>
-      </w:r>
-      <w:proofErr w:type="spellEnd"/>
-      <w:r>
-        <w:t xml:space="preserve"> a #. </w:t>
-      </w:r>
-    </w:p>
-    <w:p>
-      <w:r>
-        <w:t xml:space="preserve">Most </w:t>
-      </w:r>
-      <w:proofErr w:type="spellStart"/>
-      <w:r>
-        <w:t>basic</w:t>
-      </w:r>
-      <w:proofErr w:type="spellEnd"/>
-      <w:r>
-        <w:t xml:space="preserve"> </w:t>
-      </w:r>
-      <w:proofErr w:type="spellStart"/>
-      <w:r>
-        <w:t>commands</w:t>
-      </w:r>
-      <w:proofErr w:type="spellEnd"/>
-      <w:r>
-        <w:t xml:space="preserve"> </w:t>
-      </w:r>
-      <w:proofErr w:type="spellStart"/>
-      <w:r>
-        <w:t>are</w:t>
-      </w:r>
-      <w:proofErr w:type="spellEnd"/>
-      <w:r>
-        <w:t xml:space="preserve">: </w:t>
-      </w:r>
-      <w:proofErr w:type="spellStart"/>
-      <w:r>
-        <w:t>touch</w:t>
-      </w:r>
-      <w:proofErr w:type="spellEnd"/>
-      <w:r>
-        <w:t xml:space="preserve"> „</w:t>
-      </w:r>
-      <w:proofErr w:type="spellStart"/>
-      <w:proofErr w:type="gramStart"/>
-      <w:r>
-        <w:t>file.ending</w:t>
-      </w:r>
-      <w:proofErr w:type="spellEnd"/>
-      <w:proofErr w:type="gramEnd"/>
-      <w:r>
-        <w:t xml:space="preserve">“ to </w:t>
-      </w:r>
-      <w:proofErr w:type="spellStart"/>
-      <w:r>
-        <w:t>create</w:t>
-      </w:r>
-      <w:proofErr w:type="spellEnd"/>
-      <w:r>
-        <w:t xml:space="preserve"> a </w:t>
-      </w:r>
-      <w:proofErr w:type="spellStart"/>
-      <w:r>
-        <w:t>file</w:t>
-      </w:r>
-      <w:proofErr w:type="spellEnd"/>
-      <w:r>
-        <w:t xml:space="preserve"> in the </w:t>
-      </w:r>
-      <w:proofErr w:type="spellStart"/>
-      <w:r>
-        <w:t>current</w:t>
-      </w:r>
-      <w:proofErr w:type="spellEnd"/>
-      <w:r>
-        <w:t xml:space="preserve"> </w:t>
-      </w:r>
-      <w:proofErr w:type="spellStart"/>
-      <w:r>
-        <w:t>directory</w:t>
-      </w:r>
-      <w:proofErr w:type="spellEnd"/>
-      <w:r>
-        <w:t xml:space="preserve">. cd for </w:t>
-      </w:r>
-      <w:proofErr w:type="spellStart"/>
-      <w:r>
-        <w:t>changing</w:t>
-      </w:r>
-      <w:proofErr w:type="spellEnd"/>
-      <w:r>
-        <w:t xml:space="preserve"> to a </w:t>
-      </w:r>
-      <w:proofErr w:type="spellStart"/>
-      <w:r>
-        <w:t>subdirectory</w:t>
-      </w:r>
-      <w:proofErr w:type="spellEnd"/>
-      <w:r>
-        <w:t>. cd</w:t>
-      </w:r>
-      <w:proofErr w:type="gramStart"/>
-      <w:r>
-        <w:t xml:space="preserve"> ..</w:t>
-      </w:r>
-      <w:proofErr w:type="gramEnd"/>
-      <w:r>
-        <w:t xml:space="preserve"> for </w:t>
-      </w:r>
-      <w:proofErr w:type="spellStart"/>
-      <w:r>
-        <w:t>changing</w:t>
-      </w:r>
-      <w:proofErr w:type="spellEnd"/>
-      <w:r>
-        <w:t xml:space="preserve"> back to the </w:t>
-      </w:r>
-      <w:proofErr w:type="spellStart"/>
-      <w:r>
-        <w:t>directory</w:t>
-      </w:r>
-      <w:proofErr w:type="spellEnd"/>
-      <w:r>
-        <w:t xml:space="preserve"> at a </w:t>
-      </w:r>
-      <w:proofErr w:type="spellStart"/>
-      <w:r>
-        <w:t>level</w:t>
-      </w:r>
-      <w:proofErr w:type="spellEnd"/>
-      <w:r>
-        <w:t xml:space="preserve"> </w:t>
-      </w:r>
-      <w:proofErr w:type="spellStart"/>
-      <w:r>
-        <w:t>higher</w:t>
-      </w:r>
-      <w:proofErr w:type="spellEnd"/>
-      <w:r>
-        <w:t xml:space="preserve">, the </w:t>
-      </w:r>
-      <w:proofErr w:type="spellStart"/>
-      <w:r>
-        <w:t>parent</w:t>
-      </w:r>
-      <w:proofErr w:type="spellEnd"/>
-      <w:r>
-        <w:t xml:space="preserve"> </w:t>
-      </w:r>
-      <w:proofErr w:type="spellStart"/>
-      <w:r>
-        <w:t>folder</w:t>
-      </w:r>
-      <w:proofErr w:type="spellEnd"/>
-      <w:r>
-        <w:t xml:space="preserve">. </w:t>
-      </w:r>
-      <w:proofErr w:type="spellStart"/>
-      <w:r>
-        <w:t>ls</w:t>
-      </w:r>
-      <w:proofErr w:type="spellEnd"/>
-      <w:r>
-        <w:t xml:space="preserve"> for </w:t>
-      </w:r>
-      <w:proofErr w:type="spellStart"/>
-      <w:r>
-        <w:t>listing</w:t>
-      </w:r>
-      <w:proofErr w:type="spellEnd"/>
-      <w:r>
-        <w:t xml:space="preserve"> all </w:t>
-      </w:r>
-      <w:proofErr w:type="spellStart"/>
-      <w:r>
-        <w:t>files</w:t>
-      </w:r>
-      <w:proofErr w:type="spellEnd"/>
-      <w:r>
-        <w:t xml:space="preserve"> </w:t>
-      </w:r>
-      <w:proofErr w:type="spellStart"/>
-      <w:r>
-        <w:t>or</w:t>
-      </w:r>
-      <w:proofErr w:type="spellEnd"/>
-      <w:r>
-        <w:t xml:space="preserve"> </w:t>
-      </w:r>
-      <w:proofErr w:type="spellStart"/>
-      <w:r>
-        <w:t>files</w:t>
-      </w:r>
-      <w:proofErr w:type="spellEnd"/>
-      <w:r>
-        <w:t xml:space="preserve"> in the </w:t>
-      </w:r>
-      <w:proofErr w:type="spellStart"/>
-      <w:r>
-        <w:t>current</w:t>
-      </w:r>
-      <w:proofErr w:type="spellEnd"/>
-      <w:r>
-        <w:t xml:space="preserve"> </w:t>
-      </w:r>
-      <w:proofErr w:type="spellStart"/>
-      <w:r>
-        <w:t>directory</w:t>
-      </w:r>
-      <w:proofErr w:type="spellEnd"/>
-      <w:r>
-        <w:t xml:space="preserve">. </w:t>
-      </w:r>
-      <w:proofErr w:type="spellStart"/>
-      <w:r>
-        <w:t>pwd</w:t>
-      </w:r>
-      <w:proofErr w:type="spellEnd"/>
-      <w:r>
-        <w:t xml:space="preserve"> for </w:t>
-      </w:r>
-      <w:proofErr w:type="spellStart"/>
-      <w:r>
-        <w:t>printing</w:t>
-      </w:r>
-      <w:proofErr w:type="spellEnd"/>
-      <w:r>
-        <w:t xml:space="preserve"> the </w:t>
-      </w:r>
-      <w:proofErr w:type="spellStart"/>
-      <w:r>
-        <w:t>current</w:t>
-      </w:r>
-      <w:proofErr w:type="spellEnd"/>
-      <w:r>
-        <w:t xml:space="preserve"> </w:t>
-      </w:r>
-      <w:proofErr w:type="spellStart"/>
-      <w:r>
-        <w:t>directory</w:t>
-      </w:r>
-      <w:proofErr w:type="spellEnd"/>
-      <w:r>
-        <w:t xml:space="preserve">. </w:t>
-      </w:r>
-      <w:proofErr w:type="spellStart"/>
-      <w:r>
-        <w:t>mkdir</w:t>
-      </w:r>
-      <w:proofErr w:type="spellEnd"/>
-      <w:r>
-        <w:t xml:space="preserve"> and </w:t>
-      </w:r>
-      <w:proofErr w:type="spellStart"/>
-      <w:r>
-        <w:t>rmdir</w:t>
-      </w:r>
-      <w:proofErr w:type="spellEnd"/>
-      <w:r>
-        <w:t xml:space="preserve"> to </w:t>
-      </w:r>
-      <w:proofErr w:type="spellStart"/>
-      <w:r>
-        <w:t>create</w:t>
-      </w:r>
-      <w:proofErr w:type="spellEnd"/>
-      <w:r>
-        <w:t xml:space="preserve"> </w:t>
-      </w:r>
-      <w:proofErr w:type="spellStart"/>
-      <w:r>
-        <w:t>or</w:t>
-      </w:r>
-      <w:proofErr w:type="spellEnd"/>
-      <w:r>
-        <w:t xml:space="preserve"> remove a </w:t>
-      </w:r>
-      <w:proofErr w:type="spellStart"/>
-      <w:r>
-        <w:t>new</w:t>
-      </w:r>
-      <w:proofErr w:type="spellEnd"/>
-      <w:r>
-        <w:t xml:space="preserve"> </w:t>
-      </w:r>
-      <w:proofErr w:type="spellStart"/>
-      <w:r>
-        <w:t>folder</w:t>
-      </w:r>
-      <w:proofErr w:type="spellEnd"/>
-      <w:r>
-        <w:t xml:space="preserve"> </w:t>
-      </w:r>
-      <w:proofErr w:type="spellStart"/>
-      <w:r>
-        <w:t>within</w:t>
-      </w:r>
-      <w:proofErr w:type="spellEnd"/>
-      <w:r>
-        <w:t xml:space="preserve"> the </w:t>
-      </w:r>
-      <w:proofErr w:type="spellStart"/>
-      <w:r>
-        <w:t>current</w:t>
-      </w:r>
-      <w:proofErr w:type="spellEnd"/>
-      <w:r>
-        <w:t xml:space="preserve"> </w:t>
-      </w:r>
-      <w:proofErr w:type="spellStart"/>
-      <w:r>
-        <w:t>directory</w:t>
-      </w:r>
-      <w:proofErr w:type="spellEnd"/>
-      <w:r>
-        <w:t xml:space="preserve">. </w:t>
-      </w:r>
-      <w:proofErr w:type="spellStart"/>
-      <w:r>
-        <w:t>rm</w:t>
-      </w:r>
-      <w:proofErr w:type="spellEnd"/>
-      <w:r>
-        <w:t xml:space="preserve"> </w:t>
-      </w:r>
-      <w:proofErr w:type="spellStart"/>
-      <w:r>
-        <w:t>filenname</w:t>
-      </w:r>
-      <w:proofErr w:type="spellEnd"/>
-      <w:r>
-        <w:t xml:space="preserve"> for </w:t>
-      </w:r>
-      <w:proofErr w:type="spellStart"/>
-      <w:r>
-        <w:t>deleting</w:t>
-      </w:r>
-      <w:proofErr w:type="spellEnd"/>
-      <w:r>
-        <w:t xml:space="preserve"> a </w:t>
-      </w:r>
-      <w:proofErr w:type="spellStart"/>
-      <w:r>
-        <w:t>file</w:t>
-      </w:r>
-      <w:proofErr w:type="spellEnd"/>
-      <w:r>
-        <w:t xml:space="preserve">. </w:t>
-      </w:r>
-      <w:r>
-        <w:t>mv</w:t>
-      </w:r>
-      <w:r>
-        <w:t xml:space="preserve"> </w:t>
-      </w:r>
-      <w:proofErr w:type="spellStart"/>
-      <w:r>
-        <w:t>filename</w:t>
-      </w:r>
-      <w:proofErr w:type="spellEnd"/>
-      <w:r>
-        <w:t xml:space="preserve"> </w:t>
-      </w:r>
-      <w:proofErr w:type="spellStart"/>
-      <w:r>
-        <w:t>new_directory_path</w:t>
-      </w:r>
-      <w:proofErr w:type="spellEnd"/>
-      <w:r>
-        <w:t xml:space="preserve"> to </w:t>
-      </w:r>
-      <w:proofErr w:type="spellStart"/>
-      <w:r>
-        <w:t>move</w:t>
-      </w:r>
-      <w:proofErr w:type="spellEnd"/>
-      <w:r>
-        <w:t xml:space="preserve"> a </w:t>
-      </w:r>
-      <w:proofErr w:type="spellStart"/>
-      <w:r>
-        <w:t>file</w:t>
-      </w:r>
-      <w:proofErr w:type="spellEnd"/>
-      <w:r>
-        <w:t xml:space="preserve"> </w:t>
-      </w:r>
-      <w:proofErr w:type="spellStart"/>
-      <w:r>
-        <w:t>from</w:t>
-      </w:r>
-      <w:proofErr w:type="spellEnd"/>
-      <w:r>
-        <w:t xml:space="preserve"> </w:t>
-      </w:r>
-      <w:proofErr w:type="spellStart"/>
-      <w:r>
-        <w:t>one</w:t>
-      </w:r>
-      <w:proofErr w:type="spellEnd"/>
-      <w:r>
-        <w:t xml:space="preserve"> </w:t>
-      </w:r>
-      <w:proofErr w:type="spellStart"/>
-      <w:r>
-        <w:t>st</w:t>
-      </w:r>
-      <w:r>
-        <w:t>o</w:t>
-      </w:r>
-      <w:r>
-        <w:t>rage</w:t>
-      </w:r>
-      <w:proofErr w:type="spellEnd"/>
-      <w:r>
-        <w:t xml:space="preserve"> </w:t>
-      </w:r>
-      <w:proofErr w:type="spellStart"/>
-      <w:r>
-        <w:t>place</w:t>
-      </w:r>
-      <w:proofErr w:type="spellEnd"/>
-      <w:r>
-        <w:t xml:space="preserve"> to </w:t>
-      </w:r>
-      <w:proofErr w:type="spellStart"/>
-      <w:r>
-        <w:t>another</w:t>
-      </w:r>
-      <w:proofErr w:type="spellEnd"/>
-      <w:r>
-        <w:t xml:space="preserve"> </w:t>
-      </w:r>
-      <w:proofErr w:type="spellStart"/>
-      <w:r>
-        <w:t>given</w:t>
-      </w:r>
-      <w:proofErr w:type="spellEnd"/>
-      <w:r>
-        <w:t xml:space="preserve"> by the </w:t>
-      </w:r>
-      <w:proofErr w:type="spellStart"/>
-      <w:r>
-        <w:t>directory</w:t>
-      </w:r>
-      <w:proofErr w:type="spellEnd"/>
-      <w:r>
-        <w:t xml:space="preserve"> </w:t>
-      </w:r>
-      <w:proofErr w:type="spellStart"/>
-      <w:r>
-        <w:t>path</w:t>
-      </w:r>
-      <w:proofErr w:type="spellEnd"/>
-      <w:r>
-        <w:t xml:space="preserve"> </w:t>
-      </w:r>
-      <w:r>
-        <w:t xml:space="preserve">at the PC. </w:t>
-      </w:r>
-      <w:proofErr w:type="spellStart"/>
-      <w:r>
-        <w:t>cp</w:t>
-      </w:r>
-      <w:proofErr w:type="spellEnd"/>
-      <w:r>
-        <w:t xml:space="preserve"> to </w:t>
-      </w:r>
-      <w:proofErr w:type="spellStart"/>
-      <w:r>
-        <w:t>copy</w:t>
-      </w:r>
-      <w:proofErr w:type="spellEnd"/>
-      <w:r>
-        <w:t xml:space="preserve"> </w:t>
-      </w:r>
-      <w:proofErr w:type="spellStart"/>
-      <w:r>
-        <w:t>one</w:t>
-      </w:r>
-      <w:proofErr w:type="spellEnd"/>
-      <w:r>
-        <w:t xml:space="preserve"> </w:t>
-      </w:r>
-      <w:proofErr w:type="spellStart"/>
-      <w:r>
-        <w:t>file</w:t>
-      </w:r>
-      <w:proofErr w:type="spellEnd"/>
-      <w:r>
-        <w:t xml:space="preserve"> to </w:t>
-      </w:r>
-      <w:proofErr w:type="spellStart"/>
-      <w:r>
-        <w:t>another</w:t>
-      </w:r>
-      <w:proofErr w:type="spellEnd"/>
-      <w:r>
-        <w:t xml:space="preserve"> </w:t>
-      </w:r>
-      <w:proofErr w:type="spellStart"/>
-      <w:r>
-        <w:t>directory</w:t>
-      </w:r>
-      <w:proofErr w:type="spellEnd"/>
-      <w:r>
-        <w:t xml:space="preserve">, also </w:t>
-      </w:r>
-      <w:proofErr w:type="spellStart"/>
-      <w:r>
-        <w:t>given</w:t>
-      </w:r>
-      <w:proofErr w:type="spellEnd"/>
-      <w:r>
-        <w:t xml:space="preserve"> by the </w:t>
-      </w:r>
-      <w:proofErr w:type="spellStart"/>
-      <w:r>
-        <w:t>directory</w:t>
-      </w:r>
-      <w:proofErr w:type="spellEnd"/>
-      <w:r>
-        <w:t xml:space="preserve"> </w:t>
-      </w:r>
-      <w:proofErr w:type="spellStart"/>
-      <w:r>
-        <w:t>path</w:t>
-      </w:r>
-      <w:proofErr w:type="spellEnd"/>
-      <w:r>
-        <w:t xml:space="preserve">. </w:t>
-      </w:r>
-      <w:proofErr w:type="spellStart"/>
-      <w:r>
-        <w:t>cp</w:t>
-      </w:r>
-      <w:proofErr w:type="spellEnd"/>
-      <w:r>
-        <w:t xml:space="preserve"> -r </w:t>
-      </w:r>
-      <w:proofErr w:type="spellStart"/>
-      <w:r>
-        <w:t>copies</w:t>
-      </w:r>
-      <w:proofErr w:type="spellEnd"/>
-      <w:r>
-        <w:t xml:space="preserve"> all </w:t>
-      </w:r>
-      <w:proofErr w:type="spellStart"/>
-      <w:r>
-        <w:t>files</w:t>
-      </w:r>
-      <w:proofErr w:type="spellEnd"/>
-      <w:r>
-        <w:t xml:space="preserve"> and </w:t>
-      </w:r>
-      <w:proofErr w:type="spellStart"/>
-      <w:r>
-        <w:t>folders</w:t>
-      </w:r>
-      <w:proofErr w:type="spellEnd"/>
-      <w:r>
-        <w:t xml:space="preserve"> </w:t>
-      </w:r>
-      <w:proofErr w:type="spellStart"/>
-      <w:r>
-        <w:t>inside</w:t>
-      </w:r>
-      <w:proofErr w:type="spellEnd"/>
-      <w:r>
-        <w:t xml:space="preserve"> of the </w:t>
-      </w:r>
-      <w:proofErr w:type="spellStart"/>
-      <w:r>
-        <w:t>current</w:t>
-      </w:r>
-      <w:proofErr w:type="spellEnd"/>
-      <w:r>
-        <w:t xml:space="preserve"> </w:t>
-      </w:r>
-      <w:proofErr w:type="spellStart"/>
-      <w:r>
-        <w:t>directory</w:t>
-      </w:r>
-      <w:proofErr w:type="spellEnd"/>
-      <w:r>
-        <w:t xml:space="preserve">.  </w:t>
-      </w:r>
-    </w:p>
-    <w:p>
-      <w:proofErr w:type="spellStart"/>
-      <w:r>
-        <w:t>cat</w:t>
-      </w:r>
-      <w:proofErr w:type="spellEnd"/>
-      <w:r>
-        <w:t xml:space="preserve"> </w:t>
-      </w:r>
-      <w:proofErr w:type="spellStart"/>
-      <w:r>
-        <w:t>displays</w:t>
-      </w:r>
-      <w:proofErr w:type="spellEnd"/>
-      <w:r>
-        <w:t xml:space="preserve"> the </w:t>
-      </w:r>
-      <w:proofErr w:type="spellStart"/>
-      <w:r>
-        <w:t>content</w:t>
-      </w:r>
-      <w:proofErr w:type="spellEnd"/>
-      <w:r>
-        <w:t xml:space="preserve"> of a </w:t>
-      </w:r>
-      <w:proofErr w:type="spellStart"/>
-      <w:r>
-        <w:t>file</w:t>
-      </w:r>
-      <w:proofErr w:type="spellEnd"/>
-      <w:r>
-        <w:t xml:space="preserve"> </w:t>
-      </w:r>
-      <w:proofErr w:type="spellStart"/>
-      <w:r>
-        <w:t>inside</w:t>
-      </w:r>
-      <w:proofErr w:type="spellEnd"/>
-      <w:r>
-        <w:t xml:space="preserve"> of the terminal. </w:t>
-      </w:r>
-      <w:proofErr w:type="spellStart"/>
-      <w:r>
-        <w:t>You</w:t>
-      </w:r>
-      <w:proofErr w:type="spellEnd"/>
-      <w:r>
-        <w:t xml:space="preserve"> </w:t>
-      </w:r>
-      <w:proofErr w:type="spellStart"/>
-      <w:r>
-        <w:t>can</w:t>
-      </w:r>
-      <w:proofErr w:type="spellEnd"/>
-      <w:r>
-        <w:t xml:space="preserve"> </w:t>
-      </w:r>
-      <w:proofErr w:type="spellStart"/>
-      <w:r>
-        <w:t>create</w:t>
-      </w:r>
-      <w:proofErr w:type="spellEnd"/>
-      <w:r>
-        <w:t xml:space="preserve"> individual </w:t>
-      </w:r>
-      <w:proofErr w:type="spellStart"/>
-      <w:r>
-        <w:t>command</w:t>
-      </w:r>
-      <w:proofErr w:type="spellEnd"/>
-      <w:r>
-        <w:t xml:space="preserve"> </w:t>
-      </w:r>
-      <w:proofErr w:type="spellStart"/>
-      <w:r>
-        <w:t>or</w:t>
-      </w:r>
-      <w:proofErr w:type="spellEnd"/>
-      <w:r>
-        <w:t xml:space="preserve"> </w:t>
-      </w:r>
-      <w:proofErr w:type="spellStart"/>
-      <w:r>
-        <w:t>shortcuts</w:t>
-      </w:r>
-      <w:proofErr w:type="spellEnd"/>
-      <w:r>
-        <w:t xml:space="preserve"> for </w:t>
-      </w:r>
-      <w:proofErr w:type="spellStart"/>
-      <w:r>
-        <w:t>often</w:t>
-      </w:r>
-      <w:proofErr w:type="spellEnd"/>
-      <w:r>
-        <w:t xml:space="preserve"> </w:t>
-      </w:r>
-      <w:proofErr w:type="spellStart"/>
-      <w:r>
-        <w:t>used</w:t>
-      </w:r>
-      <w:proofErr w:type="spellEnd"/>
-      <w:r>
-        <w:t xml:space="preserve"> </w:t>
-      </w:r>
-      <w:proofErr w:type="spellStart"/>
-      <w:r>
-        <w:t>complex</w:t>
-      </w:r>
-      <w:proofErr w:type="spellEnd"/>
-      <w:r>
-        <w:t xml:space="preserve"> </w:t>
-      </w:r>
-      <w:proofErr w:type="spellStart"/>
-      <w:r>
-        <w:t>command</w:t>
-      </w:r>
-      <w:proofErr w:type="spellEnd"/>
-      <w:r>
-        <w:t xml:space="preserve"> </w:t>
-      </w:r>
-      <w:proofErr w:type="spellStart"/>
-      <w:r>
-        <w:t>with</w:t>
-      </w:r>
-      <w:proofErr w:type="spellEnd"/>
-      <w:r>
-        <w:t xml:space="preserve"> alias </w:t>
-      </w:r>
-      <w:proofErr w:type="spellStart"/>
-      <w:r>
-        <w:t>shortcutname</w:t>
-      </w:r>
-      <w:proofErr w:type="spellEnd"/>
-      <w:r>
-        <w:t xml:space="preserve"> = ‚</w:t>
-      </w:r>
-      <w:proofErr w:type="spellStart"/>
-      <w:r>
-        <w:t>complex</w:t>
-      </w:r>
-      <w:proofErr w:type="spellEnd"/>
-      <w:r>
-        <w:t xml:space="preserve"> bash </w:t>
-      </w:r>
-      <w:proofErr w:type="spellStart"/>
-      <w:r>
-        <w:t>commands</w:t>
-      </w:r>
-      <w:proofErr w:type="spellEnd"/>
-      <w:r>
-        <w:t xml:space="preserve">‘. </w:t>
-      </w:r>
-    </w:p>
-    <w:p>
-      <w:r>
-        <w:t xml:space="preserve">Zip </w:t>
-      </w:r>
-      <w:proofErr w:type="spellStart"/>
-      <w:r>
-        <w:t>files</w:t>
-      </w:r>
-      <w:proofErr w:type="spellEnd"/>
-      <w:r>
-        <w:t xml:space="preserve">: </w:t>
-      </w:r>
-      <w:proofErr w:type="spellStart"/>
-      <w:r>
-        <w:t>zip</w:t>
-      </w:r>
-      <w:proofErr w:type="spellEnd"/>
-      <w:r>
-        <w:t xml:space="preserve"> fliesname.zip file1 file2 file3 </w:t>
-      </w:r>
-      <w:proofErr w:type="spellStart"/>
-      <w:r>
-        <w:t>which</w:t>
-      </w:r>
-      <w:proofErr w:type="spellEnd"/>
-      <w:r>
-        <w:t xml:space="preserve"> </w:t>
-      </w:r>
-      <w:proofErr w:type="spellStart"/>
-      <w:r>
-        <w:t>should</w:t>
-      </w:r>
-      <w:proofErr w:type="spellEnd"/>
-      <w:r>
-        <w:t xml:space="preserve"> </w:t>
-      </w:r>
-      <w:proofErr w:type="spellStart"/>
-      <w:r>
-        <w:t>be</w:t>
-      </w:r>
-      <w:proofErr w:type="spellEnd"/>
-      <w:r>
-        <w:t xml:space="preserve"> </w:t>
-      </w:r>
-      <w:proofErr w:type="spellStart"/>
-      <w:r>
-        <w:t>zipped</w:t>
-      </w:r>
-      <w:proofErr w:type="spellEnd"/>
-      <w:r>
-        <w:t xml:space="preserve">. And </w:t>
-      </w:r>
-      <w:proofErr w:type="spellStart"/>
-      <w:r>
-        <w:t>unzip</w:t>
-      </w:r>
-      <w:proofErr w:type="spellEnd"/>
-      <w:r>
-        <w:t xml:space="preserve"> a </w:t>
-      </w:r>
-      <w:proofErr w:type="spellStart"/>
-      <w:r>
-        <w:t>zipped</w:t>
-      </w:r>
-      <w:proofErr w:type="spellEnd"/>
-      <w:r>
-        <w:t xml:space="preserve"> </w:t>
-      </w:r>
-      <w:proofErr w:type="spellStart"/>
-      <w:r>
-        <w:t>file</w:t>
-      </w:r>
-      <w:proofErr w:type="spellEnd"/>
-      <w:r>
-        <w:t xml:space="preserve"> </w:t>
-      </w:r>
-      <w:proofErr w:type="spellStart"/>
-      <w:r>
-        <w:t>with</w:t>
-      </w:r>
-      <w:proofErr w:type="spellEnd"/>
-      <w:r>
-        <w:t xml:space="preserve"> </w:t>
-      </w:r>
-      <w:proofErr w:type="spellStart"/>
-      <w:r>
-        <w:t>unzip</w:t>
-      </w:r>
-      <w:proofErr w:type="spellEnd"/>
-      <w:r>
-        <w:t xml:space="preserve"> zippedfoldername.zip. </w:t>
-      </w:r>
-    </w:p>
-    <w:p>
-      <w:r>
-        <w:t xml:space="preserve">Find </w:t>
-      </w:r>
-      <w:proofErr w:type="spellStart"/>
-      <w:r>
-        <w:t>files</w:t>
-      </w:r>
-      <w:proofErr w:type="spellEnd"/>
-      <w:r>
-        <w:t xml:space="preserve"> </w:t>
-      </w:r>
-      <w:proofErr w:type="spellStart"/>
-      <w:r>
-        <w:t>with</w:t>
-      </w:r>
-      <w:proofErr w:type="spellEnd"/>
-      <w:r>
-        <w:t xml:space="preserve"> the </w:t>
-      </w:r>
-      <w:proofErr w:type="spellStart"/>
-      <w:r>
-        <w:t>command</w:t>
-      </w:r>
-      <w:proofErr w:type="spellEnd"/>
-      <w:r>
-        <w:t xml:space="preserve"> find. </w:t>
-      </w:r>
-      <w:r>
-        <w:t xml:space="preserve">Download </w:t>
-      </w:r>
-      <w:proofErr w:type="spellStart"/>
-      <w:r>
-        <w:t>files</w:t>
-      </w:r>
-      <w:proofErr w:type="spellEnd"/>
-      <w:r>
-        <w:t xml:space="preserve"> </w:t>
-      </w:r>
-      <w:proofErr w:type="spellStart"/>
-      <w:r>
-        <w:t>with</w:t>
-      </w:r>
-      <w:proofErr w:type="spellEnd"/>
-      <w:r>
-        <w:t xml:space="preserve"> </w:t>
-      </w:r>
-      <w:proofErr w:type="spellStart"/>
-      <w:r>
-        <w:t>their</w:t>
-      </w:r>
-      <w:proofErr w:type="spellEnd"/>
-      <w:r>
-        <w:t xml:space="preserve"> original </w:t>
-      </w:r>
-      <w:proofErr w:type="spellStart"/>
-      <w:r>
-        <w:t>name</w:t>
-      </w:r>
-      <w:proofErr w:type="spellEnd"/>
-      <w:r>
-        <w:t xml:space="preserve"> </w:t>
-      </w:r>
-      <w:proofErr w:type="spellStart"/>
-      <w:r>
-        <w:t>from</w:t>
-      </w:r>
-      <w:proofErr w:type="spellEnd"/>
-      <w:r>
-        <w:t xml:space="preserve"> the </w:t>
-      </w:r>
-      <w:proofErr w:type="spellStart"/>
-      <w:r>
-        <w:t>internet</w:t>
-      </w:r>
-      <w:proofErr w:type="spellEnd"/>
-      <w:r>
-        <w:t xml:space="preserve"> to </w:t>
-      </w:r>
-      <w:proofErr w:type="spellStart"/>
-      <w:r>
-        <w:t>your</w:t>
-      </w:r>
-      <w:proofErr w:type="spellEnd"/>
-      <w:r>
-        <w:t xml:space="preserve"> </w:t>
-      </w:r>
-      <w:proofErr w:type="spellStart"/>
-      <w:r>
-        <w:t>computer</w:t>
-      </w:r>
-      <w:proofErr w:type="spellEnd"/>
-      <w:r>
-        <w:t xml:space="preserve">: </w:t>
-      </w:r>
-      <w:proofErr w:type="spellStart"/>
-      <w:r>
-        <w:t>curl</w:t>
-      </w:r>
-      <w:proofErr w:type="spellEnd"/>
-      <w:r>
-        <w:t xml:space="preserve"> -O internetlink.com</w:t>
-      </w:r>
-    </w:p>
-    <w:p>
-      <w:r>
-        <w:t xml:space="preserve">See </w:t>
-      </w:r>
-      <w:proofErr w:type="spellStart"/>
-      <w:r>
-        <w:t>differences</w:t>
-      </w:r>
-      <w:proofErr w:type="spellEnd"/>
-      <w:r>
-        <w:t xml:space="preserve"> </w:t>
-      </w:r>
-      <w:proofErr w:type="spellStart"/>
-      <w:r>
-        <w:t>between</w:t>
-      </w:r>
-      <w:proofErr w:type="spellEnd"/>
-      <w:r>
-        <w:t xml:space="preserve"> all </w:t>
-      </w:r>
-      <w:proofErr w:type="spellStart"/>
-      <w:r>
-        <w:t>lines</w:t>
-      </w:r>
-      <w:proofErr w:type="spellEnd"/>
-      <w:r>
-        <w:t xml:space="preserve"> in 2 </w:t>
-      </w:r>
-      <w:proofErr w:type="spellStart"/>
-      <w:r>
-        <w:t>files</w:t>
-      </w:r>
-      <w:proofErr w:type="spellEnd"/>
-      <w:r>
-        <w:t xml:space="preserve"> </w:t>
-      </w:r>
-      <w:proofErr w:type="spellStart"/>
-      <w:proofErr w:type="gramStart"/>
-      <w:r>
-        <w:t>with</w:t>
-      </w:r>
-      <w:proofErr w:type="spellEnd"/>
-      <w:r>
-        <w:t xml:space="preserve">  </w:t>
-      </w:r>
-      <w:proofErr w:type="spellStart"/>
-      <w:r>
-        <w:t>diff</w:t>
-      </w:r>
-      <w:proofErr w:type="spellEnd"/>
-      <w:proofErr w:type="gramEnd"/>
-      <w:r>
-        <w:t xml:space="preserve"> file1 file2 </w:t>
-      </w:r>
-    </w:p>
-    <w:p>
-      <w:proofErr w:type="spellStart"/>
-      <w:r>
-        <w:t>You</w:t>
-      </w:r>
-      <w:proofErr w:type="spellEnd"/>
-      <w:r>
-        <w:t xml:space="preserve"> </w:t>
-      </w:r>
-      <w:proofErr w:type="spellStart"/>
-      <w:r>
-        <w:t>can</w:t>
-      </w:r>
-      <w:proofErr w:type="spellEnd"/>
-      <w:r>
-        <w:t xml:space="preserve"> </w:t>
-      </w:r>
-      <w:proofErr w:type="spellStart"/>
-      <w:r>
-        <w:t>count</w:t>
-      </w:r>
-      <w:proofErr w:type="spellEnd"/>
-      <w:r>
-        <w:t xml:space="preserve"> the </w:t>
-      </w:r>
-      <w:proofErr w:type="spellStart"/>
-      <w:r>
-        <w:t>numbber</w:t>
-      </w:r>
-      <w:proofErr w:type="spellEnd"/>
-      <w:r>
-        <w:t xml:space="preserve"> of </w:t>
-      </w:r>
-      <w:proofErr w:type="spellStart"/>
-      <w:r>
-        <w:t>lines</w:t>
-      </w:r>
-      <w:proofErr w:type="spellEnd"/>
-      <w:r>
-        <w:t xml:space="preserve">, </w:t>
-      </w:r>
-      <w:proofErr w:type="spellStart"/>
-      <w:r>
-        <w:t>words</w:t>
-      </w:r>
-      <w:proofErr w:type="spellEnd"/>
-      <w:r>
-        <w:t xml:space="preserve"> and </w:t>
-      </w:r>
-      <w:proofErr w:type="spellStart"/>
-      <w:r>
-        <w:t>bytes</w:t>
-      </w:r>
-      <w:proofErr w:type="spellEnd"/>
-      <w:r>
-        <w:t xml:space="preserve"> in a file: </w:t>
-      </w:r>
-      <w:proofErr w:type="spellStart"/>
-      <w:r>
-        <w:t>wc</w:t>
-      </w:r>
-      <w:proofErr w:type="spellEnd"/>
-      <w:r>
-        <w:t xml:space="preserve"> </w:t>
-      </w:r>
-      <w:proofErr w:type="spellStart"/>
-      <w:r>
-        <w:t>filename</w:t>
-      </w:r>
-      <w:proofErr w:type="spellEnd"/>
-      <w:r>
-        <w:t xml:space="preserve">. It </w:t>
-      </w:r>
-      <w:proofErr w:type="spellStart"/>
-      <w:r>
-        <w:t>displays</w:t>
-      </w:r>
-      <w:proofErr w:type="spellEnd"/>
-      <w:r>
-        <w:t xml:space="preserve"> </w:t>
-      </w:r>
-      <w:proofErr w:type="spellStart"/>
-      <w:r>
-        <w:t>you</w:t>
-      </w:r>
-      <w:proofErr w:type="spellEnd"/>
-      <w:r>
-        <w:t xml:space="preserve"> 3 </w:t>
-      </w:r>
-      <w:proofErr w:type="spellStart"/>
-      <w:r>
-        <w:t>numbers</w:t>
-      </w:r>
-      <w:proofErr w:type="spellEnd"/>
-      <w:r>
-        <w:t xml:space="preserve">: </w:t>
-      </w:r>
-      <w:proofErr w:type="spellStart"/>
-      <w:r>
-        <w:t>first</w:t>
-      </w:r>
-      <w:proofErr w:type="spellEnd"/>
-      <w:r>
-        <w:t xml:space="preserve"> the </w:t>
-      </w:r>
-      <w:proofErr w:type="spellStart"/>
-      <w:r>
-        <w:t>number</w:t>
-      </w:r>
-      <w:proofErr w:type="spellEnd"/>
-      <w:r>
-        <w:t xml:space="preserve"> of </w:t>
-      </w:r>
-      <w:proofErr w:type="spellStart"/>
-      <w:r>
-        <w:t>lines</w:t>
-      </w:r>
-      <w:proofErr w:type="spellEnd"/>
-      <w:r>
-        <w:t xml:space="preserve">, </w:t>
-      </w:r>
-      <w:proofErr w:type="spellStart"/>
-      <w:r>
-        <w:t>then</w:t>
-      </w:r>
-      <w:proofErr w:type="spellEnd"/>
-      <w:r>
-        <w:t xml:space="preserve"> the </w:t>
-      </w:r>
-      <w:proofErr w:type="spellStart"/>
-      <w:r>
-        <w:t>number</w:t>
-      </w:r>
-      <w:proofErr w:type="spellEnd"/>
-      <w:r>
-        <w:t xml:space="preserve"> of </w:t>
-      </w:r>
-      <w:proofErr w:type="spellStart"/>
-      <w:r>
-        <w:t>words</w:t>
-      </w:r>
-      <w:proofErr w:type="spellEnd"/>
-      <w:r>
-        <w:t xml:space="preserve"> and </w:t>
-      </w:r>
-      <w:proofErr w:type="spellStart"/>
-      <w:r>
-        <w:t>then</w:t>
-      </w:r>
-      <w:proofErr w:type="spellEnd"/>
-      <w:r>
-        <w:t xml:space="preserve"> the </w:t>
-      </w:r>
-      <w:proofErr w:type="spellStart"/>
-      <w:r>
-        <w:t>number</w:t>
-      </w:r>
-      <w:proofErr w:type="spellEnd"/>
-      <w:r>
-        <w:t xml:space="preserve"> of </w:t>
-      </w:r>
-      <w:proofErr w:type="spellStart"/>
-      <w:r>
-        <w:t>bytes</w:t>
-      </w:r>
-      <w:proofErr w:type="spellEnd"/>
-      <w:r>
-        <w:t xml:space="preserve"> (not </w:t>
-      </w:r>
-      <w:proofErr w:type="spellStart"/>
-      <w:r>
-        <w:t>always</w:t>
-      </w:r>
-      <w:proofErr w:type="spellEnd"/>
-      <w:r>
-        <w:t xml:space="preserve"> </w:t>
-      </w:r>
-      <w:proofErr w:type="spellStart"/>
-      <w:r>
-        <w:t>equal</w:t>
-      </w:r>
-      <w:proofErr w:type="spellEnd"/>
-      <w:r>
-        <w:t xml:space="preserve"> to the </w:t>
-      </w:r>
-      <w:proofErr w:type="spellStart"/>
-      <w:r>
-        <w:t>number</w:t>
-      </w:r>
-      <w:proofErr w:type="spellEnd"/>
-      <w:r>
-        <w:t xml:space="preserve"> of </w:t>
-      </w:r>
-      <w:proofErr w:type="spellStart"/>
-      <w:r>
-        <w:t>characters</w:t>
-      </w:r>
-      <w:proofErr w:type="spellEnd"/>
-      <w:r>
-        <w:t xml:space="preserve">). </w:t>
-      </w:r>
-      <w:proofErr w:type="spellStart"/>
-      <w:r>
-        <w:t>wc</w:t>
-      </w:r>
-      <w:proofErr w:type="spellEnd"/>
-      <w:r>
-        <w:t xml:space="preserve"> -m </w:t>
-      </w:r>
-      <w:proofErr w:type="spellStart"/>
-      <w:r>
-        <w:t>filename</w:t>
-      </w:r>
-      <w:proofErr w:type="spellEnd"/>
-      <w:r>
-        <w:t xml:space="preserve"> </w:t>
-      </w:r>
-      <w:proofErr w:type="spellStart"/>
-      <w:r>
-        <w:t>counts</w:t>
-      </w:r>
-      <w:proofErr w:type="spellEnd"/>
-      <w:r>
-        <w:t xml:space="preserve"> the </w:t>
-      </w:r>
-      <w:proofErr w:type="spellStart"/>
-      <w:r>
-        <w:t>number</w:t>
-      </w:r>
-      <w:proofErr w:type="spellEnd"/>
-      <w:r>
-        <w:t xml:space="preserve"> of </w:t>
-      </w:r>
-      <w:proofErr w:type="spellStart"/>
-      <w:r>
-        <w:t>characters</w:t>
-      </w:r>
-      <w:proofErr w:type="spellEnd"/>
-      <w:r>
-        <w:t xml:space="preserve"> in a </w:t>
-      </w:r>
-      <w:proofErr w:type="spellStart"/>
-      <w:r>
-        <w:t>file</w:t>
-      </w:r>
-      <w:proofErr w:type="spellEnd"/>
-      <w:r>
-        <w:t xml:space="preserve">.  </w:t>
-      </w:r>
-    </w:p>
-    <w:p>
-      <w:proofErr w:type="spellStart"/>
-      <w:r>
-        <w:t>You</w:t>
-      </w:r>
-      <w:proofErr w:type="spellEnd"/>
-      <w:r>
-        <w:t xml:space="preserve"> </w:t>
-      </w:r>
-      <w:proofErr w:type="spellStart"/>
-      <w:r>
-        <w:t>can</w:t>
-      </w:r>
-      <w:proofErr w:type="spellEnd"/>
-      <w:r>
-        <w:t xml:space="preserve"> </w:t>
-      </w:r>
-      <w:proofErr w:type="spellStart"/>
-      <w:r>
-        <w:t>write</w:t>
-      </w:r>
-      <w:proofErr w:type="spellEnd"/>
-      <w:r>
-        <w:t xml:space="preserve"> </w:t>
-      </w:r>
-      <w:proofErr w:type="spellStart"/>
-      <w:r>
-        <w:t>scripts</w:t>
-      </w:r>
-      <w:proofErr w:type="spellEnd"/>
-      <w:r>
-        <w:t xml:space="preserve"> </w:t>
-      </w:r>
-      <w:proofErr w:type="spellStart"/>
-      <w:r>
-        <w:t>with</w:t>
-      </w:r>
-      <w:proofErr w:type="spellEnd"/>
-      <w:r>
-        <w:t xml:space="preserve"> bash: </w:t>
-      </w:r>
-      <w:proofErr w:type="spellStart"/>
-      <w:r>
-        <w:t>start</w:t>
-      </w:r>
-      <w:proofErr w:type="spellEnd"/>
-      <w:r>
-        <w:t xml:space="preserve"> </w:t>
-      </w:r>
-      <w:proofErr w:type="spellStart"/>
-      <w:r>
-        <w:t>every</w:t>
-      </w:r>
-      <w:proofErr w:type="spellEnd"/>
-      <w:r>
-        <w:t xml:space="preserve"> </w:t>
-      </w:r>
-      <w:proofErr w:type="spellStart"/>
-      <w:r>
-        <w:t>script</w:t>
-      </w:r>
-      <w:proofErr w:type="spellEnd"/>
-      <w:r>
-        <w:t xml:space="preserve"> </w:t>
-      </w:r>
-      <w:proofErr w:type="spellStart"/>
-      <w:r>
-        <w:t>with</w:t>
-      </w:r>
-      <w:proofErr w:type="spellEnd"/>
-      <w:r>
-        <w:t xml:space="preserve"> </w:t>
-      </w:r>
-      <w:proofErr w:type="spellStart"/>
-      <w:r>
-        <w:t>shebang</w:t>
-      </w:r>
-      <w:proofErr w:type="spellEnd"/>
-      <w:r>
-        <w:t xml:space="preserve"> #! /bin/bash</w:t>
-      </w:r>
-    </w:p>
-    <w:p>
-      <w:r>
-        <w:t xml:space="preserve">Also </w:t>
-      </w:r>
-      <w:proofErr w:type="spellStart"/>
-      <w:r>
-        <w:t>there’s</w:t>
-      </w:r>
-      <w:proofErr w:type="spellEnd"/>
-      <w:r>
-        <w:t xml:space="preserve"> a </w:t>
-      </w:r>
-      <w:proofErr w:type="spellStart"/>
-      <w:r>
-        <w:t>linux</w:t>
-      </w:r>
-      <w:proofErr w:type="spellEnd"/>
-      <w:r>
-        <w:t xml:space="preserve"> terminal. This </w:t>
-      </w:r>
-      <w:proofErr w:type="spellStart"/>
-      <w:r>
-        <w:t>you</w:t>
-      </w:r>
-      <w:proofErr w:type="spellEnd"/>
-      <w:r>
-        <w:t xml:space="preserve"> open </w:t>
-      </w:r>
-      <w:proofErr w:type="spellStart"/>
-      <w:r>
-        <w:t>with</w:t>
-      </w:r>
-      <w:proofErr w:type="spellEnd"/>
-      <w:r>
-        <w:t xml:space="preserve"> </w:t>
-      </w:r>
-      <w:proofErr w:type="spellStart"/>
-      <w:r>
-        <w:t>vim</w:t>
-      </w:r>
-      <w:proofErr w:type="spellEnd"/>
-      <w:r>
-        <w:t xml:space="preserve">. </w:t>
-      </w:r>
-      <w:proofErr w:type="spellStart"/>
-      <w:r>
-        <w:t>Strg+z</w:t>
-      </w:r>
-      <w:proofErr w:type="spellEnd"/>
-      <w:r>
-        <w:t xml:space="preserve"> </w:t>
-      </w:r>
-      <w:proofErr w:type="spellStart"/>
-      <w:r>
-        <w:t>brings</w:t>
-      </w:r>
-      <w:proofErr w:type="spellEnd"/>
-      <w:r>
-        <w:t xml:space="preserve"> </w:t>
-      </w:r>
-      <w:proofErr w:type="spellStart"/>
-      <w:r>
-        <w:t>you</w:t>
-      </w:r>
-      <w:proofErr w:type="spellEnd"/>
-      <w:r>
-        <w:t xml:space="preserve"> back to </w:t>
-      </w:r>
-      <w:proofErr w:type="spellStart"/>
-      <w:r>
-        <w:t>linux</w:t>
-      </w:r>
-      <w:proofErr w:type="spellEnd"/>
-      <w:r>
-        <w:t xml:space="preserve"> terminal. </w:t>
-      </w:r>
-    </w:p>
-    <w:p>
-      <w:r>
-        <w:t xml:space="preserve">Modify </w:t>
-      </w:r>
-      <w:proofErr w:type="spellStart"/>
-      <w:r>
-        <w:t>file</w:t>
-      </w:r>
-      <w:proofErr w:type="spellEnd"/>
-      <w:r>
-        <w:t xml:space="preserve"> </w:t>
-      </w:r>
-      <w:proofErr w:type="spellStart"/>
-      <w:r>
-        <w:t>reading</w:t>
-      </w:r>
-      <w:proofErr w:type="spellEnd"/>
-      <w:r>
-        <w:t xml:space="preserve"> and </w:t>
-      </w:r>
-      <w:proofErr w:type="spellStart"/>
-      <w:r>
-        <w:t>executing</w:t>
-      </w:r>
-      <w:proofErr w:type="spellEnd"/>
-      <w:r>
-        <w:t xml:space="preserve"> </w:t>
-      </w:r>
-      <w:proofErr w:type="spellStart"/>
-      <w:r>
-        <w:t>permissions</w:t>
-      </w:r>
-      <w:proofErr w:type="spellEnd"/>
-      <w:r>
-        <w:t xml:space="preserve"> </w:t>
-      </w:r>
-      <w:proofErr w:type="spellStart"/>
-      <w:r>
-        <w:t>with</w:t>
-      </w:r>
-      <w:proofErr w:type="spellEnd"/>
-      <w:r>
-        <w:t xml:space="preserve"> </w:t>
-      </w:r>
-      <w:proofErr w:type="spellStart"/>
-      <w:r>
-        <w:t>chmod</w:t>
-      </w:r>
-      <w:proofErr w:type="spellEnd"/>
-      <w:r>
-        <w:t xml:space="preserve">. </w:t>
-      </w:r>
-    </w:p>
-    <w:p>
-      <w:r>
-        <w:t xml:space="preserve">With </w:t>
-      </w:r>
-      <w:proofErr w:type="spellStart"/>
-      <w:r>
-        <w:t>anaconda</w:t>
-      </w:r>
-      <w:proofErr w:type="spellEnd"/>
-      <w:r>
-        <w:t xml:space="preserve"> </w:t>
-      </w:r>
-      <w:proofErr w:type="spellStart"/>
-      <w:r>
-        <w:t>you</w:t>
-      </w:r>
-      <w:proofErr w:type="spellEnd"/>
-      <w:r>
-        <w:t xml:space="preserve"> </w:t>
-      </w:r>
-      <w:proofErr w:type="spellStart"/>
-      <w:r>
-        <w:t>can</w:t>
-      </w:r>
-      <w:proofErr w:type="spellEnd"/>
-      <w:r>
-        <w:t xml:space="preserve"> </w:t>
-      </w:r>
-      <w:proofErr w:type="spellStart"/>
-      <w:r>
-        <w:t>create</w:t>
-      </w:r>
-      <w:proofErr w:type="spellEnd"/>
-      <w:r>
-        <w:t xml:space="preserve"> </w:t>
-      </w:r>
-      <w:proofErr w:type="spellStart"/>
-      <w:r>
-        <w:t>new</w:t>
-      </w:r>
-      <w:proofErr w:type="spellEnd"/>
-      <w:r>
-        <w:t xml:space="preserve"> </w:t>
-      </w:r>
-      <w:proofErr w:type="spellStart"/>
-      <w:r>
-        <w:t>environments</w:t>
-      </w:r>
-      <w:proofErr w:type="spellEnd"/>
-      <w:r>
-        <w:t xml:space="preserve"> in the terminal: </w:t>
-      </w:r>
-      <w:proofErr w:type="spellStart"/>
-      <w:r>
-        <w:t>conda</w:t>
-      </w:r>
-      <w:proofErr w:type="spellEnd"/>
-      <w:r>
-        <w:t xml:space="preserve"> </w:t>
-      </w:r>
-      <w:proofErr w:type="spellStart"/>
-      <w:r>
-        <w:t>create</w:t>
-      </w:r>
-      <w:proofErr w:type="spellEnd"/>
-      <w:r>
-        <w:t xml:space="preserve"> -n </w:t>
-      </w:r>
-      <w:proofErr w:type="spellStart"/>
-      <w:r>
-        <w:t>environmentname</w:t>
-      </w:r>
-      <w:proofErr w:type="spellEnd"/>
-      <w:r>
-        <w:t xml:space="preserve">. Activate </w:t>
-      </w:r>
-      <w:proofErr w:type="spellStart"/>
-      <w:r>
-        <w:t>environment</w:t>
-      </w:r>
-      <w:proofErr w:type="spellEnd"/>
-      <w:r>
-        <w:t xml:space="preserve"> </w:t>
-      </w:r>
-      <w:proofErr w:type="spellStart"/>
-      <w:r>
-        <w:t>with</w:t>
-      </w:r>
-      <w:proofErr w:type="spellEnd"/>
-      <w:r>
-        <w:t xml:space="preserve"> </w:t>
-      </w:r>
-      <w:proofErr w:type="spellStart"/>
-      <w:r>
-        <w:t>conda</w:t>
-      </w:r>
-      <w:proofErr w:type="spellEnd"/>
-      <w:r>
-        <w:t xml:space="preserve"> </w:t>
-      </w:r>
-      <w:proofErr w:type="spellStart"/>
-      <w:r>
-        <w:t>activate</w:t>
-      </w:r>
-      <w:proofErr w:type="spellEnd"/>
-      <w:r>
-        <w:t xml:space="preserve"> </w:t>
-      </w:r>
-      <w:proofErr w:type="spellStart"/>
-      <w:r>
-        <w:t>env</w:t>
-      </w:r>
-      <w:proofErr w:type="spellEnd"/>
-      <w:r>
-        <w:t xml:space="preserve">-name. Deactivate </w:t>
-      </w:r>
-      <w:proofErr w:type="spellStart"/>
-      <w:r>
-        <w:t>environment</w:t>
-      </w:r>
-      <w:proofErr w:type="spellEnd"/>
-      <w:r>
-        <w:t xml:space="preserve"> </w:t>
-      </w:r>
-      <w:proofErr w:type="spellStart"/>
-      <w:r>
-        <w:t>with</w:t>
-      </w:r>
-      <w:proofErr w:type="spellEnd"/>
-      <w:r>
-        <w:t xml:space="preserve"> </w:t>
-      </w:r>
-      <w:proofErr w:type="spellStart"/>
-      <w:r>
-        <w:t>conda</w:t>
-      </w:r>
-      <w:proofErr w:type="spellEnd"/>
-      <w:r>
-        <w:t xml:space="preserve"> </w:t>
-      </w:r>
-      <w:proofErr w:type="spellStart"/>
-      <w:r>
-        <w:t>deactivate</w:t>
-      </w:r>
-      <w:proofErr w:type="spellEnd"/>
-      <w:r>
-        <w:t xml:space="preserve">.  </w:t>
-      </w:r>
-    </w:p>
-    <w:p>
-      <w:r>
-        <w:t xml:space="preserve">Start </w:t>
-      </w:r>
-      <w:proofErr w:type="spellStart"/>
-      <w:r>
-        <w:t>wsl</w:t>
-      </w:r>
-      <w:proofErr w:type="spellEnd"/>
-      <w:r>
-        <w:t xml:space="preserve"> at </w:t>
-      </w:r>
-      <w:proofErr w:type="spellStart"/>
-      <w:r>
-        <w:t>windows</w:t>
-      </w:r>
-      <w:proofErr w:type="spellEnd"/>
-      <w:r>
-        <w:t xml:space="preserve"> </w:t>
-      </w:r>
-      <w:proofErr w:type="spellStart"/>
-      <w:r>
-        <w:t>laptop</w:t>
-      </w:r>
-      <w:proofErr w:type="spellEnd"/>
-      <w:r>
-        <w:t xml:space="preserve">: wsl.exe -d Ubuntu </w:t>
-      </w:r>
-    </w:p>
-    <w:p/>
-    <w:p/>
-    <w:p/>
-    <w:p>
-      <w:r>
+      </w:pPr>
+    </w:p>
+    <w:p>
+      <w:pPr>
         <w:rPr>
           <w:b/>
           <w:bCs/>
         </w:rPr>
-        <w:t>Matlab:</w:t>
-      </w:r>
-      <w:r>
+      </w:pPr>
+    </w:p>
+    <w:p>
+      <w:pPr>
         <w:rPr>
           <w:b/>
           <w:bCs/>
         </w:rPr>
-        <w:t xml:space="preserve"> </w:t>
-      </w:r>
-      <w:r>
-        <w:t xml:space="preserve">Definiere verschiedene Variablen in Matlab und sieh die aktuellen Werte im </w:t>
-      </w:r>
-      <w:proofErr w:type="spellStart"/>
-      <w:r>
-        <w:t>workspace</w:t>
-      </w:r>
-      <w:proofErr w:type="spellEnd"/>
-      <w:r>
-        <w:t xml:space="preserve">. </w:t>
-      </w:r>
-      <w:proofErr w:type="spellStart"/>
-      <w:r>
-        <w:t>clc</w:t>
-      </w:r>
-      <w:proofErr w:type="spellEnd"/>
-      <w:r>
-        <w:t xml:space="preserve"> = Befehl alles zu löschen. </w:t>
-      </w:r>
-      <w:proofErr w:type="spellStart"/>
-      <w:r>
-        <w:t>clearvars</w:t>
-      </w:r>
-      <w:proofErr w:type="spellEnd"/>
-      <w:r>
-        <w:t xml:space="preserve"> = Befehl alle Variablen zu löschen. </w:t>
-      </w:r>
-      <w:proofErr w:type="spellStart"/>
-      <w:r>
-        <w:t>whos</w:t>
-      </w:r>
-      <w:proofErr w:type="spellEnd"/>
-      <w:r>
-        <w:t xml:space="preserve"> = aktuelle Belegung und Werte der Variablen im </w:t>
-      </w:r>
-      <w:proofErr w:type="spellStart"/>
-      <w:r>
-        <w:t>matlab</w:t>
-      </w:r>
-      <w:proofErr w:type="spellEnd"/>
-      <w:r>
-        <w:t>-</w:t>
-      </w:r>
-      <w:proofErr w:type="spellStart"/>
-      <w:r>
-        <w:t>terminal</w:t>
-      </w:r>
-      <w:proofErr w:type="spellEnd"/>
-      <w:r>
-        <w:t xml:space="preserve"> sehen. Schreibe </w:t>
-      </w:r>
-      <w:proofErr w:type="spellStart"/>
-      <w:r>
-        <w:t>clc</w:t>
-      </w:r>
-      <w:proofErr w:type="spellEnd"/>
-      <w:r>
-        <w:t xml:space="preserve"> and </w:t>
-      </w:r>
-      <w:proofErr w:type="spellStart"/>
-      <w:r>
-        <w:t>clearvars</w:t>
-      </w:r>
-      <w:proofErr w:type="spellEnd"/>
-      <w:r>
-        <w:t xml:space="preserve"> </w:t>
-      </w:r>
-      <w:r>
-        <w:t>and "</w:t>
-      </w:r>
-      <w:proofErr w:type="spellStart"/>
-      <w:r>
-        <w:t>close</w:t>
-      </w:r>
-      <w:proofErr w:type="spellEnd"/>
-      <w:r>
-        <w:t xml:space="preserve"> all“ </w:t>
-      </w:r>
-      <w:r>
-        <w:t>an den Anfang von jedem Skript. Kommentare mit %</w:t>
-      </w:r>
-      <w:r>
-        <w:t xml:space="preserve"> schreiben. </w:t>
-      </w:r>
-      <w:r>
-        <w:t xml:space="preserve">Run mit </w:t>
-      </w:r>
-      <w:proofErr w:type="spellStart"/>
-      <w:r>
-        <w:t>ctrl</w:t>
-      </w:r>
-      <w:proofErr w:type="spellEnd"/>
-      <w:r>
-        <w:t xml:space="preserve"> + </w:t>
-      </w:r>
-      <w:proofErr w:type="spellStart"/>
-      <w:r>
-        <w:t>enter</w:t>
-      </w:r>
-      <w:proofErr w:type="spellEnd"/>
-      <w:r>
-        <w:t xml:space="preserve">. </w:t>
-      </w:r>
-      <w:r>
-        <w:t>Zählen wird mit1 und nicht „0“ gestartet (1-indexing)</w:t>
-      </w:r>
-      <w:proofErr w:type="gramStart"/>
-      <w:r>
-        <w:t>, ;</w:t>
-      </w:r>
-      <w:proofErr w:type="gramEnd"/>
-      <w:r>
-        <w:t xml:space="preserve"> </w:t>
-      </w:r>
-      <w:proofErr w:type="spellStart"/>
-      <w:r>
-        <w:t>Similkolon</w:t>
-      </w:r>
-      <w:proofErr w:type="spellEnd"/>
-      <w:r>
-        <w:t xml:space="preserve"> am Ende einer Zeile verhindert, dass ihr Ergebnis ausgegeben wird; die Rechnung wird aber trotzdem ausgeführt. </w:t>
-      </w:r>
-      <w:proofErr w:type="spellStart"/>
-      <w:r>
-        <w:t>fx</w:t>
-      </w:r>
-      <w:proofErr w:type="spellEnd"/>
-      <w:r>
-        <w:t xml:space="preserve"> in der linken unteren Ecke öffnet die Sammlung aller </w:t>
-      </w:r>
-      <w:proofErr w:type="spellStart"/>
-      <w:r>
-        <w:t>matlab</w:t>
-      </w:r>
-      <w:proofErr w:type="spellEnd"/>
-      <w:r>
-        <w:t xml:space="preserve">-Funktionen. Auch kann man </w:t>
-      </w:r>
-      <w:proofErr w:type="spellStart"/>
-      <w:r>
-        <w:t>help</w:t>
-      </w:r>
-      <w:proofErr w:type="spellEnd"/>
-      <w:r>
-        <w:t xml:space="preserve"> </w:t>
-      </w:r>
-      <w:proofErr w:type="spellStart"/>
-      <w:r>
-        <w:t>func</w:t>
-      </w:r>
-      <w:proofErr w:type="spellEnd"/>
-      <w:r>
-        <w:t xml:space="preserve"> ins Terminal schreiben. </w:t>
-      </w:r>
-      <w:r>
-        <w:t xml:space="preserve">Oder </w:t>
-      </w:r>
-      <w:proofErr w:type="spellStart"/>
-      <w:r>
-        <w:t>doc</w:t>
-      </w:r>
-      <w:proofErr w:type="spellEnd"/>
-      <w:r>
-        <w:t xml:space="preserve"> </w:t>
-      </w:r>
-      <w:proofErr w:type="spellStart"/>
-      <w:r>
-        <w:t>plot</w:t>
-      </w:r>
-      <w:proofErr w:type="spellEnd"/>
-      <w:r>
-        <w:t xml:space="preserve"> bzw. </w:t>
-      </w:r>
-      <w:proofErr w:type="spellStart"/>
-      <w:r>
-        <w:t>doc</w:t>
-      </w:r>
-      <w:proofErr w:type="spellEnd"/>
-      <w:r>
-        <w:t xml:space="preserve"> </w:t>
-      </w:r>
-      <w:proofErr w:type="spellStart"/>
-      <w:r>
-        <w:t>beliegigeFunktion</w:t>
-      </w:r>
-      <w:proofErr w:type="spellEnd"/>
-      <w:r>
-        <w:t xml:space="preserve">. Speichere Matlab-files mit .m Dateiendung. Skriptdurchläufe mit </w:t>
-      </w:r>
-      <w:proofErr w:type="spellStart"/>
-      <w:r>
-        <w:t>strg</w:t>
-      </w:r>
-      <w:proofErr w:type="spellEnd"/>
-      <w:r>
-        <w:t xml:space="preserve"> + c abbrechen. </w:t>
-      </w:r>
-      <w:r>
-        <w:t xml:space="preserve">Tippe </w:t>
-      </w:r>
-      <w:proofErr w:type="spellStart"/>
-      <w:r>
-        <w:t>ver</w:t>
-      </w:r>
-      <w:proofErr w:type="spellEnd"/>
-      <w:r>
-        <w:t xml:space="preserve"> in das </w:t>
-      </w:r>
-      <w:proofErr w:type="spellStart"/>
-      <w:r>
-        <w:t>matlab</w:t>
-      </w:r>
-      <w:proofErr w:type="spellEnd"/>
-      <w:r>
-        <w:t xml:space="preserve"> </w:t>
-      </w:r>
-      <w:proofErr w:type="spellStart"/>
-      <w:r>
-        <w:t>command</w:t>
-      </w:r>
-      <w:proofErr w:type="spellEnd"/>
-      <w:r>
-        <w:t xml:space="preserve"> </w:t>
-      </w:r>
-      <w:proofErr w:type="spellStart"/>
-      <w:r>
-        <w:t>window</w:t>
-      </w:r>
-      <w:proofErr w:type="spellEnd"/>
-      <w:r>
-        <w:t xml:space="preserve"> und </w:t>
-      </w:r>
-      <w:proofErr w:type="gramStart"/>
-      <w:r>
-        <w:t>sehe</w:t>
-      </w:r>
-      <w:proofErr w:type="gramEnd"/>
-      <w:r>
-        <w:t xml:space="preserve"> welche </w:t>
-      </w:r>
-      <w:proofErr w:type="spellStart"/>
-      <w:r>
-        <w:t>matlab</w:t>
-      </w:r>
-      <w:proofErr w:type="spellEnd"/>
-      <w:r>
-        <w:t xml:space="preserve"> </w:t>
-      </w:r>
-      <w:proofErr w:type="spellStart"/>
-      <w:r>
-        <w:t>libraries</w:t>
-      </w:r>
-      <w:proofErr w:type="spellEnd"/>
-      <w:r>
-        <w:t xml:space="preserve"> du installiert hast. </w:t>
-      </w:r>
-    </w:p>
-    <w:p>
-      <w:proofErr w:type="spellStart"/>
-      <w:r>
-        <w:t>Sections</w:t>
-      </w:r>
-      <w:proofErr w:type="spellEnd"/>
-      <w:r>
-        <w:t xml:space="preserve">: </w:t>
-      </w:r>
-      <w:proofErr w:type="spellStart"/>
-      <w:r>
-        <w:t>Sections</w:t>
-      </w:r>
-      <w:proofErr w:type="spellEnd"/>
-      <w:r>
-        <w:t xml:space="preserve"> werden in </w:t>
-      </w:r>
-      <w:proofErr w:type="spellStart"/>
-      <w:r>
-        <w:t>matlab</w:t>
-      </w:r>
-      <w:proofErr w:type="spellEnd"/>
-      <w:r>
-        <w:t xml:space="preserve"> durch %% begonnen. Man kann auch nur einzelne Sektionen laufen lassen mit </w:t>
-      </w:r>
-      <w:proofErr w:type="spellStart"/>
-      <w:r>
-        <w:t>strg</w:t>
-      </w:r>
-      <w:proofErr w:type="spellEnd"/>
-      <w:r>
-        <w:t xml:space="preserve"> + alt oder dem zugehörigen Button.</w:t>
-      </w:r>
-      <w:r>
-        <w:t xml:space="preserve"> Mit shift und </w:t>
-      </w:r>
-      <w:proofErr w:type="spellStart"/>
-      <w:r>
-        <w:t>enter</w:t>
-      </w:r>
-      <w:proofErr w:type="spellEnd"/>
-      <w:r>
-        <w:t xml:space="preserve"> alle Variablen eines bestimmten </w:t>
-      </w:r>
-      <w:proofErr w:type="spellStart"/>
-      <w:r>
-        <w:t>Partameters</w:t>
-      </w:r>
-      <w:proofErr w:type="spellEnd"/>
-      <w:r>
-        <w:t xml:space="preserve"> in einer </w:t>
-      </w:r>
-      <w:proofErr w:type="spellStart"/>
-      <w:r>
-        <w:t>Section</w:t>
-      </w:r>
-      <w:proofErr w:type="spellEnd"/>
-      <w:r>
-        <w:t xml:space="preserve"> </w:t>
-      </w:r>
-      <w:proofErr w:type="spellStart"/>
-      <w:r>
-        <w:t>umbennen</w:t>
-      </w:r>
-      <w:proofErr w:type="spellEnd"/>
-      <w:r>
-        <w:t xml:space="preserve">. </w:t>
-      </w:r>
-    </w:p>
-    <w:p>
-      <w:proofErr w:type="spellStart"/>
-      <w:r>
-        <w:t>disp</w:t>
-      </w:r>
-      <w:proofErr w:type="spellEnd"/>
-      <w:r>
-        <w:t xml:space="preserve">(‚out‘) gibt etwas im Matlab terminal aus. </w:t>
-      </w:r>
-    </w:p>
-    <w:p>
-      <w:r>
-        <w:t xml:space="preserve">Vektor schreiben v = </w:t>
-      </w:r>
-      <w:proofErr w:type="spellStart"/>
-      <w:proofErr w:type="gramStart"/>
-      <w:r>
-        <w:t>anfang:ende</w:t>
-      </w:r>
-      <w:proofErr w:type="spellEnd"/>
-      <w:proofErr w:type="gramEnd"/>
-      <w:r>
-        <w:t xml:space="preserve"> bzw. </w:t>
-      </w:r>
-      <w:proofErr w:type="spellStart"/>
-      <w:proofErr w:type="gramStart"/>
-      <w:r>
-        <w:t>anfang:schritt</w:t>
-      </w:r>
-      <w:proofErr w:type="gramEnd"/>
-      <w:r>
-        <w:t>:ende</w:t>
-      </w:r>
-      <w:proofErr w:type="spellEnd"/>
-      <w:r>
-        <w:t xml:space="preserve"> </w:t>
-      </w:r>
-      <w:proofErr w:type="spellStart"/>
-      <w:r>
-        <w:t>or</w:t>
-      </w:r>
-      <w:proofErr w:type="spellEnd"/>
-      <w:r>
-        <w:t xml:space="preserve"> [1 2 3 4 5] </w:t>
-      </w:r>
-      <w:proofErr w:type="spellStart"/>
-      <w:r>
-        <w:t>with</w:t>
-      </w:r>
-      <w:proofErr w:type="spellEnd"/>
-      <w:r>
-        <w:t xml:space="preserve"> </w:t>
-      </w:r>
-      <w:proofErr w:type="spellStart"/>
-      <w:r>
-        <w:t>these</w:t>
-      </w:r>
-      <w:proofErr w:type="spellEnd"/>
-      <w:r>
-        <w:t xml:space="preserve"> </w:t>
-      </w:r>
-      <w:proofErr w:type="spellStart"/>
-      <w:r>
-        <w:t>brackets</w:t>
-      </w:r>
-      <w:proofErr w:type="spellEnd"/>
-      <w:r>
-        <w:t xml:space="preserve">. </w:t>
-      </w:r>
-      <w:r>
-        <w:t xml:space="preserve">Vektor transponieren mit v.‘ </w:t>
-      </w:r>
-    </w:p>
-    <w:p>
-      <w:r>
-        <w:t xml:space="preserve">Schreibe Matrizen mit Abtrennung der Zeilen durch </w:t>
-      </w:r>
-      <w:proofErr w:type="spellStart"/>
-      <w:r>
-        <w:t>Simikolon</w:t>
-      </w:r>
-      <w:proofErr w:type="spellEnd"/>
-      <w:r>
-        <w:t>: [1 2 3 5; 2 6 8 9; 3 5 6 7]</w:t>
-      </w:r>
-      <w:r>
-        <w:t xml:space="preserve">, Wenn man A. schreibt, dann wird die Rechenoperation nicht auf die </w:t>
-      </w:r>
-      <w:proofErr w:type="gramStart"/>
-      <w:r>
-        <w:t>Matrix</w:t>
-      </w:r>
-      <w:proofErr w:type="gramEnd"/>
-      <w:r>
-        <w:t xml:space="preserve"> sondern auf die einzelnen Elemente ausgeübt. Auf Elemente in Matrix mit A(</w:t>
-      </w:r>
-      <w:proofErr w:type="spellStart"/>
-      <w:proofErr w:type="gramStart"/>
-      <w:r>
-        <w:t>i,j</w:t>
-      </w:r>
-      <w:proofErr w:type="spellEnd"/>
-      <w:proofErr w:type="gramEnd"/>
-      <w:r>
-        <w:t xml:space="preserve">) zugreifen.  </w:t>
-      </w:r>
-      <w:proofErr w:type="spellStart"/>
-      <w:r>
-        <w:t>length</w:t>
-      </w:r>
-      <w:proofErr w:type="spellEnd"/>
-      <w:r>
-        <w:t xml:space="preserve">(v) ist die Funktion für die Länge eines </w:t>
-      </w:r>
-      <w:proofErr w:type="spellStart"/>
-      <w:r>
-        <w:t>arrays</w:t>
-      </w:r>
-      <w:proofErr w:type="spellEnd"/>
-      <w:r>
-        <w:t xml:space="preserve">. </w:t>
-      </w:r>
-    </w:p>
-    <w:p>
-      <w:r>
-        <w:t xml:space="preserve"> [</w:t>
-      </w:r>
-      <w:proofErr w:type="spellStart"/>
-      <w:r>
-        <w:t>eig_vec</w:t>
-      </w:r>
-      <w:proofErr w:type="spellEnd"/>
-      <w:r>
-        <w:t xml:space="preserve">, </w:t>
-      </w:r>
-      <w:proofErr w:type="spellStart"/>
-      <w:r>
-        <w:t>eig_val</w:t>
-      </w:r>
-      <w:proofErr w:type="spellEnd"/>
-      <w:r>
-        <w:t xml:space="preserve">] = </w:t>
-      </w:r>
-      <w:proofErr w:type="spellStart"/>
-      <w:r>
-        <w:t>eig</w:t>
-      </w:r>
-      <w:proofErr w:type="spellEnd"/>
-      <w:r>
-        <w:t xml:space="preserve">(A) berechnet die Eigenvektoren und Eigenvalues der Matrix A, </w:t>
-      </w:r>
-      <w:proofErr w:type="spellStart"/>
-      <w:r>
-        <w:t>det</w:t>
-      </w:r>
-      <w:proofErr w:type="spellEnd"/>
-      <w:r>
-        <w:t>(A) ist Determinante von A; A</w:t>
-      </w:r>
-      <w:proofErr w:type="gramStart"/>
-      <w:r>
-        <w:t>^(</w:t>
-      </w:r>
-      <w:proofErr w:type="gramEnd"/>
-      <w:r>
-        <w:t xml:space="preserve">-1) ist die inverse </w:t>
-      </w:r>
-      <w:proofErr w:type="spellStart"/>
-      <w:r>
-        <w:t>Matric</w:t>
-      </w:r>
-      <w:proofErr w:type="spellEnd"/>
-      <w:r>
-        <w:t xml:space="preserve"> von A; </w:t>
-      </w:r>
-    </w:p>
-    <w:p>
-      <w:proofErr w:type="spellStart"/>
-      <w:r>
-        <w:t>plot</w:t>
-      </w:r>
-      <w:proofErr w:type="spellEnd"/>
-      <w:r>
-        <w:t>(</w:t>
-      </w:r>
-      <w:proofErr w:type="spellStart"/>
-      <w:proofErr w:type="gramStart"/>
-      <w:r>
-        <w:t>x,y</w:t>
-      </w:r>
-      <w:proofErr w:type="spellEnd"/>
-      <w:proofErr w:type="gramEnd"/>
-      <w:r>
-        <w:t xml:space="preserve">) für plotten, </w:t>
-      </w:r>
-      <w:proofErr w:type="spellStart"/>
-      <w:proofErr w:type="gramStart"/>
-      <w:r>
-        <w:t>plot</w:t>
-      </w:r>
-      <w:proofErr w:type="spellEnd"/>
-      <w:r>
-        <w:t>(</w:t>
-      </w:r>
-      <w:proofErr w:type="spellStart"/>
-      <w:r>
-        <w:t>x,y</w:t>
-      </w:r>
-      <w:proofErr w:type="spellEnd"/>
-      <w:proofErr w:type="gramEnd"/>
-      <w:r>
-        <w:t>, ‘</w:t>
-      </w:r>
-      <w:r>
-        <w:t>b</w:t>
-      </w:r>
-      <w:r>
-        <w:t>*‘)</w:t>
-      </w:r>
-      <w:r>
-        <w:t xml:space="preserve">, oder allgemeiner </w:t>
-      </w:r>
-      <w:proofErr w:type="spellStart"/>
-      <w:r>
-        <w:t>plot</w:t>
-      </w:r>
-      <w:proofErr w:type="spellEnd"/>
-      <w:r>
-        <w:t>(</w:t>
-      </w:r>
-      <w:proofErr w:type="gramStart"/>
-      <w:r>
-        <w:t>x,y</w:t>
-      </w:r>
-      <w:proofErr w:type="gramEnd"/>
-      <w:r>
-        <w:t>,‘</w:t>
-      </w:r>
-      <w:proofErr w:type="spellStart"/>
-      <w:r>
-        <w:t>colorlettershapeltter</w:t>
-      </w:r>
-      <w:proofErr w:type="spellEnd"/>
-      <w:r>
-        <w:t>‘)</w:t>
-      </w:r>
-      <w:r>
-        <w:t xml:space="preserve"> hold on als Befehl, damit mehrere grafen zusammen geplottet werden. </w:t>
-      </w:r>
-      <w:proofErr w:type="spellStart"/>
-      <w:proofErr w:type="gramStart"/>
-      <w:r>
-        <w:t>figure</w:t>
-      </w:r>
-      <w:proofErr w:type="spellEnd"/>
-      <w:r>
-        <w:t>(</w:t>
-      </w:r>
-      <w:proofErr w:type="gramEnd"/>
-      <w:r>
-        <w:t xml:space="preserve">1) startet eine neue Abbildung/Fenster. </w:t>
-      </w:r>
-      <w:r>
-        <w:t xml:space="preserve">Die Befehle wie </w:t>
-      </w:r>
-      <w:proofErr w:type="spellStart"/>
-      <w:r>
-        <w:t>xlabel</w:t>
-      </w:r>
-      <w:proofErr w:type="spellEnd"/>
-      <w:r>
-        <w:t xml:space="preserve">, die nach dem </w:t>
-      </w:r>
-      <w:proofErr w:type="spellStart"/>
-      <w:proofErr w:type="gramStart"/>
-      <w:r>
-        <w:t>plot</w:t>
-      </w:r>
-      <w:proofErr w:type="spellEnd"/>
-      <w:r>
-        <w:t>(</w:t>
-      </w:r>
-      <w:proofErr w:type="gramEnd"/>
-      <w:r>
-        <w:t xml:space="preserve">) </w:t>
-      </w:r>
-      <w:proofErr w:type="spellStart"/>
-      <w:proofErr w:type="gramStart"/>
-      <w:r>
-        <w:t>stehen,beziehen</w:t>
-      </w:r>
-      <w:proofErr w:type="spellEnd"/>
-      <w:proofErr w:type="gramEnd"/>
-      <w:r>
-        <w:t xml:space="preserve"> sich automatisch auf die vorherige Abbildung und </w:t>
-      </w:r>
-      <w:proofErr w:type="spellStart"/>
-      <w:r>
-        <w:t>fenster</w:t>
-      </w:r>
-      <w:proofErr w:type="spellEnd"/>
-      <w:r>
-        <w:t xml:space="preserve">.  </w:t>
-      </w:r>
-      <w:proofErr w:type="spellStart"/>
-      <w:r>
-        <w:t>grid</w:t>
-      </w:r>
-      <w:proofErr w:type="spellEnd"/>
-      <w:r>
-        <w:t xml:space="preserve"> on </w:t>
-      </w:r>
-    </w:p>
-    <w:p>
-      <w:proofErr w:type="spellStart"/>
-      <w:r>
-        <w:t>subplot</w:t>
-      </w:r>
-      <w:proofErr w:type="spellEnd"/>
-      <w:r>
-        <w:t>(</w:t>
-      </w:r>
-      <w:proofErr w:type="spellStart"/>
-      <w:proofErr w:type="gramStart"/>
-      <w:r>
-        <w:t>m,n</w:t>
-      </w:r>
-      <w:proofErr w:type="gramEnd"/>
-      <w:r>
-        <w:t>,p</w:t>
-      </w:r>
-      <w:proofErr w:type="spellEnd"/>
-      <w:r>
-        <w:t xml:space="preserve">) erzeugt ein Gitter von </w:t>
-      </w:r>
-      <w:proofErr w:type="gramStart"/>
-      <w:r>
-        <w:t>potentiellen</w:t>
-      </w:r>
-      <w:proofErr w:type="gramEnd"/>
-      <w:r>
-        <w:t xml:space="preserve"> </w:t>
-      </w:r>
-      <w:proofErr w:type="spellStart"/>
-      <w:r>
-        <w:t>Plotplätzen</w:t>
-      </w:r>
-      <w:proofErr w:type="spellEnd"/>
-      <w:r>
-        <w:t xml:space="preserve"> aus m Zeilen und n Spalten. An der </w:t>
-      </w:r>
-      <w:proofErr w:type="spellStart"/>
-      <w:r>
-        <w:t>p.ten</w:t>
-      </w:r>
-      <w:proofErr w:type="spellEnd"/>
-      <w:r>
-        <w:t xml:space="preserve"> Stelle wird dann wirklich der Plot erzeugt; das Zählen startet dabei in der ersten Spalte der ersten Zeile und geht diese dann weiter komplett durch, bevor der Zähler zur zweiten Zeile in die erste Spalte springt. </w:t>
-      </w:r>
-    </w:p>
-    <w:p>
-      <w:r>
-        <w:t>[</w:t>
-      </w:r>
-      <w:proofErr w:type="spellStart"/>
-      <w:r>
-        <w:t>MaxVal</w:t>
-      </w:r>
-      <w:proofErr w:type="spellEnd"/>
-      <w:r>
-        <w:t xml:space="preserve">, I] = </w:t>
-      </w:r>
-      <w:proofErr w:type="spellStart"/>
-      <w:r>
-        <w:t>max</w:t>
-      </w:r>
-      <w:proofErr w:type="spellEnd"/>
-      <w:r>
-        <w:t xml:space="preserve">(y) gibt maximum-Wert und </w:t>
-      </w:r>
-      <w:proofErr w:type="gramStart"/>
-      <w:r>
-        <w:t>der Index</w:t>
-      </w:r>
-      <w:proofErr w:type="gramEnd"/>
-      <w:r>
-        <w:t xml:space="preserve"> wo dieses im Array steht. </w:t>
-      </w:r>
-    </w:p>
-    <w:p>
-      <w:r>
-        <w:lastRenderedPageBreak/>
-        <w:t xml:space="preserve">(anonyme) Funktionen definieren mit </w:t>
-      </w:r>
-      <w:r>
-        <w:t xml:space="preserve">f = </w:t>
-      </w:r>
-      <w:r>
-        <w:t>@(x)</w:t>
-      </w:r>
-      <w:r>
-        <w:t xml:space="preserve"> </w:t>
-      </w:r>
-      <w:proofErr w:type="spellStart"/>
-      <w:r>
-        <w:t>function</w:t>
-      </w:r>
-      <w:proofErr w:type="spellEnd"/>
-      <w:r>
-        <w:t xml:space="preserve"> </w:t>
-      </w:r>
-      <w:proofErr w:type="spellStart"/>
-      <w:r>
-        <w:t>formula</w:t>
-      </w:r>
-      <w:proofErr w:type="spellEnd"/>
-      <w:r>
-        <w:t xml:space="preserve"> vor der </w:t>
-      </w:r>
-      <w:proofErr w:type="gramStart"/>
-      <w:r>
-        <w:t>Zeile</w:t>
-      </w:r>
-      <w:proofErr w:type="gramEnd"/>
-      <w:r>
-        <w:t xml:space="preserve"> in der die zu definierende Funktion steht. </w:t>
-      </w:r>
-      <w:proofErr w:type="spellStart"/>
-      <w:proofErr w:type="gramStart"/>
-      <w:r>
-        <w:t>xlabel</w:t>
-      </w:r>
-      <w:proofErr w:type="spellEnd"/>
-      <w:r>
-        <w:t>(</w:t>
-      </w:r>
-      <w:proofErr w:type="gramEnd"/>
-      <w:r>
-        <w:t>‘‘)</w:t>
-      </w:r>
-      <w:r>
-        <w:t xml:space="preserve">, </w:t>
-      </w:r>
-      <w:proofErr w:type="spellStart"/>
-      <w:proofErr w:type="gramStart"/>
-      <w:r>
-        <w:t>ylabel</w:t>
-      </w:r>
-      <w:proofErr w:type="spellEnd"/>
-      <w:r>
-        <w:t>(</w:t>
-      </w:r>
-      <w:proofErr w:type="gramEnd"/>
-      <w:r>
-        <w:t xml:space="preserve">‘‘) oder </w:t>
-      </w:r>
-      <w:proofErr w:type="gramStart"/>
-      <w:r>
-        <w:t>title(</w:t>
-      </w:r>
-      <w:proofErr w:type="gramEnd"/>
-      <w:r>
-        <w:t xml:space="preserve">‘‘) </w:t>
-      </w:r>
-      <w:proofErr w:type="spellStart"/>
-      <w:r>
-        <w:t>or</w:t>
-      </w:r>
-      <w:proofErr w:type="spellEnd"/>
-      <w:r>
-        <w:t xml:space="preserve"> </w:t>
-      </w:r>
-      <w:proofErr w:type="gramStart"/>
-      <w:r>
-        <w:t>legend(</w:t>
-      </w:r>
-      <w:proofErr w:type="gramEnd"/>
-      <w:r>
-        <w:t>‘</w:t>
-      </w:r>
-      <w:proofErr w:type="spellStart"/>
-      <w:r>
-        <w:t>first</w:t>
-      </w:r>
-      <w:proofErr w:type="spellEnd"/>
-      <w:r>
-        <w:t xml:space="preserve"> </w:t>
-      </w:r>
-      <w:proofErr w:type="spellStart"/>
-      <w:r>
-        <w:t>graph</w:t>
-      </w:r>
-      <w:proofErr w:type="spellEnd"/>
-      <w:r>
-        <w:t xml:space="preserve">‘, ‘second </w:t>
-      </w:r>
-      <w:proofErr w:type="spellStart"/>
-      <w:r>
-        <w:t>graph</w:t>
-      </w:r>
-      <w:proofErr w:type="spellEnd"/>
-      <w:r>
-        <w:t>‘)</w:t>
-      </w:r>
-      <w:r>
-        <w:t xml:space="preserve">, </w:t>
-      </w:r>
-      <w:proofErr w:type="spellStart"/>
-      <w:proofErr w:type="gramStart"/>
-      <w:r>
-        <w:t>xlim</w:t>
-      </w:r>
-      <w:proofErr w:type="spellEnd"/>
-      <w:r>
-        <w:t>(</w:t>
-      </w:r>
-      <w:proofErr w:type="gramEnd"/>
-      <w:r>
-        <w:t>[</w:t>
-      </w:r>
-      <w:proofErr w:type="spellStart"/>
-      <w:r>
-        <w:t>anfang</w:t>
-      </w:r>
-      <w:proofErr w:type="spellEnd"/>
-      <w:r>
-        <w:t xml:space="preserve">, ende]), </w:t>
-      </w:r>
-    </w:p>
-    <w:p>
-      <w:r>
-        <w:t xml:space="preserve">Funktionen differenzieren: </w:t>
-      </w:r>
-      <w:proofErr w:type="spellStart"/>
-      <w:r>
-        <w:t>syms</w:t>
-      </w:r>
-      <w:proofErr w:type="spellEnd"/>
-      <w:r>
-        <w:t xml:space="preserve"> x. So definiert man zuerst die Funktionsvariable. Dann Funktion definieren f = x*5 etc. Differenzieren über </w:t>
-      </w:r>
-      <w:proofErr w:type="spellStart"/>
-      <w:proofErr w:type="gramStart"/>
-      <w:r>
-        <w:t>diff</w:t>
-      </w:r>
-      <w:proofErr w:type="spellEnd"/>
-      <w:r>
-        <w:t>(</w:t>
-      </w:r>
-      <w:proofErr w:type="gramEnd"/>
-      <w:r>
-        <w:t xml:space="preserve">f, n-te Ableitung) z.B. </w:t>
-      </w:r>
-      <w:proofErr w:type="spellStart"/>
-      <w:r>
-        <w:t>diff</w:t>
-      </w:r>
-      <w:proofErr w:type="spellEnd"/>
-      <w:r>
-        <w:t xml:space="preserve">(f,2).  </w:t>
-      </w:r>
-    </w:p>
-    <w:p>
-      <w:r>
-        <w:t xml:space="preserve">Bestimmte Integrale berechnen: </w:t>
-      </w:r>
-      <w:proofErr w:type="gramStart"/>
-      <w:r>
-        <w:t>integral(</w:t>
-      </w:r>
-      <w:proofErr w:type="spellStart"/>
-      <w:proofErr w:type="gramEnd"/>
-      <w:r>
-        <w:t>function</w:t>
-      </w:r>
-      <w:proofErr w:type="spellEnd"/>
-      <w:r>
-        <w:t xml:space="preserve">, </w:t>
-      </w:r>
-      <w:proofErr w:type="spellStart"/>
-      <w:r>
-        <w:t>x_min</w:t>
-      </w:r>
-      <w:proofErr w:type="spellEnd"/>
-      <w:r>
-        <w:t xml:space="preserve">, </w:t>
-      </w:r>
-      <w:proofErr w:type="spellStart"/>
-      <w:r>
-        <w:t>x_max</w:t>
-      </w:r>
-      <w:proofErr w:type="spellEnd"/>
-      <w:r>
-        <w:t xml:space="preserve">). </w:t>
-      </w:r>
-    </w:p>
-    <w:p>
-      <w:r>
-        <w:t xml:space="preserve">Gleichungen definieren: Starte mit dem Definieren der unabhängigen </w:t>
-      </w:r>
-      <w:proofErr w:type="spellStart"/>
-      <w:r>
-        <w:t>Varibalen</w:t>
-      </w:r>
-      <w:proofErr w:type="spellEnd"/>
-      <w:r>
-        <w:t xml:space="preserve">: </w:t>
-      </w:r>
-      <w:proofErr w:type="spellStart"/>
-      <w:r>
-        <w:t>syms</w:t>
-      </w:r>
-      <w:proofErr w:type="spellEnd"/>
-      <w:r>
-        <w:t xml:space="preserve"> x Dann schreibe die linke und rechte Seite der Gleichung auf und speichere jede Seite in einer Variablen. Mit </w:t>
-      </w:r>
-      <w:proofErr w:type="spellStart"/>
-      <w:r>
-        <w:t>equation</w:t>
-      </w:r>
-      <w:proofErr w:type="spellEnd"/>
-      <w:r>
-        <w:t xml:space="preserve"> = </w:t>
-      </w:r>
-      <w:proofErr w:type="spellStart"/>
-      <w:proofErr w:type="gramStart"/>
-      <w:r>
-        <w:t>eq</w:t>
-      </w:r>
-      <w:proofErr w:type="spellEnd"/>
-      <w:r>
-        <w:t>(</w:t>
-      </w:r>
-      <w:proofErr w:type="gramEnd"/>
-      <w:r>
-        <w:t xml:space="preserve">links, rechts) wird daraus eine gespeicherte Gleichung. </w:t>
-      </w:r>
-    </w:p>
-    <w:p>
-      <w:r>
-        <w:t xml:space="preserve">Einfache Gleichungen lösen: </w:t>
-      </w:r>
-      <w:proofErr w:type="spellStart"/>
-      <w:proofErr w:type="gramStart"/>
-      <w:r>
-        <w:t>solve</w:t>
-      </w:r>
-      <w:proofErr w:type="spellEnd"/>
-      <w:r>
-        <w:t>(</w:t>
-      </w:r>
-      <w:proofErr w:type="spellStart"/>
-      <w:proofErr w:type="gramEnd"/>
-      <w:r>
-        <w:t>equation</w:t>
-      </w:r>
-      <w:proofErr w:type="spellEnd"/>
-      <w:r>
-        <w:t>, variable)</w:t>
-      </w:r>
-    </w:p>
-    <w:p>
-      <w:r>
-        <w:t xml:space="preserve">Lineare Gleichungen der Form A*x = b lösen: </w:t>
-      </w:r>
-      <w:proofErr w:type="spellStart"/>
-      <w:r>
-        <w:t>linsolve</w:t>
-      </w:r>
-      <w:proofErr w:type="spellEnd"/>
-      <w:r>
-        <w:t>(</w:t>
-      </w:r>
-      <w:proofErr w:type="spellStart"/>
-      <w:proofErr w:type="gramStart"/>
-      <w:r>
-        <w:t>A,b</w:t>
-      </w:r>
-      <w:proofErr w:type="spellEnd"/>
-      <w:proofErr w:type="gramEnd"/>
-      <w:r>
-        <w:t xml:space="preserve">) oder </w:t>
-      </w:r>
-      <w:proofErr w:type="gramStart"/>
-      <w:r>
-        <w:t xml:space="preserve">A </w:t>
-      </w:r>
-      <w:r>
-        <w:t xml:space="preserve"> </w:t>
-      </w:r>
-      <w:r>
-        <w:t>\</w:t>
-      </w:r>
-      <w:proofErr w:type="gramEnd"/>
-      <w:r>
-        <w:t xml:space="preserve"> </w:t>
-      </w:r>
-      <w:r>
-        <w:t xml:space="preserve"> b </w:t>
-      </w:r>
-    </w:p>
-    <w:p>
-      <w:r>
-        <w:t xml:space="preserve">Logische Operationen können auch mit </w:t>
-      </w:r>
-      <w:proofErr w:type="spellStart"/>
-      <w:r>
-        <w:t>matlab</w:t>
-      </w:r>
-      <w:proofErr w:type="spellEnd"/>
-      <w:r>
-        <w:t xml:space="preserve">-arrays direkt ausgeführt werden. Das Ergebnis ist ein </w:t>
-      </w:r>
-      <w:proofErr w:type="spellStart"/>
-      <w:r>
-        <w:t>array</w:t>
-      </w:r>
-      <w:proofErr w:type="spellEnd"/>
-      <w:r>
-        <w:t xml:space="preserve"> mit nur 1s(</w:t>
-      </w:r>
-      <w:proofErr w:type="spellStart"/>
-      <w:r>
-        <w:t>true</w:t>
-      </w:r>
-      <w:proofErr w:type="spellEnd"/>
-      <w:r>
-        <w:t>) und 0s(</w:t>
-      </w:r>
-      <w:proofErr w:type="spellStart"/>
-      <w:r>
-        <w:t>false</w:t>
-      </w:r>
-      <w:proofErr w:type="spellEnd"/>
-      <w:r>
-        <w:t xml:space="preserve">). </w:t>
-      </w:r>
-      <w:r>
-        <w:t xml:space="preserve">Not ist </w:t>
-      </w:r>
-      <w:proofErr w:type="spellStart"/>
-      <w:r>
-        <w:t>tilde</w:t>
-      </w:r>
-      <w:proofErr w:type="spellEnd"/>
-      <w:r>
-        <w:t xml:space="preserve">=; &amp; </w:t>
-      </w:r>
-      <w:proofErr w:type="spellStart"/>
-      <w:r>
-        <w:t>is</w:t>
-      </w:r>
-      <w:proofErr w:type="spellEnd"/>
-      <w:r>
-        <w:t xml:space="preserve"> </w:t>
-      </w:r>
-      <w:proofErr w:type="spellStart"/>
-      <w:r>
-        <w:t>logical</w:t>
-      </w:r>
-      <w:proofErr w:type="spellEnd"/>
-      <w:r>
-        <w:t xml:space="preserve"> </w:t>
-      </w:r>
-      <w:proofErr w:type="spellStart"/>
-      <w:r>
-        <w:t>operator</w:t>
-      </w:r>
-      <w:proofErr w:type="spellEnd"/>
-      <w:r>
-        <w:t xml:space="preserve"> and; | ist der logische Operator für logisches oder. </w:t>
-      </w:r>
-    </w:p>
-    <w:p>
-      <w:r>
-        <w:t xml:space="preserve">Mit der </w:t>
-      </w:r>
-      <w:proofErr w:type="gramStart"/>
-      <w:r>
-        <w:t>find(</w:t>
-      </w:r>
-      <w:proofErr w:type="gramEnd"/>
-      <w:r>
-        <w:t xml:space="preserve">v &lt; 8) Funktion werden die Indizes aller Stellen in dem Array ausgegeben, wo die logische Bedingung erfüllt ist. </w:t>
-      </w:r>
-    </w:p>
-    <w:p>
-      <w:proofErr w:type="spellStart"/>
-      <w:r>
-        <w:t>If</w:t>
-      </w:r>
-      <w:proofErr w:type="spellEnd"/>
-      <w:r>
-        <w:t xml:space="preserve">-statements: starte mit </w:t>
-      </w:r>
-      <w:proofErr w:type="spellStart"/>
-      <w:r>
-        <w:t>if</w:t>
-      </w:r>
-      <w:proofErr w:type="spellEnd"/>
-      <w:r>
-        <w:t xml:space="preserve"> </w:t>
-      </w:r>
-      <w:r>
-        <w:t>Bedingung</w:t>
-      </w:r>
-      <w:r>
-        <w:t xml:space="preserve"> (ohne Doppelpunkte) und beende das </w:t>
-      </w:r>
-      <w:proofErr w:type="spellStart"/>
-      <w:r>
-        <w:t>if</w:t>
-      </w:r>
-      <w:proofErr w:type="spellEnd"/>
-      <w:r>
-        <w:t xml:space="preserve">-statement mit „end“. </w:t>
-      </w:r>
-    </w:p>
-    <w:p>
-      <w:r>
-        <w:t xml:space="preserve">For und </w:t>
-      </w:r>
-      <w:proofErr w:type="spellStart"/>
-      <w:r>
-        <w:t>while</w:t>
-      </w:r>
-      <w:proofErr w:type="spellEnd"/>
-      <w:r>
-        <w:t xml:space="preserve"> loop: Auch diese mit end beenden (und ohne Doppelpunkte in der Bedingung </w:t>
-      </w:r>
-      <w:proofErr w:type="spellStart"/>
-      <w:r>
-        <w:t>bzw</w:t>
-      </w:r>
-      <w:proofErr w:type="spellEnd"/>
-      <w:r>
-        <w:t xml:space="preserve"> der Startzeile)</w:t>
-      </w:r>
-      <w:r>
-        <w:tab/>
-      </w:r>
-      <w:r>
-        <w:tab/>
-      </w:r>
-    </w:p>
-    <w:p>
-      <w:r>
-        <w:t xml:space="preserve">Zufallszahlen: </w:t>
-      </w:r>
-      <w:proofErr w:type="spellStart"/>
-      <w:proofErr w:type="gramStart"/>
-      <w:r>
-        <w:t>randi</w:t>
-      </w:r>
-      <w:proofErr w:type="spellEnd"/>
-      <w:r>
-        <w:t>(</w:t>
-      </w:r>
-      <w:proofErr w:type="spellStart"/>
-      <w:proofErr w:type="gramEnd"/>
-      <w:r>
-        <w:t>max</w:t>
-      </w:r>
-      <w:proofErr w:type="spellEnd"/>
-      <w:r>
-        <w:t>__</w:t>
-      </w:r>
-      <w:proofErr w:type="spellStart"/>
-      <w:r>
-        <w:t>value</w:t>
-      </w:r>
-      <w:proofErr w:type="spellEnd"/>
-      <w:r>
-        <w:t xml:space="preserve">, </w:t>
-      </w:r>
-      <w:proofErr w:type="spellStart"/>
-      <w:proofErr w:type="gramStart"/>
-      <w:r>
-        <w:t>n,m</w:t>
-      </w:r>
-      <w:proofErr w:type="spellEnd"/>
-      <w:proofErr w:type="gramEnd"/>
-      <w:r>
-        <w:t xml:space="preserve">) erzeugt ein </w:t>
-      </w:r>
-      <w:proofErr w:type="spellStart"/>
-      <w:r>
-        <w:t>array</w:t>
-      </w:r>
-      <w:proofErr w:type="spellEnd"/>
-      <w:r>
-        <w:t xml:space="preserve"> mit ganzen Zufallszahlen zwischen 1 und </w:t>
-      </w:r>
-      <w:proofErr w:type="spellStart"/>
-      <w:r>
-        <w:t>max_value</w:t>
-      </w:r>
-      <w:proofErr w:type="spellEnd"/>
-      <w:r>
-        <w:t xml:space="preserve"> der Form </w:t>
-      </w:r>
-      <w:proofErr w:type="gramStart"/>
-      <w:r>
-        <w:t>n mal</w:t>
-      </w:r>
-      <w:proofErr w:type="gramEnd"/>
-      <w:r>
-        <w:t xml:space="preserve"> m. </w:t>
-      </w:r>
-    </w:p>
-    <w:p>
-      <w:r>
-        <w:t xml:space="preserve">Zeitmessungen über </w:t>
-      </w:r>
-      <w:proofErr w:type="spellStart"/>
-      <w:r>
-        <w:t>tic</w:t>
-      </w:r>
-      <w:proofErr w:type="spellEnd"/>
-      <w:r>
-        <w:t xml:space="preserve"> am Anfang der Sektion und </w:t>
-      </w:r>
-      <w:proofErr w:type="spellStart"/>
-      <w:r>
-        <w:t>toc</w:t>
-      </w:r>
-      <w:proofErr w:type="spellEnd"/>
-      <w:r>
-        <w:t xml:space="preserve"> am Ende der Sektion. Dann wird automatisch die </w:t>
-      </w:r>
-      <w:proofErr w:type="spellStart"/>
-      <w:r>
-        <w:t>Compution</w:t>
-      </w:r>
-      <w:proofErr w:type="spellEnd"/>
-      <w:r>
-        <w:t xml:space="preserve">-Zeit gemessen. </w:t>
-      </w:r>
-    </w:p>
-    <w:p>
-      <w:r>
-        <w:t>Funktionen: In einer separaten Datei im gleichen Ordner können eigene Funktionen definiert werden. „</w:t>
-      </w:r>
-      <w:proofErr w:type="spellStart"/>
-      <w:r>
-        <w:t>func</w:t>
-      </w:r>
-      <w:proofErr w:type="spellEnd"/>
-      <w:r>
-        <w:t xml:space="preserve">“ ist das anfangs geschriebene Signalwort. </w:t>
-      </w:r>
-      <w:proofErr w:type="spellStart"/>
-      <w:r>
-        <w:t>func</w:t>
-      </w:r>
-      <w:proofErr w:type="spellEnd"/>
-      <w:r>
-        <w:t xml:space="preserve"> [</w:t>
-      </w:r>
-      <w:proofErr w:type="spellStart"/>
-      <w:r>
-        <w:t>output</w:t>
-      </w:r>
-      <w:proofErr w:type="spellEnd"/>
-      <w:r>
-        <w:t xml:space="preserve">] = </w:t>
-      </w:r>
-      <w:proofErr w:type="spellStart"/>
-      <w:proofErr w:type="gramStart"/>
-      <w:r>
-        <w:t>functionname</w:t>
-      </w:r>
-      <w:proofErr w:type="spellEnd"/>
-      <w:r>
-        <w:t>(</w:t>
-      </w:r>
-      <w:proofErr w:type="gramEnd"/>
-      <w:r>
-        <w:t xml:space="preserve">input1, input2). Schreibe dann das Programm der Funktion und beende das Skript der Funktion mit „end“. </w:t>
-      </w:r>
-      <w:r>
-        <w:t xml:space="preserve">Es kann dann als Funktion in einem anderen Skript im gleichen Ordner genutzt und aufgerufen werden. </w:t>
-      </w:r>
-    </w:p>
-    <w:p>
-      <w:r>
-        <w:t xml:space="preserve">Fast </w:t>
-      </w:r>
-      <w:proofErr w:type="spellStart"/>
-      <w:r>
-        <w:t>fourier</w:t>
-      </w:r>
-      <w:proofErr w:type="spellEnd"/>
-      <w:r>
-        <w:t xml:space="preserve"> </w:t>
-      </w:r>
-      <w:proofErr w:type="spellStart"/>
-      <w:r>
-        <w:t>transformation</w:t>
-      </w:r>
-      <w:proofErr w:type="spellEnd"/>
-      <w:r>
-        <w:t xml:space="preserve">: </w:t>
-      </w:r>
-      <w:proofErr w:type="spellStart"/>
-      <w:r>
-        <w:t>fft</w:t>
-      </w:r>
-      <w:proofErr w:type="spellEnd"/>
-      <w:r>
-        <w:t>(x)</w:t>
-      </w:r>
-      <w:r>
-        <w:t xml:space="preserve"> und fftshift(x)</w:t>
-      </w:r>
-    </w:p>
-    <w:p/>
-    <w:p>
-      <w:r>
-        <w:t>Es gibt viele hilfreiche Matlab Toolboxen z.B.</w:t>
-      </w:r>
-    </w:p>
-    <w:p>
-      <w:r>
-        <w:t xml:space="preserve">Parallel </w:t>
-      </w:r>
-      <w:proofErr w:type="spellStart"/>
-      <w:r>
-        <w:t>computing</w:t>
-      </w:r>
-      <w:proofErr w:type="spellEnd"/>
-      <w:r>
-        <w:t xml:space="preserve"> </w:t>
-      </w:r>
-      <w:proofErr w:type="spellStart"/>
-      <w:r>
-        <w:t>toolbox</w:t>
-      </w:r>
-      <w:proofErr w:type="spellEnd"/>
-    </w:p>
-    <w:p>
-      <w:r>
-        <w:lastRenderedPageBreak/>
-        <w:t>Matlab Simulink</w:t>
-      </w:r>
-    </w:p>
-    <w:p/>
-    <w:p/>
-    <w:p>
-      <w:r>
+      </w:pPr>
+    </w:p>
+    <w:p>
+      <w:pPr>
         <w:rPr>
           <w:b/>
           <w:bCs/>
         </w:rPr>
+      </w:pPr>
+    </w:p>
+    <w:p>
+      <w:pPr>
+        <w:rPr>
+          <w:b/>
+          <w:bCs/>
+        </w:rPr>
+      </w:pPr>
+    </w:p>
+    <w:p>
+      <w:pPr>
+        <w:rPr>
+          <w:b/>
+          <w:bCs/>
+        </w:rPr>
+      </w:pPr>
+    </w:p>
+    <w:p>
+      <w:pPr>
+        <w:rPr>
+          <w:b/>
+          <w:bCs/>
+        </w:rPr>
+      </w:pPr>
+    </w:p>
+    <w:p>
+      <w:pPr>
+        <w:rPr>
+          <w:b/>
+          <w:bCs/>
+        </w:rPr>
+      </w:pPr>
+    </w:p>
+    <w:p>
+      <w:pPr>
+        <w:rPr>
+          <w:b/>
+          <w:bCs/>
+        </w:rPr>
+      </w:pPr>
+    </w:p>
+    <w:p>
+      <w:pPr>
+        <w:rPr>
+          <w:b/>
+          <w:bCs/>
+        </w:rPr>
+      </w:pPr>
+    </w:p>
+    <w:p>
+      <w:pPr>
+        <w:rPr>
+          <w:b/>
+          <w:bCs/>
+        </w:rPr>
+      </w:pPr>
+    </w:p>
+    <w:p>
+      <w:pPr>
+        <w:rPr>
+          <w:b/>
+          <w:bCs/>
+        </w:rPr>
+      </w:pPr>
+    </w:p>
+    <w:p>
+      <w:pPr>
+        <w:rPr>
+          <w:b/>
+          <w:bCs/>
+        </w:rPr>
+      </w:pPr>
+    </w:p>
+    <w:p>
+      <w:pPr>
+        <w:rPr>
+          <w:b/>
+          <w:bCs/>
+        </w:rPr>
+      </w:pPr>
+    </w:p>
+    <w:p>
+      <w:pPr>
+        <w:rPr>
+          <w:b/>
+          <w:bCs/>
+        </w:rPr>
+      </w:pPr>
+    </w:p>
+    <w:p>
+      <w:pPr>
+        <w:rPr>
+          <w:b/>
+          <w:bCs/>
+        </w:rPr>
+      </w:pPr>
+    </w:p>
+    <w:p>
+      <w:pPr>
+        <w:rPr>
+          <w:b/>
+          <w:bCs/>
+        </w:rPr>
+      </w:pPr>
+    </w:p>
+    <w:p>
+      <w:r>
+        <w:rPr>
+          <w:b/>
+          <w:bCs/>
+        </w:rPr>
+        <w:lastRenderedPageBreak/>
+        <w:t>Matlab:</w:t>
+      </w:r>
+      <w:r>
+        <w:rPr>
+          <w:b/>
+          <w:bCs/>
+        </w:rPr>
+        <w:t xml:space="preserve"> </w:t>
+      </w:r>
+      <w:r>
+        <w:t xml:space="preserve">Definiere verschiedene Variablen in Matlab und sieh die aktuellen Werte im </w:t>
+      </w:r>
+      <w:proofErr w:type="spellStart"/>
+      <w:r>
+        <w:t>workspace</w:t>
+      </w:r>
+      <w:proofErr w:type="spellEnd"/>
+      <w:r>
+        <w:t xml:space="preserve">. </w:t>
+      </w:r>
+      <w:proofErr w:type="spellStart"/>
+      <w:r>
+        <w:t>clc</w:t>
+      </w:r>
+      <w:proofErr w:type="spellEnd"/>
+      <w:r>
+        <w:t xml:space="preserve"> = Befehl alles zu löschen. </w:t>
+      </w:r>
+      <w:proofErr w:type="spellStart"/>
+      <w:r>
+        <w:t>clearvars</w:t>
+      </w:r>
+      <w:proofErr w:type="spellEnd"/>
+      <w:r>
+        <w:t xml:space="preserve"> = Befehl alle Variablen zu löschen. </w:t>
+      </w:r>
+      <w:proofErr w:type="spellStart"/>
+      <w:r>
+        <w:t>whos</w:t>
+      </w:r>
+      <w:proofErr w:type="spellEnd"/>
+      <w:r>
+        <w:t xml:space="preserve"> = aktuelle Belegung und Werte der Variablen im </w:t>
+      </w:r>
+      <w:proofErr w:type="spellStart"/>
+      <w:r>
+        <w:t>matlab</w:t>
+      </w:r>
+      <w:proofErr w:type="spellEnd"/>
+      <w:r>
+        <w:t>-</w:t>
+      </w:r>
+      <w:proofErr w:type="spellStart"/>
+      <w:r>
+        <w:t>terminal</w:t>
+      </w:r>
+      <w:proofErr w:type="spellEnd"/>
+      <w:r>
+        <w:t xml:space="preserve"> sehen. Schreibe </w:t>
+      </w:r>
+      <w:proofErr w:type="spellStart"/>
+      <w:r>
+        <w:t>clc</w:t>
+      </w:r>
+      <w:proofErr w:type="spellEnd"/>
+      <w:r>
+        <w:t xml:space="preserve"> and </w:t>
+      </w:r>
+      <w:proofErr w:type="spellStart"/>
+      <w:r>
+        <w:t>clearvars</w:t>
+      </w:r>
+      <w:proofErr w:type="spellEnd"/>
+      <w:r>
+        <w:t xml:space="preserve"> </w:t>
+      </w:r>
+      <w:r>
+        <w:t>and "</w:t>
+      </w:r>
+      <w:proofErr w:type="spellStart"/>
+      <w:r>
+        <w:t>close</w:t>
+      </w:r>
+      <w:proofErr w:type="spellEnd"/>
+      <w:r>
+        <w:t xml:space="preserve"> all“ </w:t>
+      </w:r>
+      <w:r>
+        <w:t>an den Anfang von jedem Skript. Kommentare mit %</w:t>
+      </w:r>
+      <w:r>
+        <w:t xml:space="preserve"> schreiben. </w:t>
+      </w:r>
+      <w:r>
+        <w:t xml:space="preserve">Run mit </w:t>
+      </w:r>
+      <w:proofErr w:type="spellStart"/>
+      <w:r>
+        <w:t>ctrl</w:t>
+      </w:r>
+      <w:proofErr w:type="spellEnd"/>
+      <w:r>
+        <w:t xml:space="preserve"> + </w:t>
+      </w:r>
+      <w:proofErr w:type="spellStart"/>
+      <w:r>
+        <w:t>enter</w:t>
+      </w:r>
+      <w:proofErr w:type="spellEnd"/>
+      <w:r>
+        <w:t xml:space="preserve">. </w:t>
+      </w:r>
+      <w:r>
+        <w:t>Zählen wird mit1 und nicht „0“ gestartet (1-indexing)</w:t>
+      </w:r>
+      <w:proofErr w:type="gramStart"/>
+      <w:r>
+        <w:t>, ;</w:t>
+      </w:r>
+      <w:proofErr w:type="gramEnd"/>
+      <w:r>
+        <w:t xml:space="preserve"> </w:t>
+      </w:r>
+      <w:proofErr w:type="spellStart"/>
+      <w:r>
+        <w:t>Similkolon</w:t>
+      </w:r>
+      <w:proofErr w:type="spellEnd"/>
+      <w:r>
+        <w:t xml:space="preserve"> am Ende einer Zeile verhindert, dass ihr Ergebnis ausgegeben wird; die Rechnung wird aber trotzdem ausgeführt. </w:t>
+      </w:r>
+      <w:proofErr w:type="spellStart"/>
+      <w:r>
+        <w:t>fx</w:t>
+      </w:r>
+      <w:proofErr w:type="spellEnd"/>
+      <w:r>
+        <w:t xml:space="preserve"> in der linken unteren Ecke öffnet die Sammlung aller </w:t>
+      </w:r>
+      <w:proofErr w:type="spellStart"/>
+      <w:r>
+        <w:t>matlab</w:t>
+      </w:r>
+      <w:proofErr w:type="spellEnd"/>
+      <w:r>
+        <w:t xml:space="preserve">-Funktionen. Auch kann man </w:t>
+      </w:r>
+      <w:proofErr w:type="spellStart"/>
+      <w:r>
+        <w:t>help</w:t>
+      </w:r>
+      <w:proofErr w:type="spellEnd"/>
+      <w:r>
+        <w:t xml:space="preserve"> </w:t>
+      </w:r>
+      <w:proofErr w:type="spellStart"/>
+      <w:r>
+        <w:t>func</w:t>
+      </w:r>
+      <w:proofErr w:type="spellEnd"/>
+      <w:r>
+        <w:t xml:space="preserve"> ins Terminal schreiben. </w:t>
+      </w:r>
+      <w:r>
+        <w:t xml:space="preserve">Oder </w:t>
+      </w:r>
+      <w:proofErr w:type="spellStart"/>
+      <w:r>
+        <w:t>doc</w:t>
+      </w:r>
+      <w:proofErr w:type="spellEnd"/>
+      <w:r>
+        <w:t xml:space="preserve"> </w:t>
+      </w:r>
+      <w:proofErr w:type="spellStart"/>
+      <w:r>
+        <w:t>plot</w:t>
+      </w:r>
+      <w:proofErr w:type="spellEnd"/>
+      <w:r>
+        <w:t xml:space="preserve"> bzw. </w:t>
+      </w:r>
+      <w:proofErr w:type="spellStart"/>
+      <w:r>
+        <w:t>doc</w:t>
+      </w:r>
+      <w:proofErr w:type="spellEnd"/>
+      <w:r>
+        <w:t xml:space="preserve"> </w:t>
+      </w:r>
+      <w:proofErr w:type="spellStart"/>
+      <w:r>
+        <w:t>beliegigeFunktion</w:t>
+      </w:r>
+      <w:proofErr w:type="spellEnd"/>
+      <w:r>
+        <w:t xml:space="preserve">. Speichere Matlab-files mit .m Dateiendung. Skriptdurchläufe mit </w:t>
+      </w:r>
+      <w:proofErr w:type="spellStart"/>
+      <w:r>
+        <w:t>strg</w:t>
+      </w:r>
+      <w:proofErr w:type="spellEnd"/>
+      <w:r>
+        <w:t xml:space="preserve"> + c abbrechen. </w:t>
+      </w:r>
+      <w:r>
+        <w:t xml:space="preserve">Tippe </w:t>
+      </w:r>
+      <w:proofErr w:type="spellStart"/>
+      <w:r>
+        <w:t>ver</w:t>
+      </w:r>
+      <w:proofErr w:type="spellEnd"/>
+      <w:r>
+        <w:t xml:space="preserve"> in das </w:t>
+      </w:r>
+      <w:proofErr w:type="spellStart"/>
+      <w:r>
+        <w:t>matlab</w:t>
+      </w:r>
+      <w:proofErr w:type="spellEnd"/>
+      <w:r>
+        <w:t xml:space="preserve"> </w:t>
+      </w:r>
+      <w:proofErr w:type="spellStart"/>
+      <w:r>
+        <w:t>command</w:t>
+      </w:r>
+      <w:proofErr w:type="spellEnd"/>
+      <w:r>
+        <w:t xml:space="preserve"> </w:t>
+      </w:r>
+      <w:proofErr w:type="spellStart"/>
+      <w:r>
+        <w:t>window</w:t>
+      </w:r>
+      <w:proofErr w:type="spellEnd"/>
+      <w:r>
+        <w:t xml:space="preserve"> und </w:t>
+      </w:r>
+      <w:proofErr w:type="gramStart"/>
+      <w:r>
+        <w:t>sehe</w:t>
+      </w:r>
+      <w:proofErr w:type="gramEnd"/>
+      <w:r>
+        <w:t xml:space="preserve"> welche </w:t>
+      </w:r>
+      <w:proofErr w:type="spellStart"/>
+      <w:r>
+        <w:t>matlab</w:t>
+      </w:r>
+      <w:proofErr w:type="spellEnd"/>
+      <w:r>
+        <w:t xml:space="preserve"> </w:t>
+      </w:r>
+      <w:proofErr w:type="spellStart"/>
+      <w:r>
+        <w:t>libraries</w:t>
+      </w:r>
+      <w:proofErr w:type="spellEnd"/>
+      <w:r>
+        <w:t xml:space="preserve"> du installiert hast. </w:t>
+      </w:r>
+    </w:p>
+    <w:p>
+      <w:proofErr w:type="spellStart"/>
+      <w:r>
+        <w:t>Sections</w:t>
+      </w:r>
+      <w:proofErr w:type="spellEnd"/>
+      <w:r>
+        <w:t xml:space="preserve">: </w:t>
+      </w:r>
+      <w:proofErr w:type="spellStart"/>
+      <w:r>
+        <w:t>Sections</w:t>
+      </w:r>
+      <w:proofErr w:type="spellEnd"/>
+      <w:r>
+        <w:t xml:space="preserve"> werden in </w:t>
+      </w:r>
+      <w:proofErr w:type="spellStart"/>
+      <w:r>
+        <w:t>matlab</w:t>
+      </w:r>
+      <w:proofErr w:type="spellEnd"/>
+      <w:r>
+        <w:t xml:space="preserve"> durch %% begonnen. Man kann auch nur einzelne Sektionen laufen lassen mit </w:t>
+      </w:r>
+      <w:proofErr w:type="spellStart"/>
+      <w:r>
+        <w:t>strg</w:t>
+      </w:r>
+      <w:proofErr w:type="spellEnd"/>
+      <w:r>
+        <w:t xml:space="preserve"> + alt oder dem zugehörigen Button.</w:t>
+      </w:r>
+      <w:r>
+        <w:t xml:space="preserve"> Mit shift und </w:t>
+      </w:r>
+      <w:proofErr w:type="spellStart"/>
+      <w:r>
+        <w:t>enter</w:t>
+      </w:r>
+      <w:proofErr w:type="spellEnd"/>
+      <w:r>
+        <w:t xml:space="preserve"> alle Variablen eines bestimmten </w:t>
+      </w:r>
+      <w:proofErr w:type="spellStart"/>
+      <w:r>
+        <w:t>Partameters</w:t>
+      </w:r>
+      <w:proofErr w:type="spellEnd"/>
+      <w:r>
+        <w:t xml:space="preserve"> in einer </w:t>
+      </w:r>
+      <w:proofErr w:type="spellStart"/>
+      <w:r>
+        <w:t>Section</w:t>
+      </w:r>
+      <w:proofErr w:type="spellEnd"/>
+      <w:r>
+        <w:t xml:space="preserve"> </w:t>
+      </w:r>
+      <w:proofErr w:type="spellStart"/>
+      <w:r>
+        <w:t>umbennen</w:t>
+      </w:r>
+      <w:proofErr w:type="spellEnd"/>
+      <w:r>
+        <w:t xml:space="preserve">. </w:t>
+      </w:r>
+    </w:p>
+    <w:p>
+      <w:proofErr w:type="spellStart"/>
+      <w:r>
+        <w:t>disp</w:t>
+      </w:r>
+      <w:proofErr w:type="spellEnd"/>
+      <w:r>
+        <w:t xml:space="preserve">(‚out‘) gibt etwas im Matlab terminal aus. </w:t>
+      </w:r>
+    </w:p>
+    <w:p>
+      <w:r>
+        <w:t xml:space="preserve">Vektor schreiben v = </w:t>
+      </w:r>
+      <w:proofErr w:type="spellStart"/>
+      <w:proofErr w:type="gramStart"/>
+      <w:r>
+        <w:t>anfang:ende</w:t>
+      </w:r>
+      <w:proofErr w:type="spellEnd"/>
+      <w:proofErr w:type="gramEnd"/>
+      <w:r>
+        <w:t xml:space="preserve"> bzw. </w:t>
+      </w:r>
+      <w:proofErr w:type="spellStart"/>
+      <w:proofErr w:type="gramStart"/>
+      <w:r>
+        <w:t>anfang:schritt</w:t>
+      </w:r>
+      <w:proofErr w:type="gramEnd"/>
+      <w:r>
+        <w:t>:ende</w:t>
+      </w:r>
+      <w:proofErr w:type="spellEnd"/>
+      <w:r>
+        <w:t xml:space="preserve"> </w:t>
+      </w:r>
+      <w:proofErr w:type="spellStart"/>
+      <w:r>
+        <w:t>or</w:t>
+      </w:r>
+      <w:proofErr w:type="spellEnd"/>
+      <w:r>
+        <w:t xml:space="preserve"> [1 2 3 4 5] </w:t>
+      </w:r>
+      <w:proofErr w:type="spellStart"/>
+      <w:r>
+        <w:t>with</w:t>
+      </w:r>
+      <w:proofErr w:type="spellEnd"/>
+      <w:r>
+        <w:t xml:space="preserve"> </w:t>
+      </w:r>
+      <w:proofErr w:type="spellStart"/>
+      <w:r>
+        <w:t>these</w:t>
+      </w:r>
+      <w:proofErr w:type="spellEnd"/>
+      <w:r>
+        <w:t xml:space="preserve"> </w:t>
+      </w:r>
+      <w:proofErr w:type="spellStart"/>
+      <w:r>
+        <w:t>brackets</w:t>
+      </w:r>
+      <w:proofErr w:type="spellEnd"/>
+      <w:r>
+        <w:t xml:space="preserve">. </w:t>
+      </w:r>
+      <w:r>
+        <w:t xml:space="preserve">Vektor transponieren mit v.‘ </w:t>
+      </w:r>
+    </w:p>
+    <w:p>
+      <w:r>
+        <w:t xml:space="preserve">Schreibe Matrizen mit Abtrennung der Zeilen durch </w:t>
+      </w:r>
+      <w:proofErr w:type="spellStart"/>
+      <w:r>
+        <w:t>Simikolon</w:t>
+      </w:r>
+      <w:proofErr w:type="spellEnd"/>
+      <w:r>
+        <w:t>: [1 2 3 5; 2 6 8 9; 3 5 6 7]</w:t>
+      </w:r>
+      <w:r>
+        <w:t xml:space="preserve">, Wenn man A. schreibt, dann wird die Rechenoperation nicht auf die </w:t>
+      </w:r>
+      <w:proofErr w:type="gramStart"/>
+      <w:r>
+        <w:t>Matrix</w:t>
+      </w:r>
+      <w:proofErr w:type="gramEnd"/>
+      <w:r>
+        <w:t xml:space="preserve"> sondern auf die einzelnen Elemente ausgeübt. Auf Elemente in Matrix mit A(</w:t>
+      </w:r>
+      <w:proofErr w:type="spellStart"/>
+      <w:proofErr w:type="gramStart"/>
+      <w:r>
+        <w:t>i,j</w:t>
+      </w:r>
+      <w:proofErr w:type="spellEnd"/>
+      <w:proofErr w:type="gramEnd"/>
+      <w:r>
+        <w:t xml:space="preserve">) zugreifen.  </w:t>
+      </w:r>
+      <w:proofErr w:type="spellStart"/>
+      <w:r>
+        <w:t>length</w:t>
+      </w:r>
+      <w:proofErr w:type="spellEnd"/>
+      <w:r>
+        <w:t xml:space="preserve">(v) ist die Funktion für die Länge eines </w:t>
+      </w:r>
+      <w:proofErr w:type="spellStart"/>
+      <w:r>
+        <w:t>arrays</w:t>
+      </w:r>
+      <w:proofErr w:type="spellEnd"/>
+      <w:r>
+        <w:t xml:space="preserve">. </w:t>
+      </w:r>
+    </w:p>
+    <w:p>
+      <w:r>
+        <w:t xml:space="preserve"> [</w:t>
+      </w:r>
+      <w:proofErr w:type="spellStart"/>
+      <w:r>
+        <w:t>eig_vec</w:t>
+      </w:r>
+      <w:proofErr w:type="spellEnd"/>
+      <w:r>
+        <w:t xml:space="preserve">, </w:t>
+      </w:r>
+      <w:proofErr w:type="spellStart"/>
+      <w:r>
+        <w:t>eig_val</w:t>
+      </w:r>
+      <w:proofErr w:type="spellEnd"/>
+      <w:r>
+        <w:t xml:space="preserve">] = </w:t>
+      </w:r>
+      <w:proofErr w:type="spellStart"/>
+      <w:r>
+        <w:t>eig</w:t>
+      </w:r>
+      <w:proofErr w:type="spellEnd"/>
+      <w:r>
+        <w:t xml:space="preserve">(A) berechnet die Eigenvektoren und Eigenvalues der Matrix A, </w:t>
+      </w:r>
+      <w:proofErr w:type="spellStart"/>
+      <w:r>
+        <w:t>det</w:t>
+      </w:r>
+      <w:proofErr w:type="spellEnd"/>
+      <w:r>
+        <w:t>(A) ist Determinante von A; A</w:t>
+      </w:r>
+      <w:proofErr w:type="gramStart"/>
+      <w:r>
+        <w:t>^(</w:t>
+      </w:r>
+      <w:proofErr w:type="gramEnd"/>
+      <w:r>
+        <w:t xml:space="preserve">-1) ist die inverse </w:t>
+      </w:r>
+      <w:proofErr w:type="spellStart"/>
+      <w:r>
+        <w:t>Matric</w:t>
+      </w:r>
+      <w:proofErr w:type="spellEnd"/>
+      <w:r>
+        <w:t xml:space="preserve"> von A; </w:t>
+      </w:r>
+    </w:p>
+    <w:p>
+      <w:proofErr w:type="spellStart"/>
+      <w:r>
+        <w:t>plot</w:t>
+      </w:r>
+      <w:proofErr w:type="spellEnd"/>
+      <w:r>
+        <w:t>(</w:t>
+      </w:r>
+      <w:proofErr w:type="spellStart"/>
+      <w:proofErr w:type="gramStart"/>
+      <w:r>
+        <w:t>x,y</w:t>
+      </w:r>
+      <w:proofErr w:type="spellEnd"/>
+      <w:proofErr w:type="gramEnd"/>
+      <w:r>
+        <w:t xml:space="preserve">) für plotten, </w:t>
+      </w:r>
+      <w:proofErr w:type="spellStart"/>
+      <w:proofErr w:type="gramStart"/>
+      <w:r>
+        <w:t>plot</w:t>
+      </w:r>
+      <w:proofErr w:type="spellEnd"/>
+      <w:r>
+        <w:t>(</w:t>
+      </w:r>
+      <w:proofErr w:type="spellStart"/>
+      <w:r>
+        <w:t>x,y</w:t>
+      </w:r>
+      <w:proofErr w:type="spellEnd"/>
+      <w:proofErr w:type="gramEnd"/>
+      <w:r>
+        <w:t>, ‘</w:t>
+      </w:r>
+      <w:r>
+        <w:t>b</w:t>
+      </w:r>
+      <w:r>
+        <w:t>*‘)</w:t>
+      </w:r>
+      <w:r>
+        <w:t xml:space="preserve">, oder allgemeiner </w:t>
+      </w:r>
+      <w:proofErr w:type="spellStart"/>
+      <w:r>
+        <w:t>plot</w:t>
+      </w:r>
+      <w:proofErr w:type="spellEnd"/>
+      <w:r>
+        <w:t>(</w:t>
+      </w:r>
+      <w:proofErr w:type="gramStart"/>
+      <w:r>
+        <w:t>x,y</w:t>
+      </w:r>
+      <w:proofErr w:type="gramEnd"/>
+      <w:r>
+        <w:t>,‘</w:t>
+      </w:r>
+      <w:proofErr w:type="spellStart"/>
+      <w:r>
+        <w:t>colorlettershapeltter</w:t>
+      </w:r>
+      <w:proofErr w:type="spellEnd"/>
+      <w:r>
+        <w:t>‘)</w:t>
+      </w:r>
+      <w:r>
+        <w:t xml:space="preserve"> hold on als Befehl, damit mehrere grafen zusammen geplottet werden. </w:t>
+      </w:r>
+      <w:proofErr w:type="spellStart"/>
+      <w:proofErr w:type="gramStart"/>
+      <w:r>
+        <w:t>figure</w:t>
+      </w:r>
+      <w:proofErr w:type="spellEnd"/>
+      <w:r>
+        <w:t>(</w:t>
+      </w:r>
+      <w:proofErr w:type="gramEnd"/>
+      <w:r>
+        <w:t xml:space="preserve">1) startet eine neue Abbildung/Fenster. </w:t>
+      </w:r>
+      <w:r>
+        <w:t xml:space="preserve">Die Befehle wie </w:t>
+      </w:r>
+      <w:proofErr w:type="spellStart"/>
+      <w:r>
+        <w:t>xlabel</w:t>
+      </w:r>
+      <w:proofErr w:type="spellEnd"/>
+      <w:r>
+        <w:t xml:space="preserve">, die nach dem </w:t>
+      </w:r>
+      <w:proofErr w:type="spellStart"/>
+      <w:proofErr w:type="gramStart"/>
+      <w:r>
+        <w:t>plot</w:t>
+      </w:r>
+      <w:proofErr w:type="spellEnd"/>
+      <w:r>
+        <w:t>(</w:t>
+      </w:r>
+      <w:proofErr w:type="gramEnd"/>
+      <w:r>
+        <w:t xml:space="preserve">) </w:t>
+      </w:r>
+      <w:proofErr w:type="spellStart"/>
+      <w:proofErr w:type="gramStart"/>
+      <w:r>
+        <w:t>stehen,beziehen</w:t>
+      </w:r>
+      <w:proofErr w:type="spellEnd"/>
+      <w:proofErr w:type="gramEnd"/>
+      <w:r>
+        <w:t xml:space="preserve"> sich automatisch auf die vorherige Abbildung und </w:t>
+      </w:r>
+      <w:proofErr w:type="spellStart"/>
+      <w:r>
+        <w:t>fenster</w:t>
+      </w:r>
+      <w:proofErr w:type="spellEnd"/>
+      <w:r>
+        <w:t xml:space="preserve">.  </w:t>
+      </w:r>
+      <w:proofErr w:type="spellStart"/>
+      <w:r>
+        <w:t>grid</w:t>
+      </w:r>
+      <w:proofErr w:type="spellEnd"/>
+      <w:r>
+        <w:t xml:space="preserve"> on </w:t>
+      </w:r>
+    </w:p>
+    <w:p>
+      <w:proofErr w:type="spellStart"/>
+      <w:r>
+        <w:t>subplot</w:t>
+      </w:r>
+      <w:proofErr w:type="spellEnd"/>
+      <w:r>
+        <w:t>(</w:t>
+      </w:r>
+      <w:proofErr w:type="spellStart"/>
+      <w:proofErr w:type="gramStart"/>
+      <w:r>
+        <w:t>m,n</w:t>
+      </w:r>
+      <w:proofErr w:type="gramEnd"/>
+      <w:r>
+        <w:t>,p</w:t>
+      </w:r>
+      <w:proofErr w:type="spellEnd"/>
+      <w:r>
+        <w:t xml:space="preserve">) erzeugt ein Gitter von </w:t>
+      </w:r>
+      <w:proofErr w:type="gramStart"/>
+      <w:r>
+        <w:t>potentiellen</w:t>
+      </w:r>
+      <w:proofErr w:type="gramEnd"/>
+      <w:r>
+        <w:t xml:space="preserve"> </w:t>
+      </w:r>
+      <w:proofErr w:type="spellStart"/>
+      <w:r>
+        <w:t>Plotplätzen</w:t>
+      </w:r>
+      <w:proofErr w:type="spellEnd"/>
+      <w:r>
+        <w:t xml:space="preserve"> aus m Zeilen und n Spalten. An der </w:t>
+      </w:r>
+      <w:proofErr w:type="spellStart"/>
+      <w:r>
+        <w:t>p.ten</w:t>
+      </w:r>
+      <w:proofErr w:type="spellEnd"/>
+      <w:r>
+        <w:t xml:space="preserve"> Stelle wird dann wirklich der Plot erzeugt; das Zählen startet dabei in der ersten Spalte der ersten Zeile und geht diese dann weiter komplett durch, bevor der Zähler zur zweiten Zeile in die erste Spalte springt. </w:t>
+      </w:r>
+    </w:p>
+    <w:p>
+      <w:r>
+        <w:t>[</w:t>
+      </w:r>
+      <w:proofErr w:type="spellStart"/>
+      <w:r>
+        <w:t>MaxVal</w:t>
+      </w:r>
+      <w:proofErr w:type="spellEnd"/>
+      <w:r>
+        <w:t xml:space="preserve">, I] = </w:t>
+      </w:r>
+      <w:proofErr w:type="spellStart"/>
+      <w:r>
+        <w:t>max</w:t>
+      </w:r>
+      <w:proofErr w:type="spellEnd"/>
+      <w:r>
+        <w:t xml:space="preserve">(y) gibt maximum-Wert und </w:t>
+      </w:r>
+      <w:proofErr w:type="gramStart"/>
+      <w:r>
+        <w:t>der Index</w:t>
+      </w:r>
+      <w:proofErr w:type="gramEnd"/>
+      <w:r>
+        <w:t xml:space="preserve"> wo dieses im Array steht. </w:t>
+      </w:r>
+    </w:p>
+    <w:p>
+      <w:r>
+        <w:t xml:space="preserve">(anonyme) Funktionen definieren mit </w:t>
+      </w:r>
+      <w:r>
+        <w:t xml:space="preserve">f = </w:t>
+      </w:r>
+      <w:r>
+        <w:t>@(x)</w:t>
+      </w:r>
+      <w:r>
+        <w:t xml:space="preserve"> </w:t>
+      </w:r>
+      <w:proofErr w:type="spellStart"/>
+      <w:r>
+        <w:t>function</w:t>
+      </w:r>
+      <w:proofErr w:type="spellEnd"/>
+      <w:r>
+        <w:t xml:space="preserve"> </w:t>
+      </w:r>
+      <w:proofErr w:type="spellStart"/>
+      <w:r>
+        <w:t>formula</w:t>
+      </w:r>
+      <w:proofErr w:type="spellEnd"/>
+      <w:r>
+        <w:t xml:space="preserve"> vor der </w:t>
+      </w:r>
+      <w:proofErr w:type="gramStart"/>
+      <w:r>
+        <w:t>Zeile</w:t>
+      </w:r>
+      <w:proofErr w:type="gramEnd"/>
+      <w:r>
+        <w:t xml:space="preserve"> in der die zu definierende Funktion steht. </w:t>
+      </w:r>
+      <w:proofErr w:type="spellStart"/>
+      <w:proofErr w:type="gramStart"/>
+      <w:r>
+        <w:t>xlabel</w:t>
+      </w:r>
+      <w:proofErr w:type="spellEnd"/>
+      <w:r>
+        <w:t>(</w:t>
+      </w:r>
+      <w:proofErr w:type="gramEnd"/>
+      <w:r>
+        <w:t>‘‘)</w:t>
+      </w:r>
+      <w:r>
+        <w:t xml:space="preserve">, </w:t>
+      </w:r>
+      <w:proofErr w:type="spellStart"/>
+      <w:proofErr w:type="gramStart"/>
+      <w:r>
+        <w:t>ylabel</w:t>
+      </w:r>
+      <w:proofErr w:type="spellEnd"/>
+      <w:r>
+        <w:t>(</w:t>
+      </w:r>
+      <w:proofErr w:type="gramEnd"/>
+      <w:r>
+        <w:t xml:space="preserve">‘‘) oder </w:t>
+      </w:r>
+      <w:proofErr w:type="gramStart"/>
+      <w:r>
+        <w:t>title(</w:t>
+      </w:r>
+      <w:proofErr w:type="gramEnd"/>
+      <w:r>
+        <w:t xml:space="preserve">‘‘) </w:t>
+      </w:r>
+      <w:proofErr w:type="spellStart"/>
+      <w:r>
+        <w:t>or</w:t>
+      </w:r>
+      <w:proofErr w:type="spellEnd"/>
+      <w:r>
+        <w:t xml:space="preserve"> </w:t>
+      </w:r>
+      <w:proofErr w:type="gramStart"/>
+      <w:r>
+        <w:t>legend(</w:t>
+      </w:r>
+      <w:proofErr w:type="gramEnd"/>
+      <w:r>
+        <w:t>‘</w:t>
+      </w:r>
+      <w:proofErr w:type="spellStart"/>
+      <w:r>
+        <w:t>first</w:t>
+      </w:r>
+      <w:proofErr w:type="spellEnd"/>
+      <w:r>
+        <w:t xml:space="preserve"> </w:t>
+      </w:r>
+      <w:proofErr w:type="spellStart"/>
+      <w:r>
+        <w:t>graph</w:t>
+      </w:r>
+      <w:proofErr w:type="spellEnd"/>
+      <w:r>
+        <w:t xml:space="preserve">‘, ‘second </w:t>
+      </w:r>
+      <w:proofErr w:type="spellStart"/>
+      <w:r>
+        <w:t>graph</w:t>
+      </w:r>
+      <w:proofErr w:type="spellEnd"/>
+      <w:r>
+        <w:t>‘)</w:t>
+      </w:r>
+      <w:r>
+        <w:t xml:space="preserve">, </w:t>
+      </w:r>
+      <w:proofErr w:type="spellStart"/>
+      <w:proofErr w:type="gramStart"/>
+      <w:r>
+        <w:t>xlim</w:t>
+      </w:r>
+      <w:proofErr w:type="spellEnd"/>
+      <w:r>
+        <w:t>(</w:t>
+      </w:r>
+      <w:proofErr w:type="gramEnd"/>
+      <w:r>
+        <w:t>[</w:t>
+      </w:r>
+      <w:proofErr w:type="spellStart"/>
+      <w:r>
+        <w:t>anfang</w:t>
+      </w:r>
+      <w:proofErr w:type="spellEnd"/>
+      <w:r>
+        <w:t xml:space="preserve">, ende]), </w:t>
+      </w:r>
+    </w:p>
+    <w:p>
+      <w:r>
+        <w:t xml:space="preserve">Funktionen differenzieren: </w:t>
+      </w:r>
+      <w:proofErr w:type="spellStart"/>
+      <w:r>
+        <w:t>syms</w:t>
+      </w:r>
+      <w:proofErr w:type="spellEnd"/>
+      <w:r>
+        <w:t xml:space="preserve"> x. So definiert man zuerst die Funktionsvariable. Dann Funktion definieren f = x*5 etc. Differenzieren über </w:t>
+      </w:r>
+      <w:proofErr w:type="spellStart"/>
+      <w:proofErr w:type="gramStart"/>
+      <w:r>
+        <w:t>diff</w:t>
+      </w:r>
+      <w:proofErr w:type="spellEnd"/>
+      <w:r>
+        <w:t>(</w:t>
+      </w:r>
+      <w:proofErr w:type="gramEnd"/>
+      <w:r>
+        <w:t xml:space="preserve">f, n-te Ableitung) z.B. </w:t>
+      </w:r>
+      <w:proofErr w:type="spellStart"/>
+      <w:r>
+        <w:t>diff</w:t>
+      </w:r>
+      <w:proofErr w:type="spellEnd"/>
+      <w:r>
+        <w:t xml:space="preserve">(f,2).  </w:t>
+      </w:r>
+    </w:p>
+    <w:p>
+      <w:r>
+        <w:lastRenderedPageBreak/>
+        <w:t xml:space="preserve">Bestimmte Integrale berechnen: </w:t>
+      </w:r>
+      <w:proofErr w:type="gramStart"/>
+      <w:r>
+        <w:t>integral(</w:t>
+      </w:r>
+      <w:proofErr w:type="spellStart"/>
+      <w:proofErr w:type="gramEnd"/>
+      <w:r>
+        <w:t>function</w:t>
+      </w:r>
+      <w:proofErr w:type="spellEnd"/>
+      <w:r>
+        <w:t xml:space="preserve">, </w:t>
+      </w:r>
+      <w:proofErr w:type="spellStart"/>
+      <w:r>
+        <w:t>x_min</w:t>
+      </w:r>
+      <w:proofErr w:type="spellEnd"/>
+      <w:r>
+        <w:t xml:space="preserve">, </w:t>
+      </w:r>
+      <w:proofErr w:type="spellStart"/>
+      <w:r>
+        <w:t>x_max</w:t>
+      </w:r>
+      <w:proofErr w:type="spellEnd"/>
+      <w:r>
+        <w:t xml:space="preserve">). </w:t>
+      </w:r>
+    </w:p>
+    <w:p>
+      <w:r>
+        <w:t xml:space="preserve">Gleichungen definieren: Starte mit dem Definieren der unabhängigen </w:t>
+      </w:r>
+      <w:proofErr w:type="spellStart"/>
+      <w:r>
+        <w:t>Varibalen</w:t>
+      </w:r>
+      <w:proofErr w:type="spellEnd"/>
+      <w:r>
+        <w:t xml:space="preserve">: </w:t>
+      </w:r>
+      <w:proofErr w:type="spellStart"/>
+      <w:r>
+        <w:t>syms</w:t>
+      </w:r>
+      <w:proofErr w:type="spellEnd"/>
+      <w:r>
+        <w:t xml:space="preserve"> x Dann schreibe die linke und rechte Seite der Gleichung auf und speichere jede Seite in einer Variablen. Mit </w:t>
+      </w:r>
+      <w:proofErr w:type="spellStart"/>
+      <w:r>
+        <w:t>equation</w:t>
+      </w:r>
+      <w:proofErr w:type="spellEnd"/>
+      <w:r>
+        <w:t xml:space="preserve"> = </w:t>
+      </w:r>
+      <w:proofErr w:type="spellStart"/>
+      <w:proofErr w:type="gramStart"/>
+      <w:r>
+        <w:t>eq</w:t>
+      </w:r>
+      <w:proofErr w:type="spellEnd"/>
+      <w:r>
+        <w:t>(</w:t>
+      </w:r>
+      <w:proofErr w:type="gramEnd"/>
+      <w:r>
+        <w:t xml:space="preserve">links, rechts) wird daraus eine gespeicherte Gleichung. </w:t>
+      </w:r>
+    </w:p>
+    <w:p>
+      <w:r>
+        <w:t xml:space="preserve">Einfache Gleichungen lösen: </w:t>
+      </w:r>
+      <w:proofErr w:type="spellStart"/>
+      <w:proofErr w:type="gramStart"/>
+      <w:r>
+        <w:t>solve</w:t>
+      </w:r>
+      <w:proofErr w:type="spellEnd"/>
+      <w:r>
+        <w:t>(</w:t>
+      </w:r>
+      <w:proofErr w:type="spellStart"/>
+      <w:proofErr w:type="gramEnd"/>
+      <w:r>
+        <w:t>equation</w:t>
+      </w:r>
+      <w:proofErr w:type="spellEnd"/>
+      <w:r>
+        <w:t>, variable)</w:t>
+      </w:r>
+    </w:p>
+    <w:p>
+      <w:r>
+        <w:t xml:space="preserve">Lineare Gleichungen der Form A*x = b lösen: </w:t>
+      </w:r>
+      <w:proofErr w:type="spellStart"/>
+      <w:r>
+        <w:t>linsolve</w:t>
+      </w:r>
+      <w:proofErr w:type="spellEnd"/>
+      <w:r>
+        <w:t>(</w:t>
+      </w:r>
+      <w:proofErr w:type="spellStart"/>
+      <w:proofErr w:type="gramStart"/>
+      <w:r>
+        <w:t>A,b</w:t>
+      </w:r>
+      <w:proofErr w:type="spellEnd"/>
+      <w:proofErr w:type="gramEnd"/>
+      <w:r>
+        <w:t xml:space="preserve">) oder </w:t>
+      </w:r>
+      <w:proofErr w:type="gramStart"/>
+      <w:r>
+        <w:t xml:space="preserve">A </w:t>
+      </w:r>
+      <w:r>
+        <w:t xml:space="preserve"> </w:t>
+      </w:r>
+      <w:r>
+        <w:t>\</w:t>
+      </w:r>
+      <w:proofErr w:type="gramEnd"/>
+      <w:r>
+        <w:t xml:space="preserve"> </w:t>
+      </w:r>
+      <w:r>
+        <w:t xml:space="preserve"> b </w:t>
+      </w:r>
+    </w:p>
+    <w:p>
+      <w:r>
+        <w:t xml:space="preserve">Logische Operationen können auch mit </w:t>
+      </w:r>
+      <w:proofErr w:type="spellStart"/>
+      <w:r>
+        <w:t>matlab</w:t>
+      </w:r>
+      <w:proofErr w:type="spellEnd"/>
+      <w:r>
+        <w:t xml:space="preserve">-arrays direkt ausgeführt werden. Das Ergebnis ist ein </w:t>
+      </w:r>
+      <w:proofErr w:type="spellStart"/>
+      <w:r>
+        <w:t>array</w:t>
+      </w:r>
+      <w:proofErr w:type="spellEnd"/>
+      <w:r>
+        <w:t xml:space="preserve"> mit nur 1s(</w:t>
+      </w:r>
+      <w:proofErr w:type="spellStart"/>
+      <w:r>
+        <w:t>true</w:t>
+      </w:r>
+      <w:proofErr w:type="spellEnd"/>
+      <w:r>
+        <w:t>) und 0s(</w:t>
+      </w:r>
+      <w:proofErr w:type="spellStart"/>
+      <w:r>
+        <w:t>false</w:t>
+      </w:r>
+      <w:proofErr w:type="spellEnd"/>
+      <w:r>
+        <w:t xml:space="preserve">). </w:t>
+      </w:r>
+      <w:r>
+        <w:t xml:space="preserve">Not ist </w:t>
+      </w:r>
+      <w:proofErr w:type="spellStart"/>
+      <w:r>
+        <w:t>tilde</w:t>
+      </w:r>
+      <w:proofErr w:type="spellEnd"/>
+      <w:r>
+        <w:t xml:space="preserve">=; &amp; </w:t>
+      </w:r>
+      <w:proofErr w:type="spellStart"/>
+      <w:r>
+        <w:t>is</w:t>
+      </w:r>
+      <w:proofErr w:type="spellEnd"/>
+      <w:r>
+        <w:t xml:space="preserve"> </w:t>
+      </w:r>
+      <w:proofErr w:type="spellStart"/>
+      <w:r>
+        <w:t>logical</w:t>
+      </w:r>
+      <w:proofErr w:type="spellEnd"/>
+      <w:r>
+        <w:t xml:space="preserve"> </w:t>
+      </w:r>
+      <w:proofErr w:type="spellStart"/>
+      <w:r>
+        <w:t>operator</w:t>
+      </w:r>
+      <w:proofErr w:type="spellEnd"/>
+      <w:r>
+        <w:t xml:space="preserve"> and; | ist der logische Operator für logisches oder. </w:t>
+      </w:r>
+    </w:p>
+    <w:p>
+      <w:r>
+        <w:t xml:space="preserve">Mit der </w:t>
+      </w:r>
+      <w:proofErr w:type="gramStart"/>
+      <w:r>
+        <w:t>find(</w:t>
+      </w:r>
+      <w:proofErr w:type="gramEnd"/>
+      <w:r>
+        <w:t xml:space="preserve">v &lt; 8) Funktion werden die Indizes aller Stellen in dem Array ausgegeben, wo die logische Bedingung erfüllt ist. </w:t>
+      </w:r>
+    </w:p>
+    <w:p>
+      <w:proofErr w:type="spellStart"/>
+      <w:r>
+        <w:t>If</w:t>
+      </w:r>
+      <w:proofErr w:type="spellEnd"/>
+      <w:r>
+        <w:t xml:space="preserve">-statements: starte mit </w:t>
+      </w:r>
+      <w:proofErr w:type="spellStart"/>
+      <w:r>
+        <w:t>if</w:t>
+      </w:r>
+      <w:proofErr w:type="spellEnd"/>
+      <w:r>
+        <w:t xml:space="preserve"> </w:t>
+      </w:r>
+      <w:r>
+        <w:t>Bedingung</w:t>
+      </w:r>
+      <w:r>
+        <w:t xml:space="preserve"> (ohne Doppelpunkte) und beende das </w:t>
+      </w:r>
+      <w:proofErr w:type="spellStart"/>
+      <w:r>
+        <w:t>if</w:t>
+      </w:r>
+      <w:proofErr w:type="spellEnd"/>
+      <w:r>
+        <w:t xml:space="preserve">-statement mit „end“. </w:t>
+      </w:r>
+    </w:p>
+    <w:p>
+      <w:r>
+        <w:t xml:space="preserve">For und </w:t>
+      </w:r>
+      <w:proofErr w:type="spellStart"/>
+      <w:r>
+        <w:t>while</w:t>
+      </w:r>
+      <w:proofErr w:type="spellEnd"/>
+      <w:r>
+        <w:t xml:space="preserve"> loop: Auch diese mit end beenden (und ohne Doppelpunkte in der Bedingung </w:t>
+      </w:r>
+      <w:proofErr w:type="spellStart"/>
+      <w:r>
+        <w:t>bzw</w:t>
+      </w:r>
+      <w:proofErr w:type="spellEnd"/>
+      <w:r>
+        <w:t xml:space="preserve"> der Startzeile)</w:t>
+      </w:r>
+      <w:r>
+        <w:tab/>
+      </w:r>
+      <w:r>
+        <w:tab/>
+      </w:r>
+    </w:p>
+    <w:p>
+      <w:r>
+        <w:t xml:space="preserve">Zufallszahlen: </w:t>
+      </w:r>
+      <w:proofErr w:type="spellStart"/>
+      <w:proofErr w:type="gramStart"/>
+      <w:r>
+        <w:t>randi</w:t>
+      </w:r>
+      <w:proofErr w:type="spellEnd"/>
+      <w:r>
+        <w:t>(</w:t>
+      </w:r>
+      <w:proofErr w:type="spellStart"/>
+      <w:proofErr w:type="gramEnd"/>
+      <w:r>
+        <w:t>max</w:t>
+      </w:r>
+      <w:proofErr w:type="spellEnd"/>
+      <w:r>
+        <w:t>__</w:t>
+      </w:r>
+      <w:proofErr w:type="spellStart"/>
+      <w:r>
+        <w:t>value</w:t>
+      </w:r>
+      <w:proofErr w:type="spellEnd"/>
+      <w:r>
+        <w:t xml:space="preserve">, </w:t>
+      </w:r>
+      <w:proofErr w:type="spellStart"/>
+      <w:proofErr w:type="gramStart"/>
+      <w:r>
+        <w:t>n,m</w:t>
+      </w:r>
+      <w:proofErr w:type="spellEnd"/>
+      <w:proofErr w:type="gramEnd"/>
+      <w:r>
+        <w:t xml:space="preserve">) erzeugt ein </w:t>
+      </w:r>
+      <w:proofErr w:type="spellStart"/>
+      <w:r>
+        <w:t>array</w:t>
+      </w:r>
+      <w:proofErr w:type="spellEnd"/>
+      <w:r>
+        <w:t xml:space="preserve"> mit ganzen Zufallszahlen zwischen 1 und </w:t>
+      </w:r>
+      <w:proofErr w:type="spellStart"/>
+      <w:r>
+        <w:t>max_value</w:t>
+      </w:r>
+      <w:proofErr w:type="spellEnd"/>
+      <w:r>
+        <w:t xml:space="preserve"> der Form </w:t>
+      </w:r>
+      <w:proofErr w:type="gramStart"/>
+      <w:r>
+        <w:t>n mal</w:t>
+      </w:r>
+      <w:proofErr w:type="gramEnd"/>
+      <w:r>
+        <w:t xml:space="preserve"> m. </w:t>
+      </w:r>
+    </w:p>
+    <w:p>
+      <w:r>
+        <w:t xml:space="preserve">Zeitmessungen über </w:t>
+      </w:r>
+      <w:proofErr w:type="spellStart"/>
+      <w:r>
+        <w:t>tic</w:t>
+      </w:r>
+      <w:proofErr w:type="spellEnd"/>
+      <w:r>
+        <w:t xml:space="preserve"> am Anfang der Sektion und </w:t>
+      </w:r>
+      <w:proofErr w:type="spellStart"/>
+      <w:r>
+        <w:t>toc</w:t>
+      </w:r>
+      <w:proofErr w:type="spellEnd"/>
+      <w:r>
+        <w:t xml:space="preserve"> am Ende der Sektion. Dann wird automatisch die </w:t>
+      </w:r>
+      <w:proofErr w:type="spellStart"/>
+      <w:r>
+        <w:t>Compution</w:t>
+      </w:r>
+      <w:proofErr w:type="spellEnd"/>
+      <w:r>
+        <w:t xml:space="preserve">-Zeit gemessen. </w:t>
+      </w:r>
+    </w:p>
+    <w:p>
+      <w:r>
+        <w:t>Funktionen: In einer separaten Datei im gleichen Ordner können eigene Funktionen definiert werden. „</w:t>
+      </w:r>
+      <w:proofErr w:type="spellStart"/>
+      <w:r>
+        <w:t>func</w:t>
+      </w:r>
+      <w:proofErr w:type="spellEnd"/>
+      <w:r>
+        <w:t xml:space="preserve">“ ist das anfangs geschriebene Signalwort. </w:t>
+      </w:r>
+      <w:proofErr w:type="spellStart"/>
+      <w:r>
+        <w:t>func</w:t>
+      </w:r>
+      <w:proofErr w:type="spellEnd"/>
+      <w:r>
+        <w:t xml:space="preserve"> [</w:t>
+      </w:r>
+      <w:proofErr w:type="spellStart"/>
+      <w:r>
+        <w:t>output</w:t>
+      </w:r>
+      <w:proofErr w:type="spellEnd"/>
+      <w:r>
+        <w:t xml:space="preserve">] = </w:t>
+      </w:r>
+      <w:proofErr w:type="spellStart"/>
+      <w:proofErr w:type="gramStart"/>
+      <w:r>
+        <w:t>functionname</w:t>
+      </w:r>
+      <w:proofErr w:type="spellEnd"/>
+      <w:r>
+        <w:t>(</w:t>
+      </w:r>
+      <w:proofErr w:type="gramEnd"/>
+      <w:r>
+        <w:t xml:space="preserve">input1, input2). Schreibe dann das Programm der Funktion und beende das Skript der Funktion mit „end“. </w:t>
+      </w:r>
+      <w:r>
+        <w:t xml:space="preserve">Es kann dann als Funktion in einem anderen Skript im gleichen Ordner genutzt und aufgerufen werden. </w:t>
+      </w:r>
+    </w:p>
+    <w:p>
+      <w:r>
+        <w:t xml:space="preserve">Fast </w:t>
+      </w:r>
+      <w:proofErr w:type="spellStart"/>
+      <w:r>
+        <w:t>fourier</w:t>
+      </w:r>
+      <w:proofErr w:type="spellEnd"/>
+      <w:r>
+        <w:t xml:space="preserve"> </w:t>
+      </w:r>
+      <w:proofErr w:type="spellStart"/>
+      <w:r>
+        <w:t>transformation</w:t>
+      </w:r>
+      <w:proofErr w:type="spellEnd"/>
+      <w:r>
+        <w:t xml:space="preserve">: </w:t>
+      </w:r>
+      <w:proofErr w:type="spellStart"/>
+      <w:r>
+        <w:t>fft</w:t>
+      </w:r>
+      <w:proofErr w:type="spellEnd"/>
+      <w:r>
+        <w:t>(x)</w:t>
+      </w:r>
+      <w:r>
+        <w:t xml:space="preserve"> und fftshift(x)</w:t>
+      </w:r>
+    </w:p>
+    <w:p/>
+    <w:p>
+      <w:r>
+        <w:t>Es gibt viele hilfreiche Matlab Toolboxen z.B.</w:t>
+      </w:r>
+    </w:p>
+    <w:p>
+      <w:r>
+        <w:t xml:space="preserve">Parallel </w:t>
+      </w:r>
+      <w:proofErr w:type="spellStart"/>
+      <w:r>
+        <w:t>computing</w:t>
+      </w:r>
+      <w:proofErr w:type="spellEnd"/>
+      <w:r>
+        <w:t xml:space="preserve"> </w:t>
+      </w:r>
+      <w:proofErr w:type="spellStart"/>
+      <w:r>
+        <w:t>toolbox</w:t>
+      </w:r>
+      <w:proofErr w:type="spellEnd"/>
+    </w:p>
+    <w:p>
+      <w:r>
+        <w:t>Matlab Simulink</w:t>
+      </w:r>
+    </w:p>
+    <w:p/>
+    <w:p/>
+    <w:p>
+      <w:r>
+        <w:rPr>
+          <w:b/>
+          <w:bCs/>
+        </w:rPr>
+        <w:lastRenderedPageBreak/>
         <w:t xml:space="preserve">GitHub: </w:t>
       </w:r>
       <w:proofErr w:type="spellStart"/>
@@ -10439,6 +10982,232 @@
       <w:proofErr w:type="spellEnd"/>
       <w:r>
         <w:t xml:space="preserve">; </w:t>
+      </w:r>
+    </w:p>
+    <w:p>
+      <w:proofErr w:type="spellStart"/>
+      <w:r>
+        <w:t>git</w:t>
+      </w:r>
+      <w:proofErr w:type="spellEnd"/>
+      <w:r>
+        <w:t xml:space="preserve"> clone </w:t>
+      </w:r>
+      <w:proofErr w:type="spellStart"/>
+      <w:r>
+        <w:t>url_writing.git</w:t>
+      </w:r>
+      <w:proofErr w:type="spellEnd"/>
+      <w:r>
+        <w:t xml:space="preserve"> </w:t>
+      </w:r>
+      <w:proofErr w:type="spellStart"/>
+      <w:r>
+        <w:t>clones</w:t>
+      </w:r>
+      <w:proofErr w:type="spellEnd"/>
+      <w:r>
+        <w:t xml:space="preserve"> a </w:t>
+      </w:r>
+      <w:proofErr w:type="spellStart"/>
+      <w:r>
+        <w:t>whole</w:t>
+      </w:r>
+      <w:proofErr w:type="spellEnd"/>
+      <w:r>
+        <w:t xml:space="preserve"> </w:t>
+      </w:r>
+      <w:proofErr w:type="spellStart"/>
+      <w:r>
+        <w:t>public</w:t>
+      </w:r>
+      <w:proofErr w:type="spellEnd"/>
+      <w:r>
+        <w:t xml:space="preserve"> </w:t>
+      </w:r>
+      <w:proofErr w:type="spellStart"/>
+      <w:r>
+        <w:t>gitHub</w:t>
+      </w:r>
+      <w:proofErr w:type="spellEnd"/>
+      <w:r>
+        <w:t xml:space="preserve"> </w:t>
+      </w:r>
+      <w:proofErr w:type="spellStart"/>
+      <w:r>
+        <w:t>repository</w:t>
+      </w:r>
+      <w:proofErr w:type="spellEnd"/>
+      <w:r>
+        <w:t xml:space="preserve"> to </w:t>
+      </w:r>
+      <w:proofErr w:type="spellStart"/>
+      <w:r>
+        <w:t>your</w:t>
+      </w:r>
+      <w:proofErr w:type="spellEnd"/>
+      <w:r>
+        <w:t xml:space="preserve"> own </w:t>
+      </w:r>
+      <w:proofErr w:type="spellStart"/>
+      <w:r>
+        <w:t>laptop</w:t>
+      </w:r>
+      <w:proofErr w:type="spellEnd"/>
+      <w:r>
+        <w:t xml:space="preserve">. Usually it </w:t>
+      </w:r>
+      <w:proofErr w:type="spellStart"/>
+      <w:r>
+        <w:t>searches</w:t>
+      </w:r>
+      <w:proofErr w:type="spellEnd"/>
+      <w:r>
+        <w:t xml:space="preserve"> </w:t>
+      </w:r>
+      <w:proofErr w:type="spellStart"/>
+      <w:r>
+        <w:t>only</w:t>
+      </w:r>
+      <w:proofErr w:type="spellEnd"/>
+      <w:r>
+        <w:t xml:space="preserve"> for the </w:t>
+      </w:r>
+      <w:proofErr w:type="spellStart"/>
+      <w:r>
+        <w:t>main</w:t>
+      </w:r>
+      <w:proofErr w:type="spellEnd"/>
+      <w:r>
+        <w:t xml:space="preserve"> </w:t>
+      </w:r>
+      <w:proofErr w:type="spellStart"/>
+      <w:r>
+        <w:t>branch</w:t>
+      </w:r>
+      <w:proofErr w:type="spellEnd"/>
+      <w:r>
+        <w:t xml:space="preserve">. But </w:t>
+      </w:r>
+      <w:proofErr w:type="spellStart"/>
+      <w:r>
+        <w:t>when</w:t>
+      </w:r>
+      <w:proofErr w:type="spellEnd"/>
+      <w:r>
+        <w:t xml:space="preserve"> the </w:t>
+      </w:r>
+      <w:proofErr w:type="spellStart"/>
+      <w:r>
+        <w:t>content</w:t>
+      </w:r>
+      <w:proofErr w:type="spellEnd"/>
+      <w:r>
+        <w:t xml:space="preserve"> </w:t>
+      </w:r>
+      <w:proofErr w:type="spellStart"/>
+      <w:r>
+        <w:t>from</w:t>
+      </w:r>
+      <w:proofErr w:type="spellEnd"/>
+      <w:r>
+        <w:t xml:space="preserve"> </w:t>
+      </w:r>
+      <w:proofErr w:type="spellStart"/>
+      <w:r>
+        <w:t>another</w:t>
+      </w:r>
+      <w:proofErr w:type="spellEnd"/>
+      <w:r>
+        <w:t xml:space="preserve"> </w:t>
+      </w:r>
+      <w:proofErr w:type="spellStart"/>
+      <w:r>
+        <w:t>branch</w:t>
+      </w:r>
+      <w:proofErr w:type="spellEnd"/>
+      <w:r>
+        <w:t xml:space="preserve"> </w:t>
+      </w:r>
+      <w:proofErr w:type="spellStart"/>
+      <w:r>
+        <w:t>should</w:t>
+      </w:r>
+      <w:proofErr w:type="spellEnd"/>
+      <w:r>
+        <w:t xml:space="preserve"> </w:t>
+      </w:r>
+      <w:proofErr w:type="spellStart"/>
+      <w:r>
+        <w:t>be</w:t>
+      </w:r>
+      <w:proofErr w:type="spellEnd"/>
+      <w:r>
+        <w:t xml:space="preserve"> </w:t>
+      </w:r>
+      <w:proofErr w:type="spellStart"/>
+      <w:r>
+        <w:t>cloned</w:t>
+      </w:r>
+      <w:proofErr w:type="spellEnd"/>
+      <w:r>
+        <w:t xml:space="preserve"> and </w:t>
+      </w:r>
+      <w:proofErr w:type="spellStart"/>
+      <w:r>
+        <w:t>downloaded</w:t>
+      </w:r>
+      <w:proofErr w:type="spellEnd"/>
+      <w:r>
+        <w:t xml:space="preserve"> to the </w:t>
+      </w:r>
+      <w:proofErr w:type="spellStart"/>
+      <w:r>
+        <w:t>laptop</w:t>
+      </w:r>
+      <w:proofErr w:type="spellEnd"/>
+      <w:r>
+        <w:t xml:space="preserve"> </w:t>
+      </w:r>
+      <w:proofErr w:type="spellStart"/>
+      <w:r>
+        <w:t>you</w:t>
+      </w:r>
+      <w:proofErr w:type="spellEnd"/>
+      <w:r>
+        <w:t xml:space="preserve"> </w:t>
+      </w:r>
+      <w:proofErr w:type="spellStart"/>
+      <w:r>
+        <w:t>can</w:t>
+      </w:r>
+      <w:proofErr w:type="spellEnd"/>
+      <w:r>
+        <w:t xml:space="preserve"> type: </w:t>
+      </w:r>
+      <w:proofErr w:type="spellStart"/>
+      <w:r>
+        <w:t>git</w:t>
+      </w:r>
+      <w:proofErr w:type="spellEnd"/>
+      <w:r>
+        <w:t xml:space="preserve"> clone -b </w:t>
+      </w:r>
+      <w:proofErr w:type="spellStart"/>
+      <w:r>
+        <w:t>branchname</w:t>
+      </w:r>
+      <w:proofErr w:type="spellEnd"/>
+      <w:r>
+        <w:t xml:space="preserve"> </w:t>
+      </w:r>
+      <w:proofErr w:type="spellStart"/>
+      <w:r>
+        <w:t>url.git</w:t>
+      </w:r>
+      <w:proofErr w:type="spellEnd"/>
+      <w:r>
+        <w:t xml:space="preserve"> </w:t>
       </w:r>
     </w:p>
     <w:p/>
@@ -10491,8 +11260,40 @@
         <w:t xml:space="preserve"> und Apple allgemein: </w:t>
       </w:r>
     </w:p>
-    <w:p/>
-    <w:p/>
+    <w:p>
+      <w:r>
+        <w:t xml:space="preserve">Rechtsklick </w:t>
+      </w:r>
+      <w:proofErr w:type="spellStart"/>
+      <w:r>
+        <w:t>is</w:t>
+      </w:r>
+      <w:proofErr w:type="spellEnd"/>
+      <w:r>
+        <w:t xml:space="preserve"> </w:t>
+      </w:r>
+      <w:proofErr w:type="spellStart"/>
+      <w:r>
+        <w:t>touchpad</w:t>
+      </w:r>
+      <w:proofErr w:type="spellEnd"/>
+      <w:r>
+        <w:t xml:space="preserve"> mit 2 Fingern gleichzeitig antippen; </w:t>
+      </w:r>
+    </w:p>
+    <w:p>
+      <w:r>
+        <w:t xml:space="preserve">Screenshot: Shift (Umschalttaste) + command + 3 gleichzeitig drücken für Screenshot vom ganzen screen; und Shift + </w:t>
+      </w:r>
+      <w:proofErr w:type="spellStart"/>
+      <w:r>
+        <w:t>command</w:t>
+      </w:r>
+      <w:proofErr w:type="spellEnd"/>
+      <w:r>
+        <w:t xml:space="preserve"> + 4 für Screenshot von einem Teil vom Screen; </w:t>
+      </w:r>
+    </w:p>
     <w:p/>
     <w:p/>
     <w:sectPr>
